--- a/UserFiles/ComputerParts_Documentation_V02.06(MCS_és_RDZS).docx
+++ b/UserFiles/ComputerParts_Documentation_V02.06(MCS_és_RDZS).docx
@@ -18,7 +18,7 @@
           <w:sz w:val="48"/>
           <w:szCs w:val="48"/>
         </w:rPr>
-        <w:t>„ComputerParts.com” alap dokumentáció</w:t>
+        <w:t>„ComputerParts.com” dokumentáció</w:t>
       </w:r>
     </w:p>
     <w:p>
@@ -180,7 +180,42 @@
         <w:rPr>
           <w:rFonts w:ascii="Times New Roman" w:hAnsi="Times New Roman" w:cs="Times New Roman"/>
         </w:rPr>
-        <w:t xml:space="preserve">Miért </w:t>
+        <w:t>Fejlesztői dokumentáció</w:t>
+      </w:r>
+    </w:p>
+    <w:p>
+      <w:pPr>
+        <w:spacing w:before="11640"/>
+        <w:jc w:val="both"/>
+        <w:rPr>
+          <w:rFonts w:ascii="Times New Roman" w:hAnsi="Times New Roman" w:cs="Times New Roman"/>
+          <w:sz w:val="32"/>
+          <w:szCs w:val="32"/>
+        </w:rPr>
+      </w:pPr>
+      <w:r>
+        <w:rPr>
+          <w:rFonts w:ascii="Times New Roman" w:hAnsi="Times New Roman" w:cs="Times New Roman"/>
+          <w:sz w:val="32"/>
+          <w:szCs w:val="32"/>
+        </w:rPr>
+        <w:lastRenderedPageBreak/>
+        <w:t>#1 – Projektünk célja:</w:t>
+      </w:r>
+    </w:p>
+    <w:p>
+      <w:pPr>
+        <w:ind w:left="705"/>
+        <w:jc w:val="both"/>
+        <w:rPr>
+          <w:rFonts w:ascii="Times New Roman" w:hAnsi="Times New Roman" w:cs="Times New Roman"/>
+        </w:rPr>
+      </w:pPr>
+      <w:r>
+        <w:rPr>
+          <w:rFonts w:ascii="Times New Roman" w:hAnsi="Times New Roman" w:cs="Times New Roman"/>
+        </w:rPr>
+        <w:t xml:space="preserve">Projektünk célja egy </w:t>
       </w:r>
       <w:r>
         <w:rPr>
@@ -188,138 +223,236 @@
           <w:b/>
           <w:bCs/>
         </w:rPr>
-        <w:t>minket</w:t>
-      </w:r>
-      <w:r>
-        <w:rPr>
-          <w:rFonts w:ascii="Times New Roman" w:hAnsi="Times New Roman" w:cs="Times New Roman"/>
-        </w:rPr>
-        <w:t xml:space="preserve"> válasszon, ha...?</w:t>
-      </w:r>
-    </w:p>
-    <w:p>
-      <w:pPr>
-        <w:jc w:val="both"/>
-        <w:rPr>
-          <w:rFonts w:ascii="Times New Roman" w:hAnsi="Times New Roman" w:cs="Times New Roman"/>
-        </w:rPr>
-      </w:pPr>
-      <w:r>
-        <w:rPr>
-          <w:rFonts w:ascii="Times New Roman" w:hAnsi="Times New Roman" w:cs="Times New Roman"/>
-        </w:rPr>
-        <w:t>4</w:t>
-      </w:r>
-      <w:r>
-        <w:rPr>
-          <w:rFonts w:ascii="Times New Roman" w:hAnsi="Times New Roman" w:cs="Times New Roman"/>
-        </w:rPr>
-        <w:tab/>
-      </w:r>
-      <w:r>
-        <w:rPr>
-          <w:rFonts w:ascii="Times New Roman" w:hAnsi="Times New Roman" w:cs="Times New Roman"/>
-        </w:rPr>
-        <w:t>Fejlesztői környezet</w:t>
-      </w:r>
-    </w:p>
-    <w:p>
-      <w:pPr>
-        <w:jc w:val="both"/>
-        <w:rPr>
-          <w:rFonts w:ascii="Times New Roman" w:hAnsi="Times New Roman" w:cs="Times New Roman"/>
-        </w:rPr>
-      </w:pPr>
-      <w:r>
-        <w:rPr>
-          <w:rFonts w:ascii="Times New Roman" w:hAnsi="Times New Roman" w:cs="Times New Roman"/>
-        </w:rPr>
-        <w:t xml:space="preserve">5 </w:t>
-      </w:r>
-      <w:r>
-        <w:rPr>
-          <w:rFonts w:ascii="Times New Roman" w:hAnsi="Times New Roman" w:cs="Times New Roman"/>
-        </w:rPr>
-        <w:tab/>
-      </w:r>
-      <w:r>
-        <w:rPr>
-          <w:rFonts w:ascii="Times New Roman" w:hAnsi="Times New Roman" w:cs="Times New Roman"/>
-        </w:rPr>
-        <w:t>Fejlesztési tervek...</w:t>
-      </w:r>
-    </w:p>
-    <w:p>
-      <w:pPr>
-        <w:jc w:val="both"/>
-        <w:rPr>
-          <w:rFonts w:ascii="Times New Roman" w:hAnsi="Times New Roman" w:cs="Times New Roman"/>
-        </w:rPr>
-      </w:pPr>
-      <w:r>
-        <w:rPr>
-          <w:rFonts w:ascii="Times New Roman" w:hAnsi="Times New Roman" w:cs="Times New Roman"/>
-        </w:rPr>
-        <w:t xml:space="preserve">6 </w:t>
-      </w:r>
-      <w:r>
-        <w:rPr>
-          <w:rFonts w:ascii="Times New Roman" w:hAnsi="Times New Roman" w:cs="Times New Roman"/>
-        </w:rPr>
-        <w:tab/>
-      </w:r>
-      <w:r>
-        <w:rPr>
-          <w:rFonts w:ascii="Times New Roman" w:hAnsi="Times New Roman" w:cs="Times New Roman"/>
-        </w:rPr>
-        <w:t>Adatbázis terv és leírása</w:t>
-      </w:r>
-    </w:p>
-    <w:p>
-      <w:pPr>
-        <w:jc w:val="both"/>
-        <w:rPr>
-          <w:rFonts w:ascii="Times New Roman" w:hAnsi="Times New Roman" w:cs="Times New Roman"/>
-        </w:rPr>
-      </w:pPr>
-      <w:r>
-        <w:rPr>
-          <w:rFonts w:ascii="Times New Roman" w:hAnsi="Times New Roman" w:cs="Times New Roman"/>
-        </w:rPr>
-        <w:t xml:space="preserve">8 </w:t>
-      </w:r>
-      <w:r>
-        <w:rPr>
-          <w:rFonts w:ascii="Times New Roman" w:hAnsi="Times New Roman" w:cs="Times New Roman"/>
-        </w:rPr>
-        <w:tab/>
-        <w:t>Feladatok felosztása</w:t>
-      </w:r>
-    </w:p>
-    <w:p>
-      <w:pPr>
-        <w:jc w:val="both"/>
-        <w:rPr>
-          <w:rFonts w:ascii="Times New Roman" w:hAnsi="Times New Roman" w:cs="Times New Roman"/>
-        </w:rPr>
-      </w:pPr>
-      <w:r>
-        <w:rPr>
-          <w:rFonts w:ascii="Times New Roman" w:hAnsi="Times New Roman" w:cs="Times New Roman"/>
-        </w:rPr>
-        <w:t>9</w:t>
-      </w:r>
-      <w:r>
-        <w:rPr>
-          <w:rFonts w:ascii="Times New Roman" w:hAnsi="Times New Roman" w:cs="Times New Roman"/>
-        </w:rPr>
-        <w:tab/>
-        <w:t>Drótváz, főoldal design képek formájában</w:t>
-      </w:r>
-    </w:p>
-    <w:p>
-      <w:pPr>
-        <w:spacing w:before="9720"/>
+        <w:t>átlátható, letisztult,</w:t>
+      </w:r>
+      <w:r>
+        <w:rPr>
+          <w:rFonts w:ascii="Times New Roman" w:hAnsi="Times New Roman" w:cs="Times New Roman"/>
+        </w:rPr>
+        <w:t xml:space="preserve"> de közben </w:t>
+      </w:r>
+      <w:r>
+        <w:rPr>
+          <w:rFonts w:ascii="Times New Roman" w:hAnsi="Times New Roman" w:cs="Times New Roman"/>
+          <w:b/>
+          <w:bCs/>
+        </w:rPr>
+        <w:t>modern és megbízható</w:t>
+      </w:r>
+      <w:r>
+        <w:rPr>
+          <w:rFonts w:ascii="Times New Roman" w:hAnsi="Times New Roman" w:cs="Times New Roman"/>
+        </w:rPr>
+        <w:t xml:space="preserve"> webodal létrehozása, amelyet használva a felhasználó</w:t>
+      </w:r>
+      <w:r>
+        <w:rPr>
+          <w:rFonts w:ascii="Times New Roman" w:hAnsi="Times New Roman" w:cs="Times New Roman"/>
+        </w:rPr>
+        <w:t xml:space="preserve">nak lehetősége nyílik az </w:t>
+      </w:r>
+      <w:r>
+        <w:rPr>
+          <w:rFonts w:ascii="Times New Roman" w:hAnsi="Times New Roman" w:cs="Times New Roman"/>
+          <w:i/>
+          <w:iCs/>
+        </w:rPr>
+        <w:t>oldalunkon megtalálható</w:t>
+      </w:r>
+      <w:r>
+        <w:rPr>
+          <w:rFonts w:ascii="Times New Roman" w:hAnsi="Times New Roman" w:cs="Times New Roman"/>
+        </w:rPr>
+        <w:t xml:space="preserve"> </w:t>
+      </w:r>
+      <w:r>
+        <w:rPr>
+          <w:rFonts w:ascii="Times New Roman" w:hAnsi="Times New Roman" w:cs="Times New Roman"/>
+        </w:rPr>
+        <w:t>összes</w:t>
+      </w:r>
+      <w:r>
+        <w:rPr>
+          <w:rFonts w:ascii="Times New Roman" w:hAnsi="Times New Roman" w:cs="Times New Roman"/>
+        </w:rPr>
+        <w:t xml:space="preserve"> PC alkatrész me</w:t>
+      </w:r>
+      <w:r>
+        <w:rPr>
+          <w:rFonts w:ascii="Times New Roman" w:hAnsi="Times New Roman" w:cs="Times New Roman"/>
+        </w:rPr>
+        <w:t>gtekintése és összeválogatása</w:t>
+      </w:r>
+      <w:r>
+        <w:rPr>
+          <w:rFonts w:ascii="Times New Roman" w:hAnsi="Times New Roman" w:cs="Times New Roman"/>
+        </w:rPr>
+        <w:t xml:space="preserve">, akár </w:t>
+      </w:r>
+      <w:r>
+        <w:rPr>
+          <w:rFonts w:ascii="Times New Roman" w:hAnsi="Times New Roman" w:cs="Times New Roman"/>
+          <w:b/>
+          <w:bCs/>
+        </w:rPr>
+        <w:t>külön-külön</w:t>
+      </w:r>
+      <w:r>
+        <w:rPr>
+          <w:rFonts w:ascii="Times New Roman" w:hAnsi="Times New Roman" w:cs="Times New Roman"/>
+        </w:rPr>
+        <w:t xml:space="preserve">, akár </w:t>
+      </w:r>
+      <w:r>
+        <w:rPr>
+          <w:rFonts w:ascii="Times New Roman" w:hAnsi="Times New Roman" w:cs="Times New Roman"/>
+          <w:b/>
+          <w:bCs/>
+        </w:rPr>
+        <w:t>egyben összeválogatva</w:t>
+      </w:r>
+      <w:r>
+        <w:rPr>
+          <w:rFonts w:ascii="Times New Roman" w:hAnsi="Times New Roman" w:cs="Times New Roman"/>
+        </w:rPr>
+        <w:t xml:space="preserve">, mindenzt egy olyan felülettel, amit bármely korosztály gondtalanul, egyszerűen használhat. Oldalunkon a </w:t>
+      </w:r>
+      <w:r>
+        <w:rPr>
+          <w:rFonts w:ascii="Times New Roman" w:hAnsi="Times New Roman" w:cs="Times New Roman"/>
+          <w:b/>
+          <w:bCs/>
+        </w:rPr>
+        <w:t>legalapvetőbb</w:t>
+      </w:r>
+      <w:r>
+        <w:rPr>
+          <w:rFonts w:ascii="Times New Roman" w:hAnsi="Times New Roman" w:cs="Times New Roman"/>
+        </w:rPr>
+        <w:t xml:space="preserve"> számítástechnikai eszközök, alkatrészek közül </w:t>
+      </w:r>
+      <w:r>
+        <w:rPr>
+          <w:rFonts w:ascii="Times New Roman" w:hAnsi="Times New Roman" w:cs="Times New Roman"/>
+        </w:rPr>
+        <w:t xml:space="preserve">válogathat a felhasználó, legyen szó </w:t>
+      </w:r>
+      <w:r>
+        <w:rPr>
+          <w:rFonts w:ascii="Times New Roman" w:hAnsi="Times New Roman" w:cs="Times New Roman"/>
+          <w:b/>
+          <w:bCs/>
+        </w:rPr>
+        <w:t>videókártyáról (GPU/VGA)</w:t>
+      </w:r>
+      <w:r>
+        <w:rPr>
+          <w:rFonts w:ascii="Times New Roman" w:hAnsi="Times New Roman" w:cs="Times New Roman"/>
+          <w:b/>
+          <w:bCs/>
+        </w:rPr>
+        <w:t>, alaplapról (Motherboard),</w:t>
+      </w:r>
+      <w:r>
+        <w:rPr>
+          <w:rFonts w:ascii="Times New Roman" w:hAnsi="Times New Roman" w:cs="Times New Roman"/>
+        </w:rPr>
+        <w:t xml:space="preserve"> vagy a már elkészült és eddig is használt konfigurációhoz </w:t>
+      </w:r>
+      <w:r>
+        <w:rPr>
+          <w:rFonts w:ascii="Times New Roman" w:hAnsi="Times New Roman" w:cs="Times New Roman"/>
+          <w:b/>
+          <w:bCs/>
+        </w:rPr>
+        <w:t>új perifériák,</w:t>
+      </w:r>
+      <w:r>
+        <w:rPr>
+          <w:rFonts w:ascii="Times New Roman" w:hAnsi="Times New Roman" w:cs="Times New Roman"/>
+        </w:rPr>
+        <w:t xml:space="preserve"> mint </w:t>
+      </w:r>
+      <w:r>
+        <w:rPr>
+          <w:rFonts w:ascii="Times New Roman" w:hAnsi="Times New Roman" w:cs="Times New Roman"/>
+          <w:b/>
+          <w:bCs/>
+        </w:rPr>
+        <w:t xml:space="preserve">billentyűzet </w:t>
+      </w:r>
+      <w:r>
+        <w:rPr>
+          <w:rFonts w:ascii="Times New Roman" w:hAnsi="Times New Roman" w:cs="Times New Roman"/>
+        </w:rPr>
+        <w:t xml:space="preserve">vagy </w:t>
+      </w:r>
+      <w:r>
+        <w:rPr>
+          <w:rFonts w:ascii="Times New Roman" w:hAnsi="Times New Roman" w:cs="Times New Roman"/>
+          <w:b/>
+          <w:bCs/>
+        </w:rPr>
+        <w:t>monitor</w:t>
+      </w:r>
+      <w:r>
+        <w:rPr>
+          <w:rFonts w:ascii="Times New Roman" w:hAnsi="Times New Roman" w:cs="Times New Roman"/>
+        </w:rPr>
+        <w:t>.</w:t>
+      </w:r>
+      <w:r>
+        <w:rPr>
+          <w:rFonts w:ascii="Times New Roman" w:hAnsi="Times New Roman" w:cs="Times New Roman"/>
+        </w:rPr>
+        <w:t xml:space="preserve"> Weboldalunk egy olyan technikai, főkét számítástechnikai </w:t>
+      </w:r>
+      <w:r>
+        <w:rPr>
+          <w:rFonts w:ascii="Times New Roman" w:hAnsi="Times New Roman" w:cs="Times New Roman"/>
+        </w:rPr>
+        <w:t xml:space="preserve">konfigurációkat és alkatrészeket összegyűjtő </w:t>
+      </w:r>
+      <w:r>
+        <w:rPr>
+          <w:rFonts w:ascii="Times New Roman" w:hAnsi="Times New Roman" w:cs="Times New Roman"/>
+        </w:rPr>
+        <w:t xml:space="preserve"> oldal, amelyen mindenki könnyen megtalálja, amire szüksége van, ráadásul olyan extra funkciókkal is rendelkezünk, amelyik sok más helyen egyáltalán nincsenek, mi pedig úgy gondoltuk, hogy szükség van rá.</w:t>
+      </w:r>
+      <w:r>
+        <w:rPr>
+          <w:rFonts w:ascii="Times New Roman" w:hAnsi="Times New Roman" w:cs="Times New Roman"/>
+        </w:rPr>
+        <w:t xml:space="preserve"> A felhasználónak lehetősége van nem csak összeállítani különböző konfigurációkat, de ezeket akár a saját fiókjában menteni is tudja, ezzlep pedig a jövőben bármikor vissza térhet hozzá és akár módosíthatja is szükség szerint, emellett egy adott alkatrész vagy teljes konfiguráció átlagárát is olvashatja a felhasználó, fontos kiemelni, hogy ez kizárólag átlagár vagy a gyártó által ajánlott fogyasztói ár, nem tükrözi pontosan az adott termék árát.</w:t>
+      </w:r>
+      <w:r>
+        <w:rPr>
+          <w:rFonts w:ascii="Times New Roman" w:hAnsi="Times New Roman" w:cs="Times New Roman"/>
+        </w:rPr>
+        <w:t xml:space="preserve"> </w:t>
+      </w:r>
+      <w:r>
+        <w:rPr>
+          <w:rFonts w:ascii="Times New Roman" w:hAnsi="Times New Roman" w:cs="Times New Roman"/>
+        </w:rPr>
+        <w:t xml:space="preserve">Sok, tech-termékek értékesítésével foglalkozó webshopon, ahhol egyáltalán megtalálható a mi oldalunk fő funkciója, csak egy amolyan extraként van jelen, viszont úgy igazán nincsen vele foglalkozva, nem tartalmaz semmilyen innovatív funkciót. </w:t>
+      </w:r>
+      <w:r>
+        <w:rPr>
+          <w:rFonts w:ascii="Times New Roman" w:hAnsi="Times New Roman" w:cs="Times New Roman"/>
+        </w:rPr>
+        <w:t>A felhasználói felület kialakításában Mesterséges Intelligencia is a segítségünkre volt</w:t>
+      </w:r>
+      <w:r>
+        <w:rPr>
+          <w:rFonts w:ascii="Times New Roman" w:hAnsi="Times New Roman" w:cs="Times New Roman"/>
+        </w:rPr>
+        <w:t>, ennek segítségével hoztuk létre az első oldalunkat.</w:t>
+      </w:r>
+    </w:p>
+    <w:p>
+      <w:pPr>
+        <w:spacing w:before="10560"/>
         <w:jc w:val="both"/>
         <w:rPr>
           <w:rFonts w:ascii="Times New Roman" w:hAnsi="Times New Roman" w:cs="Times New Roman"/>
@@ -334,232 +467,34 @@
           <w:szCs w:val="32"/>
         </w:rPr>
         <w:lastRenderedPageBreak/>
-        <w:t>#1 – Projektünk célja:</w:t>
-      </w:r>
-    </w:p>
-    <w:p>
-      <w:pPr>
-        <w:ind w:left="705"/>
-        <w:jc w:val="both"/>
-        <w:rPr>
-          <w:rFonts w:ascii="Times New Roman" w:hAnsi="Times New Roman" w:cs="Times New Roman"/>
-        </w:rPr>
-      </w:pPr>
-      <w:r>
-        <w:rPr>
-          <w:rFonts w:ascii="Times New Roman" w:hAnsi="Times New Roman" w:cs="Times New Roman"/>
-        </w:rPr>
-        <w:t xml:space="preserve">Projektünk célja egy </w:t>
-      </w:r>
-      <w:r>
-        <w:rPr>
-          <w:rFonts w:ascii="Times New Roman" w:hAnsi="Times New Roman" w:cs="Times New Roman"/>
-          <w:b/>
-          <w:bCs/>
-        </w:rPr>
-        <w:t>átlátható, letisztult,</w:t>
-      </w:r>
-      <w:r>
-        <w:rPr>
-          <w:rFonts w:ascii="Times New Roman" w:hAnsi="Times New Roman" w:cs="Times New Roman"/>
-        </w:rPr>
-        <w:t xml:space="preserve"> de közben </w:t>
-      </w:r>
-      <w:r>
-        <w:rPr>
-          <w:rFonts w:ascii="Times New Roman" w:hAnsi="Times New Roman" w:cs="Times New Roman"/>
-          <w:b/>
-          <w:bCs/>
-        </w:rPr>
-        <w:t>modern és megbízható</w:t>
-      </w:r>
-      <w:r>
-        <w:rPr>
-          <w:rFonts w:ascii="Times New Roman" w:hAnsi="Times New Roman" w:cs="Times New Roman"/>
-        </w:rPr>
-        <w:t xml:space="preserve"> webodal létrehozása, amelyet használva a felhasználó</w:t>
-      </w:r>
-      <w:r>
-        <w:rPr>
-          <w:rFonts w:ascii="Times New Roman" w:hAnsi="Times New Roman" w:cs="Times New Roman"/>
-        </w:rPr>
-        <w:t xml:space="preserve">nak lehetősége nyílik az </w:t>
-      </w:r>
-      <w:r>
-        <w:rPr>
-          <w:rFonts w:ascii="Times New Roman" w:hAnsi="Times New Roman" w:cs="Times New Roman"/>
-          <w:i/>
-          <w:iCs/>
-        </w:rPr>
-        <w:t>oldalunkon megtalálható</w:t>
-      </w:r>
-      <w:r>
-        <w:rPr>
-          <w:rFonts w:ascii="Times New Roman" w:hAnsi="Times New Roman" w:cs="Times New Roman"/>
-        </w:rPr>
-        <w:t xml:space="preserve"> </w:t>
-      </w:r>
-      <w:r>
-        <w:rPr>
-          <w:rFonts w:ascii="Times New Roman" w:hAnsi="Times New Roman" w:cs="Times New Roman"/>
-        </w:rPr>
-        <w:t>összes</w:t>
-      </w:r>
-      <w:r>
-        <w:rPr>
-          <w:rFonts w:ascii="Times New Roman" w:hAnsi="Times New Roman" w:cs="Times New Roman"/>
-        </w:rPr>
-        <w:t xml:space="preserve"> PC alkatrész megvásárlására, akár </w:t>
-      </w:r>
-      <w:r>
-        <w:rPr>
-          <w:rFonts w:ascii="Times New Roman" w:hAnsi="Times New Roman" w:cs="Times New Roman"/>
-          <w:b/>
-          <w:bCs/>
-        </w:rPr>
-        <w:t>külön-külön</w:t>
-      </w:r>
-      <w:r>
-        <w:rPr>
-          <w:rFonts w:ascii="Times New Roman" w:hAnsi="Times New Roman" w:cs="Times New Roman"/>
-        </w:rPr>
-        <w:t xml:space="preserve">, akár </w:t>
-      </w:r>
-      <w:r>
-        <w:rPr>
-          <w:rFonts w:ascii="Times New Roman" w:hAnsi="Times New Roman" w:cs="Times New Roman"/>
-          <w:b/>
-          <w:bCs/>
-        </w:rPr>
-        <w:t>egyben összeválogatva</w:t>
-      </w:r>
-      <w:r>
-        <w:rPr>
-          <w:rFonts w:ascii="Times New Roman" w:hAnsi="Times New Roman" w:cs="Times New Roman"/>
-        </w:rPr>
-        <w:t xml:space="preserve">, mindenzt egy olyan felülettel, amit bármely korosztály gondtalanul, egyszerűen használhat. Oldalunkon a </w:t>
-      </w:r>
-      <w:r>
-        <w:rPr>
-          <w:rFonts w:ascii="Times New Roman" w:hAnsi="Times New Roman" w:cs="Times New Roman"/>
-          <w:b/>
-          <w:bCs/>
-        </w:rPr>
-        <w:t>legalapvetőbb</w:t>
-      </w:r>
-      <w:r>
-        <w:rPr>
-          <w:rFonts w:ascii="Times New Roman" w:hAnsi="Times New Roman" w:cs="Times New Roman"/>
-        </w:rPr>
-        <w:t xml:space="preserve"> számítástechnikai eszközök, alkatrészek közül </w:t>
-      </w:r>
-      <w:r>
-        <w:rPr>
-          <w:rFonts w:ascii="Times New Roman" w:hAnsi="Times New Roman" w:cs="Times New Roman"/>
-        </w:rPr>
-        <w:t xml:space="preserve">válogathat a felhasználó, legyen szó </w:t>
-      </w:r>
-      <w:r>
-        <w:rPr>
-          <w:rFonts w:ascii="Times New Roman" w:hAnsi="Times New Roman" w:cs="Times New Roman"/>
-          <w:b/>
-          <w:bCs/>
-        </w:rPr>
-        <w:t>videókártyáról (GPU/VGA)</w:t>
-      </w:r>
-      <w:r>
-        <w:rPr>
-          <w:rFonts w:ascii="Times New Roman" w:hAnsi="Times New Roman" w:cs="Times New Roman"/>
-          <w:b/>
-          <w:bCs/>
-        </w:rPr>
-        <w:t>, alaplapról (Motherboard),</w:t>
-      </w:r>
-      <w:r>
-        <w:rPr>
-          <w:rFonts w:ascii="Times New Roman" w:hAnsi="Times New Roman" w:cs="Times New Roman"/>
-        </w:rPr>
-        <w:t xml:space="preserve"> vagy a már elkészült és eddig is használt konfigurációhoz </w:t>
-      </w:r>
-      <w:r>
-        <w:rPr>
-          <w:rFonts w:ascii="Times New Roman" w:hAnsi="Times New Roman" w:cs="Times New Roman"/>
-          <w:b/>
-          <w:bCs/>
-        </w:rPr>
-        <w:t>új perifériák,</w:t>
-      </w:r>
-      <w:r>
-        <w:rPr>
-          <w:rFonts w:ascii="Times New Roman" w:hAnsi="Times New Roman" w:cs="Times New Roman"/>
-        </w:rPr>
-        <w:t xml:space="preserve"> mint </w:t>
-      </w:r>
-      <w:r>
-        <w:rPr>
-          <w:rFonts w:ascii="Times New Roman" w:hAnsi="Times New Roman" w:cs="Times New Roman"/>
-          <w:b/>
-          <w:bCs/>
-        </w:rPr>
-        <w:t xml:space="preserve">billentyűzet </w:t>
-      </w:r>
-      <w:r>
-        <w:rPr>
-          <w:rFonts w:ascii="Times New Roman" w:hAnsi="Times New Roman" w:cs="Times New Roman"/>
-        </w:rPr>
-        <w:t xml:space="preserve">vagy </w:t>
-      </w:r>
-      <w:r>
-        <w:rPr>
-          <w:rFonts w:ascii="Times New Roman" w:hAnsi="Times New Roman" w:cs="Times New Roman"/>
-          <w:b/>
-          <w:bCs/>
-        </w:rPr>
-        <w:t>monitor</w:t>
-      </w:r>
-      <w:r>
-        <w:rPr>
-          <w:rFonts w:ascii="Times New Roman" w:hAnsi="Times New Roman" w:cs="Times New Roman"/>
-        </w:rPr>
-        <w:t>.</w:t>
-      </w:r>
-      <w:r>
-        <w:rPr>
-          <w:rFonts w:ascii="Times New Roman" w:hAnsi="Times New Roman" w:cs="Times New Roman"/>
-        </w:rPr>
-        <w:t xml:space="preserve"> Weboldalunk egy olyan technikai, főkét számítástechnikai eszközök értékesítésével foglalkozó oldal, amelyen mindenki könnyen megtalálja, amire szüksége van, ráadásul olyan extra funkciókkal is rendelkezünk, amelyik sok más helyen egyáltalán nincsenek, mi pedig úgy gondoltuk, hogy szükség van rá.</w:t>
-      </w:r>
-      <w:r>
-        <w:rPr>
-          <w:rFonts w:ascii="Times New Roman" w:hAnsi="Times New Roman" w:cs="Times New Roman"/>
-        </w:rPr>
-        <w:t xml:space="preserve"> A felhasználói felület kialakításában Mesterséges Intelligencia is a segítségünkre volt</w:t>
-      </w:r>
-      <w:r>
-        <w:rPr>
-          <w:rFonts w:ascii="Times New Roman" w:hAnsi="Times New Roman" w:cs="Times New Roman"/>
-        </w:rPr>
-        <w:t>, ennek segítségével hoztuk létre az első oldalunkat.</w:t>
-      </w:r>
-    </w:p>
-    <w:p>
-      <w:pPr>
-        <w:spacing w:before="10560"/>
-        <w:jc w:val="both"/>
+        <w:t>#2 –</w:t>
+      </w:r>
+      <w:r>
         <w:rPr>
           <w:rFonts w:ascii="Times New Roman" w:hAnsi="Times New Roman" w:cs="Times New Roman"/>
           <w:sz w:val="32"/>
           <w:szCs w:val="32"/>
         </w:rPr>
-      </w:pPr>
-      <w:r>
+        <w:t xml:space="preserve"> Fejlesztői dokumentáció</w:t>
+      </w:r>
+    </w:p>
+    <w:p>
+      <w:pPr>
+        <w:spacing w:before="240"/>
+        <w:jc w:val="both"/>
         <w:rPr>
           <w:rFonts w:ascii="Times New Roman" w:hAnsi="Times New Roman" w:cs="Times New Roman"/>
           <w:sz w:val="32"/>
           <w:szCs w:val="32"/>
         </w:rPr>
-        <w:lastRenderedPageBreak/>
-        <w:t xml:space="preserve">#2 – Miért </w:t>
+      </w:pPr>
+      <w:r>
+        <w:rPr>
+          <w:rFonts w:ascii="Times New Roman" w:hAnsi="Times New Roman" w:cs="Times New Roman"/>
+          <w:sz w:val="32"/>
+          <w:szCs w:val="32"/>
+        </w:rPr>
+        <w:t xml:space="preserve">Miért </w:t>
       </w:r>
       <w:r>
         <w:rPr>
@@ -807,7 +742,19 @@
         <w:rPr>
           <w:rFonts w:ascii="Times New Roman" w:hAnsi="Times New Roman" w:cs="Times New Roman"/>
         </w:rPr>
-        <w:t>mindig modern alkatrészekből állnak, amelyek nem csak a koruk, de még funkcióik és természetesen árazásuk végett is tökéletes választások lehetnek, emellett a vásárló bármelyik alkatrészt lecserélheti vásárláskor, azon alkatrészekre, amik aktuálisan elérhetőek, valamint a PC többi alkatrészével is képesek működni.</w:t>
+        <w:t>mindig modern alkatrészekből állnak, amelyek nem csak a koruk, de még funkcióik és természetesen árazásuk végett is tökéletes választások lehetnek, emellett a vásárló bármelyik alkatrészt lecserélheti vásárláskor, azon alkatrészekre, amik aktuálisan elérhetőek, valamint a PC többi alkatrészével is</w:t>
+      </w:r>
+      <w:r>
+        <w:rPr>
+          <w:rFonts w:ascii="Times New Roman" w:hAnsi="Times New Roman" w:cs="Times New Roman"/>
+        </w:rPr>
+        <w:t xml:space="preserve"> gondtalanul</w:t>
+      </w:r>
+      <w:r>
+        <w:rPr>
+          <w:rFonts w:ascii="Times New Roman" w:hAnsi="Times New Roman" w:cs="Times New Roman"/>
+        </w:rPr>
+        <w:t xml:space="preserve"> képesek működni.</w:t>
       </w:r>
     </w:p>
     <w:p>
@@ -908,20 +855,12 @@
       <w:r>
         <w:rPr>
           <w:rFonts w:ascii="Times New Roman" w:hAnsi="Times New Roman" w:cs="Times New Roman"/>
-          <w:sz w:val="32"/>
-          <w:szCs w:val="32"/>
-        </w:rPr>
-        <w:lastRenderedPageBreak/>
-        <w:t xml:space="preserve">#3 – </w:t>
-      </w:r>
-      <w:r>
-        <w:rPr>
-          <w:rFonts w:ascii="Times New Roman" w:hAnsi="Times New Roman" w:cs="Times New Roman"/>
           <w:b/>
           <w:bCs/>
           <w:sz w:val="32"/>
           <w:szCs w:val="32"/>
         </w:rPr>
+        <w:lastRenderedPageBreak/>
         <w:t>Fejlesztői környezet</w:t>
       </w:r>
     </w:p>
@@ -1205,31 +1144,78 @@
         <w:rPr>
           <w:rFonts w:ascii="Times New Roman" w:hAnsi="Times New Roman" w:cs="Times New Roman"/>
         </w:rPr>
-        <w:t xml:space="preserve"> PC-1:</w:t>
-      </w:r>
-      <w:r>
-        <w:rPr>
-          <w:rFonts w:ascii="Times New Roman" w:hAnsi="Times New Roman" w:cs="Times New Roman"/>
-        </w:rPr>
-        <w:t xml:space="preserve"> Windows 11 PRO,</w:t>
-      </w:r>
-      <w:r>
-        <w:rPr>
-          <w:rFonts w:ascii="Times New Roman" w:hAnsi="Times New Roman" w:cs="Times New Roman"/>
-        </w:rPr>
-        <w:t xml:space="preserve"> AMD Ryzen 9 5900X; Nvidia GeForce RTX 4070 Super 12Gb, 64Gb DDR4 3200Mhz RAM; PC-2:</w:t>
-      </w:r>
-      <w:r>
-        <w:rPr>
-          <w:rFonts w:ascii="Times New Roman" w:hAnsi="Times New Roman" w:cs="Times New Roman"/>
-        </w:rPr>
-        <w:t xml:space="preserve"> Windows 11,</w:t>
+        <w:t xml:space="preserve"> </w:t>
+      </w:r>
+    </w:p>
+    <w:p>
+      <w:pPr>
+        <w:pStyle w:val="ListParagraph"/>
+        <w:numPr>
+          <w:ilvl w:val="2"/>
+          <w:numId w:val="2"/>
+        </w:numPr>
+        <w:jc w:val="both"/>
+        <w:rPr>
+          <w:rFonts w:ascii="Times New Roman" w:hAnsi="Times New Roman" w:cs="Times New Roman"/>
+        </w:rPr>
+      </w:pPr>
+      <w:r>
+        <w:rPr>
+          <w:rFonts w:ascii="Times New Roman" w:hAnsi="Times New Roman" w:cs="Times New Roman"/>
+        </w:rPr>
+        <w:t>Windows 11 PRO,</w:t>
+      </w:r>
+      <w:r>
+        <w:rPr>
+          <w:rFonts w:ascii="Times New Roman" w:hAnsi="Times New Roman" w:cs="Times New Roman"/>
+        </w:rPr>
+        <w:t xml:space="preserve"> AMD Ryzen 9 5900X; Nvidia GeForce RTX 4070 Super 12Gb, 64Gb DDR4 3200Mhz RAM;</w:t>
+      </w:r>
+    </w:p>
+    <w:p>
+      <w:pPr>
+        <w:pStyle w:val="ListParagraph"/>
+        <w:numPr>
+          <w:ilvl w:val="2"/>
+          <w:numId w:val="2"/>
+        </w:numPr>
+        <w:jc w:val="both"/>
+        <w:rPr>
+          <w:rFonts w:ascii="Times New Roman" w:hAnsi="Times New Roman" w:cs="Times New Roman"/>
+        </w:rPr>
+      </w:pPr>
+      <w:r>
+        <w:rPr>
+          <w:rFonts w:ascii="Times New Roman" w:hAnsi="Times New Roman" w:cs="Times New Roman"/>
+        </w:rPr>
+        <w:t>Windows 11,</w:t>
       </w:r>
       <w:r>
         <w:rPr>
           <w:rFonts w:ascii="Times New Roman" w:hAnsi="Times New Roman" w:cs="Times New Roman"/>
         </w:rPr>
         <w:t xml:space="preserve"> Intel Core I5-12450H, Nvidia GeForce RTX 4050 6Gb (Laptop Edition), 16Gb DDR4 3200Mhz RAM</w:t>
+      </w:r>
+    </w:p>
+    <w:p>
+      <w:pPr>
+        <w:ind w:left="708"/>
+        <w:jc w:val="both"/>
+        <w:rPr>
+          <w:rFonts w:ascii="Times New Roman" w:hAnsi="Times New Roman" w:cs="Times New Roman"/>
+        </w:rPr>
+      </w:pPr>
+      <w:r>
+        <w:rPr>
+          <w:rFonts w:ascii="Times New Roman" w:hAnsi="Times New Roman" w:cs="Times New Roman"/>
+        </w:rPr>
+        <w:t>Projektünk fejlesztése során kizárólag C-Sharp környezet használatában gondolkodtunk, ugyan is ezen programnyelv, valamint a különöbző, hozzá adható keretrendszert már megtanultuk jól kezelni, ebben hatékonyan, gyorsan, de egyben minőségi munkát előállítva, ami nem csak a program jó működését biztosítja a felhasználó számára, de számunkra, a fejlesztőknek is sokkal átláthatóbb, könnyebben javíthatók az esetleges hibák, valamint rendszerezettebben tudjuk tartani az összes file-t, kódot, amit a projektben használtunk. Ellenben a Javascript és Node, amelyek számunkra sokkal több kihívást jelentettek amiatt, hogy szerintünk egyszerűen túl van bonyolítva ez a két nyelv, emiatt nehezebben átlátható, nehezebb az egyes kód-részleteket újra felhasználni, ha arra lenne szükség, valamint a file-ok rendszerezhetőségét tekintve is elmarad a C-Sharp környezetétől, ráadásul olyan, fejlesztési ötleteink szempontjából kulcsfontosságú részleteket csak elképesztően túlbonyolítva lehet felépíteni, mint például a kosárkezelés vagy</w:t>
+      </w:r>
+      <w:r>
+        <w:rPr>
+          <w:rFonts w:ascii="Times New Roman" w:hAnsi="Times New Roman" w:cs="Times New Roman"/>
+        </w:rPr>
+        <w:t xml:space="preserve"> a felhasználói fiókokba való bejelentkezés, ami szerintünk százszor bonyolultabban kivitelezhető Javascript és Node környezetben, mint a C-Sharp-éban.</w:t>
       </w:r>
     </w:p>
     <w:p>
@@ -1247,20 +1233,12 @@
       <w:r>
         <w:rPr>
           <w:rFonts w:ascii="Times New Roman" w:hAnsi="Times New Roman" w:cs="Times New Roman"/>
-          <w:sz w:val="32"/>
-          <w:szCs w:val="32"/>
-        </w:rPr>
-        <w:lastRenderedPageBreak/>
-        <w:t xml:space="preserve">#4 – </w:t>
-      </w:r>
-      <w:r>
-        <w:rPr>
-          <w:rFonts w:ascii="Times New Roman" w:hAnsi="Times New Roman" w:cs="Times New Roman"/>
           <w:b/>
           <w:bCs/>
           <w:sz w:val="32"/>
           <w:szCs w:val="32"/>
         </w:rPr>
+        <w:lastRenderedPageBreak/>
         <w:t>Fejlesztési</w:t>
       </w:r>
       <w:r>
@@ -1286,82 +1264,187 @@
     </w:p>
     <w:p>
       <w:pPr>
-        <w:ind w:left="708"/>
-        <w:jc w:val="both"/>
-        <w:rPr>
-          <w:rFonts w:ascii="Times New Roman" w:hAnsi="Times New Roman" w:cs="Times New Roman"/>
-        </w:rPr>
-      </w:pPr>
-      <w:r>
-        <w:rPr>
-          <w:rFonts w:ascii="Times New Roman" w:hAnsi="Times New Roman" w:cs="Times New Roman"/>
-        </w:rPr>
-        <w:t xml:space="preserve">Projektünk jelen állapotában közel sincs kész, így természetesen az első és legfontosabb </w:t>
-      </w:r>
-      <w:r>
-        <w:rPr>
-          <w:rFonts w:ascii="Times New Roman" w:hAnsi="Times New Roman" w:cs="Times New Roman"/>
-        </w:rPr>
-        <w:t>fejlesztési irány az, hogy a főoldalon megtalálható összes gomb (bele értve a navigation bar</w:t>
-      </w:r>
-      <w:r>
-        <w:rPr>
-          <w:rFonts w:ascii="Times New Roman" w:hAnsi="Times New Roman" w:cs="Times New Roman"/>
-        </w:rPr>
-        <w:t xml:space="preserve"> gombjait is) funkcionális legyen, emellett mindegyik gombra kattintva megjelenjen a hozzá rendelendő </w:t>
-      </w:r>
-      <w:r>
-        <w:rPr>
-          <w:rFonts w:ascii="Times New Roman" w:hAnsi="Times New Roman" w:cs="Times New Roman"/>
-        </w:rPr>
-        <w:t>weboldal rész, a megfelelő képekkel, leírásokkal és adatokkal</w:t>
-      </w:r>
-      <w:r>
-        <w:rPr>
-          <w:rFonts w:ascii="Times New Roman" w:hAnsi="Times New Roman" w:cs="Times New Roman"/>
-        </w:rPr>
-        <w:t>, a kosárkezelést, valamint a Backend-et (API,</w:t>
-      </w:r>
-      <w:r>
-        <w:rPr>
-          <w:rFonts w:ascii="Times New Roman" w:hAnsi="Times New Roman" w:cs="Times New Roman"/>
-        </w:rPr>
-        <w:t xml:space="preserve"> adatbázis, stb)</w:t>
-      </w:r>
-      <w:r>
-        <w:rPr>
-          <w:rFonts w:ascii="Times New Roman" w:hAnsi="Times New Roman" w:cs="Times New Roman"/>
-        </w:rPr>
-        <w:t xml:space="preserve">. Viszont a kicsit távolabbi jövőre nézve </w:t>
-      </w:r>
-      <w:r>
-        <w:rPr>
-          <w:rFonts w:ascii="Times New Roman" w:hAnsi="Times New Roman" w:cs="Times New Roman"/>
-        </w:rPr>
-        <w:t xml:space="preserve">mindenképp szeretnének egy olyan rendszert felépíteni, amit használva a felhasználó ki tudja választani, hogy </w:t>
-      </w:r>
-      <w:r>
-        <w:rPr>
-          <w:rFonts w:ascii="Times New Roman" w:hAnsi="Times New Roman" w:cs="Times New Roman"/>
-        </w:rPr>
-        <w:t>a kosarában található</w:t>
-      </w:r>
-      <w:r>
-        <w:rPr>
-          <w:rFonts w:ascii="Times New Roman" w:hAnsi="Times New Roman" w:cs="Times New Roman"/>
-        </w:rPr>
-        <w:t xml:space="preserve"> árucikkeket egyben, vagy részletben szeretné kifizetni, erre pedig több futamidő és kamat-érték áll rendelkezésére, hogy a felhasználó a neki megfelelő módon tudja kifizetni </w:t>
-      </w:r>
-      <w:r>
-        <w:rPr>
-          <w:rFonts w:ascii="Times New Roman" w:hAnsi="Times New Roman" w:cs="Times New Roman"/>
-        </w:rPr>
-        <w:t>új termékeit.</w:t>
-      </w:r>
-    </w:p>
-    <w:p>
-      <w:pPr>
-        <w:spacing w:before="10200"/>
+        <w:ind w:left="705"/>
+        <w:jc w:val="both"/>
+        <w:rPr>
+          <w:rFonts w:ascii="Times New Roman" w:hAnsi="Times New Roman" w:cs="Times New Roman"/>
+        </w:rPr>
+      </w:pPr>
+      <w:r>
+        <w:rPr>
+          <w:rFonts w:ascii="Times New Roman" w:hAnsi="Times New Roman" w:cs="Times New Roman"/>
+        </w:rPr>
+        <w:t>Projektünk alapvető célja</w:t>
+      </w:r>
+      <w:r>
+        <w:rPr>
+          <w:rFonts w:ascii="Times New Roman" w:hAnsi="Times New Roman" w:cs="Times New Roman"/>
+        </w:rPr>
+        <w:t>, hogy a felhasználók egy könnyen kezelhető felületen tudjon válogatni és akár informálódni az adatbázisunkban megtalálható termékekről, ezeket összeválogatva pedig akár az álom eszközeit, gépeit válogathassa össze egyetlen helyen, azonban rengeteg sok fejlesztési lehetőség van weboldalunkon</w:t>
+      </w:r>
+      <w:r>
+        <w:rPr>
+          <w:rFonts w:ascii="Times New Roman" w:hAnsi="Times New Roman" w:cs="Times New Roman"/>
+        </w:rPr>
+        <w:t>.</w:t>
+      </w:r>
+    </w:p>
+    <w:p>
+      <w:pPr>
+        <w:ind w:left="705"/>
+        <w:jc w:val="both"/>
+        <w:rPr>
+          <w:rFonts w:ascii="Times New Roman" w:hAnsi="Times New Roman" w:cs="Times New Roman"/>
+        </w:rPr>
+      </w:pPr>
+      <w:r>
+        <w:rPr>
+          <w:rFonts w:ascii="Times New Roman" w:hAnsi="Times New Roman" w:cs="Times New Roman"/>
+        </w:rPr>
+        <w:t>E</w:t>
+      </w:r>
+      <w:r>
+        <w:rPr>
+          <w:rFonts w:ascii="Times New Roman" w:hAnsi="Times New Roman" w:cs="Times New Roman"/>
+        </w:rPr>
+        <w:t>zek közé tartozik az, hogy át lehetne építeni egy teljes webáruházzá, megtartva oldalunk fő funkcióját: az alkatrészek keresését, összeválogatását, adatainak könnyen történő megtekinthetőségét és teljes konfiguráció összeállítását, mindet egy helyen. Webshoppá alakításakor az egyik legfontosabb funkciója természetesen a kosárkezelés, ennek segítségével a felhasználónak pedig nem kellene másik oldalakra lépnie, ha valamilyen alkatrészt, tegyük fel processzort szeretne vásárolni, hanem egyből megteheti ezt nálunk.</w:t>
+      </w:r>
+      <w:r>
+        <w:rPr>
+          <w:rFonts w:ascii="Times New Roman" w:hAnsi="Times New Roman" w:cs="Times New Roman"/>
+        </w:rPr>
+        <w:t xml:space="preserve"> </w:t>
+      </w:r>
+      <w:r>
+        <w:rPr>
+          <w:rFonts w:ascii="Times New Roman" w:hAnsi="Times New Roman" w:cs="Times New Roman"/>
+        </w:rPr>
+        <w:t xml:space="preserve">Ehhez pedig társulnak olyan funkciók, mint például az adott rendelés nyomonkövetése, hogy az adott pillanatban hol tart a rendelés: feldolgozás, beszerzés, csomagolás, kiszállítás, természetesen egy automatikusan kiküldött Email- vagy SMS-üzenetbéli </w:t>
+      </w:r>
+      <w:r>
+        <w:rPr>
+          <w:rFonts w:ascii="Times New Roman" w:hAnsi="Times New Roman" w:cs="Times New Roman"/>
+        </w:rPr>
+        <w:t>értesítéssel, attól függően, melyiket preferálja a felhasználó.</w:t>
+      </w:r>
+      <w:r>
+        <w:rPr>
+          <w:rFonts w:ascii="Times New Roman" w:hAnsi="Times New Roman" w:cs="Times New Roman"/>
+        </w:rPr>
+        <w:t xml:space="preserve"> </w:t>
+      </w:r>
+      <w:r>
+        <w:rPr>
+          <w:rFonts w:ascii="Times New Roman" w:hAnsi="Times New Roman" w:cs="Times New Roman"/>
+        </w:rPr>
+        <w:t>Természetesen ide kapcsolódik, hogy a felhasználói fiókban, illetve Email-ben kaphassa meg a felhasználó a rendeléséhez tartozó számláját. Ez amiatt fontos, hogy ha esetleg szállításkor</w:t>
+      </w:r>
+      <w:r>
+        <w:rPr>
+          <w:rFonts w:ascii="Times New Roman" w:hAnsi="Times New Roman" w:cs="Times New Roman"/>
+        </w:rPr>
+        <w:t xml:space="preserve"> vagy használatkor megsérülne a termék, a vásárló bizonyíthassa rendelését és érvényesíthesse a termékére kapott garanciát, így kérvényezheti a termék javítását (sérülés esetén), cseréjét vagy az érte kifizetésre került összeg visszaigénylését.</w:t>
+      </w:r>
+    </w:p>
+    <w:p>
+      <w:pPr>
+        <w:ind w:left="705"/>
+        <w:jc w:val="both"/>
+        <w:rPr>
+          <w:rFonts w:ascii="Times New Roman" w:hAnsi="Times New Roman" w:cs="Times New Roman"/>
+        </w:rPr>
+      </w:pPr>
+      <w:r>
+        <w:rPr>
+          <w:rFonts w:ascii="Times New Roman" w:hAnsi="Times New Roman" w:cs="Times New Roman"/>
+        </w:rPr>
+        <w:t xml:space="preserve">Amit fontosnak tartunk a Webshoppá alakításnál, hogy a felhasználók elmondhassák az adott termékről a véleményüket egy olyan formában, amely közvetlenül oldalunkon jelenhet meg. Bár ez véleményünk szerinte kissé befolyásolja a vásárlókat abban, melyik termék lenne számukra lehető legidálisabb, mi fontosnak tartjuk, hogy a felhasználók megoszthassák tapasztalataikat bármelyik termékről, amely megtalálható adatbázisunkban. Ehhez nem csak az egyszerű, egytől öt csillagig terjedő értékelésből és az egyszerű „használhatatlan”, „elfogadható” vagy </w:t>
+      </w:r>
+      <w:r>
+        <w:rPr>
+          <w:rFonts w:ascii="Times New Roman" w:hAnsi="Times New Roman" w:cs="Times New Roman"/>
+        </w:rPr>
+        <w:t>„nagyon jó” írományokból álló értékelés rendszerl enne, hanem a felhasználót kifejezetten kérjük, mondja el, pontosan mely szempont számára az, ami miatt ajánlaná vagy sem az adott terméket, ezt pedig a legegyszerűbben azzal lehet elérni, ha minimum karakterszámot adunk meg a vélemény leírásának, valamint „pro” és „kontra” szerű, rövid leírást adhat meg a felhasználó, mik voltak a számára előnyös és előnytelen funkciók, paraméterek, adatok. A vélemény hitelességét pedig legkönnyebben az lehet alátámasztani, hogy a véleményt író felhasználónak kötelezően ki kell jelölnie, hogy használta-e már az adott terméket vagy termékeket, így ugyan minimálisan, de szűrhető, ki az, aki tényleges tapasztalatból vagy szakmai tudásból, és ki az, aki pusztán érzelemből (például egy adott gyártó iránti elkötelezettségből vagy utálatból) fogalmazza meg pozitív vagy épp negatív véleményét. Enek szűrése azért nem egy egyszerű feladat, mivel weboldalunk léltre jötte előtt a felhasználók sok, „konkures” webshopból vásárolhatott már egy vagy több adott terméket, nekünk pedig természetesen nincs semmilyen hozzáférésünk más oldalak adatbázisaihoz.</w:t>
+      </w:r>
+    </w:p>
+    <w:p>
+      <w:pPr>
+        <w:ind w:left="705"/>
+        <w:jc w:val="both"/>
+        <w:rPr>
+          <w:rFonts w:ascii="Times New Roman" w:hAnsi="Times New Roman" w:cs="Times New Roman"/>
+        </w:rPr>
+      </w:pPr>
+      <w:r>
+        <w:rPr>
+          <w:rFonts w:ascii="Times New Roman" w:hAnsi="Times New Roman" w:cs="Times New Roman"/>
+        </w:rPr>
+        <w:lastRenderedPageBreak/>
+        <w:t xml:space="preserve">Emellett pedig akár olyan funkció és beépítésre kerülhet az oldalra, amely kifejezetten </w:t>
+      </w:r>
+      <w:r>
+        <w:rPr>
+          <w:rFonts w:ascii="Times New Roman" w:hAnsi="Times New Roman" w:cs="Times New Roman"/>
+        </w:rPr>
+        <w:t>a PC-építés „szerelmeseinek” lett kitalálva, ez pedig nem más, mint a „Bottleneck Calculator”. Ez egy olyan funkció lenne, amely képes több alkatrészre lebontva kiszámolni, hol és mi fog „Bottleneck-et”, avagy „Szűk keresztmetszetet” okozni a rendszerben. Ennek az értéknek megismerése és számításba vétele amiatt fontos a felhasználó számára, mert így meg fog tudni bizonyosodni arról, hogy semelyik alkatrész, legtöbb esetben a processzor, videókártya, memória (ennek a mérete vagy órajele), valamint háttértár, nem fogja vissza túlzottan a többi teljesítményét. A „legjobb Bottleneck-et” akkor kaphatjuk, ha inkább a videókártyának kell a legtöbbet dolgoznia, ugyan is ez azt jelenti, hogy a processzor minden alkatrészt teljesen ki tud használni.</w:t>
+      </w:r>
+    </w:p>
+    <w:p>
+      <w:pPr>
+        <w:ind w:left="705"/>
+        <w:jc w:val="both"/>
+        <w:rPr>
+          <w:rFonts w:ascii="Times New Roman" w:hAnsi="Times New Roman" w:cs="Times New Roman"/>
+        </w:rPr>
+      </w:pPr>
+      <w:r>
+        <w:rPr>
+          <w:rFonts w:ascii="Times New Roman" w:hAnsi="Times New Roman" w:cs="Times New Roman"/>
+        </w:rPr>
+        <w:t xml:space="preserve">A legnagyobb </w:t>
+      </w:r>
+      <w:r>
+        <w:rPr>
+          <w:rFonts w:ascii="Times New Roman" w:hAnsi="Times New Roman" w:cs="Times New Roman"/>
+        </w:rPr>
+        <w:t xml:space="preserve">és egyben a </w:t>
+      </w:r>
+      <w:r>
+        <w:rPr>
+          <w:rFonts w:ascii="Times New Roman" w:hAnsi="Times New Roman" w:cs="Times New Roman"/>
+        </w:rPr>
+        <w:t>hozzánk hasonló weboldalakhoz képest</w:t>
+      </w:r>
+      <w:r>
+        <w:rPr>
+          <w:rFonts w:ascii="Times New Roman" w:hAnsi="Times New Roman" w:cs="Times New Roman"/>
+        </w:rPr>
+        <w:t xml:space="preserve"> leginnovatívabb fejlesztési ötlet pedig a „Közösségi Áruház” fantázianévre hallgat. Ez egy főként felhasználók által eladni kívánt,</w:t>
+      </w:r>
+      <w:r>
+        <w:rPr>
+          <w:rFonts w:ascii="Times New Roman" w:hAnsi="Times New Roman" w:cs="Times New Roman"/>
+        </w:rPr>
+        <w:t xml:space="preserve"> használt vagy akár új („új” alatt „bontatlan” vagy „pár alkalommal használt” értendő) termékek lennének fellelhetők, amolyan használt termékek piacát képezve. Itt a felhasználók közvetlenül egymás között bonyolítanák le az üzletet, weboldalnuk pedig a platfromot biztosítaná a felhasználók számára, mindezt úgy, hogy oldalunk ezért cserébe semmivel nem terheli az eladót, nem termelünk belőle semmilyen profitot. A termékek adatait, leírásait mindet a felhasználónak kell megadnia és hasonlóan a fentebb említett értékelés ötleténél, itt is egy minimum karakterszámot meghaladva kell a felhasználónak megadnia az általa eladni kívánt termék adatait, ezzel is biztosítva, hogy a potenciális vásárlók a lehető legtöbbet tudhassa meg a kiszemelt termékről. Ha pedig valamire a megítélésünk szerint az eladó nem biztosított megfelelő mennyiségű </w:t>
+      </w:r>
+      <w:r>
+        <w:rPr>
+          <w:rFonts w:ascii="Times New Roman" w:hAnsi="Times New Roman" w:cs="Times New Roman"/>
+        </w:rPr>
+        <w:t>információt a hírdetésében, akkor az adatbázisunkból, egy külön szövegdobozban a teljes leírása az adott terméknek. Ha ez a termék nem szerepel adatbázisunkban, akkor értelem szerűen nem jelenít meg a rendszer teljes leírást.</w:t>
+      </w:r>
+    </w:p>
+    <w:p>
+      <w:pPr>
+        <w:ind w:left="705"/>
+        <w:jc w:val="both"/>
+        <w:rPr>
+          <w:rFonts w:ascii="Times New Roman" w:hAnsi="Times New Roman" w:cs="Times New Roman"/>
+        </w:rPr>
+      </w:pPr>
+    </w:p>
+    <w:p>
+      <w:pPr>
         <w:jc w:val="both"/>
         <w:rPr>
           <w:rFonts w:ascii="Times New Roman" w:hAnsi="Times New Roman" w:cs="Times New Roman"/>
@@ -1371,16 +1454,11 @@
           <w:szCs w:val="32"/>
         </w:rPr>
       </w:pPr>
-      <w:r>
-        <w:rPr>
-          <w:rFonts w:ascii="Times New Roman" w:hAnsi="Times New Roman" w:cs="Times New Roman"/>
-          <w:sz w:val="32"/>
-          <w:szCs w:val="32"/>
-        </w:rPr>
-        <w:lastRenderedPageBreak/>
-        <w:t xml:space="preserve">#5 – </w:t>
-      </w:r>
-      <w:r>
+    </w:p>
+    <w:p>
+      <w:pPr>
+        <w:spacing w:before="10200"/>
+        <w:jc w:val="both"/>
         <w:rPr>
           <w:rFonts w:ascii="Times New Roman" w:hAnsi="Times New Roman" w:cs="Times New Roman"/>
           <w:b/>
@@ -1388,6 +1466,16 @@
           <w:sz w:val="32"/>
           <w:szCs w:val="32"/>
         </w:rPr>
+      </w:pPr>
+      <w:r>
+        <w:rPr>
+          <w:rFonts w:ascii="Times New Roman" w:hAnsi="Times New Roman" w:cs="Times New Roman"/>
+          <w:b/>
+          <w:bCs/>
+          <w:sz w:val="32"/>
+          <w:szCs w:val="32"/>
+        </w:rPr>
+        <w:lastRenderedPageBreak/>
         <w:t>Adatbázis terv és esetleges további fejlesztései</w:t>
       </w:r>
     </w:p>
@@ -1726,37 +1814,60 @@
     </w:p>
     <w:p>
       <w:pPr>
+        <w:pStyle w:val="ListParagraph"/>
+        <w:ind w:left="1065"/>
+        <w:jc w:val="both"/>
+        <w:rPr>
+          <w:rFonts w:ascii="Times New Roman" w:hAnsi="Times New Roman" w:cs="Times New Roman"/>
+        </w:rPr>
+      </w:pPr>
+    </w:p>
+    <w:p>
+      <w:pPr>
+        <w:pStyle w:val="ListParagraph"/>
+        <w:ind w:left="1065"/>
+        <w:jc w:val="both"/>
+        <w:rPr>
+          <w:rFonts w:ascii="Times New Roman" w:hAnsi="Times New Roman" w:cs="Times New Roman"/>
+        </w:rPr>
+      </w:pPr>
+    </w:p>
+    <w:p>
+      <w:pPr>
+        <w:pStyle w:val="ListParagraph"/>
+        <w:ind w:left="1065"/>
+        <w:jc w:val="both"/>
+        <w:rPr>
+          <w:rFonts w:ascii="Times New Roman" w:hAnsi="Times New Roman" w:cs="Times New Roman"/>
+          <w:i/>
+          <w:iCs/>
+        </w:rPr>
+      </w:pPr>
+      <w:r>
+        <w:rPr>
+          <w:rFonts w:ascii="Times New Roman" w:hAnsi="Times New Roman" w:cs="Times New Roman"/>
+          <w:i/>
+          <w:iCs/>
+        </w:rPr>
+        <w:t xml:space="preserve">Megjegyzés: az adatbázis sok táblája, így az „orders”, az „order_items_p” és az „addresses” egyelőre nem került felhasználásra, mivel ezek a táblák, a program jelenlegi állapotát nézve részei az egyik fentebb említett fejlesztési lehetőséghez tartoznak, viszont már beépítésre kerültek </w:t>
+      </w:r>
+      <w:r>
+        <w:rPr>
+          <w:rFonts w:ascii="Times New Roman" w:hAnsi="Times New Roman" w:cs="Times New Roman"/>
+          <w:i/>
+          <w:iCs/>
+        </w:rPr>
+        <w:t>az adatbázisba.</w:t>
+      </w:r>
+    </w:p>
+    <w:p>
+      <w:pPr>
         <w:spacing w:before="6960"/>
         <w:jc w:val="both"/>
         <w:rPr>
           <w:rFonts w:ascii="Times New Roman" w:hAnsi="Times New Roman" w:cs="Times New Roman"/>
         </w:rPr>
       </w:pPr>
-      <w:r>
-        <w:rPr>
-          <w:rFonts w:ascii="Times New Roman" w:hAnsi="Times New Roman" w:cs="Times New Roman"/>
-          <w:sz w:val="32"/>
-          <w:szCs w:val="32"/>
-        </w:rPr>
-        <w:lastRenderedPageBreak/>
-        <w:t>#</w:t>
-      </w:r>
-      <w:r>
-        <w:rPr>
-          <w:rFonts w:ascii="Times New Roman" w:hAnsi="Times New Roman" w:cs="Times New Roman"/>
-          <w:sz w:val="32"/>
-          <w:szCs w:val="32"/>
-        </w:rPr>
-        <w:t>6</w:t>
-      </w:r>
-      <w:r>
-        <w:rPr>
-          <w:rFonts w:ascii="Times New Roman" w:hAnsi="Times New Roman" w:cs="Times New Roman"/>
-          <w:sz w:val="32"/>
-          <w:szCs w:val="32"/>
-        </w:rPr>
-        <w:t xml:space="preserve"> – </w:t>
-      </w:r>
       <w:r>
         <w:rPr>
           <w:rFonts w:ascii="Times New Roman" w:hAnsi="Times New Roman" w:cs="Times New Roman"/>
@@ -1765,6 +1876,7 @@
           <w:sz w:val="32"/>
           <w:szCs w:val="32"/>
         </w:rPr>
+        <w:lastRenderedPageBreak/>
         <w:t>Feladatok felosztása</w:t>
       </w:r>
     </w:p>
@@ -1822,7 +1934,19 @@
         <w:rPr>
           <w:rFonts w:ascii="Times New Roman" w:hAnsi="Times New Roman" w:cs="Times New Roman"/>
         </w:rPr>
-        <w:t>API fejlesztése Generic API-val</w:t>
+        <w:t>API fejlesztése</w:t>
+      </w:r>
+      <w:r>
+        <w:rPr>
+          <w:rFonts w:ascii="Times New Roman" w:hAnsi="Times New Roman" w:cs="Times New Roman"/>
+        </w:rPr>
+        <w:t>, minden táblára lebontva</w:t>
+      </w:r>
+      <w:r>
+        <w:rPr>
+          <w:rFonts w:ascii="Times New Roman" w:hAnsi="Times New Roman" w:cs="Times New Roman"/>
+        </w:rPr>
+        <w:t xml:space="preserve"> (nem Generic API-t használva)</w:t>
       </w:r>
     </w:p>
     <w:p>
@@ -1841,7 +1965,13 @@
         <w:rPr>
           <w:rFonts w:ascii="Times New Roman" w:hAnsi="Times New Roman" w:cs="Times New Roman"/>
         </w:rPr>
-        <w:t>Adatbázis szerkezet létrehozása (nem végleges)</w:t>
+        <w:t>Adatbázis szerkezet létrehozása</w:t>
+      </w:r>
+      <w:r>
+        <w:rPr>
+          <w:rFonts w:ascii="Times New Roman" w:hAnsi="Times New Roman" w:cs="Times New Roman"/>
+        </w:rPr>
+        <w:t xml:space="preserve"> és tovább fejlesztése</w:t>
       </w:r>
     </w:p>
     <w:p>
@@ -1860,7 +1990,13 @@
         <w:rPr>
           <w:rFonts w:ascii="Times New Roman" w:hAnsi="Times New Roman" w:cs="Times New Roman"/>
         </w:rPr>
-        <w:t>Alap frontend kialakítása (design-t nem bele értve)</w:t>
+        <w:t>Főoldal</w:t>
+      </w:r>
+      <w:r>
+        <w:rPr>
+          <w:rFonts w:ascii="Times New Roman" w:hAnsi="Times New Roman" w:cs="Times New Roman"/>
+        </w:rPr>
+        <w:t xml:space="preserve"> kialakítása (design-t nem bele értve)</w:t>
       </w:r>
     </w:p>
     <w:p>
@@ -1978,7 +2114,7 @@
         <w:rPr>
           <w:rFonts w:ascii="Times New Roman" w:hAnsi="Times New Roman" w:cs="Times New Roman"/>
         </w:rPr>
-        <w:t>Adatbázis szerkezet rendszerezése</w:t>
+        <w:t>Frontend összes oldalának átültetése C-Sharp környezetbe</w:t>
       </w:r>
     </w:p>
     <w:p>
@@ -1997,31 +2133,31 @@
         <w:rPr>
           <w:rFonts w:ascii="Times New Roman" w:hAnsi="Times New Roman" w:cs="Times New Roman"/>
         </w:rPr>
+        <w:t>Adatbázis szerkezet rendszerezése</w:t>
+      </w:r>
+    </w:p>
+    <w:p>
+      <w:pPr>
+        <w:pStyle w:val="ListParagraph"/>
+        <w:numPr>
+          <w:ilvl w:val="0"/>
+          <w:numId w:val="4"/>
+        </w:numPr>
+        <w:jc w:val="both"/>
+        <w:rPr>
+          <w:rFonts w:ascii="Times New Roman" w:hAnsi="Times New Roman" w:cs="Times New Roman"/>
+        </w:rPr>
+      </w:pPr>
+      <w:r>
+        <w:rPr>
+          <w:rFonts w:ascii="Times New Roman" w:hAnsi="Times New Roman" w:cs="Times New Roman"/>
+        </w:rPr>
         <w:t>Alap projekt létrehozása</w:t>
       </w:r>
     </w:p>
     <w:p>
       <w:pPr>
-        <w:ind w:left="708"/>
-        <w:jc w:val="both"/>
-        <w:rPr>
-          <w:rFonts w:ascii="Times New Roman" w:hAnsi="Times New Roman" w:cs="Times New Roman"/>
-          <w:i/>
-          <w:iCs/>
-        </w:rPr>
-      </w:pPr>
-      <w:r>
-        <w:rPr>
-          <w:rFonts w:ascii="Times New Roman" w:hAnsi="Times New Roman" w:cs="Times New Roman"/>
-          <w:i/>
-          <w:iCs/>
-        </w:rPr>
-        <w:t>Megjegyzés: A továbbiakban rengeteget fog bővülni a feladatok listája.</w:t>
-      </w:r>
-    </w:p>
-    <w:p>
-      <w:pPr>
-        <w:spacing w:before="8040"/>
+        <w:spacing w:before="8160"/>
         <w:jc w:val="both"/>
         <w:rPr>
           <w:rFonts w:ascii="Times New Roman" w:hAnsi="Times New Roman" w:cs="Times New Roman"/>
@@ -2034,57 +2170,45 @@
       <w:r>
         <w:rPr>
           <w:rFonts w:ascii="Times New Roman" w:hAnsi="Times New Roman" w:cs="Times New Roman"/>
-          <w:sz w:val="32"/>
-          <w:szCs w:val="32"/>
-        </w:rPr>
-        <w:lastRenderedPageBreak/>
-        <w:t>#</w:t>
-      </w:r>
-      <w:r>
-        <w:rPr>
-          <w:rFonts w:ascii="Times New Roman" w:hAnsi="Times New Roman" w:cs="Times New Roman"/>
-          <w:sz w:val="32"/>
-          <w:szCs w:val="32"/>
-        </w:rPr>
-        <w:t>7</w:t>
-      </w:r>
-      <w:r>
-        <w:rPr>
-          <w:rFonts w:ascii="Times New Roman" w:hAnsi="Times New Roman" w:cs="Times New Roman"/>
-          <w:sz w:val="32"/>
-          <w:szCs w:val="32"/>
-        </w:rPr>
-        <w:t xml:space="preserve"> – </w:t>
-      </w:r>
-      <w:r>
-        <w:rPr>
-          <w:rFonts w:ascii="Times New Roman" w:hAnsi="Times New Roman" w:cs="Times New Roman"/>
           <w:b/>
           <w:bCs/>
           <w:sz w:val="32"/>
           <w:szCs w:val="32"/>
         </w:rPr>
+        <w:lastRenderedPageBreak/>
         <w:t>Drótváz, valamint a főoldal design képben</w:t>
       </w:r>
     </w:p>
     <w:p>
       <w:pPr>
-        <w:ind w:firstLine="708"/>
-        <w:jc w:val="both"/>
-        <w:rPr>
-          <w:rFonts w:ascii="Times New Roman" w:hAnsi="Times New Roman" w:cs="Times New Roman"/>
-        </w:rPr>
-      </w:pPr>
-      <w:r>
-        <w:rPr>
-          <w:rFonts w:ascii="Times New Roman" w:hAnsi="Times New Roman" w:cs="Times New Roman"/>
-        </w:rPr>
-        <w:t>Weboldalunk drótvázáról, valamint a főoldal design-járól készült kép is, amit itt láthat:</w:t>
-      </w:r>
-    </w:p>
-    <w:p>
-      <w:pPr>
-        <w:ind w:firstLine="708"/>
+        <w:ind w:left="708"/>
+        <w:jc w:val="both"/>
+        <w:rPr>
+          <w:rFonts w:ascii="Times New Roman" w:hAnsi="Times New Roman" w:cs="Times New Roman"/>
+        </w:rPr>
+      </w:pPr>
+      <w:r>
+        <w:rPr>
+          <w:rFonts w:ascii="Times New Roman" w:hAnsi="Times New Roman" w:cs="Times New Roman"/>
+        </w:rPr>
+        <w:t>Weboldalunk drótvázáról, valamint a főoldal design-járól készült kép is, amit itt láthat</w:t>
+      </w:r>
+      <w:r>
+        <w:rPr>
+          <w:rFonts w:ascii="Times New Roman" w:hAnsi="Times New Roman" w:cs="Times New Roman"/>
+        </w:rPr>
+        <w:t>. Oldalunk nem egyszer változott design-ját értve, valamint mivel a később elkészült oldalakról még nem készült sem kép, sem drótváz, így több oldalról készült kép és drótváz került beszúrásra</w:t>
+      </w:r>
+      <w:r>
+        <w:rPr>
+          <w:rFonts w:ascii="Times New Roman" w:hAnsi="Times New Roman" w:cs="Times New Roman"/>
+        </w:rPr>
+        <w:t>:</w:t>
+      </w:r>
+    </w:p>
+    <w:p>
+      <w:pPr>
+        <w:ind w:left="708"/>
         <w:rPr>
           <w:rFonts w:ascii="Times New Roman" w:hAnsi="Times New Roman" w:cs="Times New Roman"/>
           <w:i/>
@@ -2107,10 +2231,10 @@
           <w:noProof/>
         </w:rPr>
         <w:drawing>
-          <wp:inline distT="0" distB="0" distL="0" distR="0" wp14:anchorId="50FC4377" wp14:editId="0CB6C98D">
-            <wp:extent cx="5753100" cy="4886325"/>
-            <wp:effectExtent l="0" t="0" r="0" b="9525"/>
-            <wp:docPr id="191907491" name="Picture 1"/>
+          <wp:inline distT="0" distB="0" distL="0" distR="0" wp14:anchorId="76889183" wp14:editId="335D48A5">
+            <wp:extent cx="4607933" cy="3219450"/>
+            <wp:effectExtent l="0" t="0" r="2540" b="0"/>
+            <wp:docPr id="1960346288" name="Picture 5"/>
             <wp:cNvGraphicFramePr>
               <a:graphicFrameLocks xmlns:a="http://schemas.openxmlformats.org/drawingml/2006/main" noChangeAspect="1"/>
             </wp:cNvGraphicFramePr>
@@ -2118,13 +2242,13 @@
               <a:graphicData uri="http://schemas.openxmlformats.org/drawingml/2006/picture">
                 <pic:pic xmlns:pic="http://schemas.openxmlformats.org/drawingml/2006/picture">
                   <pic:nvPicPr>
-                    <pic:cNvPr id="0" name="Picture 1"/>
+                    <pic:cNvPr id="0" name="Picture 5"/>
                     <pic:cNvPicPr>
                       <a:picLocks noChangeAspect="1" noChangeArrowheads="1"/>
                     </pic:cNvPicPr>
                   </pic:nvPicPr>
                   <pic:blipFill>
-                    <a:blip r:embed="rId9">
+                    <a:blip r:embed="rId9" cstate="print">
                       <a:extLst>
                         <a:ext uri="{28A0092B-C50C-407E-A947-70E740481C1C}">
                           <a14:useLocalDpi xmlns:a14="http://schemas.microsoft.com/office/drawing/2010/main" val="0"/>
@@ -2139,7 +2263,7 @@
                   <pic:spPr bwMode="auto">
                     <a:xfrm>
                       <a:off x="0" y="0"/>
-                      <a:ext cx="5753100" cy="4886325"/>
+                      <a:ext cx="4627641" cy="3233219"/>
                     </a:xfrm>
                     <a:prstGeom prst="rect">
                       <a:avLst/>
@@ -2171,35 +2295,44 @@
           <w:i/>
           <w:iCs/>
         </w:rPr>
-        <w:t>Drótváz:</w:t>
-      </w:r>
-    </w:p>
-    <w:p>
-      <w:pPr>
-        <w:ind w:firstLine="708"/>
+        <w:t>Főoldal d</w:t>
+      </w:r>
+      <w:r>
         <w:rPr>
           <w:rFonts w:ascii="Times New Roman" w:hAnsi="Times New Roman" w:cs="Times New Roman"/>
           <w:i/>
           <w:iCs/>
         </w:rPr>
-      </w:pPr>
-      <w:r>
+        <w:t>rótváz:</w:t>
+      </w:r>
+    </w:p>
+    <w:p>
+      <w:pPr>
+        <w:ind w:firstLine="708"/>
         <w:rPr>
           <w:rFonts w:ascii="Times New Roman" w:hAnsi="Times New Roman" w:cs="Times New Roman"/>
           <w:noProof/>
         </w:rPr>
+      </w:pPr>
+      <w:r>
+        <w:rPr>
+          <w:rFonts w:ascii="Times New Roman" w:hAnsi="Times New Roman" w:cs="Times New Roman"/>
+          <w:noProof/>
+        </w:rPr>
         <w:t xml:space="preserve"> </w:t>
       </w:r>
       <w:r>
         <w:rPr>
           <w:rFonts w:ascii="Times New Roman" w:hAnsi="Times New Roman" w:cs="Times New Roman"/>
+          <w:i/>
+          <w:iCs/>
           <w:noProof/>
         </w:rPr>
         <w:drawing>
-          <wp:inline distT="0" distB="0" distL="0" distR="0" wp14:anchorId="7143F0A5" wp14:editId="79AA7B86">
-            <wp:extent cx="4648200" cy="2647319"/>
-            <wp:effectExtent l="0" t="0" r="0" b="635"/>
-            <wp:docPr id="709763578" name="Picture 2"/>
+          <wp:inline distT="0" distB="0" distL="0" distR="0" wp14:anchorId="06C87502" wp14:editId="5F6DC57E">
+            <wp:extent cx="4562475" cy="3036614"/>
+            <wp:effectExtent l="0" t="0" r="0" b="0"/>
+            <wp:docPr id="528591981" name="Picture 2"/>
             <wp:cNvGraphicFramePr>
               <a:graphicFrameLocks xmlns:a="http://schemas.openxmlformats.org/drawingml/2006/main" noChangeAspect="1"/>
             </wp:cNvGraphicFramePr>
@@ -2228,7 +2361,7 @@
                   <pic:spPr bwMode="auto">
                     <a:xfrm>
                       <a:off x="0" y="0"/>
-                      <a:ext cx="4658145" cy="2652983"/>
+                      <a:ext cx="4570269" cy="3041801"/>
                     </a:xfrm>
                     <a:prstGeom prst="rect">
                       <a:avLst/>
@@ -2245,8 +2378,388 @@
         </w:drawing>
       </w:r>
     </w:p>
+    <w:p>
+      <w:pPr>
+        <w:spacing w:before="480"/>
+        <w:ind w:left="708"/>
+        <w:rPr>
+          <w:rFonts w:ascii="Times New Roman" w:hAnsi="Times New Roman" w:cs="Times New Roman"/>
+          <w:i/>
+          <w:iCs/>
+          <w:noProof/>
+        </w:rPr>
+      </w:pPr>
+      <w:r>
+        <w:rPr>
+          <w:rFonts w:ascii="Times New Roman" w:hAnsi="Times New Roman" w:cs="Times New Roman"/>
+          <w:i/>
+          <w:iCs/>
+          <w:noProof/>
+        </w:rPr>
+        <w:lastRenderedPageBreak/>
+        <w:t>Konfiguráció összeállító design:</w:t>
+      </w:r>
+      <w:r>
+        <w:rPr>
+          <w:rFonts w:ascii="Times New Roman" w:hAnsi="Times New Roman" w:cs="Times New Roman"/>
+          <w:i/>
+          <w:iCs/>
+          <w:noProof/>
+        </w:rPr>
+        <w:drawing>
+          <wp:inline distT="0" distB="0" distL="0" distR="0" wp14:anchorId="6EDFEE80" wp14:editId="37903C12">
+            <wp:extent cx="4714079" cy="2333625"/>
+            <wp:effectExtent l="0" t="0" r="0" b="0"/>
+            <wp:docPr id="1621173440" name="Picture 3"/>
+            <wp:cNvGraphicFramePr>
+              <a:graphicFrameLocks xmlns:a="http://schemas.openxmlformats.org/drawingml/2006/main" noChangeAspect="1"/>
+            </wp:cNvGraphicFramePr>
+            <a:graphic xmlns:a="http://schemas.openxmlformats.org/drawingml/2006/main">
+              <a:graphicData uri="http://schemas.openxmlformats.org/drawingml/2006/picture">
+                <pic:pic xmlns:pic="http://schemas.openxmlformats.org/drawingml/2006/picture">
+                  <pic:nvPicPr>
+                    <pic:cNvPr id="0" name="Picture 3"/>
+                    <pic:cNvPicPr>
+                      <a:picLocks noChangeAspect="1" noChangeArrowheads="1"/>
+                    </pic:cNvPicPr>
+                  </pic:nvPicPr>
+                  <pic:blipFill>
+                    <a:blip r:embed="rId11" cstate="print">
+                      <a:extLst>
+                        <a:ext uri="{28A0092B-C50C-407E-A947-70E740481C1C}">
+                          <a14:useLocalDpi xmlns:a14="http://schemas.microsoft.com/office/drawing/2010/main" val="0"/>
+                        </a:ext>
+                      </a:extLst>
+                    </a:blip>
+                    <a:srcRect/>
+                    <a:stretch>
+                      <a:fillRect/>
+                    </a:stretch>
+                  </pic:blipFill>
+                  <pic:spPr bwMode="auto">
+                    <a:xfrm>
+                      <a:off x="0" y="0"/>
+                      <a:ext cx="4725580" cy="2339318"/>
+                    </a:xfrm>
+                    <a:prstGeom prst="rect">
+                      <a:avLst/>
+                    </a:prstGeom>
+                    <a:noFill/>
+                    <a:ln>
+                      <a:noFill/>
+                    </a:ln>
+                  </pic:spPr>
+                </pic:pic>
+              </a:graphicData>
+            </a:graphic>
+          </wp:inline>
+        </w:drawing>
+      </w:r>
+    </w:p>
+    <w:p>
+      <w:pPr>
+        <w:spacing w:before="240"/>
+        <w:ind w:left="708"/>
+        <w:rPr>
+          <w:rFonts w:ascii="Times New Roman" w:hAnsi="Times New Roman" w:cs="Times New Roman"/>
+          <w:i/>
+          <w:iCs/>
+          <w:noProof/>
+        </w:rPr>
+      </w:pPr>
+      <w:r>
+        <w:rPr>
+          <w:rFonts w:ascii="Times New Roman" w:hAnsi="Times New Roman" w:cs="Times New Roman"/>
+          <w:i/>
+          <w:iCs/>
+          <w:noProof/>
+        </w:rPr>
+        <w:t>Konfiguráció összeállító drótváz:</w:t>
+      </w:r>
+      <w:r>
+        <w:rPr>
+          <w:rFonts w:ascii="Times New Roman" w:hAnsi="Times New Roman" w:cs="Times New Roman"/>
+          <w:i/>
+          <w:iCs/>
+          <w:noProof/>
+        </w:rPr>
+        <w:drawing>
+          <wp:inline distT="0" distB="0" distL="0" distR="0" wp14:anchorId="2A0F94DA" wp14:editId="4CD8E32E">
+            <wp:extent cx="4737005" cy="3152775"/>
+            <wp:effectExtent l="0" t="0" r="6985" b="0"/>
+            <wp:docPr id="838833452" name="Picture 4"/>
+            <wp:cNvGraphicFramePr>
+              <a:graphicFrameLocks xmlns:a="http://schemas.openxmlformats.org/drawingml/2006/main" noChangeAspect="1"/>
+            </wp:cNvGraphicFramePr>
+            <a:graphic xmlns:a="http://schemas.openxmlformats.org/drawingml/2006/main">
+              <a:graphicData uri="http://schemas.openxmlformats.org/drawingml/2006/picture">
+                <pic:pic xmlns:pic="http://schemas.openxmlformats.org/drawingml/2006/picture">
+                  <pic:nvPicPr>
+                    <pic:cNvPr id="0" name="Picture 4"/>
+                    <pic:cNvPicPr>
+                      <a:picLocks noChangeAspect="1" noChangeArrowheads="1"/>
+                    </pic:cNvPicPr>
+                  </pic:nvPicPr>
+                  <pic:blipFill>
+                    <a:blip r:embed="rId12" cstate="print">
+                      <a:extLst>
+                        <a:ext uri="{28A0092B-C50C-407E-A947-70E740481C1C}">
+                          <a14:useLocalDpi xmlns:a14="http://schemas.microsoft.com/office/drawing/2010/main" val="0"/>
+                        </a:ext>
+                      </a:extLst>
+                    </a:blip>
+                    <a:srcRect/>
+                    <a:stretch>
+                      <a:fillRect/>
+                    </a:stretch>
+                  </pic:blipFill>
+                  <pic:spPr bwMode="auto">
+                    <a:xfrm>
+                      <a:off x="0" y="0"/>
+                      <a:ext cx="4744624" cy="3157846"/>
+                    </a:xfrm>
+                    <a:prstGeom prst="rect">
+                      <a:avLst/>
+                    </a:prstGeom>
+                    <a:noFill/>
+                    <a:ln>
+                      <a:noFill/>
+                    </a:ln>
+                  </pic:spPr>
+                </pic:pic>
+              </a:graphicData>
+            </a:graphic>
+          </wp:inline>
+        </w:drawing>
+      </w:r>
+    </w:p>
+    <w:p>
+      <w:pPr>
+        <w:spacing w:before="4200"/>
+        <w:ind w:left="708"/>
+        <w:rPr>
+          <w:rFonts w:ascii="Times New Roman" w:hAnsi="Times New Roman" w:cs="Times New Roman"/>
+          <w:i/>
+          <w:iCs/>
+          <w:noProof/>
+        </w:rPr>
+      </w:pPr>
+      <w:r>
+        <w:rPr>
+          <w:rFonts w:ascii="Times New Roman" w:hAnsi="Times New Roman" w:cs="Times New Roman"/>
+          <w:i/>
+          <w:iCs/>
+          <w:noProof/>
+        </w:rPr>
+        <w:lastRenderedPageBreak/>
+        <w:t>Regisztációs oldal design:</w:t>
+      </w:r>
+      <w:r>
+        <w:rPr>
+          <w:rFonts w:ascii="Times New Roman" w:hAnsi="Times New Roman" w:cs="Times New Roman"/>
+          <w:i/>
+          <w:iCs/>
+          <w:noProof/>
+        </w:rPr>
+        <w:drawing>
+          <wp:inline distT="0" distB="0" distL="0" distR="0" wp14:anchorId="07738045" wp14:editId="22E8823B">
+            <wp:extent cx="4868008" cy="2409825"/>
+            <wp:effectExtent l="0" t="0" r="8890" b="0"/>
+            <wp:docPr id="1351300380" name="Picture 6"/>
+            <wp:cNvGraphicFramePr>
+              <a:graphicFrameLocks xmlns:a="http://schemas.openxmlformats.org/drawingml/2006/main" noChangeAspect="1"/>
+            </wp:cNvGraphicFramePr>
+            <a:graphic xmlns:a="http://schemas.openxmlformats.org/drawingml/2006/main">
+              <a:graphicData uri="http://schemas.openxmlformats.org/drawingml/2006/picture">
+                <pic:pic xmlns:pic="http://schemas.openxmlformats.org/drawingml/2006/picture">
+                  <pic:nvPicPr>
+                    <pic:cNvPr id="0" name="Picture 6"/>
+                    <pic:cNvPicPr>
+                      <a:picLocks noChangeAspect="1" noChangeArrowheads="1"/>
+                    </pic:cNvPicPr>
+                  </pic:nvPicPr>
+                  <pic:blipFill>
+                    <a:blip r:embed="rId13" cstate="print">
+                      <a:extLst>
+                        <a:ext uri="{28A0092B-C50C-407E-A947-70E740481C1C}">
+                          <a14:useLocalDpi xmlns:a14="http://schemas.microsoft.com/office/drawing/2010/main" val="0"/>
+                        </a:ext>
+                      </a:extLst>
+                    </a:blip>
+                    <a:srcRect/>
+                    <a:stretch>
+                      <a:fillRect/>
+                    </a:stretch>
+                  </pic:blipFill>
+                  <pic:spPr bwMode="auto">
+                    <a:xfrm>
+                      <a:off x="0" y="0"/>
+                      <a:ext cx="4877715" cy="2414630"/>
+                    </a:xfrm>
+                    <a:prstGeom prst="rect">
+                      <a:avLst/>
+                    </a:prstGeom>
+                    <a:noFill/>
+                    <a:ln>
+                      <a:noFill/>
+                    </a:ln>
+                  </pic:spPr>
+                </pic:pic>
+              </a:graphicData>
+            </a:graphic>
+          </wp:inline>
+        </w:drawing>
+      </w:r>
+    </w:p>
+    <w:p>
+      <w:pPr>
+        <w:spacing w:before="240"/>
+        <w:ind w:left="708"/>
+        <w:rPr>
+          <w:rFonts w:ascii="Times New Roman" w:hAnsi="Times New Roman" w:cs="Times New Roman"/>
+          <w:i/>
+          <w:iCs/>
+          <w:noProof/>
+        </w:rPr>
+      </w:pPr>
+      <w:r>
+        <w:rPr>
+          <w:rFonts w:ascii="Times New Roman" w:hAnsi="Times New Roman" w:cs="Times New Roman"/>
+          <w:i/>
+          <w:iCs/>
+          <w:noProof/>
+        </w:rPr>
+        <w:t>Regisztrációs oldal drótváz:</w:t>
+      </w:r>
+    </w:p>
+    <w:p>
+      <w:pPr>
+        <w:spacing w:before="240"/>
+        <w:ind w:left="708"/>
+        <w:rPr>
+          <w:rFonts w:ascii="Times New Roman" w:hAnsi="Times New Roman" w:cs="Times New Roman"/>
+          <w:i/>
+          <w:iCs/>
+        </w:rPr>
+      </w:pPr>
+      <w:r>
+        <w:rPr>
+          <w:rFonts w:ascii="Times New Roman" w:hAnsi="Times New Roman" w:cs="Times New Roman"/>
+          <w:i/>
+          <w:iCs/>
+          <w:noProof/>
+        </w:rPr>
+        <w:drawing>
+          <wp:inline distT="0" distB="0" distL="0" distR="0" wp14:anchorId="7C053275" wp14:editId="6E508AC4">
+            <wp:extent cx="4851495" cy="3228975"/>
+            <wp:effectExtent l="0" t="0" r="6350" b="0"/>
+            <wp:docPr id="298633383" name="Picture 7"/>
+            <wp:cNvGraphicFramePr>
+              <a:graphicFrameLocks xmlns:a="http://schemas.openxmlformats.org/drawingml/2006/main" noChangeAspect="1"/>
+            </wp:cNvGraphicFramePr>
+            <a:graphic xmlns:a="http://schemas.openxmlformats.org/drawingml/2006/main">
+              <a:graphicData uri="http://schemas.openxmlformats.org/drawingml/2006/picture">
+                <pic:pic xmlns:pic="http://schemas.openxmlformats.org/drawingml/2006/picture">
+                  <pic:nvPicPr>
+                    <pic:cNvPr id="0" name="Picture 7"/>
+                    <pic:cNvPicPr>
+                      <a:picLocks noChangeAspect="1" noChangeArrowheads="1"/>
+                    </pic:cNvPicPr>
+                  </pic:nvPicPr>
+                  <pic:blipFill>
+                    <a:blip r:embed="rId14" cstate="print">
+                      <a:extLst>
+                        <a:ext uri="{28A0092B-C50C-407E-A947-70E740481C1C}">
+                          <a14:useLocalDpi xmlns:a14="http://schemas.microsoft.com/office/drawing/2010/main" val="0"/>
+                        </a:ext>
+                      </a:extLst>
+                    </a:blip>
+                    <a:srcRect/>
+                    <a:stretch>
+                      <a:fillRect/>
+                    </a:stretch>
+                  </pic:blipFill>
+                  <pic:spPr bwMode="auto">
+                    <a:xfrm>
+                      <a:off x="0" y="0"/>
+                      <a:ext cx="4858436" cy="3233595"/>
+                    </a:xfrm>
+                    <a:prstGeom prst="rect">
+                      <a:avLst/>
+                    </a:prstGeom>
+                    <a:noFill/>
+                    <a:ln>
+                      <a:noFill/>
+                    </a:ln>
+                  </pic:spPr>
+                </pic:pic>
+              </a:graphicData>
+            </a:graphic>
+          </wp:inline>
+        </w:drawing>
+      </w:r>
+    </w:p>
+    <w:p>
+      <w:pPr>
+        <w:spacing w:before="240"/>
+        <w:ind w:left="708"/>
+        <w:rPr>
+          <w:rFonts w:ascii="Times New Roman" w:hAnsi="Times New Roman" w:cs="Times New Roman"/>
+          <w:i/>
+          <w:iCs/>
+        </w:rPr>
+      </w:pPr>
+      <w:r>
+        <w:rPr>
+          <w:rFonts w:ascii="Times New Roman" w:hAnsi="Times New Roman" w:cs="Times New Roman"/>
+          <w:i/>
+          <w:iCs/>
+        </w:rPr>
+        <w:t>Megjegyzés: az oldalak design-jairól készült képek a Windows-ba épített képmetszővel készültek, a drótváz képek generatív AI-t használva jöhettek létre, azonban a mesterséges intelligencia nem változtatott a</w:t>
+      </w:r>
+      <w:r>
+        <w:rPr>
+          <w:rFonts w:ascii="Times New Roman" w:hAnsi="Times New Roman" w:cs="Times New Roman"/>
+          <w:i/>
+          <w:iCs/>
+        </w:rPr>
+        <w:t xml:space="preserve"> drótvázakon</w:t>
+      </w:r>
+      <w:r>
+        <w:rPr>
+          <w:rFonts w:ascii="Times New Roman" w:hAnsi="Times New Roman" w:cs="Times New Roman"/>
+          <w:i/>
+          <w:iCs/>
+        </w:rPr>
+        <w:t xml:space="preserve"> tartalm</w:t>
+      </w:r>
+      <w:r>
+        <w:rPr>
+          <w:rFonts w:ascii="Times New Roman" w:hAnsi="Times New Roman" w:cs="Times New Roman"/>
+          <w:i/>
+          <w:iCs/>
+        </w:rPr>
+        <w:t>a</w:t>
+      </w:r>
+      <w:r>
+        <w:rPr>
+          <w:rFonts w:ascii="Times New Roman" w:hAnsi="Times New Roman" w:cs="Times New Roman"/>
+          <w:i/>
+          <w:iCs/>
+        </w:rPr>
+        <w:t>t</w:t>
+      </w:r>
+      <w:r>
+        <w:rPr>
+          <w:rFonts w:ascii="Times New Roman" w:hAnsi="Times New Roman" w:cs="Times New Roman"/>
+          <w:i/>
+          <w:iCs/>
+        </w:rPr>
+        <w:t xml:space="preserve"> tekintve.</w:t>
+      </w:r>
+    </w:p>
     <w:sectPr>
-      <w:headerReference w:type="default" r:id="rId11"/>
+      <w:headerReference w:type="default" r:id="rId15"/>
       <w:pgSz w:w="11906" w:h="16838"/>
       <w:pgMar w:top="1417" w:right="1417" w:bottom="1417" w:left="1417" w:header="708" w:footer="708" w:gutter="0"/>
       <w:pgNumType w:start="1"/>
@@ -2387,7 +2900,7 @@
         <w:ind w:left="1785" w:hanging="360"/>
       </w:pPr>
     </w:lvl>
-    <w:lvl w:ilvl="2" w:tplc="040E001B" w:tentative="1">
+    <w:lvl w:ilvl="2" w:tplc="040E001B">
       <w:start w:val="1"/>
       <w:numFmt w:val="lowerRoman"/>
       <w:lvlText w:val="%3."/>
@@ -3341,6 +3854,7 @@
   <w:style w:type="paragraph" w:default="1" w:styleId="Normal">
     <w:name w:val="Normal"/>
     <w:qFormat/>
+    <w:rsid w:val="0067515C"/>
   </w:style>
   <w:style w:type="paragraph" w:styleId="Heading1">
     <w:name w:val="heading 1"/>

--- a/UserFiles/ComputerParts_Documentation_V02.06(MCS_és_RDZS).docx
+++ b/UserFiles/ComputerParts_Documentation_V02.06(MCS_és_RDZS).docx
@@ -1496,6 +1496,7 @@
     </w:p>
     <w:p>
       <w:pPr>
+        <w:ind w:firstLine="705"/>
         <w:jc w:val="both"/>
         <w:rPr>
           <w:rFonts w:ascii="Times New Roman" w:hAnsi="Times New Roman" w:cs="Times New Roman"/>
@@ -1507,10 +1508,10 @@
           <w:noProof/>
         </w:rPr>
         <w:drawing>
-          <wp:inline distT="0" distB="0" distL="0" distR="0" wp14:anchorId="138BB741" wp14:editId="03A6D52F">
-            <wp:extent cx="5762625" cy="3257550"/>
-            <wp:effectExtent l="0" t="0" r="9525" b="0"/>
-            <wp:docPr id="73774434" name="Picture 2"/>
+          <wp:inline distT="0" distB="0" distL="0" distR="0" wp14:anchorId="7E27954E" wp14:editId="3C614A80">
+            <wp:extent cx="5271669" cy="2085975"/>
+            <wp:effectExtent l="0" t="0" r="5715" b="0"/>
+            <wp:docPr id="586174161" name="Picture 1"/>
             <wp:cNvGraphicFramePr>
               <a:graphicFrameLocks xmlns:a="http://schemas.openxmlformats.org/drawingml/2006/main" noChangeAspect="1"/>
             </wp:cNvGraphicFramePr>
@@ -1518,7 +1519,7 @@
               <a:graphicData uri="http://schemas.openxmlformats.org/drawingml/2006/picture">
                 <pic:pic xmlns:pic="http://schemas.openxmlformats.org/drawingml/2006/picture">
                   <pic:nvPicPr>
-                    <pic:cNvPr id="0" name="Picture 2"/>
+                    <pic:cNvPr id="0" name="Picture 1"/>
                     <pic:cNvPicPr>
                       <a:picLocks noChangeAspect="1" noChangeArrowheads="1"/>
                     </pic:cNvPicPr>
@@ -1539,7 +1540,7 @@
                   <pic:spPr bwMode="auto">
                     <a:xfrm>
                       <a:off x="0" y="0"/>
-                      <a:ext cx="5762625" cy="3257550"/>
+                      <a:ext cx="5278134" cy="2088533"/>
                     </a:xfrm>
                     <a:prstGeom prst="rect">
                       <a:avLst/>
@@ -1688,7 +1689,6 @@
         <w:rPr>
           <w:rFonts w:ascii="Times New Roman" w:hAnsi="Times New Roman" w:cs="Times New Roman"/>
         </w:rPr>
-        <w:lastRenderedPageBreak/>
         <w:t>„component_type”: Ez a tábla tartalmazza az összes, előre össze szerelt (desktop) PC alkatrészek típusát. Kapcsolódik a „components” táblához az „id -&gt; type_id” mentén.</w:t>
       </w:r>
     </w:p>
@@ -1746,6 +1746,7 @@
         <w:rPr>
           <w:rFonts w:ascii="Times New Roman" w:hAnsi="Times New Roman" w:cs="Times New Roman"/>
         </w:rPr>
+        <w:lastRenderedPageBreak/>
         <w:t>„addresses”: Ez a tábla tárolja az összes megrendelés szállításii adatát. Kapcsolódik az „orders” táblához az „id -&gt; shipping_address_id” mentén, valamint a „users” táblához a(z) „user_id -&gt; id” mentén.</w:t>
       </w:r>
     </w:p>
@@ -1862,7 +1863,7 @@
     </w:p>
     <w:p>
       <w:pPr>
-        <w:spacing w:before="6960"/>
+        <w:spacing w:before="7680"/>
         <w:jc w:val="both"/>
         <w:rPr>
           <w:rFonts w:ascii="Times New Roman" w:hAnsi="Times New Roman" w:cs="Times New Roman"/>

--- a/UserFiles/ComputerParts_Documentation_V02.06(MCS_és_RDZS).docx
+++ b/UserFiles/ComputerParts_Documentation_V02.06(MCS_és_RDZS).docx
@@ -1215,7 +1215,7 @@
         <w:rPr>
           <w:rFonts w:ascii="Times New Roman" w:hAnsi="Times New Roman" w:cs="Times New Roman"/>
         </w:rPr>
-        <w:t xml:space="preserve"> a felhasználói fiókokba való bejelentkezés, ami szerintünk százszor bonyolultabban kivitelezhető Javascript és Node környezetben, mint a C-Sharp-éban.</w:t>
+        <w:t xml:space="preserve"> a felhasználói fiókokba való bejelentkezés, mint a C-Sharp-éban.</w:t>
       </w:r>
     </w:p>
     <w:p>
@@ -1401,6 +1401,27 @@
         <w:rPr>
           <w:rFonts w:ascii="Times New Roman" w:hAnsi="Times New Roman" w:cs="Times New Roman"/>
         </w:rPr>
+        <w:t xml:space="preserve">Weboldalunk fő funkciójánál, a „PC összerakó” fülön, ami a felhasználó számára lehetővé teszi, hogy saját konfigurációt állítson össze, jelenleg a rendszer nem ellenőrzi le, hogy az adott alkatrészek kompatibilisek-e egymással, ez a funkció egyelőre még nem került be, viszont mindenképp egy jó és egyben nagyon is fontos </w:t>
+      </w:r>
+      <w:r>
+        <w:rPr>
+          <w:rFonts w:ascii="Times New Roman" w:hAnsi="Times New Roman" w:cs="Times New Roman"/>
+        </w:rPr>
+        <w:t>fejlesztés a jövőre nézve.</w:t>
+      </w:r>
+    </w:p>
+    <w:p>
+      <w:pPr>
+        <w:ind w:left="705"/>
+        <w:jc w:val="both"/>
+        <w:rPr>
+          <w:rFonts w:ascii="Times New Roman" w:hAnsi="Times New Roman" w:cs="Times New Roman"/>
+        </w:rPr>
+      </w:pPr>
+      <w:r>
+        <w:rPr>
+          <w:rFonts w:ascii="Times New Roman" w:hAnsi="Times New Roman" w:cs="Times New Roman"/>
+        </w:rPr>
         <w:t xml:space="preserve">A legnagyobb </w:t>
       </w:r>
       <w:r>
@@ -1425,13 +1446,39 @@
         <w:rPr>
           <w:rFonts w:ascii="Times New Roman" w:hAnsi="Times New Roman" w:cs="Times New Roman"/>
         </w:rPr>
-        <w:t xml:space="preserve"> használt vagy akár új („új” alatt „bontatlan” vagy „pár alkalommal használt” értendő) termékek lennének fellelhetők, amolyan használt termékek piacát képezve. Itt a felhasználók közvetlenül egymás között bonyolítanák le az üzletet, weboldalnuk pedig a platfromot biztosítaná a felhasználók számára, mindezt úgy, hogy oldalunk ezért cserébe semmivel nem terheli az eladót, nem termelünk belőle semmilyen profitot. A termékek adatait, leírásait mindet a felhasználónak kell megadnia és hasonlóan a fentebb említett értékelés ötleténél, itt is egy minimum karakterszámot meghaladva kell a felhasználónak megadnia az általa eladni kívánt termék adatait, ezzel is biztosítva, hogy a potenciális vásárlók a lehető legtöbbet tudhassa meg a kiszemelt termékről. Ha pedig valamire a megítélésünk szerint az eladó nem biztosított megfelelő mennyiségű </w:t>
-      </w:r>
-      <w:r>
-        <w:rPr>
-          <w:rFonts w:ascii="Times New Roman" w:hAnsi="Times New Roman" w:cs="Times New Roman"/>
-        </w:rPr>
-        <w:t>információt a hírdetésében, akkor az adatbázisunkból, egy külön szövegdobozban a teljes leírása az adott terméknek. Ha ez a termék nem szerepel adatbázisunkban, akkor értelem szerűen nem jelenít meg a rendszer teljes leírást.</w:t>
+        <w:t xml:space="preserve"> használt vagy akár új </w:t>
+      </w:r>
+      <w:r>
+        <w:rPr>
+          <w:rFonts w:ascii="Times New Roman" w:hAnsi="Times New Roman" w:cs="Times New Roman"/>
+          <w:i/>
+          <w:iCs/>
+        </w:rPr>
+        <w:t>(„új” alatt „bontatlan” vagy „pár alkalommal használt” értendő)</w:t>
+      </w:r>
+      <w:r>
+        <w:rPr>
+          <w:rFonts w:ascii="Times New Roman" w:hAnsi="Times New Roman" w:cs="Times New Roman"/>
+        </w:rPr>
+        <w:t xml:space="preserve"> termékek lennének fellelhetők, amolyan használt termékek piacát képezve. Itt a felhasználók közvetlenül egymás között bonyolítanák le az üzletet, weboldalnuk pedig a platfromot biztosítaná a felhasználók számára, mindezt úgy, hogy oldalunk ezért cserébe semmivel nem terheli az eladót, nem termelünk belőle semmilyen profitot. A termékek adatait, leírásait mindet a felhasználónak kell megadnia és hasonlóan a fentebb említett értékelés ötleténél, itt is egy minimum karakterszámot meghaladva kell a felhasználónak megadnia az általa eladni kívánt termék adatait, ezzel is biztosítva, hogy a potenciális vásárló a lehető legtöbbet tudhassa meg a kiszemelt termékről. Ha pedig valamire a megítélésünk szerint az eladó nem biztosított megfelelő mennyiségű </w:t>
+      </w:r>
+      <w:r>
+        <w:rPr>
+          <w:rFonts w:ascii="Times New Roman" w:hAnsi="Times New Roman" w:cs="Times New Roman"/>
+        </w:rPr>
+        <w:t>információt a hírdetésében, akkor az adatbázisunkból, egy külön szövegdobozban</w:t>
+      </w:r>
+      <w:r>
+        <w:rPr>
+          <w:rFonts w:ascii="Times New Roman" w:hAnsi="Times New Roman" w:cs="Times New Roman"/>
+        </w:rPr>
+        <w:t xml:space="preserve"> jelenik meg</w:t>
+      </w:r>
+      <w:r>
+        <w:rPr>
+          <w:rFonts w:ascii="Times New Roman" w:hAnsi="Times New Roman" w:cs="Times New Roman"/>
+        </w:rPr>
+        <w:t xml:space="preserve"> a teljes leírása az adott terméknek. Ha ez a termék nem szerepel adatbázisunkban, akkor értelem szerűen nem jelenít meg a rendszer teljes leírást.</w:t>
       </w:r>
     </w:p>
     <w:p>
@@ -1491,7 +1538,25 @@
         <w:rPr>
           <w:rFonts w:ascii="Times New Roman" w:hAnsi="Times New Roman" w:cs="Times New Roman"/>
         </w:rPr>
-        <w:t>Adatbázisunk terve az alábbi képen látható, viszont ez még közel sincs végleges állapotában, nagy valószínűséggel még rengeteg változáson, finomításon fog átesni. Ebbe bele tartozik az is, hogy a képen látható táblák közül van, amelyik eltávolításra kerülhet, és kerülhet be olyan is, ami nem látható a képen, így ez csak illusztációs jelleggel került bele dokumentációnkba.</w:t>
+        <w:t xml:space="preserve">Adatbázisunk terve az alábbi képen látható, </w:t>
+      </w:r>
+      <w:r>
+        <w:rPr>
+          <w:rFonts w:ascii="Times New Roman" w:hAnsi="Times New Roman" w:cs="Times New Roman"/>
+        </w:rPr>
+        <w:t>most már a vizsga szempontjából végleges állapotában. Korábbi leírást idézve, nem egy olyan tábla volt, ami a véglegesített formából kikerült, illetve van, amelyik idő közben került be. Az alábbi kép mutatja teljes adatbázisunk összeállását, melyik tábla hogyan kapcsolódik melyik táblához, melyek azok a táblák, amik a felhasználók információit tárolják, viszont ezt lentebb részletesebben is leírtuk.</w:t>
+      </w:r>
+      <w:r>
+        <w:rPr>
+          <w:rFonts w:ascii="Times New Roman" w:hAnsi="Times New Roman" w:cs="Times New Roman"/>
+        </w:rPr>
+        <w:t xml:space="preserve"> A kikerült táblák nevei természetesen nem szerepelnek ezen az adatbázis terven, sem a képen, sem pedig a leírásokban, illetve a fejlesztési ötletekhez sem kerültek be, révén, hogy a kikerült táblák nevei bármikor változhattak volna</w:t>
+      </w:r>
+      <w:r>
+        <w:rPr>
+          <w:rFonts w:ascii="Times New Roman" w:hAnsi="Times New Roman" w:cs="Times New Roman"/>
+        </w:rPr>
+        <w:t>, valamint vannak ezek között olyan táblák, amelyek egyelőre nem kerültek felhasználásra, de egy esetleges fejlesztési ötlet megvalósítása esetén már meg vannak, így akkor ezekkel nem kell foglalkozni.</w:t>
       </w:r>
     </w:p>
     <w:p>
@@ -1508,10 +1573,10 @@
           <w:noProof/>
         </w:rPr>
         <w:drawing>
-          <wp:inline distT="0" distB="0" distL="0" distR="0" wp14:anchorId="7E27954E" wp14:editId="3C614A80">
-            <wp:extent cx="5271669" cy="2085975"/>
-            <wp:effectExtent l="0" t="0" r="5715" b="0"/>
-            <wp:docPr id="586174161" name="Picture 1"/>
+          <wp:inline distT="0" distB="0" distL="0" distR="0" wp14:anchorId="4B2C968C" wp14:editId="0A2384B4">
+            <wp:extent cx="5324475" cy="2900252"/>
+            <wp:effectExtent l="0" t="0" r="0" b="0"/>
+            <wp:docPr id="1327806629" name="Picture 14"/>
             <wp:cNvGraphicFramePr>
               <a:graphicFrameLocks xmlns:a="http://schemas.openxmlformats.org/drawingml/2006/main" noChangeAspect="1"/>
             </wp:cNvGraphicFramePr>
@@ -1519,7 +1584,7 @@
               <a:graphicData uri="http://schemas.openxmlformats.org/drawingml/2006/picture">
                 <pic:pic xmlns:pic="http://schemas.openxmlformats.org/drawingml/2006/picture">
                   <pic:nvPicPr>
-                    <pic:cNvPr id="0" name="Picture 1"/>
+                    <pic:cNvPr id="0" name="Picture 14"/>
                     <pic:cNvPicPr>
                       <a:picLocks noChangeAspect="1" noChangeArrowheads="1"/>
                     </pic:cNvPicPr>
@@ -1540,7 +1605,7 @@
                   <pic:spPr bwMode="auto">
                     <a:xfrm>
                       <a:off x="0" y="0"/>
-                      <a:ext cx="5278134" cy="2088533"/>
+                      <a:ext cx="5343547" cy="2910641"/>
                     </a:xfrm>
                     <a:prstGeom prst="rect">
                       <a:avLst/>
@@ -1569,7 +1634,82 @@
           <w:rFonts w:ascii="Times New Roman" w:hAnsi="Times New Roman" w:cs="Times New Roman"/>
         </w:rPr>
         <w:tab/>
-        <w:t>Adatbázisunk táblái a következő képpen épülnek fel:</w:t>
+        <w:t>Adatbázisunk táblái a következő képpen épülnek fel</w:t>
+      </w:r>
+      <w:r>
+        <w:rPr>
+          <w:rFonts w:ascii="Times New Roman" w:hAnsi="Times New Roman" w:cs="Times New Roman"/>
+        </w:rPr>
+        <w:t xml:space="preserve"> és kapcsolódnak egymáshoz</w:t>
+      </w:r>
+      <w:r>
+        <w:rPr>
+          <w:rFonts w:ascii="Times New Roman" w:hAnsi="Times New Roman" w:cs="Times New Roman"/>
+        </w:rPr>
+        <w:t>:</w:t>
+      </w:r>
+    </w:p>
+    <w:p>
+      <w:pPr>
+        <w:ind w:left="357" w:firstLine="708"/>
+        <w:jc w:val="both"/>
+        <w:rPr>
+          <w:rFonts w:ascii="Times New Roman" w:hAnsi="Times New Roman" w:cs="Times New Roman"/>
+        </w:rPr>
+      </w:pPr>
+      <w:r>
+        <w:rPr>
+          <w:rFonts w:ascii="Times New Roman" w:hAnsi="Times New Roman" w:cs="Times New Roman"/>
+          <w:noProof/>
+        </w:rPr>
+        <w:drawing>
+          <wp:inline distT="0" distB="0" distL="0" distR="0" wp14:anchorId="6EF3D215" wp14:editId="22EF5F7C">
+            <wp:extent cx="1794442" cy="952500"/>
+            <wp:effectExtent l="0" t="0" r="0" b="0"/>
+            <wp:docPr id="183600452" name="Picture 2"/>
+            <wp:cNvGraphicFramePr>
+              <a:graphicFrameLocks xmlns:a="http://schemas.openxmlformats.org/drawingml/2006/main" noChangeAspect="1"/>
+            </wp:cNvGraphicFramePr>
+            <a:graphic xmlns:a="http://schemas.openxmlformats.org/drawingml/2006/main">
+              <a:graphicData uri="http://schemas.openxmlformats.org/drawingml/2006/picture">
+                <pic:pic xmlns:pic="http://schemas.openxmlformats.org/drawingml/2006/picture">
+                  <pic:nvPicPr>
+                    <pic:cNvPr id="0" name="Picture 2"/>
+                    <pic:cNvPicPr>
+                      <a:picLocks noChangeAspect="1" noChangeArrowheads="1"/>
+                    </pic:cNvPicPr>
+                  </pic:nvPicPr>
+                  <pic:blipFill>
+                    <a:blip r:embed="rId9">
+                      <a:extLst>
+                        <a:ext uri="{28A0092B-C50C-407E-A947-70E740481C1C}">
+                          <a14:useLocalDpi xmlns:a14="http://schemas.microsoft.com/office/drawing/2010/main" val="0"/>
+                        </a:ext>
+                      </a:extLst>
+                    </a:blip>
+                    <a:srcRect/>
+                    <a:stretch>
+                      <a:fillRect/>
+                    </a:stretch>
+                  </pic:blipFill>
+                  <pic:spPr bwMode="auto">
+                    <a:xfrm>
+                      <a:off x="0" y="0"/>
+                      <a:ext cx="1798524" cy="954667"/>
+                    </a:xfrm>
+                    <a:prstGeom prst="rect">
+                      <a:avLst/>
+                    </a:prstGeom>
+                    <a:noFill/>
+                    <a:ln>
+                      <a:noFill/>
+                    </a:ln>
+                  </pic:spPr>
+                </pic:pic>
+              </a:graphicData>
+            </a:graphic>
+          </wp:inline>
+        </w:drawing>
       </w:r>
     </w:p>
     <w:p>
@@ -1593,6 +1733,71 @@
     </w:p>
     <w:p>
       <w:pPr>
+        <w:spacing w:before="240"/>
+        <w:ind w:left="1062" w:firstLine="3"/>
+        <w:jc w:val="both"/>
+        <w:rPr>
+          <w:rFonts w:ascii="Times New Roman" w:hAnsi="Times New Roman" w:cs="Times New Roman"/>
+        </w:rPr>
+      </w:pPr>
+      <w:r>
+        <w:rPr>
+          <w:rFonts w:ascii="Times New Roman" w:hAnsi="Times New Roman" w:cs="Times New Roman"/>
+          <w:noProof/>
+        </w:rPr>
+        <w:lastRenderedPageBreak/>
+        <w:drawing>
+          <wp:inline distT="0" distB="0" distL="0" distR="0" wp14:anchorId="3C42D0CE" wp14:editId="2544DB28">
+            <wp:extent cx="1489710" cy="1295400"/>
+            <wp:effectExtent l="0" t="0" r="0" b="0"/>
+            <wp:docPr id="1996325731" name="Picture 3"/>
+            <wp:cNvGraphicFramePr>
+              <a:graphicFrameLocks xmlns:a="http://schemas.openxmlformats.org/drawingml/2006/main" noChangeAspect="1"/>
+            </wp:cNvGraphicFramePr>
+            <a:graphic xmlns:a="http://schemas.openxmlformats.org/drawingml/2006/main">
+              <a:graphicData uri="http://schemas.openxmlformats.org/drawingml/2006/picture">
+                <pic:pic xmlns:pic="http://schemas.openxmlformats.org/drawingml/2006/picture">
+                  <pic:nvPicPr>
+                    <pic:cNvPr id="0" name="Picture 3"/>
+                    <pic:cNvPicPr>
+                      <a:picLocks noChangeAspect="1" noChangeArrowheads="1"/>
+                    </pic:cNvPicPr>
+                  </pic:nvPicPr>
+                  <pic:blipFill>
+                    <a:blip r:embed="rId10">
+                      <a:extLst>
+                        <a:ext uri="{28A0092B-C50C-407E-A947-70E740481C1C}">
+                          <a14:useLocalDpi xmlns:a14="http://schemas.microsoft.com/office/drawing/2010/main" val="0"/>
+                        </a:ext>
+                      </a:extLst>
+                    </a:blip>
+                    <a:srcRect/>
+                    <a:stretch>
+                      <a:fillRect/>
+                    </a:stretch>
+                  </pic:blipFill>
+                  <pic:spPr bwMode="auto">
+                    <a:xfrm>
+                      <a:off x="0" y="0"/>
+                      <a:ext cx="1496497" cy="1301302"/>
+                    </a:xfrm>
+                    <a:prstGeom prst="rect">
+                      <a:avLst/>
+                    </a:prstGeom>
+                    <a:noFill/>
+                    <a:ln>
+                      <a:noFill/>
+                    </a:ln>
+                  </pic:spPr>
+                </pic:pic>
+              </a:graphicData>
+            </a:graphic>
+          </wp:inline>
+        </w:drawing>
+      </w:r>
+    </w:p>
+    <w:p>
+      <w:pPr>
         <w:pStyle w:val="ListParagraph"/>
         <w:numPr>
           <w:ilvl w:val="0"/>
@@ -1612,6 +1817,69 @@
     </w:p>
     <w:p>
       <w:pPr>
+        <w:ind w:left="1062" w:firstLine="3"/>
+        <w:jc w:val="both"/>
+        <w:rPr>
+          <w:rFonts w:ascii="Times New Roman" w:hAnsi="Times New Roman" w:cs="Times New Roman"/>
+        </w:rPr>
+      </w:pPr>
+      <w:r>
+        <w:rPr>
+          <w:rFonts w:ascii="Times New Roman" w:hAnsi="Times New Roman" w:cs="Times New Roman"/>
+          <w:noProof/>
+        </w:rPr>
+        <w:drawing>
+          <wp:inline distT="0" distB="0" distL="0" distR="0" wp14:anchorId="7D3BCAB1" wp14:editId="5F890713">
+            <wp:extent cx="1476375" cy="727488"/>
+            <wp:effectExtent l="0" t="0" r="0" b="0"/>
+            <wp:docPr id="177422510" name="Picture 4"/>
+            <wp:cNvGraphicFramePr>
+              <a:graphicFrameLocks xmlns:a="http://schemas.openxmlformats.org/drawingml/2006/main" noChangeAspect="1"/>
+            </wp:cNvGraphicFramePr>
+            <a:graphic xmlns:a="http://schemas.openxmlformats.org/drawingml/2006/main">
+              <a:graphicData uri="http://schemas.openxmlformats.org/drawingml/2006/picture">
+                <pic:pic xmlns:pic="http://schemas.openxmlformats.org/drawingml/2006/picture">
+                  <pic:nvPicPr>
+                    <pic:cNvPr id="0" name="Picture 4"/>
+                    <pic:cNvPicPr>
+                      <a:picLocks noChangeAspect="1" noChangeArrowheads="1"/>
+                    </pic:cNvPicPr>
+                  </pic:nvPicPr>
+                  <pic:blipFill>
+                    <a:blip r:embed="rId11">
+                      <a:extLst>
+                        <a:ext uri="{28A0092B-C50C-407E-A947-70E740481C1C}">
+                          <a14:useLocalDpi xmlns:a14="http://schemas.microsoft.com/office/drawing/2010/main" val="0"/>
+                        </a:ext>
+                      </a:extLst>
+                    </a:blip>
+                    <a:srcRect/>
+                    <a:stretch>
+                      <a:fillRect/>
+                    </a:stretch>
+                  </pic:blipFill>
+                  <pic:spPr bwMode="auto">
+                    <a:xfrm>
+                      <a:off x="0" y="0"/>
+                      <a:ext cx="1483805" cy="731149"/>
+                    </a:xfrm>
+                    <a:prstGeom prst="rect">
+                      <a:avLst/>
+                    </a:prstGeom>
+                    <a:noFill/>
+                    <a:ln>
+                      <a:noFill/>
+                    </a:ln>
+                  </pic:spPr>
+                </pic:pic>
+              </a:graphicData>
+            </a:graphic>
+          </wp:inline>
+        </w:drawing>
+      </w:r>
+    </w:p>
+    <w:p>
+      <w:pPr>
         <w:pStyle w:val="ListParagraph"/>
         <w:numPr>
           <w:ilvl w:val="0"/>
@@ -1631,6 +1899,69 @@
     </w:p>
     <w:p>
       <w:pPr>
+        <w:ind w:left="1062" w:firstLine="3"/>
+        <w:jc w:val="both"/>
+        <w:rPr>
+          <w:rFonts w:ascii="Times New Roman" w:hAnsi="Times New Roman" w:cs="Times New Roman"/>
+        </w:rPr>
+      </w:pPr>
+      <w:r>
+        <w:rPr>
+          <w:rFonts w:ascii="Times New Roman" w:hAnsi="Times New Roman" w:cs="Times New Roman"/>
+          <w:noProof/>
+        </w:rPr>
+        <w:drawing>
+          <wp:inline distT="0" distB="0" distL="0" distR="0" wp14:anchorId="2AFD6624" wp14:editId="19D2A127">
+            <wp:extent cx="1419225" cy="1247775"/>
+            <wp:effectExtent l="0" t="0" r="9525" b="9525"/>
+            <wp:docPr id="1812132166" name="Picture 5"/>
+            <wp:cNvGraphicFramePr>
+              <a:graphicFrameLocks xmlns:a="http://schemas.openxmlformats.org/drawingml/2006/main" noChangeAspect="1"/>
+            </wp:cNvGraphicFramePr>
+            <a:graphic xmlns:a="http://schemas.openxmlformats.org/drawingml/2006/main">
+              <a:graphicData uri="http://schemas.openxmlformats.org/drawingml/2006/picture">
+                <pic:pic xmlns:pic="http://schemas.openxmlformats.org/drawingml/2006/picture">
+                  <pic:nvPicPr>
+                    <pic:cNvPr id="0" name="Picture 5"/>
+                    <pic:cNvPicPr>
+                      <a:picLocks noChangeAspect="1" noChangeArrowheads="1"/>
+                    </pic:cNvPicPr>
+                  </pic:nvPicPr>
+                  <pic:blipFill>
+                    <a:blip r:embed="rId12">
+                      <a:extLst>
+                        <a:ext uri="{28A0092B-C50C-407E-A947-70E740481C1C}">
+                          <a14:useLocalDpi xmlns:a14="http://schemas.microsoft.com/office/drawing/2010/main" val="0"/>
+                        </a:ext>
+                      </a:extLst>
+                    </a:blip>
+                    <a:srcRect/>
+                    <a:stretch>
+                      <a:fillRect/>
+                    </a:stretch>
+                  </pic:blipFill>
+                  <pic:spPr bwMode="auto">
+                    <a:xfrm>
+                      <a:off x="0" y="0"/>
+                      <a:ext cx="1419225" cy="1247775"/>
+                    </a:xfrm>
+                    <a:prstGeom prst="rect">
+                      <a:avLst/>
+                    </a:prstGeom>
+                    <a:noFill/>
+                    <a:ln>
+                      <a:noFill/>
+                    </a:ln>
+                  </pic:spPr>
+                </pic:pic>
+              </a:graphicData>
+            </a:graphic>
+          </wp:inline>
+        </w:drawing>
+      </w:r>
+    </w:p>
+    <w:p>
+      <w:pPr>
         <w:pStyle w:val="ListParagraph"/>
         <w:numPr>
           <w:ilvl w:val="0"/>
@@ -1656,6 +1987,69 @@
     </w:p>
     <w:p>
       <w:pPr>
+        <w:ind w:left="1062" w:firstLine="3"/>
+        <w:jc w:val="both"/>
+        <w:rPr>
+          <w:rFonts w:ascii="Times New Roman" w:hAnsi="Times New Roman" w:cs="Times New Roman"/>
+        </w:rPr>
+      </w:pPr>
+      <w:r>
+        <w:rPr>
+          <w:rFonts w:ascii="Times New Roman" w:hAnsi="Times New Roman" w:cs="Times New Roman"/>
+          <w:noProof/>
+        </w:rPr>
+        <w:drawing>
+          <wp:inline distT="0" distB="0" distL="0" distR="0" wp14:anchorId="08F20DC2" wp14:editId="5E3E731D">
+            <wp:extent cx="1333500" cy="1038591"/>
+            <wp:effectExtent l="0" t="0" r="0" b="9525"/>
+            <wp:docPr id="1008416603" name="Picture 6"/>
+            <wp:cNvGraphicFramePr>
+              <a:graphicFrameLocks xmlns:a="http://schemas.openxmlformats.org/drawingml/2006/main" noChangeAspect="1"/>
+            </wp:cNvGraphicFramePr>
+            <a:graphic xmlns:a="http://schemas.openxmlformats.org/drawingml/2006/main">
+              <a:graphicData uri="http://schemas.openxmlformats.org/drawingml/2006/picture">
+                <pic:pic xmlns:pic="http://schemas.openxmlformats.org/drawingml/2006/picture">
+                  <pic:nvPicPr>
+                    <pic:cNvPr id="0" name="Picture 6"/>
+                    <pic:cNvPicPr>
+                      <a:picLocks noChangeAspect="1" noChangeArrowheads="1"/>
+                    </pic:cNvPicPr>
+                  </pic:nvPicPr>
+                  <pic:blipFill>
+                    <a:blip r:embed="rId13">
+                      <a:extLst>
+                        <a:ext uri="{28A0092B-C50C-407E-A947-70E740481C1C}">
+                          <a14:useLocalDpi xmlns:a14="http://schemas.microsoft.com/office/drawing/2010/main" val="0"/>
+                        </a:ext>
+                      </a:extLst>
+                    </a:blip>
+                    <a:srcRect/>
+                    <a:stretch>
+                      <a:fillRect/>
+                    </a:stretch>
+                  </pic:blipFill>
+                  <pic:spPr bwMode="auto">
+                    <a:xfrm>
+                      <a:off x="0" y="0"/>
+                      <a:ext cx="1341129" cy="1044533"/>
+                    </a:xfrm>
+                    <a:prstGeom prst="rect">
+                      <a:avLst/>
+                    </a:prstGeom>
+                    <a:noFill/>
+                    <a:ln>
+                      <a:noFill/>
+                    </a:ln>
+                  </pic:spPr>
+                </pic:pic>
+              </a:graphicData>
+            </a:graphic>
+          </wp:inline>
+        </w:drawing>
+      </w:r>
+    </w:p>
+    <w:p>
+      <w:pPr>
         <w:pStyle w:val="ListParagraph"/>
         <w:numPr>
           <w:ilvl w:val="0"/>
@@ -1675,6 +2069,69 @@
     </w:p>
     <w:p>
       <w:pPr>
+        <w:ind w:left="1062" w:firstLine="3"/>
+        <w:jc w:val="both"/>
+        <w:rPr>
+          <w:rFonts w:ascii="Times New Roman" w:hAnsi="Times New Roman" w:cs="Times New Roman"/>
+        </w:rPr>
+      </w:pPr>
+      <w:r>
+        <w:rPr>
+          <w:rFonts w:ascii="Times New Roman" w:hAnsi="Times New Roman" w:cs="Times New Roman"/>
+          <w:noProof/>
+        </w:rPr>
+        <w:drawing>
+          <wp:inline distT="0" distB="0" distL="0" distR="0" wp14:anchorId="6476E852" wp14:editId="1D9B8E00">
+            <wp:extent cx="1428750" cy="721245"/>
+            <wp:effectExtent l="0" t="0" r="0" b="3175"/>
+            <wp:docPr id="201133493" name="Picture 7"/>
+            <wp:cNvGraphicFramePr>
+              <a:graphicFrameLocks xmlns:a="http://schemas.openxmlformats.org/drawingml/2006/main" noChangeAspect="1"/>
+            </wp:cNvGraphicFramePr>
+            <a:graphic xmlns:a="http://schemas.openxmlformats.org/drawingml/2006/main">
+              <a:graphicData uri="http://schemas.openxmlformats.org/drawingml/2006/picture">
+                <pic:pic xmlns:pic="http://schemas.openxmlformats.org/drawingml/2006/picture">
+                  <pic:nvPicPr>
+                    <pic:cNvPr id="0" name="Picture 7"/>
+                    <pic:cNvPicPr>
+                      <a:picLocks noChangeAspect="1" noChangeArrowheads="1"/>
+                    </pic:cNvPicPr>
+                  </pic:nvPicPr>
+                  <pic:blipFill>
+                    <a:blip r:embed="rId14">
+                      <a:extLst>
+                        <a:ext uri="{28A0092B-C50C-407E-A947-70E740481C1C}">
+                          <a14:useLocalDpi xmlns:a14="http://schemas.microsoft.com/office/drawing/2010/main" val="0"/>
+                        </a:ext>
+                      </a:extLst>
+                    </a:blip>
+                    <a:srcRect/>
+                    <a:stretch>
+                      <a:fillRect/>
+                    </a:stretch>
+                  </pic:blipFill>
+                  <pic:spPr bwMode="auto">
+                    <a:xfrm>
+                      <a:off x="0" y="0"/>
+                      <a:ext cx="1441148" cy="727504"/>
+                    </a:xfrm>
+                    <a:prstGeom prst="rect">
+                      <a:avLst/>
+                    </a:prstGeom>
+                    <a:noFill/>
+                    <a:ln>
+                      <a:noFill/>
+                    </a:ln>
+                  </pic:spPr>
+                </pic:pic>
+              </a:graphicData>
+            </a:graphic>
+          </wp:inline>
+        </w:drawing>
+      </w:r>
+    </w:p>
+    <w:p>
+      <w:pPr>
         <w:pStyle w:val="ListParagraph"/>
         <w:numPr>
           <w:ilvl w:val="0"/>
@@ -1689,7 +2146,72 @@
         <w:rPr>
           <w:rFonts w:ascii="Times New Roman" w:hAnsi="Times New Roman" w:cs="Times New Roman"/>
         </w:rPr>
+        <w:lastRenderedPageBreak/>
         <w:t>„component_type”: Ez a tábla tartalmazza az összes, előre össze szerelt (desktop) PC alkatrészek típusát. Kapcsolódik a „components” táblához az „id -&gt; type_id” mentén.</w:t>
+      </w:r>
+    </w:p>
+    <w:p>
+      <w:pPr>
+        <w:spacing w:before="120"/>
+        <w:ind w:left="1062" w:firstLine="3"/>
+        <w:jc w:val="both"/>
+        <w:rPr>
+          <w:rFonts w:ascii="Times New Roman" w:hAnsi="Times New Roman" w:cs="Times New Roman"/>
+        </w:rPr>
+      </w:pPr>
+      <w:r>
+        <w:rPr>
+          <w:rFonts w:ascii="Times New Roman" w:hAnsi="Times New Roman" w:cs="Times New Roman"/>
+          <w:noProof/>
+        </w:rPr>
+        <w:drawing>
+          <wp:inline distT="0" distB="0" distL="0" distR="0" wp14:anchorId="13B688F4" wp14:editId="2D641C16">
+            <wp:extent cx="1593303" cy="733425"/>
+            <wp:effectExtent l="0" t="0" r="6985" b="0"/>
+            <wp:docPr id="782854948" name="Picture 8"/>
+            <wp:cNvGraphicFramePr>
+              <a:graphicFrameLocks xmlns:a="http://schemas.openxmlformats.org/drawingml/2006/main" noChangeAspect="1"/>
+            </wp:cNvGraphicFramePr>
+            <a:graphic xmlns:a="http://schemas.openxmlformats.org/drawingml/2006/main">
+              <a:graphicData uri="http://schemas.openxmlformats.org/drawingml/2006/picture">
+                <pic:pic xmlns:pic="http://schemas.openxmlformats.org/drawingml/2006/picture">
+                  <pic:nvPicPr>
+                    <pic:cNvPr id="0" name="Picture 8"/>
+                    <pic:cNvPicPr>
+                      <a:picLocks noChangeAspect="1" noChangeArrowheads="1"/>
+                    </pic:cNvPicPr>
+                  </pic:nvPicPr>
+                  <pic:blipFill>
+                    <a:blip r:embed="rId15">
+                      <a:extLst>
+                        <a:ext uri="{28A0092B-C50C-407E-A947-70E740481C1C}">
+                          <a14:useLocalDpi xmlns:a14="http://schemas.microsoft.com/office/drawing/2010/main" val="0"/>
+                        </a:ext>
+                      </a:extLst>
+                    </a:blip>
+                    <a:srcRect/>
+                    <a:stretch>
+                      <a:fillRect/>
+                    </a:stretch>
+                  </pic:blipFill>
+                  <pic:spPr bwMode="auto">
+                    <a:xfrm>
+                      <a:off x="0" y="0"/>
+                      <a:ext cx="1596429" cy="734864"/>
+                    </a:xfrm>
+                    <a:prstGeom prst="rect">
+                      <a:avLst/>
+                    </a:prstGeom>
+                    <a:noFill/>
+                    <a:ln>
+                      <a:noFill/>
+                    </a:ln>
+                  </pic:spPr>
+                </pic:pic>
+              </a:graphicData>
+            </a:graphic>
+          </wp:inline>
+        </w:drawing>
       </w:r>
     </w:p>
     <w:p>
@@ -1713,6 +2235,69 @@
     </w:p>
     <w:p>
       <w:pPr>
+        <w:ind w:left="1065"/>
+        <w:jc w:val="both"/>
+        <w:rPr>
+          <w:rFonts w:ascii="Times New Roman" w:hAnsi="Times New Roman" w:cs="Times New Roman"/>
+        </w:rPr>
+      </w:pPr>
+      <w:r>
+        <w:rPr>
+          <w:rFonts w:ascii="Times New Roman" w:hAnsi="Times New Roman" w:cs="Times New Roman"/>
+          <w:noProof/>
+        </w:rPr>
+        <w:drawing>
+          <wp:inline distT="0" distB="0" distL="0" distR="0" wp14:anchorId="62EC30B9" wp14:editId="36D5D0BB">
+            <wp:extent cx="1605606" cy="1285875"/>
+            <wp:effectExtent l="0" t="0" r="0" b="0"/>
+            <wp:docPr id="593909366" name="Picture 9"/>
+            <wp:cNvGraphicFramePr>
+              <a:graphicFrameLocks xmlns:a="http://schemas.openxmlformats.org/drawingml/2006/main" noChangeAspect="1"/>
+            </wp:cNvGraphicFramePr>
+            <a:graphic xmlns:a="http://schemas.openxmlformats.org/drawingml/2006/main">
+              <a:graphicData uri="http://schemas.openxmlformats.org/drawingml/2006/picture">
+                <pic:pic xmlns:pic="http://schemas.openxmlformats.org/drawingml/2006/picture">
+                  <pic:nvPicPr>
+                    <pic:cNvPr id="0" name="Picture 9"/>
+                    <pic:cNvPicPr>
+                      <a:picLocks noChangeAspect="1" noChangeArrowheads="1"/>
+                    </pic:cNvPicPr>
+                  </pic:nvPicPr>
+                  <pic:blipFill>
+                    <a:blip r:embed="rId16">
+                      <a:extLst>
+                        <a:ext uri="{28A0092B-C50C-407E-A947-70E740481C1C}">
+                          <a14:useLocalDpi xmlns:a14="http://schemas.microsoft.com/office/drawing/2010/main" val="0"/>
+                        </a:ext>
+                      </a:extLst>
+                    </a:blip>
+                    <a:srcRect/>
+                    <a:stretch>
+                      <a:fillRect/>
+                    </a:stretch>
+                  </pic:blipFill>
+                  <pic:spPr bwMode="auto">
+                    <a:xfrm>
+                      <a:off x="0" y="0"/>
+                      <a:ext cx="1612329" cy="1291260"/>
+                    </a:xfrm>
+                    <a:prstGeom prst="rect">
+                      <a:avLst/>
+                    </a:prstGeom>
+                    <a:noFill/>
+                    <a:ln>
+                      <a:noFill/>
+                    </a:ln>
+                  </pic:spPr>
+                </pic:pic>
+              </a:graphicData>
+            </a:graphic>
+          </wp:inline>
+        </w:drawing>
+      </w:r>
+    </w:p>
+    <w:p>
+      <w:pPr>
         <w:pStyle w:val="ListParagraph"/>
         <w:numPr>
           <w:ilvl w:val="0"/>
@@ -1732,6 +2317,69 @@
     </w:p>
     <w:p>
       <w:pPr>
+        <w:ind w:left="1065"/>
+        <w:jc w:val="both"/>
+        <w:rPr>
+          <w:rFonts w:ascii="Times New Roman" w:hAnsi="Times New Roman" w:cs="Times New Roman"/>
+        </w:rPr>
+      </w:pPr>
+      <w:r>
+        <w:rPr>
+          <w:rFonts w:ascii="Times New Roman" w:hAnsi="Times New Roman" w:cs="Times New Roman"/>
+          <w:noProof/>
+        </w:rPr>
+        <w:drawing>
+          <wp:inline distT="0" distB="0" distL="0" distR="0" wp14:anchorId="2C5DF611" wp14:editId="453F9B99">
+            <wp:extent cx="1487067" cy="1714500"/>
+            <wp:effectExtent l="0" t="0" r="0" b="0"/>
+            <wp:docPr id="2027743975" name="Picture 10"/>
+            <wp:cNvGraphicFramePr>
+              <a:graphicFrameLocks xmlns:a="http://schemas.openxmlformats.org/drawingml/2006/main" noChangeAspect="1"/>
+            </wp:cNvGraphicFramePr>
+            <a:graphic xmlns:a="http://schemas.openxmlformats.org/drawingml/2006/main">
+              <a:graphicData uri="http://schemas.openxmlformats.org/drawingml/2006/picture">
+                <pic:pic xmlns:pic="http://schemas.openxmlformats.org/drawingml/2006/picture">
+                  <pic:nvPicPr>
+                    <pic:cNvPr id="0" name="Picture 10"/>
+                    <pic:cNvPicPr>
+                      <a:picLocks noChangeAspect="1" noChangeArrowheads="1"/>
+                    </pic:cNvPicPr>
+                  </pic:nvPicPr>
+                  <pic:blipFill>
+                    <a:blip r:embed="rId17">
+                      <a:extLst>
+                        <a:ext uri="{28A0092B-C50C-407E-A947-70E740481C1C}">
+                          <a14:useLocalDpi xmlns:a14="http://schemas.microsoft.com/office/drawing/2010/main" val="0"/>
+                        </a:ext>
+                      </a:extLst>
+                    </a:blip>
+                    <a:srcRect/>
+                    <a:stretch>
+                      <a:fillRect/>
+                    </a:stretch>
+                  </pic:blipFill>
+                  <pic:spPr bwMode="auto">
+                    <a:xfrm>
+                      <a:off x="0" y="0"/>
+                      <a:ext cx="1495117" cy="1723781"/>
+                    </a:xfrm>
+                    <a:prstGeom prst="rect">
+                      <a:avLst/>
+                    </a:prstGeom>
+                    <a:noFill/>
+                    <a:ln>
+                      <a:noFill/>
+                    </a:ln>
+                  </pic:spPr>
+                </pic:pic>
+              </a:graphicData>
+            </a:graphic>
+          </wp:inline>
+        </w:drawing>
+      </w:r>
+    </w:p>
+    <w:p>
+      <w:pPr>
         <w:pStyle w:val="ListParagraph"/>
         <w:numPr>
           <w:ilvl w:val="0"/>
@@ -1746,8 +2394,70 @@
         <w:rPr>
           <w:rFonts w:ascii="Times New Roman" w:hAnsi="Times New Roman" w:cs="Times New Roman"/>
         </w:rPr>
-        <w:lastRenderedPageBreak/>
         <w:t>„addresses”: Ez a tábla tárolja az összes megrendelés szállításii adatát. Kapcsolódik az „orders” táblához az „id -&gt; shipping_address_id” mentén, valamint a „users” táblához a(z) „user_id -&gt; id” mentén.</w:t>
+      </w:r>
+    </w:p>
+    <w:p>
+      <w:pPr>
+        <w:ind w:left="1065"/>
+        <w:jc w:val="both"/>
+        <w:rPr>
+          <w:rFonts w:ascii="Times New Roman" w:hAnsi="Times New Roman" w:cs="Times New Roman"/>
+        </w:rPr>
+      </w:pPr>
+      <w:r>
+        <w:rPr>
+          <w:rFonts w:ascii="Times New Roman" w:hAnsi="Times New Roman" w:cs="Times New Roman"/>
+          <w:noProof/>
+        </w:rPr>
+        <w:drawing>
+          <wp:inline distT="0" distB="0" distL="0" distR="0" wp14:anchorId="42D8962A" wp14:editId="217B2102">
+            <wp:extent cx="1428750" cy="1069989"/>
+            <wp:effectExtent l="0" t="0" r="0" b="0"/>
+            <wp:docPr id="661929918" name="Picture 11"/>
+            <wp:cNvGraphicFramePr>
+              <a:graphicFrameLocks xmlns:a="http://schemas.openxmlformats.org/drawingml/2006/main" noChangeAspect="1"/>
+            </wp:cNvGraphicFramePr>
+            <a:graphic xmlns:a="http://schemas.openxmlformats.org/drawingml/2006/main">
+              <a:graphicData uri="http://schemas.openxmlformats.org/drawingml/2006/picture">
+                <pic:pic xmlns:pic="http://schemas.openxmlformats.org/drawingml/2006/picture">
+                  <pic:nvPicPr>
+                    <pic:cNvPr id="0" name="Picture 11"/>
+                    <pic:cNvPicPr>
+                      <a:picLocks noChangeAspect="1" noChangeArrowheads="1"/>
+                    </pic:cNvPicPr>
+                  </pic:nvPicPr>
+                  <pic:blipFill>
+                    <a:blip r:embed="rId18">
+                      <a:extLst>
+                        <a:ext uri="{28A0092B-C50C-407E-A947-70E740481C1C}">
+                          <a14:useLocalDpi xmlns:a14="http://schemas.microsoft.com/office/drawing/2010/main" val="0"/>
+                        </a:ext>
+                      </a:extLst>
+                    </a:blip>
+                    <a:srcRect/>
+                    <a:stretch>
+                      <a:fillRect/>
+                    </a:stretch>
+                  </pic:blipFill>
+                  <pic:spPr bwMode="auto">
+                    <a:xfrm>
+                      <a:off x="0" y="0"/>
+                      <a:ext cx="1437854" cy="1076807"/>
+                    </a:xfrm>
+                    <a:prstGeom prst="rect">
+                      <a:avLst/>
+                    </a:prstGeom>
+                    <a:noFill/>
+                    <a:ln>
+                      <a:noFill/>
+                    </a:ln>
+                  </pic:spPr>
+                </pic:pic>
+              </a:graphicData>
+            </a:graphic>
+          </wp:inline>
+        </w:drawing>
       </w:r>
     </w:p>
     <w:p>
@@ -1777,6 +2487,70 @@
     </w:p>
     <w:p>
       <w:pPr>
+        <w:ind w:left="1065"/>
+        <w:jc w:val="both"/>
+        <w:rPr>
+          <w:rFonts w:ascii="Times New Roman" w:hAnsi="Times New Roman" w:cs="Times New Roman"/>
+        </w:rPr>
+      </w:pPr>
+      <w:r>
+        <w:rPr>
+          <w:rFonts w:ascii="Times New Roman" w:hAnsi="Times New Roman" w:cs="Times New Roman"/>
+          <w:noProof/>
+        </w:rPr>
+        <w:lastRenderedPageBreak/>
+        <w:drawing>
+          <wp:inline distT="0" distB="0" distL="0" distR="0" wp14:anchorId="37786182" wp14:editId="3F8094B2">
+            <wp:extent cx="1495425" cy="1155196"/>
+            <wp:effectExtent l="0" t="0" r="0" b="6985"/>
+            <wp:docPr id="2141189163" name="Picture 12"/>
+            <wp:cNvGraphicFramePr>
+              <a:graphicFrameLocks xmlns:a="http://schemas.openxmlformats.org/drawingml/2006/main" noChangeAspect="1"/>
+            </wp:cNvGraphicFramePr>
+            <a:graphic xmlns:a="http://schemas.openxmlformats.org/drawingml/2006/main">
+              <a:graphicData uri="http://schemas.openxmlformats.org/drawingml/2006/picture">
+                <pic:pic xmlns:pic="http://schemas.openxmlformats.org/drawingml/2006/picture">
+                  <pic:nvPicPr>
+                    <pic:cNvPr id="0" name="Picture 12"/>
+                    <pic:cNvPicPr>
+                      <a:picLocks noChangeAspect="1" noChangeArrowheads="1"/>
+                    </pic:cNvPicPr>
+                  </pic:nvPicPr>
+                  <pic:blipFill>
+                    <a:blip r:embed="rId19">
+                      <a:extLst>
+                        <a:ext uri="{28A0092B-C50C-407E-A947-70E740481C1C}">
+                          <a14:useLocalDpi xmlns:a14="http://schemas.microsoft.com/office/drawing/2010/main" val="0"/>
+                        </a:ext>
+                      </a:extLst>
+                    </a:blip>
+                    <a:srcRect/>
+                    <a:stretch>
+                      <a:fillRect/>
+                    </a:stretch>
+                  </pic:blipFill>
+                  <pic:spPr bwMode="auto">
+                    <a:xfrm>
+                      <a:off x="0" y="0"/>
+                      <a:ext cx="1508534" cy="1165322"/>
+                    </a:xfrm>
+                    <a:prstGeom prst="rect">
+                      <a:avLst/>
+                    </a:prstGeom>
+                    <a:noFill/>
+                    <a:ln>
+                      <a:noFill/>
+                    </a:ln>
+                  </pic:spPr>
+                </pic:pic>
+              </a:graphicData>
+            </a:graphic>
+          </wp:inline>
+        </w:drawing>
+      </w:r>
+    </w:p>
+    <w:p>
+      <w:pPr>
         <w:pStyle w:val="ListParagraph"/>
         <w:numPr>
           <w:ilvl w:val="0"/>
@@ -1796,6 +2570,69 @@
     </w:p>
     <w:p>
       <w:pPr>
+        <w:ind w:left="1065"/>
+        <w:jc w:val="both"/>
+        <w:rPr>
+          <w:rFonts w:ascii="Times New Roman" w:hAnsi="Times New Roman" w:cs="Times New Roman"/>
+        </w:rPr>
+      </w:pPr>
+      <w:r>
+        <w:rPr>
+          <w:rFonts w:ascii="Times New Roman" w:hAnsi="Times New Roman" w:cs="Times New Roman"/>
+          <w:noProof/>
+        </w:rPr>
+        <w:drawing>
+          <wp:inline distT="0" distB="0" distL="0" distR="0" wp14:anchorId="05183581" wp14:editId="5A7504CF">
+            <wp:extent cx="1671869" cy="1257300"/>
+            <wp:effectExtent l="0" t="0" r="5080" b="0"/>
+            <wp:docPr id="1416539297" name="Picture 13"/>
+            <wp:cNvGraphicFramePr>
+              <a:graphicFrameLocks xmlns:a="http://schemas.openxmlformats.org/drawingml/2006/main" noChangeAspect="1"/>
+            </wp:cNvGraphicFramePr>
+            <a:graphic xmlns:a="http://schemas.openxmlformats.org/drawingml/2006/main">
+              <a:graphicData uri="http://schemas.openxmlformats.org/drawingml/2006/picture">
+                <pic:pic xmlns:pic="http://schemas.openxmlformats.org/drawingml/2006/picture">
+                  <pic:nvPicPr>
+                    <pic:cNvPr id="0" name="Picture 13"/>
+                    <pic:cNvPicPr>
+                      <a:picLocks noChangeAspect="1" noChangeArrowheads="1"/>
+                    </pic:cNvPicPr>
+                  </pic:nvPicPr>
+                  <pic:blipFill>
+                    <a:blip r:embed="rId20">
+                      <a:extLst>
+                        <a:ext uri="{28A0092B-C50C-407E-A947-70E740481C1C}">
+                          <a14:useLocalDpi xmlns:a14="http://schemas.microsoft.com/office/drawing/2010/main" val="0"/>
+                        </a:ext>
+                      </a:extLst>
+                    </a:blip>
+                    <a:srcRect/>
+                    <a:stretch>
+                      <a:fillRect/>
+                    </a:stretch>
+                  </pic:blipFill>
+                  <pic:spPr bwMode="auto">
+                    <a:xfrm>
+                      <a:off x="0" y="0"/>
+                      <a:ext cx="1675715" cy="1260193"/>
+                    </a:xfrm>
+                    <a:prstGeom prst="rect">
+                      <a:avLst/>
+                    </a:prstGeom>
+                    <a:noFill/>
+                    <a:ln>
+                      <a:noFill/>
+                    </a:ln>
+                  </pic:spPr>
+                </pic:pic>
+              </a:graphicData>
+            </a:graphic>
+          </wp:inline>
+        </w:drawing>
+      </w:r>
+    </w:p>
+    <w:p>
+      <w:pPr>
         <w:pStyle w:val="ListParagraph"/>
         <w:numPr>
           <w:ilvl w:val="0"/>
@@ -1815,6 +2652,88 @@
     </w:p>
     <w:p>
       <w:pPr>
+        <w:ind w:left="1065"/>
+        <w:jc w:val="both"/>
+        <w:rPr>
+          <w:rFonts w:ascii="Times New Roman" w:hAnsi="Times New Roman" w:cs="Times New Roman"/>
+        </w:rPr>
+      </w:pPr>
+      <w:r>
+        <w:rPr>
+          <w:rFonts w:ascii="Times New Roman" w:hAnsi="Times New Roman" w:cs="Times New Roman"/>
+          <w:noProof/>
+        </w:rPr>
+        <w:drawing>
+          <wp:inline distT="0" distB="0" distL="0" distR="0" wp14:anchorId="6DA01428" wp14:editId="40D36DAE">
+            <wp:extent cx="1581150" cy="1084938"/>
+            <wp:effectExtent l="0" t="0" r="0" b="1270"/>
+            <wp:docPr id="1976777178" name="Picture 15"/>
+            <wp:cNvGraphicFramePr>
+              <a:graphicFrameLocks xmlns:a="http://schemas.openxmlformats.org/drawingml/2006/main" noChangeAspect="1"/>
+            </wp:cNvGraphicFramePr>
+            <a:graphic xmlns:a="http://schemas.openxmlformats.org/drawingml/2006/main">
+              <a:graphicData uri="http://schemas.openxmlformats.org/drawingml/2006/picture">
+                <pic:pic xmlns:pic="http://schemas.openxmlformats.org/drawingml/2006/picture">
+                  <pic:nvPicPr>
+                    <pic:cNvPr id="0" name="Picture 15"/>
+                    <pic:cNvPicPr>
+                      <a:picLocks noChangeAspect="1" noChangeArrowheads="1"/>
+                    </pic:cNvPicPr>
+                  </pic:nvPicPr>
+                  <pic:blipFill>
+                    <a:blip r:embed="rId21">
+                      <a:extLst>
+                        <a:ext uri="{28A0092B-C50C-407E-A947-70E740481C1C}">
+                          <a14:useLocalDpi xmlns:a14="http://schemas.microsoft.com/office/drawing/2010/main" val="0"/>
+                        </a:ext>
+                      </a:extLst>
+                    </a:blip>
+                    <a:srcRect/>
+                    <a:stretch>
+                      <a:fillRect/>
+                    </a:stretch>
+                  </pic:blipFill>
+                  <pic:spPr bwMode="auto">
+                    <a:xfrm>
+                      <a:off x="0" y="0"/>
+                      <a:ext cx="1583905" cy="1086829"/>
+                    </a:xfrm>
+                    <a:prstGeom prst="rect">
+                      <a:avLst/>
+                    </a:prstGeom>
+                    <a:noFill/>
+                    <a:ln>
+                      <a:noFill/>
+                    </a:ln>
+                  </pic:spPr>
+                </pic:pic>
+              </a:graphicData>
+            </a:graphic>
+          </wp:inline>
+        </w:drawing>
+      </w:r>
+    </w:p>
+    <w:p>
+      <w:pPr>
+        <w:pStyle w:val="ListParagraph"/>
+        <w:numPr>
+          <w:ilvl w:val="0"/>
+          <w:numId w:val="3"/>
+        </w:numPr>
+        <w:jc w:val="both"/>
+        <w:rPr>
+          <w:rFonts w:ascii="Times New Roman" w:hAnsi="Times New Roman" w:cs="Times New Roman"/>
+        </w:rPr>
+      </w:pPr>
+      <w:r>
+        <w:rPr>
+          <w:rFonts w:ascii="Times New Roman" w:hAnsi="Times New Roman" w:cs="Times New Roman"/>
+        </w:rPr>
+        <w:t>„Deals”: Ez a tábla tartalmazza az oldalunkon aktuálisan elérhető kedvezményeit, csomagjait vagy kiemelt termékeit. Ez a tábla nem kapcsolódik semelyik másik táblához.</w:t>
+      </w:r>
+    </w:p>
+    <w:p>
+      <w:pPr>
         <w:pStyle w:val="ListParagraph"/>
         <w:ind w:left="1065"/>
         <w:jc w:val="both"/>
@@ -1850,7 +2769,23 @@
           <w:i/>
           <w:iCs/>
         </w:rPr>
-        <w:t xml:space="preserve">Megjegyzés: az adatbázis sok táblája, így az „orders”, az „order_items_p” és az „addresses” egyelőre nem került felhasználásra, mivel ezek a táblák, a program jelenlegi állapotát nézve részei az egyik fentebb említett fejlesztési lehetőséghez tartoznak, viszont már beépítésre kerültek </w:t>
+        <w:t xml:space="preserve">Megjegyzés: az adatbázis </w:t>
+      </w:r>
+      <w:r>
+        <w:rPr>
+          <w:rFonts w:ascii="Times New Roman" w:hAnsi="Times New Roman" w:cs="Times New Roman"/>
+          <w:i/>
+          <w:iCs/>
+        </w:rPr>
+        <w:t>némelyik</w:t>
+      </w:r>
+      <w:r>
+        <w:rPr>
+          <w:rFonts w:ascii="Times New Roman" w:hAnsi="Times New Roman" w:cs="Times New Roman"/>
+          <w:i/>
+          <w:iCs/>
+        </w:rPr>
+        <w:t xml:space="preserve"> táblája, így az „orders”, az „order_items_p” és az „addresses” egyelőre nem került felhasználásra, mivel ezek a táblák, a program jelenlegi állapotát nézve részei az egyik fentebb említett fejlesztési lehetőséghez tartoznak, viszont már beépítésre kerültek </w:t>
       </w:r>
       <w:r>
         <w:rPr>
@@ -1863,7 +2798,7 @@
     </w:p>
     <w:p>
       <w:pPr>
-        <w:spacing w:before="7680"/>
+        <w:spacing w:before="8640"/>
         <w:jc w:val="both"/>
         <w:rPr>
           <w:rFonts w:ascii="Times New Roman" w:hAnsi="Times New Roman" w:cs="Times New Roman"/>
@@ -2177,7 +3112,57 @@
           <w:szCs w:val="32"/>
         </w:rPr>
         <w:lastRenderedPageBreak/>
-        <w:t>Drótváz, valamint a főoldal design képben</w:t>
+        <w:t>Drótváz</w:t>
+      </w:r>
+      <w:r>
+        <w:rPr>
+          <w:rFonts w:ascii="Times New Roman" w:hAnsi="Times New Roman" w:cs="Times New Roman"/>
+          <w:b/>
+          <w:bCs/>
+          <w:sz w:val="32"/>
+          <w:szCs w:val="32"/>
+        </w:rPr>
+        <w:t>ak</w:t>
+      </w:r>
+      <w:r>
+        <w:rPr>
+          <w:rFonts w:ascii="Times New Roman" w:hAnsi="Times New Roman" w:cs="Times New Roman"/>
+          <w:b/>
+          <w:bCs/>
+          <w:sz w:val="32"/>
+          <w:szCs w:val="32"/>
+        </w:rPr>
+        <w:t>, valamint a design</w:t>
+      </w:r>
+      <w:r>
+        <w:rPr>
+          <w:rFonts w:ascii="Times New Roman" w:hAnsi="Times New Roman" w:cs="Times New Roman"/>
+          <w:b/>
+          <w:bCs/>
+          <w:sz w:val="32"/>
+          <w:szCs w:val="32"/>
+        </w:rPr>
+        <w:t>-ok</w:t>
+      </w:r>
+      <w:r>
+        <w:rPr>
+          <w:rFonts w:ascii="Times New Roman" w:hAnsi="Times New Roman" w:cs="Times New Roman"/>
+          <w:b/>
+          <w:bCs/>
+          <w:sz w:val="32"/>
+          <w:szCs w:val="32"/>
+        </w:rPr>
+        <w:t xml:space="preserve"> kép</w:t>
+      </w:r>
+      <w:r>
+        <w:rPr>
+          <w:rFonts w:ascii="Times New Roman" w:hAnsi="Times New Roman" w:cs="Times New Roman"/>
+          <w:b/>
+          <w:bCs/>
+          <w:sz w:val="32"/>
+          <w:szCs w:val="32"/>
+        </w:rPr>
+        <w:t>ekben</w:t>
       </w:r>
     </w:p>
     <w:p>
@@ -2192,7 +3177,7 @@
         <w:rPr>
           <w:rFonts w:ascii="Times New Roman" w:hAnsi="Times New Roman" w:cs="Times New Roman"/>
         </w:rPr>
-        <w:t>Weboldalunk drótvázáról, valamint a főoldal design-járól készült kép is, amit itt láthat</w:t>
+        <w:t>Weboldalunk drótvázáról, valamint design-járól készült kép is, amit itt láthat</w:t>
       </w:r>
       <w:r>
         <w:rPr>
@@ -2249,7 +3234,7 @@
                     </pic:cNvPicPr>
                   </pic:nvPicPr>
                   <pic:blipFill>
-                    <a:blip r:embed="rId9" cstate="print">
+                    <a:blip r:embed="rId22" cstate="print">
                       <a:extLst>
                         <a:ext uri="{28A0092B-C50C-407E-A947-70E740481C1C}">
                           <a14:useLocalDpi xmlns:a14="http://schemas.microsoft.com/office/drawing/2010/main" val="0"/>
@@ -2347,7 +3332,7 @@
                     </pic:cNvPicPr>
                   </pic:nvPicPr>
                   <pic:blipFill>
-                    <a:blip r:embed="rId10" cstate="print">
+                    <a:blip r:embed="rId23" cstate="print">
                       <a:extLst>
                         <a:ext uri="{28A0092B-C50C-407E-A947-70E740481C1C}">
                           <a14:useLocalDpi xmlns:a14="http://schemas.microsoft.com/office/drawing/2010/main" val="0"/>
@@ -2425,7 +3410,7 @@
                     </pic:cNvPicPr>
                   </pic:nvPicPr>
                   <pic:blipFill>
-                    <a:blip r:embed="rId11" cstate="print">
+                    <a:blip r:embed="rId24" cstate="print">
                       <a:extLst>
                         <a:ext uri="{28A0092B-C50C-407E-A947-70E740481C1C}">
                           <a14:useLocalDpi xmlns:a14="http://schemas.microsoft.com/office/drawing/2010/main" val="0"/>
@@ -2502,7 +3487,7 @@
                     </pic:cNvPicPr>
                   </pic:nvPicPr>
                   <pic:blipFill>
-                    <a:blip r:embed="rId12" cstate="print">
+                    <a:blip r:embed="rId25" cstate="print">
                       <a:extLst>
                         <a:ext uri="{28A0092B-C50C-407E-A947-70E740481C1C}">
                           <a14:useLocalDpi xmlns:a14="http://schemas.microsoft.com/office/drawing/2010/main" val="0"/>
@@ -2580,7 +3565,7 @@
                     </pic:cNvPicPr>
                   </pic:nvPicPr>
                   <pic:blipFill>
-                    <a:blip r:embed="rId13" cstate="print">
+                    <a:blip r:embed="rId26" cstate="print">
                       <a:extLst>
                         <a:ext uri="{28A0092B-C50C-407E-A947-70E740481C1C}">
                           <a14:useLocalDpi xmlns:a14="http://schemas.microsoft.com/office/drawing/2010/main" val="0"/>
@@ -2668,7 +3653,7 @@
                     </pic:cNvPicPr>
                   </pic:nvPicPr>
                   <pic:blipFill>
-                    <a:blip r:embed="rId14" cstate="print">
+                    <a:blip r:embed="rId27" cstate="print">
                       <a:extLst>
                         <a:ext uri="{28A0092B-C50C-407E-A947-70E740481C1C}">
                           <a14:useLocalDpi xmlns:a14="http://schemas.microsoft.com/office/drawing/2010/main" val="0"/>
@@ -2704,6 +3689,7 @@
       <w:pPr>
         <w:spacing w:before="240"/>
         <w:ind w:left="708"/>
+        <w:jc w:val="both"/>
         <w:rPr>
           <w:rFonts w:ascii="Times New Roman" w:hAnsi="Times New Roman" w:cs="Times New Roman"/>
           <w:i/>
@@ -2759,8 +3745,959 @@
         <w:t xml:space="preserve"> tekintve.</w:t>
       </w:r>
     </w:p>
+    <w:p>
+      <w:pPr>
+        <w:spacing w:before="8160"/>
+        <w:jc w:val="both"/>
+        <w:rPr>
+          <w:rFonts w:ascii="Times New Roman" w:hAnsi="Times New Roman" w:cs="Times New Roman"/>
+          <w:b/>
+          <w:bCs/>
+          <w:sz w:val="32"/>
+          <w:szCs w:val="32"/>
+        </w:rPr>
+      </w:pPr>
+      <w:r>
+        <w:rPr>
+          <w:rFonts w:ascii="Times New Roman" w:hAnsi="Times New Roman" w:cs="Times New Roman"/>
+          <w:b/>
+          <w:bCs/>
+          <w:sz w:val="32"/>
+          <w:szCs w:val="32"/>
+        </w:rPr>
+        <w:lastRenderedPageBreak/>
+        <w:t>Tesztelés leírása, tesztdokumentáció</w:t>
+      </w:r>
+    </w:p>
+    <w:p>
+      <w:pPr>
+        <w:spacing w:before="240"/>
+        <w:ind w:left="708"/>
+        <w:jc w:val="both"/>
+        <w:rPr>
+          <w:rFonts w:ascii="Times New Roman" w:hAnsi="Times New Roman" w:cs="Times New Roman"/>
+        </w:rPr>
+      </w:pPr>
+      <w:r>
+        <w:rPr>
+          <w:rFonts w:ascii="Times New Roman" w:hAnsi="Times New Roman" w:cs="Times New Roman"/>
+        </w:rPr>
+        <w:t xml:space="preserve">A tesztelés során több, különböző környezetben, operációs rendszeren, böngészőben és képfelbontásban lett kipróbálva annak érdekében, hogy bebizonyosdjunk arról, hogy a programunk bármilyen környezetben zökkenőmentesen, reszponzívan működjön a teljes program. A tesztelést legfőképp Windows 10 és Windows 11-es környezetben teszteltük, aminek egyszerű oka, hogy ezen az operációs rendszeren készült weboldalunk fejlesztése, azonban mobil eszközön, Android rendszeren is tesztelésre került, ahhol </w:t>
+      </w:r>
+      <w:r>
+        <w:rPr>
+          <w:rFonts w:ascii="Times New Roman" w:hAnsi="Times New Roman" w:cs="Times New Roman"/>
+        </w:rPr>
+        <w:t xml:space="preserve">a reszponzivitás, valamint funkcionalítás szintén tökéletesen működött. Oldalunk reszponzivitásáért bootstrap.css stíluslap felel, ennek használatával értük el, hogy weboldalunk navigációs sávja (ún. Navbar-ja) kisebb felbontásokon, vagy jobban össze nyomott kijelzőkön is zökkenő mentesen működjön, lenyíló menüként, valamint az oldal összes szekciója, leírása, gombja és felülete is igazodni tudjon a különböző képernyő méretekhez és felbontásokhoz. </w:t>
+      </w:r>
+    </w:p>
+    <w:p>
+      <w:pPr>
+        <w:spacing w:before="240"/>
+        <w:ind w:left="708"/>
+        <w:jc w:val="both"/>
+        <w:rPr>
+          <w:rFonts w:ascii="Times New Roman" w:hAnsi="Times New Roman" w:cs="Times New Roman"/>
+          <w:i/>
+          <w:iCs/>
+          <w:noProof/>
+        </w:rPr>
+      </w:pPr>
+      <w:r>
+        <w:rPr>
+          <w:rFonts w:ascii="Times New Roman" w:hAnsi="Times New Roman" w:cs="Times New Roman"/>
+          <w:i/>
+          <w:iCs/>
+          <w:noProof/>
+        </w:rPr>
+        <w:t>Navigációs sáv kódja, bootsrap elemeket tartalmazva:</w:t>
+      </w:r>
+    </w:p>
+    <w:p>
+      <w:pPr>
+        <w:spacing w:before="240"/>
+        <w:ind w:left="708"/>
+        <w:jc w:val="both"/>
+        <w:rPr>
+          <w:rFonts w:ascii="Times New Roman" w:hAnsi="Times New Roman" w:cs="Times New Roman"/>
+        </w:rPr>
+      </w:pPr>
+      <w:r>
+        <w:rPr>
+          <w:rFonts w:ascii="Times New Roman" w:hAnsi="Times New Roman" w:cs="Times New Roman"/>
+          <w:i/>
+          <w:iCs/>
+          <w:noProof/>
+        </w:rPr>
+        <w:drawing>
+          <wp:inline distT="0" distB="0" distL="0" distR="0" wp14:anchorId="683630AE" wp14:editId="55393BBC">
+            <wp:extent cx="5324475" cy="1057843"/>
+            <wp:effectExtent l="0" t="0" r="0" b="9525"/>
+            <wp:docPr id="538343945" name="Picture 1"/>
+            <wp:cNvGraphicFramePr>
+              <a:graphicFrameLocks xmlns:a="http://schemas.openxmlformats.org/drawingml/2006/main" noChangeAspect="1"/>
+            </wp:cNvGraphicFramePr>
+            <a:graphic xmlns:a="http://schemas.openxmlformats.org/drawingml/2006/main">
+              <a:graphicData uri="http://schemas.openxmlformats.org/drawingml/2006/picture">
+                <pic:pic xmlns:pic="http://schemas.openxmlformats.org/drawingml/2006/picture">
+                  <pic:nvPicPr>
+                    <pic:cNvPr id="0" name="Picture 1"/>
+                    <pic:cNvPicPr>
+                      <a:picLocks noChangeAspect="1" noChangeArrowheads="1"/>
+                    </pic:cNvPicPr>
+                  </pic:nvPicPr>
+                  <pic:blipFill>
+                    <a:blip r:embed="rId28">
+                      <a:extLst>
+                        <a:ext uri="{28A0092B-C50C-407E-A947-70E740481C1C}">
+                          <a14:useLocalDpi xmlns:a14="http://schemas.microsoft.com/office/drawing/2010/main" val="0"/>
+                        </a:ext>
+                      </a:extLst>
+                    </a:blip>
+                    <a:srcRect/>
+                    <a:stretch>
+                      <a:fillRect/>
+                    </a:stretch>
+                  </pic:blipFill>
+                  <pic:spPr bwMode="auto">
+                    <a:xfrm>
+                      <a:off x="0" y="0"/>
+                      <a:ext cx="5352823" cy="1063475"/>
+                    </a:xfrm>
+                    <a:prstGeom prst="rect">
+                      <a:avLst/>
+                    </a:prstGeom>
+                    <a:noFill/>
+                    <a:ln>
+                      <a:noFill/>
+                    </a:ln>
+                  </pic:spPr>
+                </pic:pic>
+              </a:graphicData>
+            </a:graphic>
+          </wp:inline>
+        </w:drawing>
+      </w:r>
+    </w:p>
+    <w:p>
+      <w:pPr>
+        <w:spacing w:before="240"/>
+        <w:ind w:left="708"/>
+        <w:jc w:val="both"/>
+        <w:rPr>
+          <w:rFonts w:ascii="Times New Roman" w:hAnsi="Times New Roman" w:cs="Times New Roman"/>
+          <w:i/>
+          <w:iCs/>
+          <w:noProof/>
+        </w:rPr>
+      </w:pPr>
+      <w:r>
+        <w:rPr>
+          <w:rFonts w:ascii="Times New Roman" w:hAnsi="Times New Roman" w:cs="Times New Roman"/>
+          <w:i/>
+          <w:iCs/>
+          <w:noProof/>
+        </w:rPr>
+        <w:t>Navigációs sáv, teljes képátlóban, Windows 11 op. rendszeren:</w:t>
+      </w:r>
+    </w:p>
+    <w:p>
+      <w:pPr>
+        <w:spacing w:before="240"/>
+        <w:ind w:left="708"/>
+        <w:jc w:val="both"/>
+        <w:rPr>
+          <w:rFonts w:ascii="Times New Roman" w:hAnsi="Times New Roman" w:cs="Times New Roman"/>
+          <w:i/>
+          <w:iCs/>
+          <w:noProof/>
+        </w:rPr>
+      </w:pPr>
+      <w:r>
+        <w:rPr>
+          <w:rFonts w:ascii="Times New Roman" w:hAnsi="Times New Roman" w:cs="Times New Roman"/>
+          <w:i/>
+          <w:iCs/>
+          <w:noProof/>
+        </w:rPr>
+        <w:drawing>
+          <wp:inline distT="0" distB="0" distL="0" distR="0" wp14:anchorId="59FE6278" wp14:editId="7C15B8E2">
+            <wp:extent cx="5324475" cy="1192047"/>
+            <wp:effectExtent l="0" t="0" r="0" b="8255"/>
+            <wp:docPr id="1274581401" name="Picture 3"/>
+            <wp:cNvGraphicFramePr>
+              <a:graphicFrameLocks xmlns:a="http://schemas.openxmlformats.org/drawingml/2006/main" noChangeAspect="1"/>
+            </wp:cNvGraphicFramePr>
+            <a:graphic xmlns:a="http://schemas.openxmlformats.org/drawingml/2006/main">
+              <a:graphicData uri="http://schemas.openxmlformats.org/drawingml/2006/picture">
+                <pic:pic xmlns:pic="http://schemas.openxmlformats.org/drawingml/2006/picture">
+                  <pic:nvPicPr>
+                    <pic:cNvPr id="0" name="Picture 3"/>
+                    <pic:cNvPicPr>
+                      <a:picLocks noChangeAspect="1" noChangeArrowheads="1"/>
+                    </pic:cNvPicPr>
+                  </pic:nvPicPr>
+                  <pic:blipFill>
+                    <a:blip r:embed="rId29" cstate="print">
+                      <a:extLst>
+                        <a:ext uri="{28A0092B-C50C-407E-A947-70E740481C1C}">
+                          <a14:useLocalDpi xmlns:a14="http://schemas.microsoft.com/office/drawing/2010/main" val="0"/>
+                        </a:ext>
+                      </a:extLst>
+                    </a:blip>
+                    <a:srcRect/>
+                    <a:stretch>
+                      <a:fillRect/>
+                    </a:stretch>
+                  </pic:blipFill>
+                  <pic:spPr bwMode="auto">
+                    <a:xfrm>
+                      <a:off x="0" y="0"/>
+                      <a:ext cx="5340615" cy="1195660"/>
+                    </a:xfrm>
+                    <a:prstGeom prst="rect">
+                      <a:avLst/>
+                    </a:prstGeom>
+                    <a:noFill/>
+                    <a:ln>
+                      <a:noFill/>
+                    </a:ln>
+                  </pic:spPr>
+                </pic:pic>
+              </a:graphicData>
+            </a:graphic>
+          </wp:inline>
+        </w:drawing>
+      </w:r>
+    </w:p>
+    <w:p>
+      <w:pPr>
+        <w:spacing w:before="240"/>
+        <w:ind w:left="708"/>
+        <w:jc w:val="both"/>
+        <w:rPr>
+          <w:rFonts w:ascii="Times New Roman" w:hAnsi="Times New Roman" w:cs="Times New Roman"/>
+          <w:i/>
+          <w:iCs/>
+          <w:noProof/>
+        </w:rPr>
+      </w:pPr>
+      <w:r>
+        <w:rPr>
+          <w:rFonts w:ascii="Times New Roman" w:hAnsi="Times New Roman" w:cs="Times New Roman"/>
+          <w:i/>
+          <w:iCs/>
+          <w:noProof/>
+        </w:rPr>
+        <w:t>Navigációs sáv, teljes képátlóban, Android op. rendszeren</w:t>
+      </w:r>
+      <w:r>
+        <w:rPr>
+          <w:rFonts w:ascii="Times New Roman" w:hAnsi="Times New Roman" w:cs="Times New Roman"/>
+          <w:i/>
+          <w:iCs/>
+          <w:noProof/>
+        </w:rPr>
+        <w:t>, nav. sáv nyitva és csukva</w:t>
+      </w:r>
+      <w:r>
+        <w:rPr>
+          <w:rFonts w:ascii="Times New Roman" w:hAnsi="Times New Roman" w:cs="Times New Roman"/>
+          <w:i/>
+          <w:iCs/>
+          <w:noProof/>
+        </w:rPr>
+        <w:t>:</w:t>
+      </w:r>
+      <w:r>
+        <w:rPr>
+          <w:rFonts w:ascii="Times New Roman" w:hAnsi="Times New Roman" w:cs="Times New Roman"/>
+          <w:i/>
+          <w:iCs/>
+          <w:noProof/>
+        </w:rPr>
+        <w:t xml:space="preserve"> </w:t>
+      </w:r>
+      <w:r>
+        <w:rPr>
+          <w:rFonts w:ascii="Times New Roman" w:hAnsi="Times New Roman" w:cs="Times New Roman"/>
+          <w:i/>
+          <w:iCs/>
+          <w:noProof/>
+        </w:rPr>
+        <w:drawing>
+          <wp:anchor distT="0" distB="0" distL="114300" distR="114300" simplePos="0" relativeHeight="251658240" behindDoc="0" locked="0" layoutInCell="1" allowOverlap="1" wp14:anchorId="1C113B72" wp14:editId="232169D5">
+            <wp:simplePos x="0" y="0"/>
+            <wp:positionH relativeFrom="column">
+              <wp:posOffset>452755</wp:posOffset>
+            </wp:positionH>
+            <wp:positionV relativeFrom="paragraph">
+              <wp:posOffset>250190</wp:posOffset>
+            </wp:positionV>
+            <wp:extent cx="2004695" cy="2181225"/>
+            <wp:effectExtent l="0" t="0" r="0" b="9525"/>
+            <wp:wrapSquare wrapText="bothSides"/>
+            <wp:docPr id="1304631499" name="Picture 5"/>
+            <wp:cNvGraphicFramePr>
+              <a:graphicFrameLocks xmlns:a="http://schemas.openxmlformats.org/drawingml/2006/main" noChangeAspect="1"/>
+            </wp:cNvGraphicFramePr>
+            <a:graphic xmlns:a="http://schemas.openxmlformats.org/drawingml/2006/main">
+              <a:graphicData uri="http://schemas.openxmlformats.org/drawingml/2006/picture">
+                <pic:pic xmlns:pic="http://schemas.openxmlformats.org/drawingml/2006/picture">
+                  <pic:nvPicPr>
+                    <pic:cNvPr id="0" name="Picture 5"/>
+                    <pic:cNvPicPr>
+                      <a:picLocks noChangeAspect="1" noChangeArrowheads="1"/>
+                    </pic:cNvPicPr>
+                  </pic:nvPicPr>
+                  <pic:blipFill>
+                    <a:blip r:embed="rId30" cstate="print">
+                      <a:extLst>
+                        <a:ext uri="{28A0092B-C50C-407E-A947-70E740481C1C}">
+                          <a14:useLocalDpi xmlns:a14="http://schemas.microsoft.com/office/drawing/2010/main" val="0"/>
+                        </a:ext>
+                      </a:extLst>
+                    </a:blip>
+                    <a:srcRect/>
+                    <a:stretch>
+                      <a:fillRect/>
+                    </a:stretch>
+                  </pic:blipFill>
+                  <pic:spPr bwMode="auto">
+                    <a:xfrm>
+                      <a:off x="0" y="0"/>
+                      <a:ext cx="2004695" cy="2181225"/>
+                    </a:xfrm>
+                    <a:prstGeom prst="rect">
+                      <a:avLst/>
+                    </a:prstGeom>
+                    <a:noFill/>
+                    <a:ln>
+                      <a:noFill/>
+                    </a:ln>
+                  </pic:spPr>
+                </pic:pic>
+              </a:graphicData>
+            </a:graphic>
+            <wp14:sizeRelH relativeFrom="page">
+              <wp14:pctWidth>0</wp14:pctWidth>
+            </wp14:sizeRelH>
+            <wp14:sizeRelV relativeFrom="page">
+              <wp14:pctHeight>0</wp14:pctHeight>
+            </wp14:sizeRelV>
+          </wp:anchor>
+        </w:drawing>
+      </w:r>
+    </w:p>
+    <w:p>
+      <w:pPr>
+        <w:spacing w:before="240"/>
+        <w:ind w:left="708"/>
+        <w:jc w:val="both"/>
+        <w:rPr>
+          <w:rFonts w:ascii="Times New Roman" w:hAnsi="Times New Roman" w:cs="Times New Roman"/>
+          <w:i/>
+          <w:iCs/>
+          <w:noProof/>
+        </w:rPr>
+      </w:pPr>
+      <w:r>
+        <w:rPr>
+          <w:rFonts w:ascii="Times New Roman" w:hAnsi="Times New Roman" w:cs="Times New Roman"/>
+          <w:i/>
+          <w:iCs/>
+          <w:noProof/>
+        </w:rPr>
+        <w:drawing>
+          <wp:anchor distT="0" distB="0" distL="114300" distR="114300" simplePos="0" relativeHeight="251659264" behindDoc="0" locked="0" layoutInCell="1" allowOverlap="1" wp14:anchorId="5821371C" wp14:editId="37FC044E">
+            <wp:simplePos x="0" y="0"/>
+            <wp:positionH relativeFrom="column">
+              <wp:posOffset>2567305</wp:posOffset>
+            </wp:positionH>
+            <wp:positionV relativeFrom="paragraph">
+              <wp:posOffset>46990</wp:posOffset>
+            </wp:positionV>
+            <wp:extent cx="3152775" cy="1662373"/>
+            <wp:effectExtent l="0" t="0" r="0" b="0"/>
+            <wp:wrapSquare wrapText="bothSides"/>
+            <wp:docPr id="2042665808" name="Picture 7"/>
+            <wp:cNvGraphicFramePr>
+              <a:graphicFrameLocks xmlns:a="http://schemas.openxmlformats.org/drawingml/2006/main" noChangeAspect="1"/>
+            </wp:cNvGraphicFramePr>
+            <a:graphic xmlns:a="http://schemas.openxmlformats.org/drawingml/2006/main">
+              <a:graphicData uri="http://schemas.openxmlformats.org/drawingml/2006/picture">
+                <pic:pic xmlns:pic="http://schemas.openxmlformats.org/drawingml/2006/picture">
+                  <pic:nvPicPr>
+                    <pic:cNvPr id="0" name="Picture 7"/>
+                    <pic:cNvPicPr>
+                      <a:picLocks noChangeAspect="1" noChangeArrowheads="1"/>
+                    </pic:cNvPicPr>
+                  </pic:nvPicPr>
+                  <pic:blipFill>
+                    <a:blip r:embed="rId31">
+                      <a:extLst>
+                        <a:ext uri="{28A0092B-C50C-407E-A947-70E740481C1C}">
+                          <a14:useLocalDpi xmlns:a14="http://schemas.microsoft.com/office/drawing/2010/main" val="0"/>
+                        </a:ext>
+                      </a:extLst>
+                    </a:blip>
+                    <a:srcRect/>
+                    <a:stretch>
+                      <a:fillRect/>
+                    </a:stretch>
+                  </pic:blipFill>
+                  <pic:spPr bwMode="auto">
+                    <a:xfrm>
+                      <a:off x="0" y="0"/>
+                      <a:ext cx="3152775" cy="1662373"/>
+                    </a:xfrm>
+                    <a:prstGeom prst="rect">
+                      <a:avLst/>
+                    </a:prstGeom>
+                    <a:noFill/>
+                    <a:ln>
+                      <a:noFill/>
+                    </a:ln>
+                  </pic:spPr>
+                </pic:pic>
+              </a:graphicData>
+            </a:graphic>
+            <wp14:sizeRelH relativeFrom="page">
+              <wp14:pctWidth>0</wp14:pctWidth>
+            </wp14:sizeRelH>
+            <wp14:sizeRelV relativeFrom="page">
+              <wp14:pctHeight>0</wp14:pctHeight>
+            </wp14:sizeRelV>
+          </wp:anchor>
+        </w:drawing>
+      </w:r>
+    </w:p>
+    <w:p>
+      <w:pPr>
+        <w:spacing w:before="240"/>
+        <w:ind w:left="708"/>
+        <w:jc w:val="both"/>
+        <w:rPr>
+          <w:rFonts w:ascii="Times New Roman" w:hAnsi="Times New Roman" w:cs="Times New Roman"/>
+        </w:rPr>
+      </w:pPr>
+      <w:r>
+        <w:rPr>
+          <w:rFonts w:ascii="Times New Roman" w:hAnsi="Times New Roman" w:cs="Times New Roman"/>
+        </w:rPr>
+        <w:lastRenderedPageBreak/>
+        <w:t>A bejelentkező és regisztrációs oldal esetében a navigációs sávot illetve footer-t először meg kellett akadályozni, hogy ezeken az oldalakon megjelenhessen. Ezt azzal oldottuk meg, hogy a „NavMenu.razor” file-ban létrehoztunk egy olyan feltételvizsgáló metódust („predicate method”), amely azt vizsgálja, egy adott oldalon megjelenhet-e a navigációs sáv, illetve a footer.</w:t>
+      </w:r>
+    </w:p>
+    <w:p>
+      <w:pPr>
+        <w:spacing w:before="240"/>
+        <w:ind w:left="708"/>
+        <w:jc w:val="both"/>
+        <w:rPr>
+          <w:rFonts w:ascii="Times New Roman" w:hAnsi="Times New Roman" w:cs="Times New Roman"/>
+          <w:i/>
+          <w:iCs/>
+          <w:noProof/>
+        </w:rPr>
+      </w:pPr>
+      <w:r>
+        <w:rPr>
+          <w:rFonts w:ascii="Times New Roman" w:hAnsi="Times New Roman" w:cs="Times New Roman"/>
+          <w:i/>
+          <w:iCs/>
+          <w:noProof/>
+        </w:rPr>
+        <w:t>Navigációs sáv és footer megjelenítési „engedélyező” kódja:</w:t>
+      </w:r>
+    </w:p>
+    <w:p>
+      <w:pPr>
+        <w:spacing w:before="240"/>
+        <w:ind w:left="708"/>
+        <w:jc w:val="both"/>
+        <w:rPr>
+          <w:rFonts w:ascii="Times New Roman" w:hAnsi="Times New Roman" w:cs="Times New Roman"/>
+          <w:i/>
+          <w:iCs/>
+          <w:noProof/>
+        </w:rPr>
+      </w:pPr>
+      <w:r>
+        <w:rPr>
+          <w:rFonts w:ascii="Times New Roman" w:hAnsi="Times New Roman" w:cs="Times New Roman"/>
+          <w:i/>
+          <w:iCs/>
+          <w:noProof/>
+        </w:rPr>
+        <w:drawing>
+          <wp:inline distT="0" distB="0" distL="0" distR="0" wp14:anchorId="131F9B59" wp14:editId="181DF61E">
+            <wp:extent cx="5305425" cy="1343025"/>
+            <wp:effectExtent l="0" t="0" r="9525" b="9525"/>
+            <wp:docPr id="77808308" name="Picture 8"/>
+            <wp:cNvGraphicFramePr>
+              <a:graphicFrameLocks xmlns:a="http://schemas.openxmlformats.org/drawingml/2006/main" noChangeAspect="1"/>
+            </wp:cNvGraphicFramePr>
+            <a:graphic xmlns:a="http://schemas.openxmlformats.org/drawingml/2006/main">
+              <a:graphicData uri="http://schemas.openxmlformats.org/drawingml/2006/picture">
+                <pic:pic xmlns:pic="http://schemas.openxmlformats.org/drawingml/2006/picture">
+                  <pic:nvPicPr>
+                    <pic:cNvPr id="0" name="Picture 8"/>
+                    <pic:cNvPicPr>
+                      <a:picLocks noChangeAspect="1" noChangeArrowheads="1"/>
+                    </pic:cNvPicPr>
+                  </pic:nvPicPr>
+                  <pic:blipFill>
+                    <a:blip r:embed="rId32">
+                      <a:extLst>
+                        <a:ext uri="{28A0092B-C50C-407E-A947-70E740481C1C}">
+                          <a14:useLocalDpi xmlns:a14="http://schemas.microsoft.com/office/drawing/2010/main" val="0"/>
+                        </a:ext>
+                      </a:extLst>
+                    </a:blip>
+                    <a:srcRect/>
+                    <a:stretch>
+                      <a:fillRect/>
+                    </a:stretch>
+                  </pic:blipFill>
+                  <pic:spPr bwMode="auto">
+                    <a:xfrm>
+                      <a:off x="0" y="0"/>
+                      <a:ext cx="5305425" cy="1343025"/>
+                    </a:xfrm>
+                    <a:prstGeom prst="rect">
+                      <a:avLst/>
+                    </a:prstGeom>
+                    <a:noFill/>
+                    <a:ln>
+                      <a:noFill/>
+                    </a:ln>
+                  </pic:spPr>
+                </pic:pic>
+              </a:graphicData>
+            </a:graphic>
+          </wp:inline>
+        </w:drawing>
+      </w:r>
+    </w:p>
+    <w:p>
+      <w:pPr>
+        <w:spacing w:before="240"/>
+        <w:ind w:left="708"/>
+        <w:jc w:val="both"/>
+        <w:rPr>
+          <w:rFonts w:ascii="Times New Roman" w:hAnsi="Times New Roman" w:cs="Times New Roman"/>
+        </w:rPr>
+      </w:pPr>
+      <w:r>
+        <w:rPr>
+          <w:rFonts w:ascii="Times New Roman" w:hAnsi="Times New Roman" w:cs="Times New Roman"/>
+        </w:rPr>
+        <w:t xml:space="preserve">A regisztrációs oldalon </w:t>
+      </w:r>
+      <w:r>
+        <w:rPr>
+          <w:rFonts w:ascii="Times New Roman" w:hAnsi="Times New Roman" w:cs="Times New Roman"/>
+        </w:rPr>
+        <w:t xml:space="preserve">több, különböző adatot is ellenőriz a rendszer, ezek közé tartozik, hogy a felhasználó adott-e kereszt- és vezetéknevet, email címet, jelszót és megerősítette-e a jelszavát, avagy kétszer megadta-e a jelszavát regisztrációkor, emellett külön ellenőrzés történik, hogy a felhasználó által megadott jelszó legalább nyolc (8) karakter hosszú. Ha valamelyik ezek közül hiányzik, nem egyezik vagy nincs meg a megfelelő minimum hossz, a rendszer különböző hibaüzenetekkel jelzi, ha valami nem megfelelő. Ha mindent rendben talál, akkor a felhasználót rövid késleltetéssel a rendszer átirányítja </w:t>
+      </w:r>
+      <w:r>
+        <w:rPr>
+          <w:rFonts w:ascii="Times New Roman" w:hAnsi="Times New Roman" w:cs="Times New Roman"/>
+        </w:rPr>
+        <w:t>a bejelentkező felületre, ahhol a felhasználónak már csak az email címét vagy felhasználónevét, illetve jelszavát kell megadnia, amivel megtörtént a regisztáció.</w:t>
+      </w:r>
+    </w:p>
+    <w:p>
+      <w:pPr>
+        <w:spacing w:before="240"/>
+        <w:ind w:left="708"/>
+        <w:jc w:val="both"/>
+        <w:rPr>
+          <w:rFonts w:ascii="Times New Roman" w:hAnsi="Times New Roman" w:cs="Times New Roman"/>
+        </w:rPr>
+      </w:pPr>
+      <w:r>
+        <w:rPr>
+          <w:rFonts w:ascii="Times New Roman" w:hAnsi="Times New Roman" w:cs="Times New Roman"/>
+          <w:noProof/>
+        </w:rPr>
+        <w:drawing>
+          <wp:inline distT="0" distB="0" distL="0" distR="0" wp14:anchorId="7B856138" wp14:editId="2BCFE9FC">
+            <wp:extent cx="3933825" cy="3797052"/>
+            <wp:effectExtent l="0" t="0" r="0" b="0"/>
+            <wp:docPr id="411030549" name="Picture 16"/>
+            <wp:cNvGraphicFramePr>
+              <a:graphicFrameLocks xmlns:a="http://schemas.openxmlformats.org/drawingml/2006/main" noChangeAspect="1"/>
+            </wp:cNvGraphicFramePr>
+            <a:graphic xmlns:a="http://schemas.openxmlformats.org/drawingml/2006/main">
+              <a:graphicData uri="http://schemas.openxmlformats.org/drawingml/2006/picture">
+                <pic:pic xmlns:pic="http://schemas.openxmlformats.org/drawingml/2006/picture">
+                  <pic:nvPicPr>
+                    <pic:cNvPr id="0" name="Picture 16"/>
+                    <pic:cNvPicPr>
+                      <a:picLocks noChangeAspect="1" noChangeArrowheads="1"/>
+                    </pic:cNvPicPr>
+                  </pic:nvPicPr>
+                  <pic:blipFill>
+                    <a:blip r:embed="rId33" cstate="print">
+                      <a:extLst>
+                        <a:ext uri="{28A0092B-C50C-407E-A947-70E740481C1C}">
+                          <a14:useLocalDpi xmlns:a14="http://schemas.microsoft.com/office/drawing/2010/main" val="0"/>
+                        </a:ext>
+                      </a:extLst>
+                    </a:blip>
+                    <a:srcRect/>
+                    <a:stretch>
+                      <a:fillRect/>
+                    </a:stretch>
+                  </pic:blipFill>
+                  <pic:spPr bwMode="auto">
+                    <a:xfrm>
+                      <a:off x="0" y="0"/>
+                      <a:ext cx="3944590" cy="3807443"/>
+                    </a:xfrm>
+                    <a:prstGeom prst="rect">
+                      <a:avLst/>
+                    </a:prstGeom>
+                    <a:noFill/>
+                    <a:ln>
+                      <a:noFill/>
+                    </a:ln>
+                  </pic:spPr>
+                </pic:pic>
+              </a:graphicData>
+            </a:graphic>
+          </wp:inline>
+        </w:drawing>
+      </w:r>
+    </w:p>
+    <w:p>
+      <w:pPr>
+        <w:spacing w:before="240"/>
+        <w:ind w:left="708"/>
+        <w:jc w:val="both"/>
+        <w:rPr>
+          <w:rFonts w:ascii="Times New Roman" w:hAnsi="Times New Roman" w:cs="Times New Roman"/>
+        </w:rPr>
+      </w:pPr>
+      <w:r>
+        <w:rPr>
+          <w:rFonts w:ascii="Times New Roman" w:hAnsi="Times New Roman" w:cs="Times New Roman"/>
+          <w:noProof/>
+        </w:rPr>
+        <w:lastRenderedPageBreak/>
+        <w:drawing>
+          <wp:inline distT="0" distB="0" distL="0" distR="0" wp14:anchorId="3B364D76" wp14:editId="508642E7">
+            <wp:extent cx="4533900" cy="3265309"/>
+            <wp:effectExtent l="0" t="0" r="0" b="0"/>
+            <wp:docPr id="2088166382" name="Picture 17"/>
+            <wp:cNvGraphicFramePr>
+              <a:graphicFrameLocks xmlns:a="http://schemas.openxmlformats.org/drawingml/2006/main" noChangeAspect="1"/>
+            </wp:cNvGraphicFramePr>
+            <a:graphic xmlns:a="http://schemas.openxmlformats.org/drawingml/2006/main">
+              <a:graphicData uri="http://schemas.openxmlformats.org/drawingml/2006/picture">
+                <pic:pic xmlns:pic="http://schemas.openxmlformats.org/drawingml/2006/picture">
+                  <pic:nvPicPr>
+                    <pic:cNvPr id="0" name="Picture 17"/>
+                    <pic:cNvPicPr>
+                      <a:picLocks noChangeAspect="1" noChangeArrowheads="1"/>
+                    </pic:cNvPicPr>
+                  </pic:nvPicPr>
+                  <pic:blipFill>
+                    <a:blip r:embed="rId34">
+                      <a:extLst>
+                        <a:ext uri="{28A0092B-C50C-407E-A947-70E740481C1C}">
+                          <a14:useLocalDpi xmlns:a14="http://schemas.microsoft.com/office/drawing/2010/main" val="0"/>
+                        </a:ext>
+                      </a:extLst>
+                    </a:blip>
+                    <a:srcRect/>
+                    <a:stretch>
+                      <a:fillRect/>
+                    </a:stretch>
+                  </pic:blipFill>
+                  <pic:spPr bwMode="auto">
+                    <a:xfrm>
+                      <a:off x="0" y="0"/>
+                      <a:ext cx="4544624" cy="3273032"/>
+                    </a:xfrm>
+                    <a:prstGeom prst="rect">
+                      <a:avLst/>
+                    </a:prstGeom>
+                    <a:noFill/>
+                    <a:ln>
+                      <a:noFill/>
+                    </a:ln>
+                  </pic:spPr>
+                </pic:pic>
+              </a:graphicData>
+            </a:graphic>
+          </wp:inline>
+        </w:drawing>
+      </w:r>
+    </w:p>
+    <w:p>
+      <w:pPr>
+        <w:spacing w:before="240"/>
+        <w:ind w:left="708"/>
+        <w:jc w:val="both"/>
+        <w:rPr>
+          <w:rFonts w:ascii="Times New Roman" w:hAnsi="Times New Roman" w:cs="Times New Roman"/>
+        </w:rPr>
+      </w:pPr>
+      <w:r>
+        <w:rPr>
+          <w:rFonts w:ascii="Times New Roman" w:hAnsi="Times New Roman" w:cs="Times New Roman"/>
+        </w:rPr>
+        <w:t xml:space="preserve">Onnantól, hogy megtörtént a regisztráció és a rendszer automatikusan átírányította a felhasználót a bejelentkező oldalra, mint fentebb is írtuk, már csak a regisztrációkor megadott felhasználónév vagy email cím, és jelszó párost kell megadni, így a felhasználó már teljes egészében elérheti az oldal által nyújtott funkciókat. A bejelentkező oldal itt már csak a megadott email címet vagy felhasználónevet, illetve a hozzá tartozó jelszót fogja ellenőrizni API segítségével az adatbázisból. Ha ezek közül valamelyik nem egyezik meg egyikkel sem, ami megtalálható az adatbázison, azt az alábbi képen/képeken látható hibaüzenetekkel fogja a felhasználó tudomására adni. </w:t>
+      </w:r>
+      <w:r>
+        <w:rPr>
+          <w:rFonts w:ascii="Times New Roman" w:hAnsi="Times New Roman" w:cs="Times New Roman"/>
+          <w:i/>
+          <w:iCs/>
+        </w:rPr>
+        <w:t>Megjegyzés: az oldal bejelentkezés nélkül is használható, egyes egyedül a regisztrációhoz kötött funkciókat, mint a felhasználó által összerakott konfiguráció mentése, illetve a mentett konfigok megtekintése nem lesz elérhető.</w:t>
+      </w:r>
+    </w:p>
+    <w:p>
+      <w:pPr>
+        <w:spacing w:before="240"/>
+        <w:ind w:left="708"/>
+        <w:jc w:val="both"/>
+        <w:rPr>
+          <w:rFonts w:ascii="Times New Roman" w:hAnsi="Times New Roman" w:cs="Times New Roman"/>
+        </w:rPr>
+      </w:pPr>
+      <w:r>
+        <w:rPr>
+          <w:rFonts w:ascii="Times New Roman" w:hAnsi="Times New Roman" w:cs="Times New Roman"/>
+          <w:noProof/>
+        </w:rPr>
+        <w:drawing>
+          <wp:inline distT="0" distB="0" distL="0" distR="0" wp14:anchorId="73CA53BE" wp14:editId="19010F64">
+            <wp:extent cx="4580551" cy="2952750"/>
+            <wp:effectExtent l="0" t="0" r="0" b="0"/>
+            <wp:docPr id="708167881" name="Picture 18"/>
+            <wp:cNvGraphicFramePr>
+              <a:graphicFrameLocks xmlns:a="http://schemas.openxmlformats.org/drawingml/2006/main" noChangeAspect="1"/>
+            </wp:cNvGraphicFramePr>
+            <a:graphic xmlns:a="http://schemas.openxmlformats.org/drawingml/2006/main">
+              <a:graphicData uri="http://schemas.openxmlformats.org/drawingml/2006/picture">
+                <pic:pic xmlns:pic="http://schemas.openxmlformats.org/drawingml/2006/picture">
+                  <pic:nvPicPr>
+                    <pic:cNvPr id="0" name="Picture 18"/>
+                    <pic:cNvPicPr>
+                      <a:picLocks noChangeAspect="1" noChangeArrowheads="1"/>
+                    </pic:cNvPicPr>
+                  </pic:nvPicPr>
+                  <pic:blipFill>
+                    <a:blip r:embed="rId35">
+                      <a:extLst>
+                        <a:ext uri="{28A0092B-C50C-407E-A947-70E740481C1C}">
+                          <a14:useLocalDpi xmlns:a14="http://schemas.microsoft.com/office/drawing/2010/main" val="0"/>
+                        </a:ext>
+                      </a:extLst>
+                    </a:blip>
+                    <a:srcRect/>
+                    <a:stretch>
+                      <a:fillRect/>
+                    </a:stretch>
+                  </pic:blipFill>
+                  <pic:spPr bwMode="auto">
+                    <a:xfrm>
+                      <a:off x="0" y="0"/>
+                      <a:ext cx="4618390" cy="2977142"/>
+                    </a:xfrm>
+                    <a:prstGeom prst="rect">
+                      <a:avLst/>
+                    </a:prstGeom>
+                    <a:noFill/>
+                    <a:ln>
+                      <a:noFill/>
+                    </a:ln>
+                  </pic:spPr>
+                </pic:pic>
+              </a:graphicData>
+            </a:graphic>
+          </wp:inline>
+        </w:drawing>
+      </w:r>
+    </w:p>
+    <w:p>
+      <w:pPr>
+        <w:spacing w:before="240"/>
+        <w:ind w:left="708"/>
+        <w:jc w:val="both"/>
+        <w:rPr>
+          <w:rFonts w:ascii="Times New Roman" w:hAnsi="Times New Roman" w:cs="Times New Roman"/>
+        </w:rPr>
+      </w:pPr>
+      <w:r>
+        <w:rPr>
+          <w:rFonts w:ascii="Times New Roman" w:hAnsi="Times New Roman" w:cs="Times New Roman"/>
+          <w:noProof/>
+        </w:rPr>
+        <w:lastRenderedPageBreak/>
+        <w:drawing>
+          <wp:inline distT="0" distB="0" distL="0" distR="0" wp14:anchorId="677473EE" wp14:editId="097BED74">
+            <wp:extent cx="4191000" cy="2854039"/>
+            <wp:effectExtent l="0" t="0" r="0" b="3810"/>
+            <wp:docPr id="78647889" name="Picture 19"/>
+            <wp:cNvGraphicFramePr>
+              <a:graphicFrameLocks xmlns:a="http://schemas.openxmlformats.org/drawingml/2006/main" noChangeAspect="1"/>
+            </wp:cNvGraphicFramePr>
+            <a:graphic xmlns:a="http://schemas.openxmlformats.org/drawingml/2006/main">
+              <a:graphicData uri="http://schemas.openxmlformats.org/drawingml/2006/picture">
+                <pic:pic xmlns:pic="http://schemas.openxmlformats.org/drawingml/2006/picture">
+                  <pic:nvPicPr>
+                    <pic:cNvPr id="0" name="Picture 19"/>
+                    <pic:cNvPicPr>
+                      <a:picLocks noChangeAspect="1" noChangeArrowheads="1"/>
+                    </pic:cNvPicPr>
+                  </pic:nvPicPr>
+                  <pic:blipFill>
+                    <a:blip r:embed="rId36">
+                      <a:extLst>
+                        <a:ext uri="{28A0092B-C50C-407E-A947-70E740481C1C}">
+                          <a14:useLocalDpi xmlns:a14="http://schemas.microsoft.com/office/drawing/2010/main" val="0"/>
+                        </a:ext>
+                      </a:extLst>
+                    </a:blip>
+                    <a:srcRect/>
+                    <a:stretch>
+                      <a:fillRect/>
+                    </a:stretch>
+                  </pic:blipFill>
+                  <pic:spPr bwMode="auto">
+                    <a:xfrm>
+                      <a:off x="0" y="0"/>
+                      <a:ext cx="4228378" cy="2879493"/>
+                    </a:xfrm>
+                    <a:prstGeom prst="rect">
+                      <a:avLst/>
+                    </a:prstGeom>
+                    <a:noFill/>
+                    <a:ln>
+                      <a:noFill/>
+                    </a:ln>
+                  </pic:spPr>
+                </pic:pic>
+              </a:graphicData>
+            </a:graphic>
+          </wp:inline>
+        </w:drawing>
+      </w:r>
+    </w:p>
+    <w:p>
+      <w:pPr>
+        <w:spacing w:before="240"/>
+        <w:ind w:left="708"/>
+        <w:jc w:val="both"/>
+        <w:rPr>
+          <w:rFonts w:ascii="Times New Roman" w:hAnsi="Times New Roman" w:cs="Times New Roman"/>
+        </w:rPr>
+      </w:pPr>
+      <w:r>
+        <w:rPr>
+          <w:rFonts w:ascii="Times New Roman" w:hAnsi="Times New Roman" w:cs="Times New Roman"/>
+          <w:i/>
+          <w:iCs/>
+        </w:rPr>
+        <w:t>Megjegyzés: ez a kép még az előző oldalhoz tartozik.</w:t>
+      </w:r>
+    </w:p>
+    <w:p>
+      <w:pPr>
+        <w:spacing w:before="240"/>
+        <w:ind w:left="708"/>
+        <w:jc w:val="both"/>
+        <w:rPr>
+          <w:rFonts w:ascii="Times New Roman" w:hAnsi="Times New Roman" w:cs="Times New Roman"/>
+          <w:i/>
+          <w:iCs/>
+        </w:rPr>
+      </w:pPr>
+      <w:r>
+        <w:rPr>
+          <w:rFonts w:ascii="Times New Roman" w:hAnsi="Times New Roman" w:cs="Times New Roman"/>
+        </w:rPr>
+        <w:t xml:space="preserve">Oldalunk fő funkciója, a konfiguráció összeállító ez után elérhetővé válik, akár ha regisztrál és bejelentkezik a felhasználó, akár ha csak „vendégként”, saját felhasználói fiók nélkül szeretné használni az oldalunkat. Ekkor tárul elé a főoldalunk, valamint a teljes navigációs sáv, amin a különböző, többi oldal tartalmát és funkcióját éri el a felhasználó. Ezek közé tartozik az „Alkatrészek” összegyűjtő oldala </w:t>
+      </w:r>
+      <w:r>
+        <w:rPr>
+          <w:rFonts w:ascii="Times New Roman" w:hAnsi="Times New Roman" w:cs="Times New Roman"/>
+          <w:i/>
+          <w:iCs/>
+        </w:rPr>
+        <w:t>(kizárólag azokkal, amelyek megtalálhatóak adatbázisunkban)</w:t>
+      </w:r>
+      <w:r>
+        <w:rPr>
+          <w:rFonts w:ascii="Times New Roman" w:hAnsi="Times New Roman" w:cs="Times New Roman"/>
+        </w:rPr>
+        <w:t>, az „Ajánlatok” fül, ahhol a különböző, kiemelt ajánlatok, promóciók vagy kedvezményes áron elérhető termék vagy termék csomagok jelennek meg, valamint a „PC Összerakót”, ami oldalunk jelenlegi fő funkciója. Itt a felhasználó összeállíthatja a számára megfelelő PC konfigurációt, processzortól kezdve videókártyán és memórián át, tárkapacitáson, gépházon keresztül, egészen processzor hűtőig és tápegységig mindent</w:t>
+      </w:r>
+      <w:r>
+        <w:rPr>
+          <w:rFonts w:ascii="Times New Roman" w:hAnsi="Times New Roman" w:cs="Times New Roman"/>
+        </w:rPr>
+        <w:t>.</w:t>
+      </w:r>
+      <w:r>
+        <w:rPr>
+          <w:rFonts w:ascii="Times New Roman" w:hAnsi="Times New Roman" w:cs="Times New Roman"/>
+        </w:rPr>
+        <w:t xml:space="preserve"> Mindegyik alkatrésznél lenyíló menü szerű választó van, ha pedig a felhasználó kiválasztja tegyük fel a neki megfelelő videókártyát </w:t>
+      </w:r>
+      <w:r>
+        <w:rPr>
+          <w:rFonts w:ascii="Times New Roman" w:hAnsi="Times New Roman" w:cs="Times New Roman"/>
+          <w:i/>
+          <w:iCs/>
+        </w:rPr>
+        <w:t>(GPU</w:t>
+      </w:r>
+      <w:r>
+        <w:rPr>
+          <w:rFonts w:ascii="Times New Roman" w:hAnsi="Times New Roman" w:cs="Times New Roman"/>
+          <w:i/>
+          <w:iCs/>
+        </w:rPr>
+        <w:t>-t</w:t>
+      </w:r>
+      <w:r>
+        <w:rPr>
+          <w:rFonts w:ascii="Times New Roman" w:hAnsi="Times New Roman" w:cs="Times New Roman"/>
+          <w:i/>
+          <w:iCs/>
+        </w:rPr>
+        <w:t>)</w:t>
+      </w:r>
+      <w:r>
+        <w:rPr>
+          <w:rFonts w:ascii="Times New Roman" w:hAnsi="Times New Roman" w:cs="Times New Roman"/>
+        </w:rPr>
+        <w:t>, az a jobb oldali kisebb ablakon meg fog jelenni, a termék árával együtt. Ha a felhasználó egy teljes konfigurációt állít össze, a rendszer automatikusan össze adja a termékek árait</w:t>
+      </w:r>
+      <w:r>
+        <w:rPr>
+          <w:rFonts w:ascii="Times New Roman" w:hAnsi="Times New Roman" w:cs="Times New Roman"/>
+        </w:rPr>
+        <w:t xml:space="preserve">. </w:t>
+      </w:r>
+      <w:r>
+        <w:rPr>
+          <w:rFonts w:ascii="Times New Roman" w:hAnsi="Times New Roman" w:cs="Times New Roman"/>
+          <w:i/>
+          <w:iCs/>
+        </w:rPr>
+        <w:t>Megjegyzés: az adatbáziunkban megtalálható árak kizárólag átlagárak, a különböző webáruházakon eltérhetnek az árak.</w:t>
+      </w:r>
+    </w:p>
     <w:sectPr>
-      <w:headerReference w:type="default" r:id="rId15"/>
+      <w:headerReference w:type="default" r:id="rId37"/>
       <w:pgSz w:w="11906" w:h="16838"/>
       <w:pgMar w:top="1417" w:right="1417" w:bottom="1417" w:left="1417" w:header="708" w:footer="708" w:gutter="0"/>
       <w:pgNumType w:start="1"/>
@@ -3855,7 +5792,7 @@
   <w:style w:type="paragraph" w:default="1" w:styleId="Normal">
     <w:name w:val="Normal"/>
     <w:qFormat/>
-    <w:rsid w:val="0067515C"/>
+    <w:rsid w:val="007D51D8"/>
   </w:style>
   <w:style w:type="paragraph" w:styleId="Heading1">
     <w:name w:val="heading 1"/>

--- a/UserFiles/ComputerParts_Documentation_V02.06(MCS_és_RDZS).docx
+++ b/UserFiles/ComputerParts_Documentation_V02.06(MCS_és_RDZS).docx
@@ -1573,7 +1573,7 @@
           <w:noProof/>
         </w:rPr>
         <w:drawing>
-          <wp:inline distT="0" distB="0" distL="0" distR="0" wp14:anchorId="4B2C968C" wp14:editId="0A2384B4">
+          <wp:inline distT="0" distB="0" distL="0" distR="0" wp14:anchorId="4B2C968C" wp14:editId="4A05A5F3">
             <wp:extent cx="5324475" cy="2900252"/>
             <wp:effectExtent l="0" t="0" r="0" b="0"/>
             <wp:docPr id="1327806629" name="Picture 14"/>
@@ -4186,6 +4186,92 @@
           <w:rFonts w:ascii="Times New Roman" w:hAnsi="Times New Roman" w:cs="Times New Roman"/>
         </w:rPr>
         <w:lastRenderedPageBreak/>
+        <w:t xml:space="preserve">Maga a navigációs sáv egy nagyon egyszerű módon működik: a felhasználónak szimplán kattintással kell kiválasztania, melyik oldalat szeretné elérni, a rendszer pedig automatikusan átirányítja a keresett oldalra. Ezen a fülön találja a felhasználó a profil gombot is, amin meg tudja tekinteni a már mentett </w:t>
+      </w:r>
+      <w:r>
+        <w:rPr>
+          <w:rFonts w:ascii="Times New Roman" w:hAnsi="Times New Roman" w:cs="Times New Roman"/>
+        </w:rPr>
+        <w:t>konfigurációit, valamint ki is tud jelentkezi fiókjából.</w:t>
+      </w:r>
+    </w:p>
+    <w:p>
+      <w:pPr>
+        <w:spacing w:before="240"/>
+        <w:ind w:left="708"/>
+        <w:jc w:val="both"/>
+        <w:rPr>
+          <w:rFonts w:ascii="Times New Roman" w:hAnsi="Times New Roman" w:cs="Times New Roman"/>
+        </w:rPr>
+      </w:pPr>
+      <w:r>
+        <w:rPr>
+          <w:rFonts w:ascii="Times New Roman" w:hAnsi="Times New Roman" w:cs="Times New Roman"/>
+          <w:noProof/>
+        </w:rPr>
+        <w:drawing>
+          <wp:inline distT="0" distB="0" distL="0" distR="0" wp14:anchorId="19578A58" wp14:editId="5914DE94">
+            <wp:extent cx="4884709" cy="2571750"/>
+            <wp:effectExtent l="0" t="0" r="0" b="0"/>
+            <wp:docPr id="945496137" name="Picture 2"/>
+            <wp:cNvGraphicFramePr>
+              <a:graphicFrameLocks xmlns:a="http://schemas.openxmlformats.org/drawingml/2006/main" noChangeAspect="1"/>
+            </wp:cNvGraphicFramePr>
+            <a:graphic xmlns:a="http://schemas.openxmlformats.org/drawingml/2006/main">
+              <a:graphicData uri="http://schemas.openxmlformats.org/drawingml/2006/picture">
+                <pic:pic xmlns:pic="http://schemas.openxmlformats.org/drawingml/2006/picture">
+                  <pic:nvPicPr>
+                    <pic:cNvPr id="0" name="Picture 2"/>
+                    <pic:cNvPicPr>
+                      <a:picLocks noChangeAspect="1" noChangeArrowheads="1"/>
+                    </pic:cNvPicPr>
+                  </pic:nvPicPr>
+                  <pic:blipFill>
+                    <a:blip r:embed="rId32" cstate="print">
+                      <a:extLst>
+                        <a:ext uri="{28A0092B-C50C-407E-A947-70E740481C1C}">
+                          <a14:useLocalDpi xmlns:a14="http://schemas.microsoft.com/office/drawing/2010/main" val="0"/>
+                        </a:ext>
+                      </a:extLst>
+                    </a:blip>
+                    <a:srcRect/>
+                    <a:stretch>
+                      <a:fillRect/>
+                    </a:stretch>
+                  </pic:blipFill>
+                  <pic:spPr bwMode="auto">
+                    <a:xfrm>
+                      <a:off x="0" y="0"/>
+                      <a:ext cx="4897194" cy="2578323"/>
+                    </a:xfrm>
+                    <a:prstGeom prst="rect">
+                      <a:avLst/>
+                    </a:prstGeom>
+                    <a:noFill/>
+                    <a:ln>
+                      <a:noFill/>
+                    </a:ln>
+                  </pic:spPr>
+                </pic:pic>
+              </a:graphicData>
+            </a:graphic>
+          </wp:inline>
+        </w:drawing>
+      </w:r>
+    </w:p>
+    <w:p>
+      <w:pPr>
+        <w:spacing w:before="240"/>
+        <w:ind w:left="708"/>
+        <w:jc w:val="both"/>
+        <w:rPr>
+          <w:rFonts w:ascii="Times New Roman" w:hAnsi="Times New Roman" w:cs="Times New Roman"/>
+        </w:rPr>
+      </w:pPr>
+      <w:r>
+        <w:rPr>
+          <w:rFonts w:ascii="Times New Roman" w:hAnsi="Times New Roman" w:cs="Times New Roman"/>
+        </w:rPr>
         <w:t>A bejelentkező és regisztrációs oldal esetében a navigációs sávot illetve footer-t először meg kellett akadályozni, hogy ezeken az oldalakon megjelenhessen. Ezt azzal oldottuk meg, hogy a „NavMenu.razor” file-ban létrehoztunk egy olyan feltételvizsgáló metódust („predicate method”), amely azt vizsgálja, egy adott oldalon megjelenhet-e a navigációs sáv, illetve a footer.</w:t>
       </w:r>
     </w:p>
@@ -4248,7 +4334,7 @@
                     </pic:cNvPicPr>
                   </pic:nvPicPr>
                   <pic:blipFill>
-                    <a:blip r:embed="rId32">
+                    <a:blip r:embed="rId33">
                       <a:extLst>
                         <a:ext uri="{28A0092B-C50C-407E-A947-70E740481C1C}">
                           <a14:useLocalDpi xmlns:a14="http://schemas.microsoft.com/office/drawing/2010/main" val="0"/>
@@ -4322,8 +4408,9 @@
           <w:rFonts w:ascii="Times New Roman" w:hAnsi="Times New Roman" w:cs="Times New Roman"/>
           <w:noProof/>
         </w:rPr>
+        <w:lastRenderedPageBreak/>
         <w:drawing>
-          <wp:inline distT="0" distB="0" distL="0" distR="0" wp14:anchorId="7B856138" wp14:editId="2BCFE9FC">
+          <wp:inline distT="0" distB="0" distL="0" distR="0" wp14:anchorId="7B856138" wp14:editId="7986F8D9">
             <wp:extent cx="3933825" cy="3797052"/>
             <wp:effectExtent l="0" t="0" r="0" b="0"/>
             <wp:docPr id="411030549" name="Picture 16"/>
@@ -4340,7 +4427,7 @@
                     </pic:cNvPicPr>
                   </pic:nvPicPr>
                   <pic:blipFill>
-                    <a:blip r:embed="rId33" cstate="print">
+                    <a:blip r:embed="rId34" cstate="print">
                       <a:extLst>
                         <a:ext uri="{28A0092B-C50C-407E-A947-70E740481C1C}">
                           <a14:useLocalDpi xmlns:a14="http://schemas.microsoft.com/office/drawing/2010/main" val="0"/>
@@ -4386,7 +4473,6 @@
           <w:rFonts w:ascii="Times New Roman" w:hAnsi="Times New Roman" w:cs="Times New Roman"/>
           <w:noProof/>
         </w:rPr>
-        <w:lastRenderedPageBreak/>
         <w:drawing>
           <wp:inline distT="0" distB="0" distL="0" distR="0" wp14:anchorId="3B364D76" wp14:editId="508642E7">
             <wp:extent cx="4533900" cy="3265309"/>
@@ -4405,7 +4491,7 @@
                     </pic:cNvPicPr>
                   </pic:nvPicPr>
                   <pic:blipFill>
-                    <a:blip r:embed="rId34">
+                    <a:blip r:embed="rId35">
                       <a:extLst>
                         <a:ext uri="{28A0092B-C50C-407E-A947-70E740481C1C}">
                           <a14:useLocalDpi xmlns:a14="http://schemas.microsoft.com/office/drawing/2010/main" val="0"/>
@@ -4439,7 +4525,7 @@
     </w:p>
     <w:p>
       <w:pPr>
-        <w:spacing w:before="240"/>
+        <w:spacing w:before="2040"/>
         <w:ind w:left="708"/>
         <w:jc w:val="both"/>
         <w:rPr>
@@ -4450,6 +4536,7 @@
         <w:rPr>
           <w:rFonts w:ascii="Times New Roman" w:hAnsi="Times New Roman" w:cs="Times New Roman"/>
         </w:rPr>
+        <w:lastRenderedPageBreak/>
         <w:t xml:space="preserve">Onnantól, hogy megtörtént a regisztráció és a rendszer automatikusan átírányította a felhasználót a bejelentkező oldalra, mint fentebb is írtuk, már csak a regisztrációkor megadott felhasználónév vagy email cím, és jelszó párost kell megadni, így a felhasználó már teljes egészében elérheti az oldal által nyújtott funkciókat. A bejelentkező oldal itt már csak a megadott email címet vagy felhasználónevet, illetve a hozzá tartozó jelszót fogja ellenőrizni API segítségével az adatbázisból. Ha ezek közül valamelyik nem egyezik meg egyikkel sem, ami megtalálható az adatbázison, azt az alábbi képen/képeken látható hibaüzenetekkel fogja a felhasználó tudomására adni. </w:t>
       </w:r>
       <w:r>
@@ -4493,7 +4580,7 @@
                     </pic:cNvPicPr>
                   </pic:nvPicPr>
                   <pic:blipFill>
-                    <a:blip r:embed="rId35">
+                    <a:blip r:embed="rId36">
                       <a:extLst>
                         <a:ext uri="{28A0092B-C50C-407E-A947-70E740481C1C}">
                           <a14:useLocalDpi xmlns:a14="http://schemas.microsoft.com/office/drawing/2010/main" val="0"/>
@@ -4539,7 +4626,6 @@
           <w:rFonts w:ascii="Times New Roman" w:hAnsi="Times New Roman" w:cs="Times New Roman"/>
           <w:noProof/>
         </w:rPr>
-        <w:lastRenderedPageBreak/>
         <w:drawing>
           <wp:inline distT="0" distB="0" distL="0" distR="0" wp14:anchorId="677473EE" wp14:editId="097BED74">
             <wp:extent cx="4191000" cy="2854039"/>
@@ -4558,7 +4644,7 @@
                     </pic:cNvPicPr>
                   </pic:nvPicPr>
                   <pic:blipFill>
-                    <a:blip r:embed="rId36">
+                    <a:blip r:embed="rId37">
                       <a:extLst>
                         <a:ext uri="{28A0092B-C50C-407E-A947-70E740481C1C}">
                           <a14:useLocalDpi xmlns:a14="http://schemas.microsoft.com/office/drawing/2010/main" val="0"/>
@@ -4597,15 +4683,86 @@
         <w:jc w:val="both"/>
         <w:rPr>
           <w:rFonts w:ascii="Times New Roman" w:hAnsi="Times New Roman" w:cs="Times New Roman"/>
-        </w:rPr>
-      </w:pPr>
-      <w:r>
-        <w:rPr>
-          <w:rFonts w:ascii="Times New Roman" w:hAnsi="Times New Roman" w:cs="Times New Roman"/>
-          <w:i/>
-          <w:iCs/>
-        </w:rPr>
-        <w:t>Megjegyzés: ez a kép még az előző oldalhoz tartozik.</w:t>
+          <w:i/>
+          <w:iCs/>
+        </w:rPr>
+      </w:pPr>
+      <w:r>
+        <w:rPr>
+          <w:rFonts w:ascii="Times New Roman" w:hAnsi="Times New Roman" w:cs="Times New Roman"/>
+        </w:rPr>
+        <w:lastRenderedPageBreak/>
+        <w:t xml:space="preserve">Oldalunk fő funkciója, a konfiguráció összeállító ez után elérhetővé válik, akár ha regisztrál és bejelentkezik a felhasználó, akár ha csak „vendégként”, saját felhasználói fiók nélkül szeretné használni az oldalunkat. Ekkor tárul elé a főoldalunk, valamint a teljes navigációs sáv, amin a különböző, többi oldal tartalmát és funkcióját éri el a felhasználó. Ezek közé tartozik az „Alkatrészek” összegyűjtő oldala </w:t>
+      </w:r>
+      <w:r>
+        <w:rPr>
+          <w:rFonts w:ascii="Times New Roman" w:hAnsi="Times New Roman" w:cs="Times New Roman"/>
+          <w:i/>
+          <w:iCs/>
+        </w:rPr>
+        <w:t>(kizárólag azokkal, amelyek megtalálhatóak adatbázisunkban)</w:t>
+      </w:r>
+      <w:r>
+        <w:rPr>
+          <w:rFonts w:ascii="Times New Roman" w:hAnsi="Times New Roman" w:cs="Times New Roman"/>
+        </w:rPr>
+        <w:t>, az „Ajánlatok” fül, ahhol a különböző, kiemelt ajánlatok, promóciók vagy kedvezményes áron elérhető termék vagy termék csomagok jelennek meg, valamint a „PC Összerakót”, ami oldalunk jelenlegi fő funkciója. Itt a felhasználó összeállíthatja a számára megfelelő PC konfigurációt, processzortól kezdve videókártyán és memórián át, tárkapacitáson, gépházon keresztül, egészen processzor hűtőig és tápegységig mindent</w:t>
+      </w:r>
+      <w:r>
+        <w:rPr>
+          <w:rFonts w:ascii="Times New Roman" w:hAnsi="Times New Roman" w:cs="Times New Roman"/>
+        </w:rPr>
+        <w:t>.</w:t>
+      </w:r>
+      <w:r>
+        <w:rPr>
+          <w:rFonts w:ascii="Times New Roman" w:hAnsi="Times New Roman" w:cs="Times New Roman"/>
+        </w:rPr>
+        <w:t xml:space="preserve"> Mindegyik alkatrésznél lenyíló menü szerű választó van, ha pedig a felhasználó kiválasztja tegyük fel a neki megfelelő videókártyát </w:t>
+      </w:r>
+      <w:r>
+        <w:rPr>
+          <w:rFonts w:ascii="Times New Roman" w:hAnsi="Times New Roman" w:cs="Times New Roman"/>
+          <w:i/>
+          <w:iCs/>
+        </w:rPr>
+        <w:t>(GPU</w:t>
+      </w:r>
+      <w:r>
+        <w:rPr>
+          <w:rFonts w:ascii="Times New Roman" w:hAnsi="Times New Roman" w:cs="Times New Roman"/>
+          <w:i/>
+          <w:iCs/>
+        </w:rPr>
+        <w:t>-t</w:t>
+      </w:r>
+      <w:r>
+        <w:rPr>
+          <w:rFonts w:ascii="Times New Roman" w:hAnsi="Times New Roman" w:cs="Times New Roman"/>
+          <w:i/>
+          <w:iCs/>
+        </w:rPr>
+        <w:t>)</w:t>
+      </w:r>
+      <w:r>
+        <w:rPr>
+          <w:rFonts w:ascii="Times New Roman" w:hAnsi="Times New Roman" w:cs="Times New Roman"/>
+        </w:rPr>
+        <w:t>, az a jobb oldali kisebb ablakon meg fog jelenni, a termék árával együtt. Ha a felhasználó egy teljes konfigurációt állít össze, a rendszer automatikusan össze adja a termékek árait</w:t>
+      </w:r>
+      <w:r>
+        <w:rPr>
+          <w:rFonts w:ascii="Times New Roman" w:hAnsi="Times New Roman" w:cs="Times New Roman"/>
+        </w:rPr>
+        <w:t xml:space="preserve">. </w:t>
+      </w:r>
+      <w:r>
+        <w:rPr>
+          <w:rFonts w:ascii="Times New Roman" w:hAnsi="Times New Roman" w:cs="Times New Roman"/>
+          <w:i/>
+          <w:iCs/>
+        </w:rPr>
+        <w:t>Megjegyzés: az adatbáziunkban megtalálható árak kizárólag átlagárak, a különböző webáruházakon eltérhetnek az árak.</w:t>
       </w:r>
     </w:p>
     <w:p>
@@ -4622,82 +4779,281 @@
       <w:r>
         <w:rPr>
           <w:rFonts w:ascii="Times New Roman" w:hAnsi="Times New Roman" w:cs="Times New Roman"/>
-        </w:rPr>
-        <w:t xml:space="preserve">Oldalunk fő funkciója, a konfiguráció összeállító ez után elérhetővé válik, akár ha regisztrál és bejelentkezik a felhasználó, akár ha csak „vendégként”, saját felhasználói fiók nélkül szeretné használni az oldalunkat. Ekkor tárul elé a főoldalunk, valamint a teljes navigációs sáv, amin a különböző, többi oldal tartalmát és funkcióját éri el a felhasználó. Ezek közé tartozik az „Alkatrészek” összegyűjtő oldala </w:t>
-      </w:r>
-      <w:r>
-        <w:rPr>
-          <w:rFonts w:ascii="Times New Roman" w:hAnsi="Times New Roman" w:cs="Times New Roman"/>
-          <w:i/>
-          <w:iCs/>
-        </w:rPr>
-        <w:t>(kizárólag azokkal, amelyek megtalálhatóak adatbázisunkban)</w:t>
-      </w:r>
-      <w:r>
-        <w:rPr>
-          <w:rFonts w:ascii="Times New Roman" w:hAnsi="Times New Roman" w:cs="Times New Roman"/>
-        </w:rPr>
-        <w:t>, az „Ajánlatok” fül, ahhol a különböző, kiemelt ajánlatok, promóciók vagy kedvezményes áron elérhető termék vagy termék csomagok jelennek meg, valamint a „PC Összerakót”, ami oldalunk jelenlegi fő funkciója. Itt a felhasználó összeállíthatja a számára megfelelő PC konfigurációt, processzortól kezdve videókártyán és memórián át, tárkapacitáson, gépházon keresztül, egészen processzor hűtőig és tápegységig mindent</w:t>
-      </w:r>
-      <w:r>
-        <w:rPr>
-          <w:rFonts w:ascii="Times New Roman" w:hAnsi="Times New Roman" w:cs="Times New Roman"/>
-        </w:rPr>
-        <w:t>.</w:t>
-      </w:r>
-      <w:r>
-        <w:rPr>
-          <w:rFonts w:ascii="Times New Roman" w:hAnsi="Times New Roman" w:cs="Times New Roman"/>
-        </w:rPr>
-        <w:t xml:space="preserve"> Mindegyik alkatrésznél lenyíló menü szerű választó van, ha pedig a felhasználó kiválasztja tegyük fel a neki megfelelő videókártyát </w:t>
-      </w:r>
-      <w:r>
-        <w:rPr>
-          <w:rFonts w:ascii="Times New Roman" w:hAnsi="Times New Roman" w:cs="Times New Roman"/>
-          <w:i/>
-          <w:iCs/>
-        </w:rPr>
-        <w:t>(GPU</w:t>
-      </w:r>
-      <w:r>
-        <w:rPr>
-          <w:rFonts w:ascii="Times New Roman" w:hAnsi="Times New Roman" w:cs="Times New Roman"/>
-          <w:i/>
-          <w:iCs/>
-        </w:rPr>
-        <w:t>-t</w:t>
-      </w:r>
-      <w:r>
-        <w:rPr>
-          <w:rFonts w:ascii="Times New Roman" w:hAnsi="Times New Roman" w:cs="Times New Roman"/>
-          <w:i/>
-          <w:iCs/>
-        </w:rPr>
-        <w:t>)</w:t>
-      </w:r>
-      <w:r>
-        <w:rPr>
-          <w:rFonts w:ascii="Times New Roman" w:hAnsi="Times New Roman" w:cs="Times New Roman"/>
-        </w:rPr>
-        <w:t>, az a jobb oldali kisebb ablakon meg fog jelenni, a termék árával együtt. Ha a felhasználó egy teljes konfigurációt állít össze, a rendszer automatikusan össze adja a termékek árait</w:t>
-      </w:r>
-      <w:r>
-        <w:rPr>
-          <w:rFonts w:ascii="Times New Roman" w:hAnsi="Times New Roman" w:cs="Times New Roman"/>
-        </w:rPr>
-        <w:t xml:space="preserve">. </w:t>
-      </w:r>
-      <w:r>
-        <w:rPr>
-          <w:rFonts w:ascii="Times New Roman" w:hAnsi="Times New Roman" w:cs="Times New Roman"/>
-          <w:i/>
-          <w:iCs/>
-        </w:rPr>
-        <w:t>Megjegyzés: az adatbáziunkban megtalálható árak kizárólag átlagárak, a különböző webáruházakon eltérhetnek az árak.</w:t>
-      </w:r>
+          <w:i/>
+          <w:iCs/>
+          <w:noProof/>
+        </w:rPr>
+        <w:drawing>
+          <wp:inline distT="0" distB="0" distL="0" distR="0" wp14:anchorId="5BE3DBE2" wp14:editId="63A2D9B6">
+            <wp:extent cx="3886200" cy="1984990"/>
+            <wp:effectExtent l="0" t="0" r="0" b="0"/>
+            <wp:docPr id="2085036067" name="Picture 1"/>
+            <wp:cNvGraphicFramePr>
+              <a:graphicFrameLocks xmlns:a="http://schemas.openxmlformats.org/drawingml/2006/main" noChangeAspect="1"/>
+            </wp:cNvGraphicFramePr>
+            <a:graphic xmlns:a="http://schemas.openxmlformats.org/drawingml/2006/main">
+              <a:graphicData uri="http://schemas.openxmlformats.org/drawingml/2006/picture">
+                <pic:pic xmlns:pic="http://schemas.openxmlformats.org/drawingml/2006/picture">
+                  <pic:nvPicPr>
+                    <pic:cNvPr id="0" name="Picture 1"/>
+                    <pic:cNvPicPr>
+                      <a:picLocks noChangeAspect="1" noChangeArrowheads="1"/>
+                    </pic:cNvPicPr>
+                  </pic:nvPicPr>
+                  <pic:blipFill>
+                    <a:blip r:embed="rId38" cstate="print">
+                      <a:extLst>
+                        <a:ext uri="{28A0092B-C50C-407E-A947-70E740481C1C}">
+                          <a14:useLocalDpi xmlns:a14="http://schemas.microsoft.com/office/drawing/2010/main" val="0"/>
+                        </a:ext>
+                      </a:extLst>
+                    </a:blip>
+                    <a:srcRect/>
+                    <a:stretch>
+                      <a:fillRect/>
+                    </a:stretch>
+                  </pic:blipFill>
+                  <pic:spPr bwMode="auto">
+                    <a:xfrm>
+                      <a:off x="0" y="0"/>
+                      <a:ext cx="3899462" cy="1991764"/>
+                    </a:xfrm>
+                    <a:prstGeom prst="rect">
+                      <a:avLst/>
+                    </a:prstGeom>
+                    <a:noFill/>
+                    <a:ln>
+                      <a:noFill/>
+                    </a:ln>
+                  </pic:spPr>
+                </pic:pic>
+              </a:graphicData>
+            </a:graphic>
+          </wp:inline>
+        </w:drawing>
+      </w:r>
+    </w:p>
+    <w:p>
+      <w:pPr>
+        <w:spacing w:before="240"/>
+        <w:ind w:left="708"/>
+        <w:jc w:val="both"/>
+        <w:rPr>
+          <w:rFonts w:ascii="Times New Roman" w:hAnsi="Times New Roman" w:cs="Times New Roman"/>
+        </w:rPr>
+      </w:pPr>
+      <w:r>
+        <w:rPr>
+          <w:rFonts w:ascii="Times New Roman" w:hAnsi="Times New Roman" w:cs="Times New Roman"/>
+        </w:rPr>
+        <w:t>Főoldalunkon az aktuálisan elérhető összes termék típus jelenik meg, valamint lejjebb görgetve néhány kiemelt termék, ezeknek a leírása, valamint az árazása. A kategóriák ablakai mind külön-külön div-ekként kerültek megjelenítésre egy egyszerű „ForEach” loop-ot alkalmazva jeleníti meg ahelyett, hogy egyesével, teljes egészében legyenek a kódsorok megírva. Jelen pillanatban mindegyik kategória két-két terméket tartalmaz, a megjelenítést pedig az alábbi kód részlet végzi:</w:t>
+      </w:r>
+    </w:p>
+    <w:p>
+      <w:pPr>
+        <w:spacing w:before="240"/>
+        <w:ind w:left="708"/>
+        <w:jc w:val="both"/>
+        <w:rPr>
+          <w:rFonts w:ascii="Times New Roman" w:hAnsi="Times New Roman" w:cs="Times New Roman"/>
+        </w:rPr>
+      </w:pPr>
+      <w:r>
+        <w:rPr>
+          <w:rFonts w:ascii="Times New Roman" w:hAnsi="Times New Roman" w:cs="Times New Roman"/>
+          <w:noProof/>
+        </w:rPr>
+        <w:drawing>
+          <wp:inline distT="0" distB="0" distL="0" distR="0" wp14:anchorId="3501160E" wp14:editId="346CF996">
+            <wp:extent cx="5305425" cy="1607438"/>
+            <wp:effectExtent l="0" t="0" r="0" b="0"/>
+            <wp:docPr id="381982873" name="Picture 3"/>
+            <wp:cNvGraphicFramePr>
+              <a:graphicFrameLocks xmlns:a="http://schemas.openxmlformats.org/drawingml/2006/main" noChangeAspect="1"/>
+            </wp:cNvGraphicFramePr>
+            <a:graphic xmlns:a="http://schemas.openxmlformats.org/drawingml/2006/main">
+              <a:graphicData uri="http://schemas.openxmlformats.org/drawingml/2006/picture">
+                <pic:pic xmlns:pic="http://schemas.openxmlformats.org/drawingml/2006/picture">
+                  <pic:nvPicPr>
+                    <pic:cNvPr id="0" name="Picture 3"/>
+                    <pic:cNvPicPr>
+                      <a:picLocks noChangeAspect="1" noChangeArrowheads="1"/>
+                    </pic:cNvPicPr>
+                  </pic:nvPicPr>
+                  <pic:blipFill>
+                    <a:blip r:embed="rId39">
+                      <a:extLst>
+                        <a:ext uri="{28A0092B-C50C-407E-A947-70E740481C1C}">
+                          <a14:useLocalDpi xmlns:a14="http://schemas.microsoft.com/office/drawing/2010/main" val="0"/>
+                        </a:ext>
+                      </a:extLst>
+                    </a:blip>
+                    <a:srcRect/>
+                    <a:stretch>
+                      <a:fillRect/>
+                    </a:stretch>
+                  </pic:blipFill>
+                  <pic:spPr bwMode="auto">
+                    <a:xfrm>
+                      <a:off x="0" y="0"/>
+                      <a:ext cx="5324997" cy="1613368"/>
+                    </a:xfrm>
+                    <a:prstGeom prst="rect">
+                      <a:avLst/>
+                    </a:prstGeom>
+                    <a:noFill/>
+                    <a:ln>
+                      <a:noFill/>
+                    </a:ln>
+                  </pic:spPr>
+                </pic:pic>
+              </a:graphicData>
+            </a:graphic>
+          </wp:inline>
+        </w:drawing>
+      </w:r>
+    </w:p>
+    <w:p>
+      <w:pPr>
+        <w:spacing w:before="240"/>
+        <w:ind w:left="708"/>
+        <w:jc w:val="both"/>
+        <w:rPr>
+          <w:rFonts w:ascii="Times New Roman" w:hAnsi="Times New Roman" w:cs="Times New Roman"/>
+        </w:rPr>
+      </w:pPr>
+    </w:p>
+    <w:p>
+      <w:pPr>
+        <w:spacing w:before="13320"/>
+        <w:jc w:val="both"/>
+        <w:rPr>
+          <w:rFonts w:ascii="Times New Roman" w:hAnsi="Times New Roman" w:cs="Times New Roman"/>
+          <w:sz w:val="32"/>
+          <w:szCs w:val="32"/>
+        </w:rPr>
+      </w:pPr>
+      <w:r>
+        <w:rPr>
+          <w:rFonts w:ascii="Times New Roman" w:hAnsi="Times New Roman" w:cs="Times New Roman"/>
+          <w:sz w:val="32"/>
+          <w:szCs w:val="32"/>
+        </w:rPr>
+        <w:lastRenderedPageBreak/>
+        <w:t>#</w:t>
+      </w:r>
+      <w:r>
+        <w:rPr>
+          <w:rFonts w:ascii="Times New Roman" w:hAnsi="Times New Roman" w:cs="Times New Roman"/>
+          <w:sz w:val="32"/>
+          <w:szCs w:val="32"/>
+        </w:rPr>
+        <w:t>3</w:t>
+      </w:r>
+      <w:r>
+        <w:rPr>
+          <w:rFonts w:ascii="Times New Roman" w:hAnsi="Times New Roman" w:cs="Times New Roman"/>
+          <w:sz w:val="32"/>
+          <w:szCs w:val="32"/>
+        </w:rPr>
+        <w:t xml:space="preserve"> – Fe</w:t>
+      </w:r>
+      <w:r>
+        <w:rPr>
+          <w:rFonts w:ascii="Times New Roman" w:hAnsi="Times New Roman" w:cs="Times New Roman"/>
+          <w:sz w:val="32"/>
+          <w:szCs w:val="32"/>
+        </w:rPr>
+        <w:t>lhasználói</w:t>
+      </w:r>
+      <w:r>
+        <w:rPr>
+          <w:rFonts w:ascii="Times New Roman" w:hAnsi="Times New Roman" w:cs="Times New Roman"/>
+          <w:sz w:val="32"/>
+          <w:szCs w:val="32"/>
+        </w:rPr>
+        <w:t xml:space="preserve"> dokumentáció</w:t>
+      </w:r>
+      <w:r>
+        <w:rPr>
+          <w:rFonts w:ascii="Times New Roman" w:hAnsi="Times New Roman" w:cs="Times New Roman"/>
+          <w:sz w:val="32"/>
+          <w:szCs w:val="32"/>
+        </w:rPr>
+        <w:t xml:space="preserve"> </w:t>
+      </w:r>
+    </w:p>
+    <w:p>
+      <w:pPr>
+        <w:spacing w:before="240"/>
+        <w:jc w:val="both"/>
+        <w:rPr>
+          <w:rFonts w:ascii="Times New Roman" w:hAnsi="Times New Roman" w:cs="Times New Roman"/>
+          <w:sz w:val="32"/>
+          <w:szCs w:val="32"/>
+        </w:rPr>
+      </w:pPr>
+      <w:r>
+        <w:rPr>
+          <w:rFonts w:ascii="Times New Roman" w:hAnsi="Times New Roman" w:cs="Times New Roman"/>
+        </w:rPr>
+        <w:t>Oldalunk fő funkciója,</w:t>
+      </w:r>
+    </w:p>
+    <w:p>
+      <w:pPr>
+        <w:spacing w:before="360"/>
+        <w:jc w:val="both"/>
+        <w:rPr>
+          <w:rFonts w:ascii="Times New Roman" w:hAnsi="Times New Roman" w:cs="Times New Roman"/>
+          <w:sz w:val="32"/>
+          <w:szCs w:val="32"/>
+        </w:rPr>
+      </w:pPr>
+    </w:p>
+    <w:p>
+      <w:pPr>
+        <w:spacing w:before="13320"/>
+        <w:jc w:val="both"/>
+        <w:rPr>
+          <w:rFonts w:ascii="Times New Roman" w:hAnsi="Times New Roman" w:cs="Times New Roman"/>
+          <w:sz w:val="32"/>
+          <w:szCs w:val="32"/>
+        </w:rPr>
+      </w:pPr>
+      <w:r>
+        <w:rPr>
+          <w:rFonts w:ascii="Times New Roman" w:hAnsi="Times New Roman" w:cs="Times New Roman"/>
+          <w:sz w:val="32"/>
+          <w:szCs w:val="32"/>
+        </w:rPr>
+        <w:lastRenderedPageBreak/>
+        <w:t>#2 – Fejlesztői dokumentáció</w:t>
+      </w:r>
+    </w:p>
+    <w:p>
+      <w:pPr>
+        <w:spacing w:before="10560"/>
+        <w:jc w:val="both"/>
+        <w:rPr>
+          <w:rFonts w:ascii="Times New Roman" w:hAnsi="Times New Roman" w:cs="Times New Roman"/>
+          <w:sz w:val="32"/>
+          <w:szCs w:val="32"/>
+        </w:rPr>
+      </w:pPr>
+    </w:p>
+    <w:p>
+      <w:pPr>
+        <w:spacing w:before="240"/>
+        <w:ind w:left="708"/>
+        <w:jc w:val="both"/>
+        <w:rPr>
+          <w:rFonts w:ascii="Times New Roman" w:hAnsi="Times New Roman" w:cs="Times New Roman"/>
+        </w:rPr>
+      </w:pPr>
     </w:p>
     <w:sectPr>
-      <w:headerReference w:type="default" r:id="rId37"/>
+      <w:headerReference w:type="default" r:id="rId40"/>
       <w:pgSz w:w="11906" w:h="16838"/>
       <w:pgMar w:top="1417" w:right="1417" w:bottom="1417" w:left="1417" w:header="708" w:footer="708" w:gutter="0"/>
       <w:pgNumType w:start="1"/>
@@ -5792,7 +6148,7 @@
   <w:style w:type="paragraph" w:default="1" w:styleId="Normal">
     <w:name w:val="Normal"/>
     <w:qFormat/>
-    <w:rsid w:val="007D51D8"/>
+    <w:rsid w:val="00E65001"/>
   </w:style>
   <w:style w:type="paragraph" w:styleId="Heading1">
     <w:name w:val="heading 1"/>

--- a/UserFiles/ComputerParts_Documentation_V02.06(MCS_és_RDZS).docx
+++ b/UserFiles/ComputerParts_Documentation_V02.06(MCS_és_RDZS).docx
@@ -18,7 +18,7 @@
           <w:sz w:val="48"/>
           <w:szCs w:val="48"/>
         </w:rPr>
-        <w:t>„ComputerParts.com” alap dokumentáció</w:t>
+        <w:t>„ComputerParts.com” dokumentáció</w:t>
       </w:r>
     </w:p>
     <w:p>
@@ -180,7 +180,42 @@
         <w:rPr>
           <w:rFonts w:ascii="Times New Roman" w:hAnsi="Times New Roman" w:cs="Times New Roman"/>
         </w:rPr>
-        <w:t xml:space="preserve">Miért </w:t>
+        <w:t>Fejlesztői dokumentáció</w:t>
+      </w:r>
+    </w:p>
+    <w:p>
+      <w:pPr>
+        <w:spacing w:before="11640"/>
+        <w:jc w:val="both"/>
+        <w:rPr>
+          <w:rFonts w:ascii="Times New Roman" w:hAnsi="Times New Roman" w:cs="Times New Roman"/>
+          <w:sz w:val="32"/>
+          <w:szCs w:val="32"/>
+        </w:rPr>
+      </w:pPr>
+      <w:r>
+        <w:rPr>
+          <w:rFonts w:ascii="Times New Roman" w:hAnsi="Times New Roman" w:cs="Times New Roman"/>
+          <w:sz w:val="32"/>
+          <w:szCs w:val="32"/>
+        </w:rPr>
+        <w:lastRenderedPageBreak/>
+        <w:t>#1 – Projektünk célja:</w:t>
+      </w:r>
+    </w:p>
+    <w:p>
+      <w:pPr>
+        <w:ind w:left="705"/>
+        <w:jc w:val="both"/>
+        <w:rPr>
+          <w:rFonts w:ascii="Times New Roman" w:hAnsi="Times New Roman" w:cs="Times New Roman"/>
+        </w:rPr>
+      </w:pPr>
+      <w:r>
+        <w:rPr>
+          <w:rFonts w:ascii="Times New Roman" w:hAnsi="Times New Roman" w:cs="Times New Roman"/>
+        </w:rPr>
+        <w:t xml:space="preserve">Projektünk célja egy </w:t>
       </w:r>
       <w:r>
         <w:rPr>
@@ -188,138 +223,236 @@
           <w:b/>
           <w:bCs/>
         </w:rPr>
-        <w:t>minket</w:t>
-      </w:r>
-      <w:r>
-        <w:rPr>
-          <w:rFonts w:ascii="Times New Roman" w:hAnsi="Times New Roman" w:cs="Times New Roman"/>
-        </w:rPr>
-        <w:t xml:space="preserve"> válasszon, ha...?</w:t>
-      </w:r>
-    </w:p>
-    <w:p>
-      <w:pPr>
-        <w:jc w:val="both"/>
-        <w:rPr>
-          <w:rFonts w:ascii="Times New Roman" w:hAnsi="Times New Roman" w:cs="Times New Roman"/>
-        </w:rPr>
-      </w:pPr>
-      <w:r>
-        <w:rPr>
-          <w:rFonts w:ascii="Times New Roman" w:hAnsi="Times New Roman" w:cs="Times New Roman"/>
-        </w:rPr>
-        <w:t>4</w:t>
-      </w:r>
-      <w:r>
-        <w:rPr>
-          <w:rFonts w:ascii="Times New Roman" w:hAnsi="Times New Roman" w:cs="Times New Roman"/>
-        </w:rPr>
-        <w:tab/>
-      </w:r>
-      <w:r>
-        <w:rPr>
-          <w:rFonts w:ascii="Times New Roman" w:hAnsi="Times New Roman" w:cs="Times New Roman"/>
-        </w:rPr>
-        <w:t>Fejlesztői környezet</w:t>
-      </w:r>
-    </w:p>
-    <w:p>
-      <w:pPr>
-        <w:jc w:val="both"/>
-        <w:rPr>
-          <w:rFonts w:ascii="Times New Roman" w:hAnsi="Times New Roman" w:cs="Times New Roman"/>
-        </w:rPr>
-      </w:pPr>
-      <w:r>
-        <w:rPr>
-          <w:rFonts w:ascii="Times New Roman" w:hAnsi="Times New Roman" w:cs="Times New Roman"/>
-        </w:rPr>
-        <w:t xml:space="preserve">5 </w:t>
-      </w:r>
-      <w:r>
-        <w:rPr>
-          <w:rFonts w:ascii="Times New Roman" w:hAnsi="Times New Roman" w:cs="Times New Roman"/>
-        </w:rPr>
-        <w:tab/>
-      </w:r>
-      <w:r>
-        <w:rPr>
-          <w:rFonts w:ascii="Times New Roman" w:hAnsi="Times New Roman" w:cs="Times New Roman"/>
-        </w:rPr>
-        <w:t>Fejlesztési tervek...</w:t>
-      </w:r>
-    </w:p>
-    <w:p>
-      <w:pPr>
-        <w:jc w:val="both"/>
-        <w:rPr>
-          <w:rFonts w:ascii="Times New Roman" w:hAnsi="Times New Roman" w:cs="Times New Roman"/>
-        </w:rPr>
-      </w:pPr>
-      <w:r>
-        <w:rPr>
-          <w:rFonts w:ascii="Times New Roman" w:hAnsi="Times New Roman" w:cs="Times New Roman"/>
-        </w:rPr>
-        <w:t xml:space="preserve">6 </w:t>
-      </w:r>
-      <w:r>
-        <w:rPr>
-          <w:rFonts w:ascii="Times New Roman" w:hAnsi="Times New Roman" w:cs="Times New Roman"/>
-        </w:rPr>
-        <w:tab/>
-      </w:r>
-      <w:r>
-        <w:rPr>
-          <w:rFonts w:ascii="Times New Roman" w:hAnsi="Times New Roman" w:cs="Times New Roman"/>
-        </w:rPr>
-        <w:t>Adatbázis terv és leírása</w:t>
-      </w:r>
-    </w:p>
-    <w:p>
-      <w:pPr>
-        <w:jc w:val="both"/>
-        <w:rPr>
-          <w:rFonts w:ascii="Times New Roman" w:hAnsi="Times New Roman" w:cs="Times New Roman"/>
-        </w:rPr>
-      </w:pPr>
-      <w:r>
-        <w:rPr>
-          <w:rFonts w:ascii="Times New Roman" w:hAnsi="Times New Roman" w:cs="Times New Roman"/>
-        </w:rPr>
-        <w:t xml:space="preserve">8 </w:t>
-      </w:r>
-      <w:r>
-        <w:rPr>
-          <w:rFonts w:ascii="Times New Roman" w:hAnsi="Times New Roman" w:cs="Times New Roman"/>
-        </w:rPr>
-        <w:tab/>
-        <w:t>Feladatok felosztása</w:t>
-      </w:r>
-    </w:p>
-    <w:p>
-      <w:pPr>
-        <w:jc w:val="both"/>
-        <w:rPr>
-          <w:rFonts w:ascii="Times New Roman" w:hAnsi="Times New Roman" w:cs="Times New Roman"/>
-        </w:rPr>
-      </w:pPr>
-      <w:r>
-        <w:rPr>
-          <w:rFonts w:ascii="Times New Roman" w:hAnsi="Times New Roman" w:cs="Times New Roman"/>
-        </w:rPr>
-        <w:t>9</w:t>
-      </w:r>
-      <w:r>
-        <w:rPr>
-          <w:rFonts w:ascii="Times New Roman" w:hAnsi="Times New Roman" w:cs="Times New Roman"/>
-        </w:rPr>
-        <w:tab/>
-        <w:t>Drótváz, főoldal design képek formájában</w:t>
-      </w:r>
-    </w:p>
-    <w:p>
-      <w:pPr>
-        <w:spacing w:before="9720"/>
+        <w:t>átlátható, letisztult,</w:t>
+      </w:r>
+      <w:r>
+        <w:rPr>
+          <w:rFonts w:ascii="Times New Roman" w:hAnsi="Times New Roman" w:cs="Times New Roman"/>
+        </w:rPr>
+        <w:t xml:space="preserve"> de közben </w:t>
+      </w:r>
+      <w:r>
+        <w:rPr>
+          <w:rFonts w:ascii="Times New Roman" w:hAnsi="Times New Roman" w:cs="Times New Roman"/>
+          <w:b/>
+          <w:bCs/>
+        </w:rPr>
+        <w:t>modern és megbízható</w:t>
+      </w:r>
+      <w:r>
+        <w:rPr>
+          <w:rFonts w:ascii="Times New Roman" w:hAnsi="Times New Roman" w:cs="Times New Roman"/>
+        </w:rPr>
+        <w:t xml:space="preserve"> webodal létrehozása, amelyet használva a felhasználó</w:t>
+      </w:r>
+      <w:r>
+        <w:rPr>
+          <w:rFonts w:ascii="Times New Roman" w:hAnsi="Times New Roman" w:cs="Times New Roman"/>
+        </w:rPr>
+        <w:t xml:space="preserve">nak lehetősége nyílik az </w:t>
+      </w:r>
+      <w:r>
+        <w:rPr>
+          <w:rFonts w:ascii="Times New Roman" w:hAnsi="Times New Roman" w:cs="Times New Roman"/>
+          <w:i/>
+          <w:iCs/>
+        </w:rPr>
+        <w:t>oldalunkon megtalálható</w:t>
+      </w:r>
+      <w:r>
+        <w:rPr>
+          <w:rFonts w:ascii="Times New Roman" w:hAnsi="Times New Roman" w:cs="Times New Roman"/>
+        </w:rPr>
+        <w:t xml:space="preserve"> </w:t>
+      </w:r>
+      <w:r>
+        <w:rPr>
+          <w:rFonts w:ascii="Times New Roman" w:hAnsi="Times New Roman" w:cs="Times New Roman"/>
+        </w:rPr>
+        <w:t>összes</w:t>
+      </w:r>
+      <w:r>
+        <w:rPr>
+          <w:rFonts w:ascii="Times New Roman" w:hAnsi="Times New Roman" w:cs="Times New Roman"/>
+        </w:rPr>
+        <w:t xml:space="preserve"> PC alkatrész me</w:t>
+      </w:r>
+      <w:r>
+        <w:rPr>
+          <w:rFonts w:ascii="Times New Roman" w:hAnsi="Times New Roman" w:cs="Times New Roman"/>
+        </w:rPr>
+        <w:t>gtekintése és összeválogatása</w:t>
+      </w:r>
+      <w:r>
+        <w:rPr>
+          <w:rFonts w:ascii="Times New Roman" w:hAnsi="Times New Roman" w:cs="Times New Roman"/>
+        </w:rPr>
+        <w:t xml:space="preserve">, akár </w:t>
+      </w:r>
+      <w:r>
+        <w:rPr>
+          <w:rFonts w:ascii="Times New Roman" w:hAnsi="Times New Roman" w:cs="Times New Roman"/>
+          <w:b/>
+          <w:bCs/>
+        </w:rPr>
+        <w:t>külön-külön</w:t>
+      </w:r>
+      <w:r>
+        <w:rPr>
+          <w:rFonts w:ascii="Times New Roman" w:hAnsi="Times New Roman" w:cs="Times New Roman"/>
+        </w:rPr>
+        <w:t xml:space="preserve">, akár </w:t>
+      </w:r>
+      <w:r>
+        <w:rPr>
+          <w:rFonts w:ascii="Times New Roman" w:hAnsi="Times New Roman" w:cs="Times New Roman"/>
+          <w:b/>
+          <w:bCs/>
+        </w:rPr>
+        <w:t>egyben összeválogatva</w:t>
+      </w:r>
+      <w:r>
+        <w:rPr>
+          <w:rFonts w:ascii="Times New Roman" w:hAnsi="Times New Roman" w:cs="Times New Roman"/>
+        </w:rPr>
+        <w:t xml:space="preserve">, mindenzt egy olyan felülettel, amit bármely korosztály gondtalanul, egyszerűen használhat. Oldalunkon a </w:t>
+      </w:r>
+      <w:r>
+        <w:rPr>
+          <w:rFonts w:ascii="Times New Roman" w:hAnsi="Times New Roman" w:cs="Times New Roman"/>
+          <w:b/>
+          <w:bCs/>
+        </w:rPr>
+        <w:t>legalapvetőbb</w:t>
+      </w:r>
+      <w:r>
+        <w:rPr>
+          <w:rFonts w:ascii="Times New Roman" w:hAnsi="Times New Roman" w:cs="Times New Roman"/>
+        </w:rPr>
+        <w:t xml:space="preserve"> számítástechnikai eszközök, alkatrészek közül </w:t>
+      </w:r>
+      <w:r>
+        <w:rPr>
+          <w:rFonts w:ascii="Times New Roman" w:hAnsi="Times New Roman" w:cs="Times New Roman"/>
+        </w:rPr>
+        <w:t xml:space="preserve">válogathat a felhasználó, legyen szó </w:t>
+      </w:r>
+      <w:r>
+        <w:rPr>
+          <w:rFonts w:ascii="Times New Roman" w:hAnsi="Times New Roman" w:cs="Times New Roman"/>
+          <w:b/>
+          <w:bCs/>
+        </w:rPr>
+        <w:t>videókártyáról (GPU/VGA)</w:t>
+      </w:r>
+      <w:r>
+        <w:rPr>
+          <w:rFonts w:ascii="Times New Roman" w:hAnsi="Times New Roman" w:cs="Times New Roman"/>
+          <w:b/>
+          <w:bCs/>
+        </w:rPr>
+        <w:t>, alaplapról (Motherboard),</w:t>
+      </w:r>
+      <w:r>
+        <w:rPr>
+          <w:rFonts w:ascii="Times New Roman" w:hAnsi="Times New Roman" w:cs="Times New Roman"/>
+        </w:rPr>
+        <w:t xml:space="preserve"> vagy a már elkészült és eddig is használt konfigurációhoz </w:t>
+      </w:r>
+      <w:r>
+        <w:rPr>
+          <w:rFonts w:ascii="Times New Roman" w:hAnsi="Times New Roman" w:cs="Times New Roman"/>
+          <w:b/>
+          <w:bCs/>
+        </w:rPr>
+        <w:t>új perifériák,</w:t>
+      </w:r>
+      <w:r>
+        <w:rPr>
+          <w:rFonts w:ascii="Times New Roman" w:hAnsi="Times New Roman" w:cs="Times New Roman"/>
+        </w:rPr>
+        <w:t xml:space="preserve"> mint </w:t>
+      </w:r>
+      <w:r>
+        <w:rPr>
+          <w:rFonts w:ascii="Times New Roman" w:hAnsi="Times New Roman" w:cs="Times New Roman"/>
+          <w:b/>
+          <w:bCs/>
+        </w:rPr>
+        <w:t xml:space="preserve">billentyűzet </w:t>
+      </w:r>
+      <w:r>
+        <w:rPr>
+          <w:rFonts w:ascii="Times New Roman" w:hAnsi="Times New Roman" w:cs="Times New Roman"/>
+        </w:rPr>
+        <w:t xml:space="preserve">vagy </w:t>
+      </w:r>
+      <w:r>
+        <w:rPr>
+          <w:rFonts w:ascii="Times New Roman" w:hAnsi="Times New Roman" w:cs="Times New Roman"/>
+          <w:b/>
+          <w:bCs/>
+        </w:rPr>
+        <w:t>monitor</w:t>
+      </w:r>
+      <w:r>
+        <w:rPr>
+          <w:rFonts w:ascii="Times New Roman" w:hAnsi="Times New Roman" w:cs="Times New Roman"/>
+        </w:rPr>
+        <w:t>.</w:t>
+      </w:r>
+      <w:r>
+        <w:rPr>
+          <w:rFonts w:ascii="Times New Roman" w:hAnsi="Times New Roman" w:cs="Times New Roman"/>
+        </w:rPr>
+        <w:t xml:space="preserve"> Weboldalunk egy olyan technikai, főkét számítástechnikai </w:t>
+      </w:r>
+      <w:r>
+        <w:rPr>
+          <w:rFonts w:ascii="Times New Roman" w:hAnsi="Times New Roman" w:cs="Times New Roman"/>
+        </w:rPr>
+        <w:t xml:space="preserve">konfigurációkat és alkatrészeket összegyűjtő </w:t>
+      </w:r>
+      <w:r>
+        <w:rPr>
+          <w:rFonts w:ascii="Times New Roman" w:hAnsi="Times New Roman" w:cs="Times New Roman"/>
+        </w:rPr>
+        <w:t xml:space="preserve"> oldal, amelyen mindenki könnyen megtalálja, amire szüksége van, ráadásul olyan extra funkciókkal is rendelkezünk, amelyik sok más helyen egyáltalán nincsenek, mi pedig úgy gondoltuk, hogy szükség van rá.</w:t>
+      </w:r>
+      <w:r>
+        <w:rPr>
+          <w:rFonts w:ascii="Times New Roman" w:hAnsi="Times New Roman" w:cs="Times New Roman"/>
+        </w:rPr>
+        <w:t xml:space="preserve"> A felhasználónak lehetősége van nem csak összeállítani különböző konfigurációkat, de ezeket akár a saját fiókjában menteni is tudja, ezzlep pedig a jövőben bármikor vissza térhet hozzá és akár módosíthatja is szükség szerint, emellett egy adott alkatrész vagy teljes konfiguráció átlagárát is olvashatja a felhasználó, fontos kiemelni, hogy ez kizárólag átlagár vagy a gyártó által ajánlott fogyasztói ár, nem tükrözi pontosan az adott termék árát.</w:t>
+      </w:r>
+      <w:r>
+        <w:rPr>
+          <w:rFonts w:ascii="Times New Roman" w:hAnsi="Times New Roman" w:cs="Times New Roman"/>
+        </w:rPr>
+        <w:t xml:space="preserve"> </w:t>
+      </w:r>
+      <w:r>
+        <w:rPr>
+          <w:rFonts w:ascii="Times New Roman" w:hAnsi="Times New Roman" w:cs="Times New Roman"/>
+        </w:rPr>
+        <w:t xml:space="preserve">Sok, tech-termékek értékesítésével foglalkozó webshopon, ahhol egyáltalán megtalálható a mi oldalunk fő funkciója, csak egy amolyan extraként van jelen, viszont úgy igazán nincsen vele foglalkozva, nem tartalmaz semmilyen innovatív funkciót. </w:t>
+      </w:r>
+      <w:r>
+        <w:rPr>
+          <w:rFonts w:ascii="Times New Roman" w:hAnsi="Times New Roman" w:cs="Times New Roman"/>
+        </w:rPr>
+        <w:t>A felhasználói felület kialakításában Mesterséges Intelligencia is a segítségünkre volt</w:t>
+      </w:r>
+      <w:r>
+        <w:rPr>
+          <w:rFonts w:ascii="Times New Roman" w:hAnsi="Times New Roman" w:cs="Times New Roman"/>
+        </w:rPr>
+        <w:t>, ennek segítségével hoztuk létre az első oldalunkat.</w:t>
+      </w:r>
+    </w:p>
+    <w:p>
+      <w:pPr>
+        <w:spacing w:before="10560"/>
         <w:jc w:val="both"/>
         <w:rPr>
           <w:rFonts w:ascii="Times New Roman" w:hAnsi="Times New Roman" w:cs="Times New Roman"/>
@@ -334,232 +467,34 @@
           <w:szCs w:val="32"/>
         </w:rPr>
         <w:lastRenderedPageBreak/>
-        <w:t>#1 – Projektünk célja:</w:t>
-      </w:r>
-    </w:p>
-    <w:p>
-      <w:pPr>
-        <w:ind w:left="705"/>
-        <w:jc w:val="both"/>
-        <w:rPr>
-          <w:rFonts w:ascii="Times New Roman" w:hAnsi="Times New Roman" w:cs="Times New Roman"/>
-        </w:rPr>
-      </w:pPr>
-      <w:r>
-        <w:rPr>
-          <w:rFonts w:ascii="Times New Roman" w:hAnsi="Times New Roman" w:cs="Times New Roman"/>
-        </w:rPr>
-        <w:t xml:space="preserve">Projektünk célja egy </w:t>
-      </w:r>
-      <w:r>
-        <w:rPr>
-          <w:rFonts w:ascii="Times New Roman" w:hAnsi="Times New Roman" w:cs="Times New Roman"/>
-          <w:b/>
-          <w:bCs/>
-        </w:rPr>
-        <w:t>átlátható, letisztult,</w:t>
-      </w:r>
-      <w:r>
-        <w:rPr>
-          <w:rFonts w:ascii="Times New Roman" w:hAnsi="Times New Roman" w:cs="Times New Roman"/>
-        </w:rPr>
-        <w:t xml:space="preserve"> de közben </w:t>
-      </w:r>
-      <w:r>
-        <w:rPr>
-          <w:rFonts w:ascii="Times New Roman" w:hAnsi="Times New Roman" w:cs="Times New Roman"/>
-          <w:b/>
-          <w:bCs/>
-        </w:rPr>
-        <w:t>modern és megbízható</w:t>
-      </w:r>
-      <w:r>
-        <w:rPr>
-          <w:rFonts w:ascii="Times New Roman" w:hAnsi="Times New Roman" w:cs="Times New Roman"/>
-        </w:rPr>
-        <w:t xml:space="preserve"> webodal létrehozása, amelyet használva a felhasználó</w:t>
-      </w:r>
-      <w:r>
-        <w:rPr>
-          <w:rFonts w:ascii="Times New Roman" w:hAnsi="Times New Roman" w:cs="Times New Roman"/>
-        </w:rPr>
-        <w:t xml:space="preserve">nak lehetősége nyílik az </w:t>
-      </w:r>
-      <w:r>
-        <w:rPr>
-          <w:rFonts w:ascii="Times New Roman" w:hAnsi="Times New Roman" w:cs="Times New Roman"/>
-          <w:i/>
-          <w:iCs/>
-        </w:rPr>
-        <w:t>oldalunkon megtalálható</w:t>
-      </w:r>
-      <w:r>
-        <w:rPr>
-          <w:rFonts w:ascii="Times New Roman" w:hAnsi="Times New Roman" w:cs="Times New Roman"/>
-        </w:rPr>
-        <w:t xml:space="preserve"> </w:t>
-      </w:r>
-      <w:r>
-        <w:rPr>
-          <w:rFonts w:ascii="Times New Roman" w:hAnsi="Times New Roman" w:cs="Times New Roman"/>
-        </w:rPr>
-        <w:t>összes</w:t>
-      </w:r>
-      <w:r>
-        <w:rPr>
-          <w:rFonts w:ascii="Times New Roman" w:hAnsi="Times New Roman" w:cs="Times New Roman"/>
-        </w:rPr>
-        <w:t xml:space="preserve"> PC alkatrész megvásárlására, akár </w:t>
-      </w:r>
-      <w:r>
-        <w:rPr>
-          <w:rFonts w:ascii="Times New Roman" w:hAnsi="Times New Roman" w:cs="Times New Roman"/>
-          <w:b/>
-          <w:bCs/>
-        </w:rPr>
-        <w:t>külön-külön</w:t>
-      </w:r>
-      <w:r>
-        <w:rPr>
-          <w:rFonts w:ascii="Times New Roman" w:hAnsi="Times New Roman" w:cs="Times New Roman"/>
-        </w:rPr>
-        <w:t xml:space="preserve">, akár </w:t>
-      </w:r>
-      <w:r>
-        <w:rPr>
-          <w:rFonts w:ascii="Times New Roman" w:hAnsi="Times New Roman" w:cs="Times New Roman"/>
-          <w:b/>
-          <w:bCs/>
-        </w:rPr>
-        <w:t>egyben összeválogatva</w:t>
-      </w:r>
-      <w:r>
-        <w:rPr>
-          <w:rFonts w:ascii="Times New Roman" w:hAnsi="Times New Roman" w:cs="Times New Roman"/>
-        </w:rPr>
-        <w:t xml:space="preserve">, mindenzt egy olyan felülettel, amit bármely korosztály gondtalanul, egyszerűen használhat. Oldalunkon a </w:t>
-      </w:r>
-      <w:r>
-        <w:rPr>
-          <w:rFonts w:ascii="Times New Roman" w:hAnsi="Times New Roman" w:cs="Times New Roman"/>
-          <w:b/>
-          <w:bCs/>
-        </w:rPr>
-        <w:t>legalapvetőbb</w:t>
-      </w:r>
-      <w:r>
-        <w:rPr>
-          <w:rFonts w:ascii="Times New Roman" w:hAnsi="Times New Roman" w:cs="Times New Roman"/>
-        </w:rPr>
-        <w:t xml:space="preserve"> számítástechnikai eszközök, alkatrészek közül </w:t>
-      </w:r>
-      <w:r>
-        <w:rPr>
-          <w:rFonts w:ascii="Times New Roman" w:hAnsi="Times New Roman" w:cs="Times New Roman"/>
-        </w:rPr>
-        <w:t xml:space="preserve">válogathat a felhasználó, legyen szó </w:t>
-      </w:r>
-      <w:r>
-        <w:rPr>
-          <w:rFonts w:ascii="Times New Roman" w:hAnsi="Times New Roman" w:cs="Times New Roman"/>
-          <w:b/>
-          <w:bCs/>
-        </w:rPr>
-        <w:t>videókártyáról (GPU/VGA)</w:t>
-      </w:r>
-      <w:r>
-        <w:rPr>
-          <w:rFonts w:ascii="Times New Roman" w:hAnsi="Times New Roman" w:cs="Times New Roman"/>
-          <w:b/>
-          <w:bCs/>
-        </w:rPr>
-        <w:t>, alaplapról (Motherboard),</w:t>
-      </w:r>
-      <w:r>
-        <w:rPr>
-          <w:rFonts w:ascii="Times New Roman" w:hAnsi="Times New Roman" w:cs="Times New Roman"/>
-        </w:rPr>
-        <w:t xml:space="preserve"> vagy a már elkészült és eddig is használt konfigurációhoz </w:t>
-      </w:r>
-      <w:r>
-        <w:rPr>
-          <w:rFonts w:ascii="Times New Roman" w:hAnsi="Times New Roman" w:cs="Times New Roman"/>
-          <w:b/>
-          <w:bCs/>
-        </w:rPr>
-        <w:t>új perifériák,</w:t>
-      </w:r>
-      <w:r>
-        <w:rPr>
-          <w:rFonts w:ascii="Times New Roman" w:hAnsi="Times New Roman" w:cs="Times New Roman"/>
-        </w:rPr>
-        <w:t xml:space="preserve"> mint </w:t>
-      </w:r>
-      <w:r>
-        <w:rPr>
-          <w:rFonts w:ascii="Times New Roman" w:hAnsi="Times New Roman" w:cs="Times New Roman"/>
-          <w:b/>
-          <w:bCs/>
-        </w:rPr>
-        <w:t xml:space="preserve">billentyűzet </w:t>
-      </w:r>
-      <w:r>
-        <w:rPr>
-          <w:rFonts w:ascii="Times New Roman" w:hAnsi="Times New Roman" w:cs="Times New Roman"/>
-        </w:rPr>
-        <w:t xml:space="preserve">vagy </w:t>
-      </w:r>
-      <w:r>
-        <w:rPr>
-          <w:rFonts w:ascii="Times New Roman" w:hAnsi="Times New Roman" w:cs="Times New Roman"/>
-          <w:b/>
-          <w:bCs/>
-        </w:rPr>
-        <w:t>monitor</w:t>
-      </w:r>
-      <w:r>
-        <w:rPr>
-          <w:rFonts w:ascii="Times New Roman" w:hAnsi="Times New Roman" w:cs="Times New Roman"/>
-        </w:rPr>
-        <w:t>.</w:t>
-      </w:r>
-      <w:r>
-        <w:rPr>
-          <w:rFonts w:ascii="Times New Roman" w:hAnsi="Times New Roman" w:cs="Times New Roman"/>
-        </w:rPr>
-        <w:t xml:space="preserve"> Weboldalunk egy olyan technikai, főkét számítástechnikai eszközök értékesítésével foglalkozó oldal, amelyen mindenki könnyen megtalálja, amire szüksége van, ráadásul olyan extra funkciókkal is rendelkezünk, amelyik sok más helyen egyáltalán nincsenek, mi pedig úgy gondoltuk, hogy szükség van rá.</w:t>
-      </w:r>
-      <w:r>
-        <w:rPr>
-          <w:rFonts w:ascii="Times New Roman" w:hAnsi="Times New Roman" w:cs="Times New Roman"/>
-        </w:rPr>
-        <w:t xml:space="preserve"> A felhasználói felület kialakításában Mesterséges Intelligencia is a segítségünkre volt</w:t>
-      </w:r>
-      <w:r>
-        <w:rPr>
-          <w:rFonts w:ascii="Times New Roman" w:hAnsi="Times New Roman" w:cs="Times New Roman"/>
-        </w:rPr>
-        <w:t>, ennek segítségével hoztuk létre az első oldalunkat.</w:t>
-      </w:r>
-    </w:p>
-    <w:p>
-      <w:pPr>
-        <w:spacing w:before="10560"/>
-        <w:jc w:val="both"/>
+        <w:t>#2 –</w:t>
+      </w:r>
+      <w:r>
         <w:rPr>
           <w:rFonts w:ascii="Times New Roman" w:hAnsi="Times New Roman" w:cs="Times New Roman"/>
           <w:sz w:val="32"/>
           <w:szCs w:val="32"/>
         </w:rPr>
-      </w:pPr>
-      <w:r>
+        <w:t xml:space="preserve"> Fejlesztői dokumentáció</w:t>
+      </w:r>
+    </w:p>
+    <w:p>
+      <w:pPr>
+        <w:spacing w:before="240"/>
+        <w:jc w:val="both"/>
         <w:rPr>
           <w:rFonts w:ascii="Times New Roman" w:hAnsi="Times New Roman" w:cs="Times New Roman"/>
           <w:sz w:val="32"/>
           <w:szCs w:val="32"/>
         </w:rPr>
-        <w:lastRenderedPageBreak/>
-        <w:t xml:space="preserve">#2 – Miért </w:t>
+      </w:pPr>
+      <w:r>
+        <w:rPr>
+          <w:rFonts w:ascii="Times New Roman" w:hAnsi="Times New Roman" w:cs="Times New Roman"/>
+          <w:sz w:val="32"/>
+          <w:szCs w:val="32"/>
+        </w:rPr>
+        <w:t xml:space="preserve">Miért </w:t>
       </w:r>
       <w:r>
         <w:rPr>
@@ -807,7 +742,19 @@
         <w:rPr>
           <w:rFonts w:ascii="Times New Roman" w:hAnsi="Times New Roman" w:cs="Times New Roman"/>
         </w:rPr>
-        <w:t>mindig modern alkatrészekből állnak, amelyek nem csak a koruk, de még funkcióik és természetesen árazásuk végett is tökéletes választások lehetnek, emellett a vásárló bármelyik alkatrészt lecserélheti vásárláskor, azon alkatrészekre, amik aktuálisan elérhetőek, valamint a PC többi alkatrészével is képesek működni.</w:t>
+        <w:t>mindig modern alkatrészekből állnak, amelyek nem csak a koruk, de még funkcióik és természetesen árazásuk végett is tökéletes választások lehetnek, emellett a vásárló bármelyik alkatrészt lecserélheti vásárláskor, azon alkatrészekre, amik aktuálisan elérhetőek, valamint a PC többi alkatrészével is</w:t>
+      </w:r>
+      <w:r>
+        <w:rPr>
+          <w:rFonts w:ascii="Times New Roman" w:hAnsi="Times New Roman" w:cs="Times New Roman"/>
+        </w:rPr>
+        <w:t xml:space="preserve"> gondtalanul</w:t>
+      </w:r>
+      <w:r>
+        <w:rPr>
+          <w:rFonts w:ascii="Times New Roman" w:hAnsi="Times New Roman" w:cs="Times New Roman"/>
+        </w:rPr>
+        <w:t xml:space="preserve"> képesek működni.</w:t>
       </w:r>
     </w:p>
     <w:p>
@@ -908,20 +855,12 @@
       <w:r>
         <w:rPr>
           <w:rFonts w:ascii="Times New Roman" w:hAnsi="Times New Roman" w:cs="Times New Roman"/>
-          <w:sz w:val="32"/>
-          <w:szCs w:val="32"/>
-        </w:rPr>
-        <w:lastRenderedPageBreak/>
-        <w:t xml:space="preserve">#3 – </w:t>
-      </w:r>
-      <w:r>
-        <w:rPr>
-          <w:rFonts w:ascii="Times New Roman" w:hAnsi="Times New Roman" w:cs="Times New Roman"/>
           <w:b/>
           <w:bCs/>
           <w:sz w:val="32"/>
           <w:szCs w:val="32"/>
         </w:rPr>
+        <w:lastRenderedPageBreak/>
         <w:t>Fejlesztői környezet</w:t>
       </w:r>
     </w:p>
@@ -1205,31 +1144,78 @@
         <w:rPr>
           <w:rFonts w:ascii="Times New Roman" w:hAnsi="Times New Roman" w:cs="Times New Roman"/>
         </w:rPr>
-        <w:t xml:space="preserve"> PC-1:</w:t>
-      </w:r>
-      <w:r>
-        <w:rPr>
-          <w:rFonts w:ascii="Times New Roman" w:hAnsi="Times New Roman" w:cs="Times New Roman"/>
-        </w:rPr>
-        <w:t xml:space="preserve"> Windows 11 PRO,</w:t>
-      </w:r>
-      <w:r>
-        <w:rPr>
-          <w:rFonts w:ascii="Times New Roman" w:hAnsi="Times New Roman" w:cs="Times New Roman"/>
-        </w:rPr>
-        <w:t xml:space="preserve"> AMD Ryzen 9 5900X; Nvidia GeForce RTX 4070 Super 12Gb, 64Gb DDR4 3200Mhz RAM; PC-2:</w:t>
-      </w:r>
-      <w:r>
-        <w:rPr>
-          <w:rFonts w:ascii="Times New Roman" w:hAnsi="Times New Roman" w:cs="Times New Roman"/>
-        </w:rPr>
-        <w:t xml:space="preserve"> Windows 11,</w:t>
+        <w:t xml:space="preserve"> </w:t>
+      </w:r>
+    </w:p>
+    <w:p>
+      <w:pPr>
+        <w:pStyle w:val="ListParagraph"/>
+        <w:numPr>
+          <w:ilvl w:val="2"/>
+          <w:numId w:val="2"/>
+        </w:numPr>
+        <w:jc w:val="both"/>
+        <w:rPr>
+          <w:rFonts w:ascii="Times New Roman" w:hAnsi="Times New Roman" w:cs="Times New Roman"/>
+        </w:rPr>
+      </w:pPr>
+      <w:r>
+        <w:rPr>
+          <w:rFonts w:ascii="Times New Roman" w:hAnsi="Times New Roman" w:cs="Times New Roman"/>
+        </w:rPr>
+        <w:t>Windows 11 PRO,</w:t>
+      </w:r>
+      <w:r>
+        <w:rPr>
+          <w:rFonts w:ascii="Times New Roman" w:hAnsi="Times New Roman" w:cs="Times New Roman"/>
+        </w:rPr>
+        <w:t xml:space="preserve"> AMD Ryzen 9 5900X; Nvidia GeForce RTX 4070 Super 12Gb, 64Gb DDR4 3200Mhz RAM;</w:t>
+      </w:r>
+    </w:p>
+    <w:p>
+      <w:pPr>
+        <w:pStyle w:val="ListParagraph"/>
+        <w:numPr>
+          <w:ilvl w:val="2"/>
+          <w:numId w:val="2"/>
+        </w:numPr>
+        <w:jc w:val="both"/>
+        <w:rPr>
+          <w:rFonts w:ascii="Times New Roman" w:hAnsi="Times New Roman" w:cs="Times New Roman"/>
+        </w:rPr>
+      </w:pPr>
+      <w:r>
+        <w:rPr>
+          <w:rFonts w:ascii="Times New Roman" w:hAnsi="Times New Roman" w:cs="Times New Roman"/>
+        </w:rPr>
+        <w:t>Windows 11,</w:t>
       </w:r>
       <w:r>
         <w:rPr>
           <w:rFonts w:ascii="Times New Roman" w:hAnsi="Times New Roman" w:cs="Times New Roman"/>
         </w:rPr>
         <w:t xml:space="preserve"> Intel Core I5-12450H, Nvidia GeForce RTX 4050 6Gb (Laptop Edition), 16Gb DDR4 3200Mhz RAM</w:t>
+      </w:r>
+    </w:p>
+    <w:p>
+      <w:pPr>
+        <w:ind w:left="708"/>
+        <w:jc w:val="both"/>
+        <w:rPr>
+          <w:rFonts w:ascii="Times New Roman" w:hAnsi="Times New Roman" w:cs="Times New Roman"/>
+        </w:rPr>
+      </w:pPr>
+      <w:r>
+        <w:rPr>
+          <w:rFonts w:ascii="Times New Roman" w:hAnsi="Times New Roman" w:cs="Times New Roman"/>
+        </w:rPr>
+        <w:t>Projektünk fejlesztése során kizárólag C-Sharp környezet használatában gondolkodtunk, ugyan is ezen programnyelv, valamint a különöbző, hozzá adható keretrendszert már megtanultuk jól kezelni, ebben hatékonyan, gyorsan, de egyben minőségi munkát előállítva, ami nem csak a program jó működését biztosítja a felhasználó számára, de számunkra, a fejlesztőknek is sokkal átláthatóbb, könnyebben javíthatók az esetleges hibák, valamint rendszerezettebben tudjuk tartani az összes file-t, kódot, amit a projektben használtunk. Ellenben a Javascript és Node, amelyek számunkra sokkal több kihívást jelentettek amiatt, hogy szerintünk egyszerűen túl van bonyolítva ez a két nyelv, emiatt nehezebben átlátható, nehezebb az egyes kód-részleteket újra felhasználni, ha arra lenne szükség, valamint a file-ok rendszerezhetőségét tekintve is elmarad a C-Sharp környezetétől, ráadásul olyan, fejlesztési ötleteink szempontjából kulcsfontosságú részleteket csak elképesztően túlbonyolítva lehet felépíteni, mint például a kosárkezelés vagy</w:t>
+      </w:r>
+      <w:r>
+        <w:rPr>
+          <w:rFonts w:ascii="Times New Roman" w:hAnsi="Times New Roman" w:cs="Times New Roman"/>
+        </w:rPr>
+        <w:t xml:space="preserve"> a felhasználói fiókokba való bejelentkezés, mint a C-Sharp-éban.</w:t>
       </w:r>
     </w:p>
     <w:p>
@@ -1247,20 +1233,12 @@
       <w:r>
         <w:rPr>
           <w:rFonts w:ascii="Times New Roman" w:hAnsi="Times New Roman" w:cs="Times New Roman"/>
-          <w:sz w:val="32"/>
-          <w:szCs w:val="32"/>
-        </w:rPr>
-        <w:lastRenderedPageBreak/>
-        <w:t xml:space="preserve">#4 – </w:t>
-      </w:r>
-      <w:r>
-        <w:rPr>
-          <w:rFonts w:ascii="Times New Roman" w:hAnsi="Times New Roman" w:cs="Times New Roman"/>
           <w:b/>
           <w:bCs/>
           <w:sz w:val="32"/>
           <w:szCs w:val="32"/>
         </w:rPr>
+        <w:lastRenderedPageBreak/>
         <w:t>Fejlesztési</w:t>
       </w:r>
       <w:r>
@@ -1286,82 +1264,234 @@
     </w:p>
     <w:p>
       <w:pPr>
-        <w:ind w:left="708"/>
-        <w:jc w:val="both"/>
-        <w:rPr>
-          <w:rFonts w:ascii="Times New Roman" w:hAnsi="Times New Roman" w:cs="Times New Roman"/>
-        </w:rPr>
-      </w:pPr>
-      <w:r>
-        <w:rPr>
-          <w:rFonts w:ascii="Times New Roman" w:hAnsi="Times New Roman" w:cs="Times New Roman"/>
-        </w:rPr>
-        <w:t xml:space="preserve">Projektünk jelen állapotában közel sincs kész, így természetesen az első és legfontosabb </w:t>
-      </w:r>
-      <w:r>
-        <w:rPr>
-          <w:rFonts w:ascii="Times New Roman" w:hAnsi="Times New Roman" w:cs="Times New Roman"/>
-        </w:rPr>
-        <w:t>fejlesztési irány az, hogy a főoldalon megtalálható összes gomb (bele értve a navigation bar</w:t>
-      </w:r>
-      <w:r>
-        <w:rPr>
-          <w:rFonts w:ascii="Times New Roman" w:hAnsi="Times New Roman" w:cs="Times New Roman"/>
-        </w:rPr>
-        <w:t xml:space="preserve"> gombjait is) funkcionális legyen, emellett mindegyik gombra kattintva megjelenjen a hozzá rendelendő </w:t>
-      </w:r>
-      <w:r>
-        <w:rPr>
-          <w:rFonts w:ascii="Times New Roman" w:hAnsi="Times New Roman" w:cs="Times New Roman"/>
-        </w:rPr>
-        <w:t>weboldal rész, a megfelelő képekkel, leírásokkal és adatokkal</w:t>
-      </w:r>
-      <w:r>
-        <w:rPr>
-          <w:rFonts w:ascii="Times New Roman" w:hAnsi="Times New Roman" w:cs="Times New Roman"/>
-        </w:rPr>
-        <w:t>, a kosárkezelést, valamint a Backend-et (API,</w:t>
-      </w:r>
-      <w:r>
-        <w:rPr>
-          <w:rFonts w:ascii="Times New Roman" w:hAnsi="Times New Roman" w:cs="Times New Roman"/>
-        </w:rPr>
-        <w:t xml:space="preserve"> adatbázis, stb)</w:t>
-      </w:r>
-      <w:r>
-        <w:rPr>
-          <w:rFonts w:ascii="Times New Roman" w:hAnsi="Times New Roman" w:cs="Times New Roman"/>
-        </w:rPr>
-        <w:t xml:space="preserve">. Viszont a kicsit távolabbi jövőre nézve </w:t>
-      </w:r>
-      <w:r>
-        <w:rPr>
-          <w:rFonts w:ascii="Times New Roman" w:hAnsi="Times New Roman" w:cs="Times New Roman"/>
-        </w:rPr>
-        <w:t xml:space="preserve">mindenképp szeretnének egy olyan rendszert felépíteni, amit használva a felhasználó ki tudja választani, hogy </w:t>
-      </w:r>
-      <w:r>
-        <w:rPr>
-          <w:rFonts w:ascii="Times New Roman" w:hAnsi="Times New Roman" w:cs="Times New Roman"/>
-        </w:rPr>
-        <w:t>a kosarában található</w:t>
-      </w:r>
-      <w:r>
-        <w:rPr>
-          <w:rFonts w:ascii="Times New Roman" w:hAnsi="Times New Roman" w:cs="Times New Roman"/>
-        </w:rPr>
-        <w:t xml:space="preserve"> árucikkeket egyben, vagy részletben szeretné kifizetni, erre pedig több futamidő és kamat-érték áll rendelkezésére, hogy a felhasználó a neki megfelelő módon tudja kifizetni </w:t>
-      </w:r>
-      <w:r>
-        <w:rPr>
-          <w:rFonts w:ascii="Times New Roman" w:hAnsi="Times New Roman" w:cs="Times New Roman"/>
-        </w:rPr>
-        <w:t>új termékeit.</w:t>
-      </w:r>
-    </w:p>
-    <w:p>
-      <w:pPr>
-        <w:spacing w:before="10200"/>
+        <w:ind w:left="705"/>
+        <w:jc w:val="both"/>
+        <w:rPr>
+          <w:rFonts w:ascii="Times New Roman" w:hAnsi="Times New Roman" w:cs="Times New Roman"/>
+        </w:rPr>
+      </w:pPr>
+      <w:r>
+        <w:rPr>
+          <w:rFonts w:ascii="Times New Roman" w:hAnsi="Times New Roman" w:cs="Times New Roman"/>
+        </w:rPr>
+        <w:t>Projektünk alapvető célja</w:t>
+      </w:r>
+      <w:r>
+        <w:rPr>
+          <w:rFonts w:ascii="Times New Roman" w:hAnsi="Times New Roman" w:cs="Times New Roman"/>
+        </w:rPr>
+        <w:t>, hogy a felhasználók egy könnyen kezelhető felületen tudjon válogatni és akár informálódni az adatbázisunkban megtalálható termékekről, ezeket összeválogatva pedig akár az álom eszközeit, gépeit válogathassa össze egyetlen helyen, azonban rengeteg sok fejlesztési lehetőség van weboldalunkon</w:t>
+      </w:r>
+      <w:r>
+        <w:rPr>
+          <w:rFonts w:ascii="Times New Roman" w:hAnsi="Times New Roman" w:cs="Times New Roman"/>
+        </w:rPr>
+        <w:t>.</w:t>
+      </w:r>
+    </w:p>
+    <w:p>
+      <w:pPr>
+        <w:ind w:left="705"/>
+        <w:jc w:val="both"/>
+        <w:rPr>
+          <w:rFonts w:ascii="Times New Roman" w:hAnsi="Times New Roman" w:cs="Times New Roman"/>
+        </w:rPr>
+      </w:pPr>
+      <w:r>
+        <w:rPr>
+          <w:rFonts w:ascii="Times New Roman" w:hAnsi="Times New Roman" w:cs="Times New Roman"/>
+        </w:rPr>
+        <w:t>E</w:t>
+      </w:r>
+      <w:r>
+        <w:rPr>
+          <w:rFonts w:ascii="Times New Roman" w:hAnsi="Times New Roman" w:cs="Times New Roman"/>
+        </w:rPr>
+        <w:t>zek közé tartozik az, hogy át lehetne építeni egy teljes webáruházzá, megtartva oldalunk fő funkcióját: az alkatrészek keresését, összeválogatását, adatainak könnyen történő megtekinthetőségét és teljes konfiguráció összeállítását, mindet egy helyen. Webshoppá alakításakor az egyik legfontosabb funkciója természetesen a kosárkezelés, ennek segítségével a felhasználónak pedig nem kellene másik oldalakra lépnie, ha valamilyen alkatrészt, tegyük fel processzort szeretne vásárolni, hanem egyből megteheti ezt nálunk.</w:t>
+      </w:r>
+      <w:r>
+        <w:rPr>
+          <w:rFonts w:ascii="Times New Roman" w:hAnsi="Times New Roman" w:cs="Times New Roman"/>
+        </w:rPr>
+        <w:t xml:space="preserve"> </w:t>
+      </w:r>
+      <w:r>
+        <w:rPr>
+          <w:rFonts w:ascii="Times New Roman" w:hAnsi="Times New Roman" w:cs="Times New Roman"/>
+        </w:rPr>
+        <w:t xml:space="preserve">Ehhez pedig társulnak olyan funkciók, mint például az adott rendelés nyomonkövetése, hogy az adott pillanatban hol tart a rendelés: feldolgozás, beszerzés, csomagolás, kiszállítás, természetesen egy automatikusan kiküldött Email- vagy SMS-üzenetbéli </w:t>
+      </w:r>
+      <w:r>
+        <w:rPr>
+          <w:rFonts w:ascii="Times New Roman" w:hAnsi="Times New Roman" w:cs="Times New Roman"/>
+        </w:rPr>
+        <w:t>értesítéssel, attól függően, melyiket preferálja a felhasználó.</w:t>
+      </w:r>
+      <w:r>
+        <w:rPr>
+          <w:rFonts w:ascii="Times New Roman" w:hAnsi="Times New Roman" w:cs="Times New Roman"/>
+        </w:rPr>
+        <w:t xml:space="preserve"> </w:t>
+      </w:r>
+      <w:r>
+        <w:rPr>
+          <w:rFonts w:ascii="Times New Roman" w:hAnsi="Times New Roman" w:cs="Times New Roman"/>
+        </w:rPr>
+        <w:t>Természetesen ide kapcsolódik, hogy a felhasználói fiókban, illetve Email-ben kaphassa meg a felhasználó a rendeléséhez tartozó számláját. Ez amiatt fontos, hogy ha esetleg szállításkor</w:t>
+      </w:r>
+      <w:r>
+        <w:rPr>
+          <w:rFonts w:ascii="Times New Roman" w:hAnsi="Times New Roman" w:cs="Times New Roman"/>
+        </w:rPr>
+        <w:t xml:space="preserve"> vagy használatkor megsérülne a termék, a vásárló bizonyíthassa rendelését és érvényesíthesse a termékére kapott garanciát, így kérvényezheti a termék javítását (sérülés esetén), cseréjét vagy az érte kifizetésre került összeg visszaigénylését.</w:t>
+      </w:r>
+    </w:p>
+    <w:p>
+      <w:pPr>
+        <w:ind w:left="705"/>
+        <w:jc w:val="both"/>
+        <w:rPr>
+          <w:rFonts w:ascii="Times New Roman" w:hAnsi="Times New Roman" w:cs="Times New Roman"/>
+        </w:rPr>
+      </w:pPr>
+      <w:r>
+        <w:rPr>
+          <w:rFonts w:ascii="Times New Roman" w:hAnsi="Times New Roman" w:cs="Times New Roman"/>
+        </w:rPr>
+        <w:t xml:space="preserve">Amit fontosnak tartunk a Webshoppá alakításnál, hogy a felhasználók elmondhassák az adott termékről a véleményüket egy olyan formában, amely közvetlenül oldalunkon jelenhet meg. Bár ez véleményünk szerinte kissé befolyásolja a vásárlókat abban, melyik termék lenne számukra lehető legidálisabb, mi fontosnak tartjuk, hogy a felhasználók megoszthassák tapasztalataikat bármelyik termékről, amely megtalálható adatbázisunkban. Ehhez nem csak az egyszerű, egytől öt csillagig terjedő értékelésből és az egyszerű „használhatatlan”, „elfogadható” vagy </w:t>
+      </w:r>
+      <w:r>
+        <w:rPr>
+          <w:rFonts w:ascii="Times New Roman" w:hAnsi="Times New Roman" w:cs="Times New Roman"/>
+        </w:rPr>
+        <w:t>„nagyon jó” írományokból álló értékelés rendszerl enne, hanem a felhasználót kifejezetten kérjük, mondja el, pontosan mely szempont számára az, ami miatt ajánlaná vagy sem az adott terméket, ezt pedig a legegyszerűbben azzal lehet elérni, ha minimum karakterszámot adunk meg a vélemény leírásának, valamint „pro” és „kontra” szerű, rövid leírást adhat meg a felhasználó, mik voltak a számára előnyös és előnytelen funkciók, paraméterek, adatok. A vélemény hitelességét pedig legkönnyebben az lehet alátámasztani, hogy a véleményt író felhasználónak kötelezően ki kell jelölnie, hogy használta-e már az adott terméket vagy termékeket, így ugyan minimálisan, de szűrhető, ki az, aki tényleges tapasztalatból vagy szakmai tudásból, és ki az, aki pusztán érzelemből (például egy adott gyártó iránti elkötelezettségből vagy utálatból) fogalmazza meg pozitív vagy épp negatív véleményét. Enek szűrése azért nem egy egyszerű feladat, mivel weboldalunk léltre jötte előtt a felhasználók sok, „konkures” webshopból vásárolhatott már egy vagy több adott terméket, nekünk pedig természetesen nincs semmilyen hozzáférésünk más oldalak adatbázisaihoz.</w:t>
+      </w:r>
+    </w:p>
+    <w:p>
+      <w:pPr>
+        <w:ind w:left="705"/>
+        <w:jc w:val="both"/>
+        <w:rPr>
+          <w:rFonts w:ascii="Times New Roman" w:hAnsi="Times New Roman" w:cs="Times New Roman"/>
+        </w:rPr>
+      </w:pPr>
+      <w:r>
+        <w:rPr>
+          <w:rFonts w:ascii="Times New Roman" w:hAnsi="Times New Roman" w:cs="Times New Roman"/>
+        </w:rPr>
+        <w:lastRenderedPageBreak/>
+        <w:t xml:space="preserve">Emellett pedig akár olyan funkció és beépítésre kerülhet az oldalra, amely kifejezetten </w:t>
+      </w:r>
+      <w:r>
+        <w:rPr>
+          <w:rFonts w:ascii="Times New Roman" w:hAnsi="Times New Roman" w:cs="Times New Roman"/>
+        </w:rPr>
+        <w:t>a PC-építés „szerelmeseinek” lett kitalálva, ez pedig nem más, mint a „Bottleneck Calculator”. Ez egy olyan funkció lenne, amely képes több alkatrészre lebontva kiszámolni, hol és mi fog „Bottleneck-et”, avagy „Szűk keresztmetszetet” okozni a rendszerben. Ennek az értéknek megismerése és számításba vétele amiatt fontos a felhasználó számára, mert így meg fog tudni bizonyosodni arról, hogy semelyik alkatrész, legtöbb esetben a processzor, videókártya, memória (ennek a mérete vagy órajele), valamint háttértár, nem fogja vissza túlzottan a többi teljesítményét. A „legjobb Bottleneck-et” akkor kaphatjuk, ha inkább a videókártyának kell a legtöbbet dolgoznia, ugyan is ez azt jelenti, hogy a processzor minden alkatrészt teljesen ki tud használni.</w:t>
+      </w:r>
+    </w:p>
+    <w:p>
+      <w:pPr>
+        <w:ind w:left="705"/>
+        <w:jc w:val="both"/>
+        <w:rPr>
+          <w:rFonts w:ascii="Times New Roman" w:hAnsi="Times New Roman" w:cs="Times New Roman"/>
+        </w:rPr>
+      </w:pPr>
+      <w:r>
+        <w:rPr>
+          <w:rFonts w:ascii="Times New Roman" w:hAnsi="Times New Roman" w:cs="Times New Roman"/>
+        </w:rPr>
+        <w:t xml:space="preserve">Weboldalunk fő funkciójánál, a „PC összerakó” fülön, ami a felhasználó számára lehetővé teszi, hogy saját konfigurációt állítson össze, jelenleg a rendszer nem ellenőrzi le, hogy az adott alkatrészek kompatibilisek-e egymással, ez a funkció egyelőre még nem került be, viszont mindenképp egy jó és egyben nagyon is fontos </w:t>
+      </w:r>
+      <w:r>
+        <w:rPr>
+          <w:rFonts w:ascii="Times New Roman" w:hAnsi="Times New Roman" w:cs="Times New Roman"/>
+        </w:rPr>
+        <w:t>fejlesztés a jövőre nézve.</w:t>
+      </w:r>
+    </w:p>
+    <w:p>
+      <w:pPr>
+        <w:ind w:left="705"/>
+        <w:jc w:val="both"/>
+        <w:rPr>
+          <w:rFonts w:ascii="Times New Roman" w:hAnsi="Times New Roman" w:cs="Times New Roman"/>
+        </w:rPr>
+      </w:pPr>
+      <w:r>
+        <w:rPr>
+          <w:rFonts w:ascii="Times New Roman" w:hAnsi="Times New Roman" w:cs="Times New Roman"/>
+        </w:rPr>
+        <w:t xml:space="preserve">A legnagyobb </w:t>
+      </w:r>
+      <w:r>
+        <w:rPr>
+          <w:rFonts w:ascii="Times New Roman" w:hAnsi="Times New Roman" w:cs="Times New Roman"/>
+        </w:rPr>
+        <w:t xml:space="preserve">és egyben a </w:t>
+      </w:r>
+      <w:r>
+        <w:rPr>
+          <w:rFonts w:ascii="Times New Roman" w:hAnsi="Times New Roman" w:cs="Times New Roman"/>
+        </w:rPr>
+        <w:t>hozzánk hasonló weboldalakhoz képest</w:t>
+      </w:r>
+      <w:r>
+        <w:rPr>
+          <w:rFonts w:ascii="Times New Roman" w:hAnsi="Times New Roman" w:cs="Times New Roman"/>
+        </w:rPr>
+        <w:t xml:space="preserve"> leginnovatívabb fejlesztési ötlet pedig a „Közösségi Áruház” fantázianévre hallgat. Ez egy főként felhasználók által eladni kívánt,</w:t>
+      </w:r>
+      <w:r>
+        <w:rPr>
+          <w:rFonts w:ascii="Times New Roman" w:hAnsi="Times New Roman" w:cs="Times New Roman"/>
+        </w:rPr>
+        <w:t xml:space="preserve"> használt vagy akár új </w:t>
+      </w:r>
+      <w:r>
+        <w:rPr>
+          <w:rFonts w:ascii="Times New Roman" w:hAnsi="Times New Roman" w:cs="Times New Roman"/>
+          <w:i/>
+          <w:iCs/>
+        </w:rPr>
+        <w:t>(„új” alatt „bontatlan” vagy „pár alkalommal használt” értendő)</w:t>
+      </w:r>
+      <w:r>
+        <w:rPr>
+          <w:rFonts w:ascii="Times New Roman" w:hAnsi="Times New Roman" w:cs="Times New Roman"/>
+        </w:rPr>
+        <w:t xml:space="preserve"> termékek lennének fellelhetők, amolyan használt termékek piacát képezve. Itt a felhasználók közvetlenül egymás között bonyolítanák le az üzletet, weboldalnuk pedig a platfromot biztosítaná a felhasználók számára, mindezt úgy, hogy oldalunk ezért cserébe semmivel nem terheli az eladót, nem termelünk belőle semmilyen profitot. A termékek adatait, leírásait mindet a felhasználónak kell megadnia és hasonlóan a fentebb említett értékelés ötleténél, itt is egy minimum karakterszámot meghaladva kell a felhasználónak megadnia az általa eladni kívánt termék adatait, ezzel is biztosítva, hogy a potenciális vásárló a lehető legtöbbet tudhassa meg a kiszemelt termékről. Ha pedig valamire a megítélésünk szerint az eladó nem biztosított megfelelő mennyiségű </w:t>
+      </w:r>
+      <w:r>
+        <w:rPr>
+          <w:rFonts w:ascii="Times New Roman" w:hAnsi="Times New Roman" w:cs="Times New Roman"/>
+        </w:rPr>
+        <w:t>információt a hírdetésében, akkor az adatbázisunkból, egy külön szövegdobozban</w:t>
+      </w:r>
+      <w:r>
+        <w:rPr>
+          <w:rFonts w:ascii="Times New Roman" w:hAnsi="Times New Roman" w:cs="Times New Roman"/>
+        </w:rPr>
+        <w:t xml:space="preserve"> jelenik meg</w:t>
+      </w:r>
+      <w:r>
+        <w:rPr>
+          <w:rFonts w:ascii="Times New Roman" w:hAnsi="Times New Roman" w:cs="Times New Roman"/>
+        </w:rPr>
+        <w:t xml:space="preserve"> a teljes leírása az adott terméknek. Ha ez a termék nem szerepel adatbázisunkban, akkor értelem szerűen nem jelenít meg a rendszer teljes leírást.</w:t>
+      </w:r>
+    </w:p>
+    <w:p>
+      <w:pPr>
+        <w:ind w:left="705"/>
+        <w:jc w:val="both"/>
+        <w:rPr>
+          <w:rFonts w:ascii="Times New Roman" w:hAnsi="Times New Roman" w:cs="Times New Roman"/>
+        </w:rPr>
+      </w:pPr>
+    </w:p>
+    <w:p>
+      <w:pPr>
         <w:jc w:val="both"/>
         <w:rPr>
           <w:rFonts w:ascii="Times New Roman" w:hAnsi="Times New Roman" w:cs="Times New Roman"/>
@@ -1371,16 +1501,11 @@
           <w:szCs w:val="32"/>
         </w:rPr>
       </w:pPr>
-      <w:r>
-        <w:rPr>
-          <w:rFonts w:ascii="Times New Roman" w:hAnsi="Times New Roman" w:cs="Times New Roman"/>
-          <w:sz w:val="32"/>
-          <w:szCs w:val="32"/>
-        </w:rPr>
-        <w:lastRenderedPageBreak/>
-        <w:t xml:space="preserve">#5 – </w:t>
-      </w:r>
-      <w:r>
+    </w:p>
+    <w:p>
+      <w:pPr>
+        <w:spacing w:before="10200"/>
+        <w:jc w:val="both"/>
         <w:rPr>
           <w:rFonts w:ascii="Times New Roman" w:hAnsi="Times New Roman" w:cs="Times New Roman"/>
           <w:b/>
@@ -1388,6 +1513,16 @@
           <w:sz w:val="32"/>
           <w:szCs w:val="32"/>
         </w:rPr>
+      </w:pPr>
+      <w:r>
+        <w:rPr>
+          <w:rFonts w:ascii="Times New Roman" w:hAnsi="Times New Roman" w:cs="Times New Roman"/>
+          <w:b/>
+          <w:bCs/>
+          <w:sz w:val="32"/>
+          <w:szCs w:val="32"/>
+        </w:rPr>
+        <w:lastRenderedPageBreak/>
         <w:t>Adatbázis terv és esetleges további fejlesztései</w:t>
       </w:r>
     </w:p>
@@ -1403,11 +1538,30 @@
         <w:rPr>
           <w:rFonts w:ascii="Times New Roman" w:hAnsi="Times New Roman" w:cs="Times New Roman"/>
         </w:rPr>
-        <w:t>Adatbázisunk terve az alábbi képen látható, viszont ez még közel sincs végleges állapotában, nagy valószínűséggel még rengeteg változáson, finomításon fog átesni. Ebbe bele tartozik az is, hogy a képen látható táblák közül van, amelyik eltávolításra kerülhet, és kerülhet be olyan is, ami nem látható a képen, így ez csak illusztációs jelleggel került bele dokumentációnkba.</w:t>
-      </w:r>
-    </w:p>
-    <w:p>
-      <w:pPr>
+        <w:t xml:space="preserve">Adatbázisunk terve az alábbi képen látható, </w:t>
+      </w:r>
+      <w:r>
+        <w:rPr>
+          <w:rFonts w:ascii="Times New Roman" w:hAnsi="Times New Roman" w:cs="Times New Roman"/>
+        </w:rPr>
+        <w:t>most már a vizsga szempontjából végleges állapotában. Korábbi leírást idézve, nem egy olyan tábla volt, ami a véglegesített formából kikerült, illetve van, amelyik idő közben került be. Az alábbi kép mutatja teljes adatbázisunk összeállását, melyik tábla hogyan kapcsolódik melyik táblához, melyek azok a táblák, amik a felhasználók információit tárolják, viszont ezt lentebb részletesebben is leírtuk.</w:t>
+      </w:r>
+      <w:r>
+        <w:rPr>
+          <w:rFonts w:ascii="Times New Roman" w:hAnsi="Times New Roman" w:cs="Times New Roman"/>
+        </w:rPr>
+        <w:t xml:space="preserve"> A kikerült táblák nevei természetesen nem szerepelnek ezen az adatbázis terven, sem a képen, sem pedig a leírásokban, illetve a fejlesztési ötletekhez sem kerültek be, révén, hogy a kikerült táblák nevei bármikor változhattak volna</w:t>
+      </w:r>
+      <w:r>
+        <w:rPr>
+          <w:rFonts w:ascii="Times New Roman" w:hAnsi="Times New Roman" w:cs="Times New Roman"/>
+        </w:rPr>
+        <w:t>, valamint vannak ezek között olyan táblák, amelyek egyelőre nem kerültek felhasználásra, de egy esetleges fejlesztési ötlet megvalósítása esetén már meg vannak, így akkor ezekkel nem kell foglalkozni.</w:t>
+      </w:r>
+    </w:p>
+    <w:p>
+      <w:pPr>
+        <w:ind w:firstLine="705"/>
         <w:jc w:val="both"/>
         <w:rPr>
           <w:rFonts w:ascii="Times New Roman" w:hAnsi="Times New Roman" w:cs="Times New Roman"/>
@@ -1419,10 +1573,10 @@
           <w:noProof/>
         </w:rPr>
         <w:drawing>
-          <wp:inline distT="0" distB="0" distL="0" distR="0" wp14:anchorId="138BB741" wp14:editId="03A6D52F">
-            <wp:extent cx="5762625" cy="3257550"/>
-            <wp:effectExtent l="0" t="0" r="9525" b="0"/>
-            <wp:docPr id="73774434" name="Picture 2"/>
+          <wp:inline distT="0" distB="0" distL="0" distR="0" wp14:anchorId="4B2C968C" wp14:editId="4A05A5F3">
+            <wp:extent cx="5324475" cy="2900252"/>
+            <wp:effectExtent l="0" t="0" r="0" b="0"/>
+            <wp:docPr id="1327806629" name="Picture 14"/>
             <wp:cNvGraphicFramePr>
               <a:graphicFrameLocks xmlns:a="http://schemas.openxmlformats.org/drawingml/2006/main" noChangeAspect="1"/>
             </wp:cNvGraphicFramePr>
@@ -1430,7 +1584,7 @@
               <a:graphicData uri="http://schemas.openxmlformats.org/drawingml/2006/picture">
                 <pic:pic xmlns:pic="http://schemas.openxmlformats.org/drawingml/2006/picture">
                   <pic:nvPicPr>
-                    <pic:cNvPr id="0" name="Picture 2"/>
+                    <pic:cNvPr id="0" name="Picture 14"/>
                     <pic:cNvPicPr>
                       <a:picLocks noChangeAspect="1" noChangeArrowheads="1"/>
                     </pic:cNvPicPr>
@@ -1451,7 +1605,7 @@
                   <pic:spPr bwMode="auto">
                     <a:xfrm>
                       <a:off x="0" y="0"/>
-                      <a:ext cx="5762625" cy="3257550"/>
+                      <a:ext cx="5343547" cy="2910641"/>
                     </a:xfrm>
                     <a:prstGeom prst="rect">
                       <a:avLst/>
@@ -1480,637 +1634,39 @@
           <w:rFonts w:ascii="Times New Roman" w:hAnsi="Times New Roman" w:cs="Times New Roman"/>
         </w:rPr>
         <w:tab/>
-        <w:t>Adatbázisunk táblái a következő képpen épülnek fel:</w:t>
-      </w:r>
-    </w:p>
-    <w:p>
-      <w:pPr>
-        <w:pStyle w:val="ListParagraph"/>
-        <w:numPr>
-          <w:ilvl w:val="0"/>
-          <w:numId w:val="3"/>
-        </w:numPr>
-        <w:jc w:val="both"/>
-        <w:rPr>
-          <w:rFonts w:ascii="Times New Roman" w:hAnsi="Times New Roman" w:cs="Times New Roman"/>
-        </w:rPr>
-      </w:pPr>
-      <w:r>
-        <w:rPr>
-          <w:rFonts w:ascii="Times New Roman" w:hAnsi="Times New Roman" w:cs="Times New Roman"/>
-        </w:rPr>
-        <w:t>„categories”: Ez a tábla tárolja, melyik, weboldalunkon kapható terméknek mi a kategóriája (pl. Monitor, Videókártya). Ez a tábla Primary Key-el kapcsolódik a „products” táblához.</w:t>
-      </w:r>
-    </w:p>
-    <w:p>
-      <w:pPr>
-        <w:pStyle w:val="ListParagraph"/>
-        <w:numPr>
-          <w:ilvl w:val="0"/>
-          <w:numId w:val="3"/>
-        </w:numPr>
-        <w:jc w:val="both"/>
-        <w:rPr>
-          <w:rFonts w:ascii="Times New Roman" w:hAnsi="Times New Roman" w:cs="Times New Roman"/>
-        </w:rPr>
-      </w:pPr>
-      <w:r>
-        <w:rPr>
-          <w:rFonts w:ascii="Times New Roman" w:hAnsi="Times New Roman" w:cs="Times New Roman"/>
-        </w:rPr>
-        <w:t>„products”: Ez a tábla tárolja minden egyes nálunk kapható termék összes adatát. Primary Key-e az „Id”.</w:t>
-      </w:r>
-    </w:p>
-    <w:p>
-      <w:pPr>
-        <w:pStyle w:val="ListParagraph"/>
-        <w:numPr>
-          <w:ilvl w:val="0"/>
-          <w:numId w:val="3"/>
-        </w:numPr>
-        <w:jc w:val="both"/>
-        <w:rPr>
-          <w:rFonts w:ascii="Times New Roman" w:hAnsi="Times New Roman" w:cs="Times New Roman"/>
-        </w:rPr>
-      </w:pPr>
-      <w:r>
-        <w:rPr>
-          <w:rFonts w:ascii="Times New Roman" w:hAnsi="Times New Roman" w:cs="Times New Roman"/>
-        </w:rPr>
-        <w:t>„prebuilt_pcs”: Ez a tábla tartalmazza az előre össze szerelt (desktop) PC-k Id-ját és árát. Primary Key-e a „pc_id”, valamint Foreign Key-el kapcsolódik hozzá a „products” tábla a „product_id”-n.</w:t>
-      </w:r>
-    </w:p>
-    <w:p>
-      <w:pPr>
-        <w:pStyle w:val="ListParagraph"/>
-        <w:numPr>
-          <w:ilvl w:val="0"/>
-          <w:numId w:val="3"/>
-        </w:numPr>
-        <w:jc w:val="both"/>
-        <w:rPr>
-          <w:rFonts w:ascii="Times New Roman" w:hAnsi="Times New Roman" w:cs="Times New Roman"/>
-        </w:rPr>
-      </w:pPr>
-      <w:r>
-        <w:rPr>
-          <w:rFonts w:ascii="Times New Roman" w:hAnsi="Times New Roman" w:cs="Times New Roman"/>
-        </w:rPr>
-        <w:t xml:space="preserve">„prebuilt_pc_comp”: Ez a tábla tartalmazza az össze, előre össze szerelt (desktop) PC alkatrészenik ID-jait, valamint azokból a mennyiséget. Kapcsolódok hozzá Foreign Key-el a „components” tábla az „id -&gt; component_id” mentén, valamint a „prebuilt_pcs” tábla </w:t>
-      </w:r>
-      <w:r>
-        <w:rPr>
-          <w:rFonts w:ascii="Times New Roman" w:hAnsi="Times New Roman" w:cs="Times New Roman"/>
-        </w:rPr>
-        <w:t>a „pc_id -&gt; pc_id” mentén.</w:t>
-      </w:r>
-    </w:p>
-    <w:p>
-      <w:pPr>
-        <w:pStyle w:val="ListParagraph"/>
-        <w:numPr>
-          <w:ilvl w:val="0"/>
-          <w:numId w:val="3"/>
-        </w:numPr>
-        <w:jc w:val="both"/>
-        <w:rPr>
-          <w:rFonts w:ascii="Times New Roman" w:hAnsi="Times New Roman" w:cs="Times New Roman"/>
-        </w:rPr>
-      </w:pPr>
-      <w:r>
-        <w:rPr>
-          <w:rFonts w:ascii="Times New Roman" w:hAnsi="Times New Roman" w:cs="Times New Roman"/>
-        </w:rPr>
-        <w:t>„components”: Ez a tábla tartalmazza az előre össze szerelt (desktop) PC-k összes alkatrészét, valamint azoknak az összes adatát. Kapcsolódik a „prebuilt_pc_comp” az „id -&gt; component_id” mentén, valamint a „component_type” táblához az „id -&gt; id” mentén.</w:t>
-      </w:r>
-    </w:p>
-    <w:p>
-      <w:pPr>
-        <w:pStyle w:val="ListParagraph"/>
-        <w:numPr>
-          <w:ilvl w:val="0"/>
-          <w:numId w:val="3"/>
-        </w:numPr>
-        <w:jc w:val="both"/>
-        <w:rPr>
-          <w:rFonts w:ascii="Times New Roman" w:hAnsi="Times New Roman" w:cs="Times New Roman"/>
-        </w:rPr>
-      </w:pPr>
-      <w:r>
-        <w:rPr>
-          <w:rFonts w:ascii="Times New Roman" w:hAnsi="Times New Roman" w:cs="Times New Roman"/>
-        </w:rPr>
-        <w:lastRenderedPageBreak/>
-        <w:t>„component_type”: Ez a tábla tartalmazza az összes, előre össze szerelt (desktop) PC alkatrészek típusát. Kapcsolódik a „components” táblához az „id -&gt; type_id” mentén.</w:t>
-      </w:r>
-    </w:p>
-    <w:p>
-      <w:pPr>
-        <w:pStyle w:val="ListParagraph"/>
-        <w:numPr>
-          <w:ilvl w:val="0"/>
-          <w:numId w:val="3"/>
-        </w:numPr>
-        <w:jc w:val="both"/>
-        <w:rPr>
-          <w:rFonts w:ascii="Times New Roman" w:hAnsi="Times New Roman" w:cs="Times New Roman"/>
-        </w:rPr>
-      </w:pPr>
-      <w:r>
-        <w:rPr>
-          <w:rFonts w:ascii="Times New Roman" w:hAnsi="Times New Roman" w:cs="Times New Roman"/>
-        </w:rPr>
-        <w:t>„inventory_components”: Ez a tábla tárolja, hogy az adott alkatrésztből mennyi van készleten. Kapcsolódik a „components” táblához a „component_id -&gt; id” mentén.</w:t>
-      </w:r>
-    </w:p>
-    <w:p>
-      <w:pPr>
-        <w:pStyle w:val="ListParagraph"/>
-        <w:numPr>
-          <w:ilvl w:val="0"/>
-          <w:numId w:val="3"/>
-        </w:numPr>
-        <w:jc w:val="both"/>
-        <w:rPr>
-          <w:rFonts w:ascii="Times New Roman" w:hAnsi="Times New Roman" w:cs="Times New Roman"/>
-        </w:rPr>
-      </w:pPr>
-      <w:r>
-        <w:rPr>
-          <w:rFonts w:ascii="Times New Roman" w:hAnsi="Times New Roman" w:cs="Times New Roman"/>
-        </w:rPr>
-        <w:t>„orders”: Ez a tábla tárolja az összes rendelés adatát. Kapcsolódik az „order_items_p” táblához az „order_id -&gt; order_id” mentén, valamint kapcsolódik az „addresses” táblához a(z) „user_id -&gt; id” mentén.</w:t>
-      </w:r>
-    </w:p>
-    <w:p>
-      <w:pPr>
-        <w:pStyle w:val="ListParagraph"/>
-        <w:numPr>
-          <w:ilvl w:val="0"/>
-          <w:numId w:val="3"/>
-        </w:numPr>
-        <w:jc w:val="both"/>
-        <w:rPr>
-          <w:rFonts w:ascii="Times New Roman" w:hAnsi="Times New Roman" w:cs="Times New Roman"/>
-        </w:rPr>
-      </w:pPr>
-      <w:r>
-        <w:rPr>
-          <w:rFonts w:ascii="Times New Roman" w:hAnsi="Times New Roman" w:cs="Times New Roman"/>
-        </w:rPr>
-        <w:t>„addresses”: Ez a tábla tárolja az összes megrendelés szállításii adatát. Kapcsolódik az „orders” táblához az „id -&gt; shipping_address_id” mentén, valamint a „users” táblához a(z) „user_id -&gt; id” mentén.</w:t>
-      </w:r>
-    </w:p>
-    <w:p>
-      <w:pPr>
-        <w:pStyle w:val="ListParagraph"/>
-        <w:numPr>
-          <w:ilvl w:val="0"/>
-          <w:numId w:val="3"/>
-        </w:numPr>
-        <w:jc w:val="both"/>
-        <w:rPr>
-          <w:rFonts w:ascii="Times New Roman" w:hAnsi="Times New Roman" w:cs="Times New Roman"/>
-        </w:rPr>
-      </w:pPr>
-      <w:r>
-        <w:rPr>
-          <w:rFonts w:ascii="Times New Roman" w:hAnsi="Times New Roman" w:cs="Times New Roman"/>
-        </w:rPr>
-        <w:t xml:space="preserve">„users”: Ez a tábla tárolja az összes felhasználó adatát. Kapcsolódik hozzá a „custom_builds”, </w:t>
-      </w:r>
-      <w:r>
-        <w:rPr>
-          <w:rFonts w:ascii="Times New Roman" w:hAnsi="Times New Roman" w:cs="Times New Roman"/>
-        </w:rPr>
-        <w:t>az „orders”, valamint az „addresses” tábla, mind az „id -&gt; user_id” mentén.</w:t>
-      </w:r>
-    </w:p>
-    <w:p>
-      <w:pPr>
-        <w:pStyle w:val="ListParagraph"/>
-        <w:numPr>
-          <w:ilvl w:val="0"/>
-          <w:numId w:val="3"/>
-        </w:numPr>
-        <w:jc w:val="both"/>
-        <w:rPr>
-          <w:rFonts w:ascii="Times New Roman" w:hAnsi="Times New Roman" w:cs="Times New Roman"/>
-        </w:rPr>
-      </w:pPr>
-      <w:r>
-        <w:rPr>
-          <w:rFonts w:ascii="Times New Roman" w:hAnsi="Times New Roman" w:cs="Times New Roman"/>
-        </w:rPr>
-        <w:t>„build_components”: Ez a tábla tartalmazza az összes, előre össze szerelt gép alkatrészeit, legyen szó akár az általunk, akár a felhasználó által összeállított konfigurációról. Kapcsolódik hozzá a „components” tábla a „build_id -&gt; id” mentén, valamint a „custom_builds” a „build_id -&gt; build_id” mentén.</w:t>
-      </w:r>
-    </w:p>
-    <w:p>
-      <w:pPr>
-        <w:pStyle w:val="ListParagraph"/>
-        <w:numPr>
-          <w:ilvl w:val="0"/>
-          <w:numId w:val="3"/>
-        </w:numPr>
-        <w:jc w:val="both"/>
-        <w:rPr>
-          <w:rFonts w:ascii="Times New Roman" w:hAnsi="Times New Roman" w:cs="Times New Roman"/>
-        </w:rPr>
-      </w:pPr>
-      <w:r>
-        <w:rPr>
-          <w:rFonts w:ascii="Times New Roman" w:hAnsi="Times New Roman" w:cs="Times New Roman"/>
-        </w:rPr>
-        <w:t>„custom_builds”: Ez a tábla tartalmazza a felhasználó által összeállított konfigurációt. Kapcsolódik a „users” táblához a(z) „user_id -&gt; id” mentén, valamint a már fentebb említett módon a „build_components” táblához.</w:t>
-      </w:r>
-    </w:p>
-    <w:p>
-      <w:pPr>
-        <w:spacing w:before="6960"/>
-        <w:jc w:val="both"/>
-        <w:rPr>
-          <w:rFonts w:ascii="Times New Roman" w:hAnsi="Times New Roman" w:cs="Times New Roman"/>
-        </w:rPr>
-      </w:pPr>
-      <w:r>
-        <w:rPr>
-          <w:rFonts w:ascii="Times New Roman" w:hAnsi="Times New Roman" w:cs="Times New Roman"/>
-          <w:sz w:val="32"/>
-          <w:szCs w:val="32"/>
-        </w:rPr>
-        <w:lastRenderedPageBreak/>
-        <w:t>#</w:t>
-      </w:r>
-      <w:r>
-        <w:rPr>
-          <w:rFonts w:ascii="Times New Roman" w:hAnsi="Times New Roman" w:cs="Times New Roman"/>
-          <w:sz w:val="32"/>
-          <w:szCs w:val="32"/>
-        </w:rPr>
-        <w:t>6</w:t>
-      </w:r>
-      <w:r>
-        <w:rPr>
-          <w:rFonts w:ascii="Times New Roman" w:hAnsi="Times New Roman" w:cs="Times New Roman"/>
-          <w:sz w:val="32"/>
-          <w:szCs w:val="32"/>
-        </w:rPr>
-        <w:t xml:space="preserve"> – </w:t>
-      </w:r>
-      <w:r>
-        <w:rPr>
-          <w:rFonts w:ascii="Times New Roman" w:hAnsi="Times New Roman" w:cs="Times New Roman"/>
-          <w:b/>
-          <w:bCs/>
-          <w:sz w:val="32"/>
-          <w:szCs w:val="32"/>
-        </w:rPr>
-        <w:t>Feladatok felosztása</w:t>
-      </w:r>
-    </w:p>
-    <w:p>
-      <w:pPr>
-        <w:ind w:firstLine="705"/>
-        <w:jc w:val="both"/>
-        <w:rPr>
-          <w:rFonts w:ascii="Times New Roman" w:hAnsi="Times New Roman" w:cs="Times New Roman"/>
-        </w:rPr>
-      </w:pPr>
-      <w:r>
-        <w:rPr>
-          <w:rFonts w:ascii="Times New Roman" w:hAnsi="Times New Roman" w:cs="Times New Roman"/>
-        </w:rPr>
-        <w:t>Ebben a pontban felsoroltuk, kinek mi volt a feladata.</w:t>
-      </w:r>
-    </w:p>
-    <w:p>
-      <w:pPr>
-        <w:ind w:firstLine="705"/>
-        <w:jc w:val="both"/>
-        <w:rPr>
-          <w:rFonts w:ascii="Times New Roman" w:hAnsi="Times New Roman" w:cs="Times New Roman"/>
-          <w:b/>
-          <w:bCs/>
-          <w:sz w:val="28"/>
-          <w:szCs w:val="28"/>
-        </w:rPr>
-      </w:pPr>
-      <w:r>
-        <w:rPr>
-          <w:rFonts w:ascii="Times New Roman" w:hAnsi="Times New Roman" w:cs="Times New Roman"/>
-          <w:b/>
-          <w:bCs/>
-          <w:sz w:val="28"/>
-          <w:szCs w:val="28"/>
-        </w:rPr>
-        <w:t>Magyar Csaba:</w:t>
-      </w:r>
-    </w:p>
-    <w:p>
-      <w:pPr>
-        <w:pStyle w:val="ListParagraph"/>
-        <w:numPr>
-          <w:ilvl w:val="0"/>
-          <w:numId w:val="4"/>
-        </w:numPr>
-        <w:jc w:val="both"/>
-        <w:rPr>
-          <w:rFonts w:ascii="Times New Roman" w:hAnsi="Times New Roman" w:cs="Times New Roman"/>
-        </w:rPr>
-      </w:pPr>
-      <w:r>
-        <w:rPr>
-          <w:rFonts w:ascii="Times New Roman" w:hAnsi="Times New Roman" w:cs="Times New Roman"/>
-        </w:rPr>
-        <w:t>API fejlesztése Generic API-val</w:t>
-      </w:r>
-    </w:p>
-    <w:p>
-      <w:pPr>
-        <w:pStyle w:val="ListParagraph"/>
-        <w:numPr>
-          <w:ilvl w:val="0"/>
-          <w:numId w:val="4"/>
-        </w:numPr>
-        <w:jc w:val="both"/>
-        <w:rPr>
-          <w:rFonts w:ascii="Times New Roman" w:hAnsi="Times New Roman" w:cs="Times New Roman"/>
-        </w:rPr>
-      </w:pPr>
-      <w:r>
-        <w:rPr>
-          <w:rFonts w:ascii="Times New Roman" w:hAnsi="Times New Roman" w:cs="Times New Roman"/>
-        </w:rPr>
-        <w:t>Adatbázis szerkezet létrehozása (nem végleges)</w:t>
-      </w:r>
-    </w:p>
-    <w:p>
-      <w:pPr>
-        <w:pStyle w:val="ListParagraph"/>
-        <w:numPr>
-          <w:ilvl w:val="0"/>
-          <w:numId w:val="4"/>
-        </w:numPr>
-        <w:jc w:val="both"/>
-        <w:rPr>
-          <w:rFonts w:ascii="Times New Roman" w:hAnsi="Times New Roman" w:cs="Times New Roman"/>
-        </w:rPr>
-      </w:pPr>
-      <w:r>
-        <w:rPr>
-          <w:rFonts w:ascii="Times New Roman" w:hAnsi="Times New Roman" w:cs="Times New Roman"/>
-        </w:rPr>
-        <w:t>Alap frontend kialakítása (design-t nem bele értve)</w:t>
-      </w:r>
-    </w:p>
-    <w:p>
-      <w:pPr>
-        <w:pStyle w:val="ListParagraph"/>
-        <w:numPr>
-          <w:ilvl w:val="0"/>
-          <w:numId w:val="4"/>
-        </w:numPr>
-        <w:jc w:val="both"/>
-        <w:rPr>
-          <w:rFonts w:ascii="Times New Roman" w:hAnsi="Times New Roman" w:cs="Times New Roman"/>
-        </w:rPr>
-      </w:pPr>
-      <w:r>
-        <w:rPr>
-          <w:rFonts w:ascii="Times New Roman" w:hAnsi="Times New Roman" w:cs="Times New Roman"/>
-        </w:rPr>
-        <w:t>Projekt rendszerezése</w:t>
-      </w:r>
-    </w:p>
-    <w:p>
-      <w:pPr>
-        <w:ind w:left="705"/>
-        <w:jc w:val="both"/>
-        <w:rPr>
-          <w:rFonts w:ascii="Times New Roman" w:hAnsi="Times New Roman" w:cs="Times New Roman"/>
-          <w:b/>
-          <w:bCs/>
-          <w:sz w:val="28"/>
-          <w:szCs w:val="28"/>
-        </w:rPr>
-      </w:pPr>
-      <w:r>
-        <w:rPr>
-          <w:rFonts w:ascii="Times New Roman" w:hAnsi="Times New Roman" w:cs="Times New Roman"/>
-          <w:b/>
-          <w:bCs/>
-          <w:sz w:val="28"/>
-          <w:szCs w:val="28"/>
-        </w:rPr>
-        <w:t>Rebe Dániel:</w:t>
-      </w:r>
-    </w:p>
-    <w:p>
-      <w:pPr>
-        <w:pStyle w:val="ListParagraph"/>
-        <w:numPr>
-          <w:ilvl w:val="0"/>
-          <w:numId w:val="4"/>
-        </w:numPr>
-        <w:jc w:val="both"/>
-        <w:rPr>
-          <w:rFonts w:ascii="Times New Roman" w:hAnsi="Times New Roman" w:cs="Times New Roman"/>
-        </w:rPr>
-      </w:pPr>
-      <w:r>
-        <w:rPr>
-          <w:rFonts w:ascii="Times New Roman" w:hAnsi="Times New Roman" w:cs="Times New Roman"/>
-        </w:rPr>
-        <w:t>Alap API létrehozása, mindent külön kezelve (nem Generic API-t használva)</w:t>
-      </w:r>
-    </w:p>
-    <w:p>
-      <w:pPr>
-        <w:pStyle w:val="ListParagraph"/>
-        <w:numPr>
-          <w:ilvl w:val="0"/>
-          <w:numId w:val="4"/>
-        </w:numPr>
-        <w:jc w:val="both"/>
-        <w:rPr>
-          <w:rFonts w:ascii="Times New Roman" w:hAnsi="Times New Roman" w:cs="Times New Roman"/>
-        </w:rPr>
-      </w:pPr>
-      <w:r>
-        <w:rPr>
-          <w:rFonts w:ascii="Times New Roman" w:hAnsi="Times New Roman" w:cs="Times New Roman"/>
-        </w:rPr>
-        <w:t>Frontend összekötése a Backend-del</w:t>
-      </w:r>
-    </w:p>
-    <w:p>
-      <w:pPr>
-        <w:pStyle w:val="ListParagraph"/>
-        <w:numPr>
-          <w:ilvl w:val="0"/>
-          <w:numId w:val="4"/>
-        </w:numPr>
-        <w:jc w:val="both"/>
-        <w:rPr>
-          <w:rFonts w:ascii="Times New Roman" w:hAnsi="Times New Roman" w:cs="Times New Roman"/>
-        </w:rPr>
-      </w:pPr>
-      <w:r>
-        <w:rPr>
-          <w:rFonts w:ascii="Times New Roman" w:hAnsi="Times New Roman" w:cs="Times New Roman"/>
-        </w:rPr>
-        <w:t>Frontend design kialakítása</w:t>
-      </w:r>
-    </w:p>
-    <w:p>
-      <w:pPr>
-        <w:pStyle w:val="ListParagraph"/>
-        <w:numPr>
-          <w:ilvl w:val="0"/>
-          <w:numId w:val="4"/>
-        </w:numPr>
-        <w:jc w:val="both"/>
-        <w:rPr>
-          <w:rFonts w:ascii="Times New Roman" w:hAnsi="Times New Roman" w:cs="Times New Roman"/>
-        </w:rPr>
-      </w:pPr>
-      <w:r>
-        <w:rPr>
-          <w:rFonts w:ascii="Times New Roman" w:hAnsi="Times New Roman" w:cs="Times New Roman"/>
-        </w:rPr>
-        <w:t>Adatbázis szerkezet rendszerezése</w:t>
-      </w:r>
-    </w:p>
-    <w:p>
-      <w:pPr>
-        <w:pStyle w:val="ListParagraph"/>
-        <w:numPr>
-          <w:ilvl w:val="0"/>
-          <w:numId w:val="4"/>
-        </w:numPr>
-        <w:jc w:val="both"/>
-        <w:rPr>
-          <w:rFonts w:ascii="Times New Roman" w:hAnsi="Times New Roman" w:cs="Times New Roman"/>
-        </w:rPr>
-      </w:pPr>
-      <w:r>
-        <w:rPr>
-          <w:rFonts w:ascii="Times New Roman" w:hAnsi="Times New Roman" w:cs="Times New Roman"/>
-        </w:rPr>
-        <w:t>Alap projekt létrehozása</w:t>
-      </w:r>
-    </w:p>
-    <w:p>
-      <w:pPr>
-        <w:ind w:left="708"/>
-        <w:jc w:val="both"/>
-        <w:rPr>
-          <w:rFonts w:ascii="Times New Roman" w:hAnsi="Times New Roman" w:cs="Times New Roman"/>
-          <w:i/>
-          <w:iCs/>
-        </w:rPr>
-      </w:pPr>
-      <w:r>
-        <w:rPr>
-          <w:rFonts w:ascii="Times New Roman" w:hAnsi="Times New Roman" w:cs="Times New Roman"/>
-          <w:i/>
-          <w:iCs/>
-        </w:rPr>
-        <w:t>Megjegyzés: A továbbiakban rengeteget fog bővülni a feladatok listája.</w:t>
-      </w:r>
-    </w:p>
-    <w:p>
-      <w:pPr>
-        <w:spacing w:before="8040"/>
-        <w:jc w:val="both"/>
-        <w:rPr>
-          <w:rFonts w:ascii="Times New Roman" w:hAnsi="Times New Roman" w:cs="Times New Roman"/>
-          <w:b/>
-          <w:bCs/>
-          <w:sz w:val="32"/>
-          <w:szCs w:val="32"/>
-        </w:rPr>
-      </w:pPr>
-      <w:r>
-        <w:rPr>
-          <w:rFonts w:ascii="Times New Roman" w:hAnsi="Times New Roman" w:cs="Times New Roman"/>
-          <w:sz w:val="32"/>
-          <w:szCs w:val="32"/>
-        </w:rPr>
-        <w:lastRenderedPageBreak/>
-        <w:t>#</w:t>
-      </w:r>
-      <w:r>
-        <w:rPr>
-          <w:rFonts w:ascii="Times New Roman" w:hAnsi="Times New Roman" w:cs="Times New Roman"/>
-          <w:sz w:val="32"/>
-          <w:szCs w:val="32"/>
-        </w:rPr>
-        <w:t>7</w:t>
-      </w:r>
-      <w:r>
-        <w:rPr>
-          <w:rFonts w:ascii="Times New Roman" w:hAnsi="Times New Roman" w:cs="Times New Roman"/>
-          <w:sz w:val="32"/>
-          <w:szCs w:val="32"/>
-        </w:rPr>
-        <w:t xml:space="preserve"> – </w:t>
-      </w:r>
-      <w:r>
-        <w:rPr>
-          <w:rFonts w:ascii="Times New Roman" w:hAnsi="Times New Roman" w:cs="Times New Roman"/>
-          <w:b/>
-          <w:bCs/>
-          <w:sz w:val="32"/>
-          <w:szCs w:val="32"/>
-        </w:rPr>
-        <w:t>Drótváz, valamint a főoldal design képben</w:t>
-      </w:r>
-    </w:p>
-    <w:p>
-      <w:pPr>
-        <w:ind w:firstLine="708"/>
-        <w:jc w:val="both"/>
-        <w:rPr>
-          <w:rFonts w:ascii="Times New Roman" w:hAnsi="Times New Roman" w:cs="Times New Roman"/>
-        </w:rPr>
-      </w:pPr>
-      <w:r>
-        <w:rPr>
-          <w:rFonts w:ascii="Times New Roman" w:hAnsi="Times New Roman" w:cs="Times New Roman"/>
-        </w:rPr>
-        <w:t>Weboldalunk drótvázáról, valamint a főoldal design-járól készült kép is, amit itt láthat:</w:t>
-      </w:r>
-    </w:p>
-    <w:p>
-      <w:pPr>
-        <w:ind w:firstLine="708"/>
-        <w:rPr>
-          <w:rFonts w:ascii="Times New Roman" w:hAnsi="Times New Roman" w:cs="Times New Roman"/>
-          <w:i/>
-          <w:iCs/>
-        </w:rPr>
-      </w:pPr>
-      <w:r>
-        <w:rPr>
-          <w:rFonts w:ascii="Times New Roman" w:hAnsi="Times New Roman" w:cs="Times New Roman"/>
-          <w:i/>
-          <w:iCs/>
-        </w:rPr>
-        <w:t>Főoldal design:</w:t>
-      </w:r>
-      <w:r>
-        <w:rPr>
-          <w:rFonts w:ascii="Times New Roman" w:hAnsi="Times New Roman" w:cs="Times New Roman"/>
-          <w:i/>
-          <w:iCs/>
+        <w:t>Adatbázisunk táblái a következő képpen épülnek fel</w:t>
+      </w:r>
+      <w:r>
+        <w:rPr>
+          <w:rFonts w:ascii="Times New Roman" w:hAnsi="Times New Roman" w:cs="Times New Roman"/>
+        </w:rPr>
+        <w:t xml:space="preserve"> és kapcsolódnak egymáshoz</w:t>
+      </w:r>
+      <w:r>
+        <w:rPr>
+          <w:rFonts w:ascii="Times New Roman" w:hAnsi="Times New Roman" w:cs="Times New Roman"/>
+        </w:rPr>
+        <w:t>:</w:t>
+      </w:r>
+    </w:p>
+    <w:p>
+      <w:pPr>
+        <w:ind w:left="357" w:firstLine="708"/>
+        <w:jc w:val="both"/>
+        <w:rPr>
+          <w:rFonts w:ascii="Times New Roman" w:hAnsi="Times New Roman" w:cs="Times New Roman"/>
+        </w:rPr>
+      </w:pPr>
+      <w:r>
+        <w:rPr>
+          <w:rFonts w:ascii="Times New Roman" w:hAnsi="Times New Roman" w:cs="Times New Roman"/>
           <w:noProof/>
         </w:rPr>
         <w:drawing>
-          <wp:inline distT="0" distB="0" distL="0" distR="0" wp14:anchorId="50FC4377" wp14:editId="0CB6C98D">
-            <wp:extent cx="5753100" cy="4886325"/>
-            <wp:effectExtent l="0" t="0" r="0" b="9525"/>
-            <wp:docPr id="191907491" name="Picture 1"/>
+          <wp:inline distT="0" distB="0" distL="0" distR="0" wp14:anchorId="6EF3D215" wp14:editId="22EF5F7C">
+            <wp:extent cx="1794442" cy="952500"/>
+            <wp:effectExtent l="0" t="0" r="0" b="0"/>
+            <wp:docPr id="183600452" name="Picture 2"/>
             <wp:cNvGraphicFramePr>
               <a:graphicFrameLocks xmlns:a="http://schemas.openxmlformats.org/drawingml/2006/main" noChangeAspect="1"/>
             </wp:cNvGraphicFramePr>
@@ -2118,7 +1674,7 @@
               <a:graphicData uri="http://schemas.openxmlformats.org/drawingml/2006/picture">
                 <pic:pic xmlns:pic="http://schemas.openxmlformats.org/drawingml/2006/picture">
                   <pic:nvPicPr>
-                    <pic:cNvPr id="0" name="Picture 1"/>
+                    <pic:cNvPr id="0" name="Picture 2"/>
                     <pic:cNvPicPr>
                       <a:picLocks noChangeAspect="1" noChangeArrowheads="1"/>
                     </pic:cNvPicPr>
@@ -2139,7 +1695,7 @@
                   <pic:spPr bwMode="auto">
                     <a:xfrm>
                       <a:off x="0" y="0"/>
-                      <a:ext cx="5753100" cy="4886325"/>
+                      <a:ext cx="1798524" cy="954667"/>
                     </a:xfrm>
                     <a:prstGeom prst="rect">
                       <a:avLst/>
@@ -2158,29 +1714,30 @@
     </w:p>
     <w:p>
       <w:pPr>
-        <w:ind w:firstLine="708"/>
-        <w:rPr>
-          <w:rFonts w:ascii="Times New Roman" w:hAnsi="Times New Roman" w:cs="Times New Roman"/>
-          <w:i/>
-          <w:iCs/>
-        </w:rPr>
-      </w:pPr>
-      <w:r>
-        <w:rPr>
-          <w:rFonts w:ascii="Times New Roman" w:hAnsi="Times New Roman" w:cs="Times New Roman"/>
-          <w:i/>
-          <w:iCs/>
-        </w:rPr>
-        <w:t>Drótváz:</w:t>
-      </w:r>
-    </w:p>
-    <w:p>
-      <w:pPr>
-        <w:ind w:firstLine="708"/>
-        <w:rPr>
-          <w:rFonts w:ascii="Times New Roman" w:hAnsi="Times New Roman" w:cs="Times New Roman"/>
-          <w:i/>
-          <w:iCs/>
+        <w:pStyle w:val="ListParagraph"/>
+        <w:numPr>
+          <w:ilvl w:val="0"/>
+          <w:numId w:val="3"/>
+        </w:numPr>
+        <w:jc w:val="both"/>
+        <w:rPr>
+          <w:rFonts w:ascii="Times New Roman" w:hAnsi="Times New Roman" w:cs="Times New Roman"/>
+        </w:rPr>
+      </w:pPr>
+      <w:r>
+        <w:rPr>
+          <w:rFonts w:ascii="Times New Roman" w:hAnsi="Times New Roman" w:cs="Times New Roman"/>
+        </w:rPr>
+        <w:t>„categories”: Ez a tábla tárolja, melyik, weboldalunkon kapható terméknek mi a kategóriája (pl. Monitor, Videókártya). Ez a tábla Primary Key-el kapcsolódik a „products” táblához.</w:t>
+      </w:r>
+    </w:p>
+    <w:p>
+      <w:pPr>
+        <w:spacing w:before="240"/>
+        <w:ind w:left="1062" w:firstLine="3"/>
+        <w:jc w:val="both"/>
+        <w:rPr>
+          <w:rFonts w:ascii="Times New Roman" w:hAnsi="Times New Roman" w:cs="Times New Roman"/>
         </w:rPr>
       </w:pPr>
       <w:r>
@@ -2188,18 +1745,12 @@
           <w:rFonts w:ascii="Times New Roman" w:hAnsi="Times New Roman" w:cs="Times New Roman"/>
           <w:noProof/>
         </w:rPr>
-        <w:t xml:space="preserve"> </w:t>
-      </w:r>
-      <w:r>
-        <w:rPr>
-          <w:rFonts w:ascii="Times New Roman" w:hAnsi="Times New Roman" w:cs="Times New Roman"/>
-          <w:noProof/>
-        </w:rPr>
+        <w:lastRenderedPageBreak/>
         <w:drawing>
-          <wp:inline distT="0" distB="0" distL="0" distR="0" wp14:anchorId="7143F0A5" wp14:editId="79AA7B86">
-            <wp:extent cx="4648200" cy="2647319"/>
-            <wp:effectExtent l="0" t="0" r="0" b="635"/>
-            <wp:docPr id="709763578" name="Picture 2"/>
+          <wp:inline distT="0" distB="0" distL="0" distR="0" wp14:anchorId="3C42D0CE" wp14:editId="2544DB28">
+            <wp:extent cx="1489710" cy="1295400"/>
+            <wp:effectExtent l="0" t="0" r="0" b="0"/>
+            <wp:docPr id="1996325731" name="Picture 3"/>
             <wp:cNvGraphicFramePr>
               <a:graphicFrameLocks xmlns:a="http://schemas.openxmlformats.org/drawingml/2006/main" noChangeAspect="1"/>
             </wp:cNvGraphicFramePr>
@@ -2207,13 +1758,13 @@
               <a:graphicData uri="http://schemas.openxmlformats.org/drawingml/2006/picture">
                 <pic:pic xmlns:pic="http://schemas.openxmlformats.org/drawingml/2006/picture">
                   <pic:nvPicPr>
-                    <pic:cNvPr id="0" name="Picture 2"/>
+                    <pic:cNvPr id="0" name="Picture 3"/>
                     <pic:cNvPicPr>
                       <a:picLocks noChangeAspect="1" noChangeArrowheads="1"/>
                     </pic:cNvPicPr>
                   </pic:nvPicPr>
                   <pic:blipFill>
-                    <a:blip r:embed="rId10" cstate="print">
+                    <a:blip r:embed="rId10">
                       <a:extLst>
                         <a:ext uri="{28A0092B-C50C-407E-A947-70E740481C1C}">
                           <a14:useLocalDpi xmlns:a14="http://schemas.microsoft.com/office/drawing/2010/main" val="0"/>
@@ -2228,7 +1779,7 @@
                   <pic:spPr bwMode="auto">
                     <a:xfrm>
                       <a:off x="0" y="0"/>
-                      <a:ext cx="4658145" cy="2652983"/>
+                      <a:ext cx="1496497" cy="1301302"/>
                     </a:xfrm>
                     <a:prstGeom prst="rect">
                       <a:avLst/>
@@ -2245,8 +1796,3264 @@
         </w:drawing>
       </w:r>
     </w:p>
+    <w:p>
+      <w:pPr>
+        <w:pStyle w:val="ListParagraph"/>
+        <w:numPr>
+          <w:ilvl w:val="0"/>
+          <w:numId w:val="3"/>
+        </w:numPr>
+        <w:jc w:val="both"/>
+        <w:rPr>
+          <w:rFonts w:ascii="Times New Roman" w:hAnsi="Times New Roman" w:cs="Times New Roman"/>
+        </w:rPr>
+      </w:pPr>
+      <w:r>
+        <w:rPr>
+          <w:rFonts w:ascii="Times New Roman" w:hAnsi="Times New Roman" w:cs="Times New Roman"/>
+        </w:rPr>
+        <w:t>„products”: Ez a tábla tárolja minden egyes nálunk kapható termék összes adatát. Primary Key-e az „Id”.</w:t>
+      </w:r>
+    </w:p>
+    <w:p>
+      <w:pPr>
+        <w:ind w:left="1062" w:firstLine="3"/>
+        <w:jc w:val="both"/>
+        <w:rPr>
+          <w:rFonts w:ascii="Times New Roman" w:hAnsi="Times New Roman" w:cs="Times New Roman"/>
+        </w:rPr>
+      </w:pPr>
+      <w:r>
+        <w:rPr>
+          <w:rFonts w:ascii="Times New Roman" w:hAnsi="Times New Roman" w:cs="Times New Roman"/>
+          <w:noProof/>
+        </w:rPr>
+        <w:drawing>
+          <wp:inline distT="0" distB="0" distL="0" distR="0" wp14:anchorId="7D3BCAB1" wp14:editId="5F890713">
+            <wp:extent cx="1476375" cy="727488"/>
+            <wp:effectExtent l="0" t="0" r="0" b="0"/>
+            <wp:docPr id="177422510" name="Picture 4"/>
+            <wp:cNvGraphicFramePr>
+              <a:graphicFrameLocks xmlns:a="http://schemas.openxmlformats.org/drawingml/2006/main" noChangeAspect="1"/>
+            </wp:cNvGraphicFramePr>
+            <a:graphic xmlns:a="http://schemas.openxmlformats.org/drawingml/2006/main">
+              <a:graphicData uri="http://schemas.openxmlformats.org/drawingml/2006/picture">
+                <pic:pic xmlns:pic="http://schemas.openxmlformats.org/drawingml/2006/picture">
+                  <pic:nvPicPr>
+                    <pic:cNvPr id="0" name="Picture 4"/>
+                    <pic:cNvPicPr>
+                      <a:picLocks noChangeAspect="1" noChangeArrowheads="1"/>
+                    </pic:cNvPicPr>
+                  </pic:nvPicPr>
+                  <pic:blipFill>
+                    <a:blip r:embed="rId11">
+                      <a:extLst>
+                        <a:ext uri="{28A0092B-C50C-407E-A947-70E740481C1C}">
+                          <a14:useLocalDpi xmlns:a14="http://schemas.microsoft.com/office/drawing/2010/main" val="0"/>
+                        </a:ext>
+                      </a:extLst>
+                    </a:blip>
+                    <a:srcRect/>
+                    <a:stretch>
+                      <a:fillRect/>
+                    </a:stretch>
+                  </pic:blipFill>
+                  <pic:spPr bwMode="auto">
+                    <a:xfrm>
+                      <a:off x="0" y="0"/>
+                      <a:ext cx="1483805" cy="731149"/>
+                    </a:xfrm>
+                    <a:prstGeom prst="rect">
+                      <a:avLst/>
+                    </a:prstGeom>
+                    <a:noFill/>
+                    <a:ln>
+                      <a:noFill/>
+                    </a:ln>
+                  </pic:spPr>
+                </pic:pic>
+              </a:graphicData>
+            </a:graphic>
+          </wp:inline>
+        </w:drawing>
+      </w:r>
+    </w:p>
+    <w:p>
+      <w:pPr>
+        <w:pStyle w:val="ListParagraph"/>
+        <w:numPr>
+          <w:ilvl w:val="0"/>
+          <w:numId w:val="3"/>
+        </w:numPr>
+        <w:jc w:val="both"/>
+        <w:rPr>
+          <w:rFonts w:ascii="Times New Roman" w:hAnsi="Times New Roman" w:cs="Times New Roman"/>
+        </w:rPr>
+      </w:pPr>
+      <w:r>
+        <w:rPr>
+          <w:rFonts w:ascii="Times New Roman" w:hAnsi="Times New Roman" w:cs="Times New Roman"/>
+        </w:rPr>
+        <w:t>„prebuilt_pcs”: Ez a tábla tartalmazza az előre össze szerelt (desktop) PC-k Id-ját és árát. Primary Key-e a „pc_id”, valamint Foreign Key-el kapcsolódik hozzá a „products” tábla a „product_id”-n.</w:t>
+      </w:r>
+    </w:p>
+    <w:p>
+      <w:pPr>
+        <w:ind w:left="1062" w:firstLine="3"/>
+        <w:jc w:val="both"/>
+        <w:rPr>
+          <w:rFonts w:ascii="Times New Roman" w:hAnsi="Times New Roman" w:cs="Times New Roman"/>
+        </w:rPr>
+      </w:pPr>
+      <w:r>
+        <w:rPr>
+          <w:rFonts w:ascii="Times New Roman" w:hAnsi="Times New Roman" w:cs="Times New Roman"/>
+          <w:noProof/>
+        </w:rPr>
+        <w:drawing>
+          <wp:inline distT="0" distB="0" distL="0" distR="0" wp14:anchorId="2AFD6624" wp14:editId="19D2A127">
+            <wp:extent cx="1419225" cy="1247775"/>
+            <wp:effectExtent l="0" t="0" r="9525" b="9525"/>
+            <wp:docPr id="1812132166" name="Picture 5"/>
+            <wp:cNvGraphicFramePr>
+              <a:graphicFrameLocks xmlns:a="http://schemas.openxmlformats.org/drawingml/2006/main" noChangeAspect="1"/>
+            </wp:cNvGraphicFramePr>
+            <a:graphic xmlns:a="http://schemas.openxmlformats.org/drawingml/2006/main">
+              <a:graphicData uri="http://schemas.openxmlformats.org/drawingml/2006/picture">
+                <pic:pic xmlns:pic="http://schemas.openxmlformats.org/drawingml/2006/picture">
+                  <pic:nvPicPr>
+                    <pic:cNvPr id="0" name="Picture 5"/>
+                    <pic:cNvPicPr>
+                      <a:picLocks noChangeAspect="1" noChangeArrowheads="1"/>
+                    </pic:cNvPicPr>
+                  </pic:nvPicPr>
+                  <pic:blipFill>
+                    <a:blip r:embed="rId12">
+                      <a:extLst>
+                        <a:ext uri="{28A0092B-C50C-407E-A947-70E740481C1C}">
+                          <a14:useLocalDpi xmlns:a14="http://schemas.microsoft.com/office/drawing/2010/main" val="0"/>
+                        </a:ext>
+                      </a:extLst>
+                    </a:blip>
+                    <a:srcRect/>
+                    <a:stretch>
+                      <a:fillRect/>
+                    </a:stretch>
+                  </pic:blipFill>
+                  <pic:spPr bwMode="auto">
+                    <a:xfrm>
+                      <a:off x="0" y="0"/>
+                      <a:ext cx="1419225" cy="1247775"/>
+                    </a:xfrm>
+                    <a:prstGeom prst="rect">
+                      <a:avLst/>
+                    </a:prstGeom>
+                    <a:noFill/>
+                    <a:ln>
+                      <a:noFill/>
+                    </a:ln>
+                  </pic:spPr>
+                </pic:pic>
+              </a:graphicData>
+            </a:graphic>
+          </wp:inline>
+        </w:drawing>
+      </w:r>
+    </w:p>
+    <w:p>
+      <w:pPr>
+        <w:pStyle w:val="ListParagraph"/>
+        <w:numPr>
+          <w:ilvl w:val="0"/>
+          <w:numId w:val="3"/>
+        </w:numPr>
+        <w:jc w:val="both"/>
+        <w:rPr>
+          <w:rFonts w:ascii="Times New Roman" w:hAnsi="Times New Roman" w:cs="Times New Roman"/>
+        </w:rPr>
+      </w:pPr>
+      <w:r>
+        <w:rPr>
+          <w:rFonts w:ascii="Times New Roman" w:hAnsi="Times New Roman" w:cs="Times New Roman"/>
+        </w:rPr>
+        <w:t xml:space="preserve">„prebuilt_pc_comp”: Ez a tábla tartalmazza az össze, előre össze szerelt (desktop) PC alkatrészenik ID-jait, valamint azokból a mennyiséget. Kapcsolódok hozzá Foreign Key-el a „components” tábla az „id -&gt; component_id” mentén, valamint a „prebuilt_pcs” tábla </w:t>
+      </w:r>
+      <w:r>
+        <w:rPr>
+          <w:rFonts w:ascii="Times New Roman" w:hAnsi="Times New Roman" w:cs="Times New Roman"/>
+        </w:rPr>
+        <w:t>a „pc_id -&gt; pc_id” mentén.</w:t>
+      </w:r>
+    </w:p>
+    <w:p>
+      <w:pPr>
+        <w:ind w:left="1062" w:firstLine="3"/>
+        <w:jc w:val="both"/>
+        <w:rPr>
+          <w:rFonts w:ascii="Times New Roman" w:hAnsi="Times New Roman" w:cs="Times New Roman"/>
+        </w:rPr>
+      </w:pPr>
+      <w:r>
+        <w:rPr>
+          <w:rFonts w:ascii="Times New Roman" w:hAnsi="Times New Roman" w:cs="Times New Roman"/>
+          <w:noProof/>
+        </w:rPr>
+        <w:drawing>
+          <wp:inline distT="0" distB="0" distL="0" distR="0" wp14:anchorId="08F20DC2" wp14:editId="5E3E731D">
+            <wp:extent cx="1333500" cy="1038591"/>
+            <wp:effectExtent l="0" t="0" r="0" b="9525"/>
+            <wp:docPr id="1008416603" name="Picture 6"/>
+            <wp:cNvGraphicFramePr>
+              <a:graphicFrameLocks xmlns:a="http://schemas.openxmlformats.org/drawingml/2006/main" noChangeAspect="1"/>
+            </wp:cNvGraphicFramePr>
+            <a:graphic xmlns:a="http://schemas.openxmlformats.org/drawingml/2006/main">
+              <a:graphicData uri="http://schemas.openxmlformats.org/drawingml/2006/picture">
+                <pic:pic xmlns:pic="http://schemas.openxmlformats.org/drawingml/2006/picture">
+                  <pic:nvPicPr>
+                    <pic:cNvPr id="0" name="Picture 6"/>
+                    <pic:cNvPicPr>
+                      <a:picLocks noChangeAspect="1" noChangeArrowheads="1"/>
+                    </pic:cNvPicPr>
+                  </pic:nvPicPr>
+                  <pic:blipFill>
+                    <a:blip r:embed="rId13">
+                      <a:extLst>
+                        <a:ext uri="{28A0092B-C50C-407E-A947-70E740481C1C}">
+                          <a14:useLocalDpi xmlns:a14="http://schemas.microsoft.com/office/drawing/2010/main" val="0"/>
+                        </a:ext>
+                      </a:extLst>
+                    </a:blip>
+                    <a:srcRect/>
+                    <a:stretch>
+                      <a:fillRect/>
+                    </a:stretch>
+                  </pic:blipFill>
+                  <pic:spPr bwMode="auto">
+                    <a:xfrm>
+                      <a:off x="0" y="0"/>
+                      <a:ext cx="1341129" cy="1044533"/>
+                    </a:xfrm>
+                    <a:prstGeom prst="rect">
+                      <a:avLst/>
+                    </a:prstGeom>
+                    <a:noFill/>
+                    <a:ln>
+                      <a:noFill/>
+                    </a:ln>
+                  </pic:spPr>
+                </pic:pic>
+              </a:graphicData>
+            </a:graphic>
+          </wp:inline>
+        </w:drawing>
+      </w:r>
+    </w:p>
+    <w:p>
+      <w:pPr>
+        <w:pStyle w:val="ListParagraph"/>
+        <w:numPr>
+          <w:ilvl w:val="0"/>
+          <w:numId w:val="3"/>
+        </w:numPr>
+        <w:jc w:val="both"/>
+        <w:rPr>
+          <w:rFonts w:ascii="Times New Roman" w:hAnsi="Times New Roman" w:cs="Times New Roman"/>
+        </w:rPr>
+      </w:pPr>
+      <w:r>
+        <w:rPr>
+          <w:rFonts w:ascii="Times New Roman" w:hAnsi="Times New Roman" w:cs="Times New Roman"/>
+        </w:rPr>
+        <w:t>„components”: Ez a tábla tartalmazza az előre össze szerelt (desktop) PC-k összes alkatrészét, valamint azoknak az összes adatát. Kapcsolódik a „prebuilt_pc_comp” az „id -&gt; component_id” mentén, valamint a „component_type” táblához az „id -&gt; id” mentén.</w:t>
+      </w:r>
+    </w:p>
+    <w:p>
+      <w:pPr>
+        <w:ind w:left="1062" w:firstLine="3"/>
+        <w:jc w:val="both"/>
+        <w:rPr>
+          <w:rFonts w:ascii="Times New Roman" w:hAnsi="Times New Roman" w:cs="Times New Roman"/>
+        </w:rPr>
+      </w:pPr>
+      <w:r>
+        <w:rPr>
+          <w:rFonts w:ascii="Times New Roman" w:hAnsi="Times New Roman" w:cs="Times New Roman"/>
+          <w:noProof/>
+        </w:rPr>
+        <w:drawing>
+          <wp:inline distT="0" distB="0" distL="0" distR="0" wp14:anchorId="6476E852" wp14:editId="1D9B8E00">
+            <wp:extent cx="1428750" cy="721245"/>
+            <wp:effectExtent l="0" t="0" r="0" b="3175"/>
+            <wp:docPr id="201133493" name="Picture 7"/>
+            <wp:cNvGraphicFramePr>
+              <a:graphicFrameLocks xmlns:a="http://schemas.openxmlformats.org/drawingml/2006/main" noChangeAspect="1"/>
+            </wp:cNvGraphicFramePr>
+            <a:graphic xmlns:a="http://schemas.openxmlformats.org/drawingml/2006/main">
+              <a:graphicData uri="http://schemas.openxmlformats.org/drawingml/2006/picture">
+                <pic:pic xmlns:pic="http://schemas.openxmlformats.org/drawingml/2006/picture">
+                  <pic:nvPicPr>
+                    <pic:cNvPr id="0" name="Picture 7"/>
+                    <pic:cNvPicPr>
+                      <a:picLocks noChangeAspect="1" noChangeArrowheads="1"/>
+                    </pic:cNvPicPr>
+                  </pic:nvPicPr>
+                  <pic:blipFill>
+                    <a:blip r:embed="rId14">
+                      <a:extLst>
+                        <a:ext uri="{28A0092B-C50C-407E-A947-70E740481C1C}">
+                          <a14:useLocalDpi xmlns:a14="http://schemas.microsoft.com/office/drawing/2010/main" val="0"/>
+                        </a:ext>
+                      </a:extLst>
+                    </a:blip>
+                    <a:srcRect/>
+                    <a:stretch>
+                      <a:fillRect/>
+                    </a:stretch>
+                  </pic:blipFill>
+                  <pic:spPr bwMode="auto">
+                    <a:xfrm>
+                      <a:off x="0" y="0"/>
+                      <a:ext cx="1441148" cy="727504"/>
+                    </a:xfrm>
+                    <a:prstGeom prst="rect">
+                      <a:avLst/>
+                    </a:prstGeom>
+                    <a:noFill/>
+                    <a:ln>
+                      <a:noFill/>
+                    </a:ln>
+                  </pic:spPr>
+                </pic:pic>
+              </a:graphicData>
+            </a:graphic>
+          </wp:inline>
+        </w:drawing>
+      </w:r>
+    </w:p>
+    <w:p>
+      <w:pPr>
+        <w:pStyle w:val="ListParagraph"/>
+        <w:numPr>
+          <w:ilvl w:val="0"/>
+          <w:numId w:val="3"/>
+        </w:numPr>
+        <w:jc w:val="both"/>
+        <w:rPr>
+          <w:rFonts w:ascii="Times New Roman" w:hAnsi="Times New Roman" w:cs="Times New Roman"/>
+        </w:rPr>
+      </w:pPr>
+      <w:r>
+        <w:rPr>
+          <w:rFonts w:ascii="Times New Roman" w:hAnsi="Times New Roman" w:cs="Times New Roman"/>
+        </w:rPr>
+        <w:lastRenderedPageBreak/>
+        <w:t>„component_type”: Ez a tábla tartalmazza az összes, előre össze szerelt (desktop) PC alkatrészek típusát. Kapcsolódik a „components” táblához az „id -&gt; type_id” mentén.</w:t>
+      </w:r>
+    </w:p>
+    <w:p>
+      <w:pPr>
+        <w:spacing w:before="120"/>
+        <w:ind w:left="1062" w:firstLine="3"/>
+        <w:jc w:val="both"/>
+        <w:rPr>
+          <w:rFonts w:ascii="Times New Roman" w:hAnsi="Times New Roman" w:cs="Times New Roman"/>
+        </w:rPr>
+      </w:pPr>
+      <w:r>
+        <w:rPr>
+          <w:rFonts w:ascii="Times New Roman" w:hAnsi="Times New Roman" w:cs="Times New Roman"/>
+          <w:noProof/>
+        </w:rPr>
+        <w:drawing>
+          <wp:inline distT="0" distB="0" distL="0" distR="0" wp14:anchorId="13B688F4" wp14:editId="2D641C16">
+            <wp:extent cx="1593303" cy="733425"/>
+            <wp:effectExtent l="0" t="0" r="6985" b="0"/>
+            <wp:docPr id="782854948" name="Picture 8"/>
+            <wp:cNvGraphicFramePr>
+              <a:graphicFrameLocks xmlns:a="http://schemas.openxmlformats.org/drawingml/2006/main" noChangeAspect="1"/>
+            </wp:cNvGraphicFramePr>
+            <a:graphic xmlns:a="http://schemas.openxmlformats.org/drawingml/2006/main">
+              <a:graphicData uri="http://schemas.openxmlformats.org/drawingml/2006/picture">
+                <pic:pic xmlns:pic="http://schemas.openxmlformats.org/drawingml/2006/picture">
+                  <pic:nvPicPr>
+                    <pic:cNvPr id="0" name="Picture 8"/>
+                    <pic:cNvPicPr>
+                      <a:picLocks noChangeAspect="1" noChangeArrowheads="1"/>
+                    </pic:cNvPicPr>
+                  </pic:nvPicPr>
+                  <pic:blipFill>
+                    <a:blip r:embed="rId15">
+                      <a:extLst>
+                        <a:ext uri="{28A0092B-C50C-407E-A947-70E740481C1C}">
+                          <a14:useLocalDpi xmlns:a14="http://schemas.microsoft.com/office/drawing/2010/main" val="0"/>
+                        </a:ext>
+                      </a:extLst>
+                    </a:blip>
+                    <a:srcRect/>
+                    <a:stretch>
+                      <a:fillRect/>
+                    </a:stretch>
+                  </pic:blipFill>
+                  <pic:spPr bwMode="auto">
+                    <a:xfrm>
+                      <a:off x="0" y="0"/>
+                      <a:ext cx="1596429" cy="734864"/>
+                    </a:xfrm>
+                    <a:prstGeom prst="rect">
+                      <a:avLst/>
+                    </a:prstGeom>
+                    <a:noFill/>
+                    <a:ln>
+                      <a:noFill/>
+                    </a:ln>
+                  </pic:spPr>
+                </pic:pic>
+              </a:graphicData>
+            </a:graphic>
+          </wp:inline>
+        </w:drawing>
+      </w:r>
+    </w:p>
+    <w:p>
+      <w:pPr>
+        <w:pStyle w:val="ListParagraph"/>
+        <w:numPr>
+          <w:ilvl w:val="0"/>
+          <w:numId w:val="3"/>
+        </w:numPr>
+        <w:jc w:val="both"/>
+        <w:rPr>
+          <w:rFonts w:ascii="Times New Roman" w:hAnsi="Times New Roman" w:cs="Times New Roman"/>
+        </w:rPr>
+      </w:pPr>
+      <w:r>
+        <w:rPr>
+          <w:rFonts w:ascii="Times New Roman" w:hAnsi="Times New Roman" w:cs="Times New Roman"/>
+        </w:rPr>
+        <w:t>„inventory_components”: Ez a tábla tárolja, hogy az adott alkatrésztből mennyi van készleten. Kapcsolódik a „components” táblához a „component_id -&gt; id” mentén.</w:t>
+      </w:r>
+    </w:p>
+    <w:p>
+      <w:pPr>
+        <w:ind w:left="1065"/>
+        <w:jc w:val="both"/>
+        <w:rPr>
+          <w:rFonts w:ascii="Times New Roman" w:hAnsi="Times New Roman" w:cs="Times New Roman"/>
+        </w:rPr>
+      </w:pPr>
+      <w:r>
+        <w:rPr>
+          <w:rFonts w:ascii="Times New Roman" w:hAnsi="Times New Roman" w:cs="Times New Roman"/>
+          <w:noProof/>
+        </w:rPr>
+        <w:drawing>
+          <wp:inline distT="0" distB="0" distL="0" distR="0" wp14:anchorId="62EC30B9" wp14:editId="36D5D0BB">
+            <wp:extent cx="1605606" cy="1285875"/>
+            <wp:effectExtent l="0" t="0" r="0" b="0"/>
+            <wp:docPr id="593909366" name="Picture 9"/>
+            <wp:cNvGraphicFramePr>
+              <a:graphicFrameLocks xmlns:a="http://schemas.openxmlformats.org/drawingml/2006/main" noChangeAspect="1"/>
+            </wp:cNvGraphicFramePr>
+            <a:graphic xmlns:a="http://schemas.openxmlformats.org/drawingml/2006/main">
+              <a:graphicData uri="http://schemas.openxmlformats.org/drawingml/2006/picture">
+                <pic:pic xmlns:pic="http://schemas.openxmlformats.org/drawingml/2006/picture">
+                  <pic:nvPicPr>
+                    <pic:cNvPr id="0" name="Picture 9"/>
+                    <pic:cNvPicPr>
+                      <a:picLocks noChangeAspect="1" noChangeArrowheads="1"/>
+                    </pic:cNvPicPr>
+                  </pic:nvPicPr>
+                  <pic:blipFill>
+                    <a:blip r:embed="rId16">
+                      <a:extLst>
+                        <a:ext uri="{28A0092B-C50C-407E-A947-70E740481C1C}">
+                          <a14:useLocalDpi xmlns:a14="http://schemas.microsoft.com/office/drawing/2010/main" val="0"/>
+                        </a:ext>
+                      </a:extLst>
+                    </a:blip>
+                    <a:srcRect/>
+                    <a:stretch>
+                      <a:fillRect/>
+                    </a:stretch>
+                  </pic:blipFill>
+                  <pic:spPr bwMode="auto">
+                    <a:xfrm>
+                      <a:off x="0" y="0"/>
+                      <a:ext cx="1612329" cy="1291260"/>
+                    </a:xfrm>
+                    <a:prstGeom prst="rect">
+                      <a:avLst/>
+                    </a:prstGeom>
+                    <a:noFill/>
+                    <a:ln>
+                      <a:noFill/>
+                    </a:ln>
+                  </pic:spPr>
+                </pic:pic>
+              </a:graphicData>
+            </a:graphic>
+          </wp:inline>
+        </w:drawing>
+      </w:r>
+    </w:p>
+    <w:p>
+      <w:pPr>
+        <w:pStyle w:val="ListParagraph"/>
+        <w:numPr>
+          <w:ilvl w:val="0"/>
+          <w:numId w:val="3"/>
+        </w:numPr>
+        <w:jc w:val="both"/>
+        <w:rPr>
+          <w:rFonts w:ascii="Times New Roman" w:hAnsi="Times New Roman" w:cs="Times New Roman"/>
+        </w:rPr>
+      </w:pPr>
+      <w:r>
+        <w:rPr>
+          <w:rFonts w:ascii="Times New Roman" w:hAnsi="Times New Roman" w:cs="Times New Roman"/>
+        </w:rPr>
+        <w:t>„orders”: Ez a tábla tárolja az összes rendelés adatát. Kapcsolódik az „order_items_p” táblához az „order_id -&gt; order_id” mentén, valamint kapcsolódik az „addresses” táblához a(z) „user_id -&gt; id” mentén.</w:t>
+      </w:r>
+    </w:p>
+    <w:p>
+      <w:pPr>
+        <w:ind w:left="1065"/>
+        <w:jc w:val="both"/>
+        <w:rPr>
+          <w:rFonts w:ascii="Times New Roman" w:hAnsi="Times New Roman" w:cs="Times New Roman"/>
+        </w:rPr>
+      </w:pPr>
+      <w:r>
+        <w:rPr>
+          <w:rFonts w:ascii="Times New Roman" w:hAnsi="Times New Roman" w:cs="Times New Roman"/>
+          <w:noProof/>
+        </w:rPr>
+        <w:drawing>
+          <wp:inline distT="0" distB="0" distL="0" distR="0" wp14:anchorId="2C5DF611" wp14:editId="453F9B99">
+            <wp:extent cx="1487067" cy="1714500"/>
+            <wp:effectExtent l="0" t="0" r="0" b="0"/>
+            <wp:docPr id="2027743975" name="Picture 10"/>
+            <wp:cNvGraphicFramePr>
+              <a:graphicFrameLocks xmlns:a="http://schemas.openxmlformats.org/drawingml/2006/main" noChangeAspect="1"/>
+            </wp:cNvGraphicFramePr>
+            <a:graphic xmlns:a="http://schemas.openxmlformats.org/drawingml/2006/main">
+              <a:graphicData uri="http://schemas.openxmlformats.org/drawingml/2006/picture">
+                <pic:pic xmlns:pic="http://schemas.openxmlformats.org/drawingml/2006/picture">
+                  <pic:nvPicPr>
+                    <pic:cNvPr id="0" name="Picture 10"/>
+                    <pic:cNvPicPr>
+                      <a:picLocks noChangeAspect="1" noChangeArrowheads="1"/>
+                    </pic:cNvPicPr>
+                  </pic:nvPicPr>
+                  <pic:blipFill>
+                    <a:blip r:embed="rId17">
+                      <a:extLst>
+                        <a:ext uri="{28A0092B-C50C-407E-A947-70E740481C1C}">
+                          <a14:useLocalDpi xmlns:a14="http://schemas.microsoft.com/office/drawing/2010/main" val="0"/>
+                        </a:ext>
+                      </a:extLst>
+                    </a:blip>
+                    <a:srcRect/>
+                    <a:stretch>
+                      <a:fillRect/>
+                    </a:stretch>
+                  </pic:blipFill>
+                  <pic:spPr bwMode="auto">
+                    <a:xfrm>
+                      <a:off x="0" y="0"/>
+                      <a:ext cx="1495117" cy="1723781"/>
+                    </a:xfrm>
+                    <a:prstGeom prst="rect">
+                      <a:avLst/>
+                    </a:prstGeom>
+                    <a:noFill/>
+                    <a:ln>
+                      <a:noFill/>
+                    </a:ln>
+                  </pic:spPr>
+                </pic:pic>
+              </a:graphicData>
+            </a:graphic>
+          </wp:inline>
+        </w:drawing>
+      </w:r>
+    </w:p>
+    <w:p>
+      <w:pPr>
+        <w:pStyle w:val="ListParagraph"/>
+        <w:numPr>
+          <w:ilvl w:val="0"/>
+          <w:numId w:val="3"/>
+        </w:numPr>
+        <w:jc w:val="both"/>
+        <w:rPr>
+          <w:rFonts w:ascii="Times New Roman" w:hAnsi="Times New Roman" w:cs="Times New Roman"/>
+        </w:rPr>
+      </w:pPr>
+      <w:r>
+        <w:rPr>
+          <w:rFonts w:ascii="Times New Roman" w:hAnsi="Times New Roman" w:cs="Times New Roman"/>
+        </w:rPr>
+        <w:t>„addresses”: Ez a tábla tárolja az összes megrendelés szállításii adatát. Kapcsolódik az „orders” táblához az „id -&gt; shipping_address_id” mentén, valamint a „users” táblához a(z) „user_id -&gt; id” mentén.</w:t>
+      </w:r>
+    </w:p>
+    <w:p>
+      <w:pPr>
+        <w:ind w:left="1065"/>
+        <w:jc w:val="both"/>
+        <w:rPr>
+          <w:rFonts w:ascii="Times New Roman" w:hAnsi="Times New Roman" w:cs="Times New Roman"/>
+        </w:rPr>
+      </w:pPr>
+      <w:r>
+        <w:rPr>
+          <w:rFonts w:ascii="Times New Roman" w:hAnsi="Times New Roman" w:cs="Times New Roman"/>
+          <w:noProof/>
+        </w:rPr>
+        <w:drawing>
+          <wp:inline distT="0" distB="0" distL="0" distR="0" wp14:anchorId="42D8962A" wp14:editId="217B2102">
+            <wp:extent cx="1428750" cy="1069989"/>
+            <wp:effectExtent l="0" t="0" r="0" b="0"/>
+            <wp:docPr id="661929918" name="Picture 11"/>
+            <wp:cNvGraphicFramePr>
+              <a:graphicFrameLocks xmlns:a="http://schemas.openxmlformats.org/drawingml/2006/main" noChangeAspect="1"/>
+            </wp:cNvGraphicFramePr>
+            <a:graphic xmlns:a="http://schemas.openxmlformats.org/drawingml/2006/main">
+              <a:graphicData uri="http://schemas.openxmlformats.org/drawingml/2006/picture">
+                <pic:pic xmlns:pic="http://schemas.openxmlformats.org/drawingml/2006/picture">
+                  <pic:nvPicPr>
+                    <pic:cNvPr id="0" name="Picture 11"/>
+                    <pic:cNvPicPr>
+                      <a:picLocks noChangeAspect="1" noChangeArrowheads="1"/>
+                    </pic:cNvPicPr>
+                  </pic:nvPicPr>
+                  <pic:blipFill>
+                    <a:blip r:embed="rId18">
+                      <a:extLst>
+                        <a:ext uri="{28A0092B-C50C-407E-A947-70E740481C1C}">
+                          <a14:useLocalDpi xmlns:a14="http://schemas.microsoft.com/office/drawing/2010/main" val="0"/>
+                        </a:ext>
+                      </a:extLst>
+                    </a:blip>
+                    <a:srcRect/>
+                    <a:stretch>
+                      <a:fillRect/>
+                    </a:stretch>
+                  </pic:blipFill>
+                  <pic:spPr bwMode="auto">
+                    <a:xfrm>
+                      <a:off x="0" y="0"/>
+                      <a:ext cx="1437854" cy="1076807"/>
+                    </a:xfrm>
+                    <a:prstGeom prst="rect">
+                      <a:avLst/>
+                    </a:prstGeom>
+                    <a:noFill/>
+                    <a:ln>
+                      <a:noFill/>
+                    </a:ln>
+                  </pic:spPr>
+                </pic:pic>
+              </a:graphicData>
+            </a:graphic>
+          </wp:inline>
+        </w:drawing>
+      </w:r>
+    </w:p>
+    <w:p>
+      <w:pPr>
+        <w:pStyle w:val="ListParagraph"/>
+        <w:numPr>
+          <w:ilvl w:val="0"/>
+          <w:numId w:val="3"/>
+        </w:numPr>
+        <w:jc w:val="both"/>
+        <w:rPr>
+          <w:rFonts w:ascii="Times New Roman" w:hAnsi="Times New Roman" w:cs="Times New Roman"/>
+        </w:rPr>
+      </w:pPr>
+      <w:r>
+        <w:rPr>
+          <w:rFonts w:ascii="Times New Roman" w:hAnsi="Times New Roman" w:cs="Times New Roman"/>
+        </w:rPr>
+        <w:t xml:space="preserve">„users”: Ez a tábla tárolja az összes felhasználó adatát. Kapcsolódik hozzá a „custom_builds”, </w:t>
+      </w:r>
+      <w:r>
+        <w:rPr>
+          <w:rFonts w:ascii="Times New Roman" w:hAnsi="Times New Roman" w:cs="Times New Roman"/>
+        </w:rPr>
+        <w:t>az „orders”, valamint az „addresses” tábla, mind az „id -&gt; user_id” mentén.</w:t>
+      </w:r>
+    </w:p>
+    <w:p>
+      <w:pPr>
+        <w:ind w:left="1065"/>
+        <w:jc w:val="both"/>
+        <w:rPr>
+          <w:rFonts w:ascii="Times New Roman" w:hAnsi="Times New Roman" w:cs="Times New Roman"/>
+        </w:rPr>
+      </w:pPr>
+      <w:r>
+        <w:rPr>
+          <w:rFonts w:ascii="Times New Roman" w:hAnsi="Times New Roman" w:cs="Times New Roman"/>
+          <w:noProof/>
+        </w:rPr>
+        <w:lastRenderedPageBreak/>
+        <w:drawing>
+          <wp:inline distT="0" distB="0" distL="0" distR="0" wp14:anchorId="37786182" wp14:editId="3F8094B2">
+            <wp:extent cx="1495425" cy="1155196"/>
+            <wp:effectExtent l="0" t="0" r="0" b="6985"/>
+            <wp:docPr id="2141189163" name="Picture 12"/>
+            <wp:cNvGraphicFramePr>
+              <a:graphicFrameLocks xmlns:a="http://schemas.openxmlformats.org/drawingml/2006/main" noChangeAspect="1"/>
+            </wp:cNvGraphicFramePr>
+            <a:graphic xmlns:a="http://schemas.openxmlformats.org/drawingml/2006/main">
+              <a:graphicData uri="http://schemas.openxmlformats.org/drawingml/2006/picture">
+                <pic:pic xmlns:pic="http://schemas.openxmlformats.org/drawingml/2006/picture">
+                  <pic:nvPicPr>
+                    <pic:cNvPr id="0" name="Picture 12"/>
+                    <pic:cNvPicPr>
+                      <a:picLocks noChangeAspect="1" noChangeArrowheads="1"/>
+                    </pic:cNvPicPr>
+                  </pic:nvPicPr>
+                  <pic:blipFill>
+                    <a:blip r:embed="rId19">
+                      <a:extLst>
+                        <a:ext uri="{28A0092B-C50C-407E-A947-70E740481C1C}">
+                          <a14:useLocalDpi xmlns:a14="http://schemas.microsoft.com/office/drawing/2010/main" val="0"/>
+                        </a:ext>
+                      </a:extLst>
+                    </a:blip>
+                    <a:srcRect/>
+                    <a:stretch>
+                      <a:fillRect/>
+                    </a:stretch>
+                  </pic:blipFill>
+                  <pic:spPr bwMode="auto">
+                    <a:xfrm>
+                      <a:off x="0" y="0"/>
+                      <a:ext cx="1508534" cy="1165322"/>
+                    </a:xfrm>
+                    <a:prstGeom prst="rect">
+                      <a:avLst/>
+                    </a:prstGeom>
+                    <a:noFill/>
+                    <a:ln>
+                      <a:noFill/>
+                    </a:ln>
+                  </pic:spPr>
+                </pic:pic>
+              </a:graphicData>
+            </a:graphic>
+          </wp:inline>
+        </w:drawing>
+      </w:r>
+    </w:p>
+    <w:p>
+      <w:pPr>
+        <w:pStyle w:val="ListParagraph"/>
+        <w:numPr>
+          <w:ilvl w:val="0"/>
+          <w:numId w:val="3"/>
+        </w:numPr>
+        <w:jc w:val="both"/>
+        <w:rPr>
+          <w:rFonts w:ascii="Times New Roman" w:hAnsi="Times New Roman" w:cs="Times New Roman"/>
+        </w:rPr>
+      </w:pPr>
+      <w:r>
+        <w:rPr>
+          <w:rFonts w:ascii="Times New Roman" w:hAnsi="Times New Roman" w:cs="Times New Roman"/>
+        </w:rPr>
+        <w:t>„build_components”: Ez a tábla tartalmazza az összes, előre össze szerelt gép alkatrészeit, legyen szó akár az általunk, akár a felhasználó által összeállított konfigurációról. Kapcsolódik hozzá a „components” tábla a „build_id -&gt; id” mentén, valamint a „custom_builds” a „build_id -&gt; build_id” mentén.</w:t>
+      </w:r>
+    </w:p>
+    <w:p>
+      <w:pPr>
+        <w:ind w:left="1065"/>
+        <w:jc w:val="both"/>
+        <w:rPr>
+          <w:rFonts w:ascii="Times New Roman" w:hAnsi="Times New Roman" w:cs="Times New Roman"/>
+        </w:rPr>
+      </w:pPr>
+      <w:r>
+        <w:rPr>
+          <w:rFonts w:ascii="Times New Roman" w:hAnsi="Times New Roman" w:cs="Times New Roman"/>
+          <w:noProof/>
+        </w:rPr>
+        <w:drawing>
+          <wp:inline distT="0" distB="0" distL="0" distR="0" wp14:anchorId="05183581" wp14:editId="5A7504CF">
+            <wp:extent cx="1671869" cy="1257300"/>
+            <wp:effectExtent l="0" t="0" r="5080" b="0"/>
+            <wp:docPr id="1416539297" name="Picture 13"/>
+            <wp:cNvGraphicFramePr>
+              <a:graphicFrameLocks xmlns:a="http://schemas.openxmlformats.org/drawingml/2006/main" noChangeAspect="1"/>
+            </wp:cNvGraphicFramePr>
+            <a:graphic xmlns:a="http://schemas.openxmlformats.org/drawingml/2006/main">
+              <a:graphicData uri="http://schemas.openxmlformats.org/drawingml/2006/picture">
+                <pic:pic xmlns:pic="http://schemas.openxmlformats.org/drawingml/2006/picture">
+                  <pic:nvPicPr>
+                    <pic:cNvPr id="0" name="Picture 13"/>
+                    <pic:cNvPicPr>
+                      <a:picLocks noChangeAspect="1" noChangeArrowheads="1"/>
+                    </pic:cNvPicPr>
+                  </pic:nvPicPr>
+                  <pic:blipFill>
+                    <a:blip r:embed="rId20">
+                      <a:extLst>
+                        <a:ext uri="{28A0092B-C50C-407E-A947-70E740481C1C}">
+                          <a14:useLocalDpi xmlns:a14="http://schemas.microsoft.com/office/drawing/2010/main" val="0"/>
+                        </a:ext>
+                      </a:extLst>
+                    </a:blip>
+                    <a:srcRect/>
+                    <a:stretch>
+                      <a:fillRect/>
+                    </a:stretch>
+                  </pic:blipFill>
+                  <pic:spPr bwMode="auto">
+                    <a:xfrm>
+                      <a:off x="0" y="0"/>
+                      <a:ext cx="1675715" cy="1260193"/>
+                    </a:xfrm>
+                    <a:prstGeom prst="rect">
+                      <a:avLst/>
+                    </a:prstGeom>
+                    <a:noFill/>
+                    <a:ln>
+                      <a:noFill/>
+                    </a:ln>
+                  </pic:spPr>
+                </pic:pic>
+              </a:graphicData>
+            </a:graphic>
+          </wp:inline>
+        </w:drawing>
+      </w:r>
+    </w:p>
+    <w:p>
+      <w:pPr>
+        <w:pStyle w:val="ListParagraph"/>
+        <w:numPr>
+          <w:ilvl w:val="0"/>
+          <w:numId w:val="3"/>
+        </w:numPr>
+        <w:jc w:val="both"/>
+        <w:rPr>
+          <w:rFonts w:ascii="Times New Roman" w:hAnsi="Times New Roman" w:cs="Times New Roman"/>
+        </w:rPr>
+      </w:pPr>
+      <w:r>
+        <w:rPr>
+          <w:rFonts w:ascii="Times New Roman" w:hAnsi="Times New Roman" w:cs="Times New Roman"/>
+        </w:rPr>
+        <w:t>„custom_builds”: Ez a tábla tartalmazza a felhasználó által összeállított konfigurációt. Kapcsolódik a „users” táblához a(z) „user_id -&gt; id” mentén, valamint a már fentebb említett módon a „build_components” táblához.</w:t>
+      </w:r>
+    </w:p>
+    <w:p>
+      <w:pPr>
+        <w:ind w:left="1065"/>
+        <w:jc w:val="both"/>
+        <w:rPr>
+          <w:rFonts w:ascii="Times New Roman" w:hAnsi="Times New Roman" w:cs="Times New Roman"/>
+        </w:rPr>
+      </w:pPr>
+      <w:r>
+        <w:rPr>
+          <w:rFonts w:ascii="Times New Roman" w:hAnsi="Times New Roman" w:cs="Times New Roman"/>
+          <w:noProof/>
+        </w:rPr>
+        <w:drawing>
+          <wp:inline distT="0" distB="0" distL="0" distR="0" wp14:anchorId="6DA01428" wp14:editId="40D36DAE">
+            <wp:extent cx="1581150" cy="1084938"/>
+            <wp:effectExtent l="0" t="0" r="0" b="1270"/>
+            <wp:docPr id="1976777178" name="Picture 15"/>
+            <wp:cNvGraphicFramePr>
+              <a:graphicFrameLocks xmlns:a="http://schemas.openxmlformats.org/drawingml/2006/main" noChangeAspect="1"/>
+            </wp:cNvGraphicFramePr>
+            <a:graphic xmlns:a="http://schemas.openxmlformats.org/drawingml/2006/main">
+              <a:graphicData uri="http://schemas.openxmlformats.org/drawingml/2006/picture">
+                <pic:pic xmlns:pic="http://schemas.openxmlformats.org/drawingml/2006/picture">
+                  <pic:nvPicPr>
+                    <pic:cNvPr id="0" name="Picture 15"/>
+                    <pic:cNvPicPr>
+                      <a:picLocks noChangeAspect="1" noChangeArrowheads="1"/>
+                    </pic:cNvPicPr>
+                  </pic:nvPicPr>
+                  <pic:blipFill>
+                    <a:blip r:embed="rId21">
+                      <a:extLst>
+                        <a:ext uri="{28A0092B-C50C-407E-A947-70E740481C1C}">
+                          <a14:useLocalDpi xmlns:a14="http://schemas.microsoft.com/office/drawing/2010/main" val="0"/>
+                        </a:ext>
+                      </a:extLst>
+                    </a:blip>
+                    <a:srcRect/>
+                    <a:stretch>
+                      <a:fillRect/>
+                    </a:stretch>
+                  </pic:blipFill>
+                  <pic:spPr bwMode="auto">
+                    <a:xfrm>
+                      <a:off x="0" y="0"/>
+                      <a:ext cx="1583905" cy="1086829"/>
+                    </a:xfrm>
+                    <a:prstGeom prst="rect">
+                      <a:avLst/>
+                    </a:prstGeom>
+                    <a:noFill/>
+                    <a:ln>
+                      <a:noFill/>
+                    </a:ln>
+                  </pic:spPr>
+                </pic:pic>
+              </a:graphicData>
+            </a:graphic>
+          </wp:inline>
+        </w:drawing>
+      </w:r>
+    </w:p>
+    <w:p>
+      <w:pPr>
+        <w:pStyle w:val="ListParagraph"/>
+        <w:numPr>
+          <w:ilvl w:val="0"/>
+          <w:numId w:val="3"/>
+        </w:numPr>
+        <w:jc w:val="both"/>
+        <w:rPr>
+          <w:rFonts w:ascii="Times New Roman" w:hAnsi="Times New Roman" w:cs="Times New Roman"/>
+        </w:rPr>
+      </w:pPr>
+      <w:r>
+        <w:rPr>
+          <w:rFonts w:ascii="Times New Roman" w:hAnsi="Times New Roman" w:cs="Times New Roman"/>
+        </w:rPr>
+        <w:t>„Deals”: Ez a tábla tartalmazza az oldalunkon aktuálisan elérhető kedvezményeit, csomagjait vagy kiemelt termékeit. Ez a tábla nem kapcsolódik semelyik másik táblához.</w:t>
+      </w:r>
+    </w:p>
+    <w:p>
+      <w:pPr>
+        <w:pStyle w:val="ListParagraph"/>
+        <w:ind w:left="1065"/>
+        <w:jc w:val="both"/>
+        <w:rPr>
+          <w:rFonts w:ascii="Times New Roman" w:hAnsi="Times New Roman" w:cs="Times New Roman"/>
+        </w:rPr>
+      </w:pPr>
+    </w:p>
+    <w:p>
+      <w:pPr>
+        <w:pStyle w:val="ListParagraph"/>
+        <w:ind w:left="1065"/>
+        <w:jc w:val="both"/>
+        <w:rPr>
+          <w:rFonts w:ascii="Times New Roman" w:hAnsi="Times New Roman" w:cs="Times New Roman"/>
+        </w:rPr>
+      </w:pPr>
+    </w:p>
+    <w:p>
+      <w:pPr>
+        <w:pStyle w:val="ListParagraph"/>
+        <w:ind w:left="1065"/>
+        <w:jc w:val="both"/>
+        <w:rPr>
+          <w:rFonts w:ascii="Times New Roman" w:hAnsi="Times New Roman" w:cs="Times New Roman"/>
+          <w:i/>
+          <w:iCs/>
+        </w:rPr>
+      </w:pPr>
+      <w:r>
+        <w:rPr>
+          <w:rFonts w:ascii="Times New Roman" w:hAnsi="Times New Roman" w:cs="Times New Roman"/>
+          <w:i/>
+          <w:iCs/>
+        </w:rPr>
+        <w:t xml:space="preserve">Megjegyzés: az adatbázis </w:t>
+      </w:r>
+      <w:r>
+        <w:rPr>
+          <w:rFonts w:ascii="Times New Roman" w:hAnsi="Times New Roman" w:cs="Times New Roman"/>
+          <w:i/>
+          <w:iCs/>
+        </w:rPr>
+        <w:t>némelyik</w:t>
+      </w:r>
+      <w:r>
+        <w:rPr>
+          <w:rFonts w:ascii="Times New Roman" w:hAnsi="Times New Roman" w:cs="Times New Roman"/>
+          <w:i/>
+          <w:iCs/>
+        </w:rPr>
+        <w:t xml:space="preserve"> táblája, így az „orders”, az „order_items_p” és az „addresses” egyelőre nem került felhasználásra, mivel ezek a táblák, a program jelenlegi állapotát nézve részei az egyik fentebb említett fejlesztési lehetőséghez tartoznak, viszont már beépítésre kerültek </w:t>
+      </w:r>
+      <w:r>
+        <w:rPr>
+          <w:rFonts w:ascii="Times New Roman" w:hAnsi="Times New Roman" w:cs="Times New Roman"/>
+          <w:i/>
+          <w:iCs/>
+        </w:rPr>
+        <w:t>az adatbázisba.</w:t>
+      </w:r>
+    </w:p>
+    <w:p>
+      <w:pPr>
+        <w:spacing w:before="8640"/>
+        <w:jc w:val="both"/>
+        <w:rPr>
+          <w:rFonts w:ascii="Times New Roman" w:hAnsi="Times New Roman" w:cs="Times New Roman"/>
+        </w:rPr>
+      </w:pPr>
+      <w:r>
+        <w:rPr>
+          <w:rFonts w:ascii="Times New Roman" w:hAnsi="Times New Roman" w:cs="Times New Roman"/>
+          <w:b/>
+          <w:bCs/>
+          <w:sz w:val="32"/>
+          <w:szCs w:val="32"/>
+        </w:rPr>
+        <w:lastRenderedPageBreak/>
+        <w:t>Feladatok felosztása</w:t>
+      </w:r>
+    </w:p>
+    <w:p>
+      <w:pPr>
+        <w:ind w:firstLine="705"/>
+        <w:jc w:val="both"/>
+        <w:rPr>
+          <w:rFonts w:ascii="Times New Roman" w:hAnsi="Times New Roman" w:cs="Times New Roman"/>
+        </w:rPr>
+      </w:pPr>
+      <w:r>
+        <w:rPr>
+          <w:rFonts w:ascii="Times New Roman" w:hAnsi="Times New Roman" w:cs="Times New Roman"/>
+        </w:rPr>
+        <w:t>Ebben a pontban felsoroltuk, kinek mi volt a feladata.</w:t>
+      </w:r>
+    </w:p>
+    <w:p>
+      <w:pPr>
+        <w:ind w:firstLine="705"/>
+        <w:jc w:val="both"/>
+        <w:rPr>
+          <w:rFonts w:ascii="Times New Roman" w:hAnsi="Times New Roman" w:cs="Times New Roman"/>
+          <w:b/>
+          <w:bCs/>
+          <w:sz w:val="28"/>
+          <w:szCs w:val="28"/>
+        </w:rPr>
+      </w:pPr>
+      <w:r>
+        <w:rPr>
+          <w:rFonts w:ascii="Times New Roman" w:hAnsi="Times New Roman" w:cs="Times New Roman"/>
+          <w:b/>
+          <w:bCs/>
+          <w:sz w:val="28"/>
+          <w:szCs w:val="28"/>
+        </w:rPr>
+        <w:t>Magyar Csaba:</w:t>
+      </w:r>
+    </w:p>
+    <w:p>
+      <w:pPr>
+        <w:pStyle w:val="ListParagraph"/>
+        <w:numPr>
+          <w:ilvl w:val="0"/>
+          <w:numId w:val="4"/>
+        </w:numPr>
+        <w:jc w:val="both"/>
+        <w:rPr>
+          <w:rFonts w:ascii="Times New Roman" w:hAnsi="Times New Roman" w:cs="Times New Roman"/>
+        </w:rPr>
+      </w:pPr>
+      <w:r>
+        <w:rPr>
+          <w:rFonts w:ascii="Times New Roman" w:hAnsi="Times New Roman" w:cs="Times New Roman"/>
+        </w:rPr>
+        <w:t>API fejlesztése</w:t>
+      </w:r>
+      <w:r>
+        <w:rPr>
+          <w:rFonts w:ascii="Times New Roman" w:hAnsi="Times New Roman" w:cs="Times New Roman"/>
+        </w:rPr>
+        <w:t>, minden táblára lebontva</w:t>
+      </w:r>
+      <w:r>
+        <w:rPr>
+          <w:rFonts w:ascii="Times New Roman" w:hAnsi="Times New Roman" w:cs="Times New Roman"/>
+        </w:rPr>
+        <w:t xml:space="preserve"> (nem Generic API-t használva)</w:t>
+      </w:r>
+    </w:p>
+    <w:p>
+      <w:pPr>
+        <w:pStyle w:val="ListParagraph"/>
+        <w:numPr>
+          <w:ilvl w:val="0"/>
+          <w:numId w:val="4"/>
+        </w:numPr>
+        <w:jc w:val="both"/>
+        <w:rPr>
+          <w:rFonts w:ascii="Times New Roman" w:hAnsi="Times New Roman" w:cs="Times New Roman"/>
+        </w:rPr>
+      </w:pPr>
+      <w:r>
+        <w:rPr>
+          <w:rFonts w:ascii="Times New Roman" w:hAnsi="Times New Roman" w:cs="Times New Roman"/>
+        </w:rPr>
+        <w:t>Adatbázis szerkezet létrehozása</w:t>
+      </w:r>
+      <w:r>
+        <w:rPr>
+          <w:rFonts w:ascii="Times New Roman" w:hAnsi="Times New Roman" w:cs="Times New Roman"/>
+        </w:rPr>
+        <w:t xml:space="preserve"> és tovább fejlesztése</w:t>
+      </w:r>
+    </w:p>
+    <w:p>
+      <w:pPr>
+        <w:pStyle w:val="ListParagraph"/>
+        <w:numPr>
+          <w:ilvl w:val="0"/>
+          <w:numId w:val="4"/>
+        </w:numPr>
+        <w:jc w:val="both"/>
+        <w:rPr>
+          <w:rFonts w:ascii="Times New Roman" w:hAnsi="Times New Roman" w:cs="Times New Roman"/>
+        </w:rPr>
+      </w:pPr>
+      <w:r>
+        <w:rPr>
+          <w:rFonts w:ascii="Times New Roman" w:hAnsi="Times New Roman" w:cs="Times New Roman"/>
+        </w:rPr>
+        <w:t>Főoldal</w:t>
+      </w:r>
+      <w:r>
+        <w:rPr>
+          <w:rFonts w:ascii="Times New Roman" w:hAnsi="Times New Roman" w:cs="Times New Roman"/>
+        </w:rPr>
+        <w:t xml:space="preserve"> kialakítása (design-t nem bele értve)</w:t>
+      </w:r>
+    </w:p>
+    <w:p>
+      <w:pPr>
+        <w:pStyle w:val="ListParagraph"/>
+        <w:numPr>
+          <w:ilvl w:val="0"/>
+          <w:numId w:val="4"/>
+        </w:numPr>
+        <w:jc w:val="both"/>
+        <w:rPr>
+          <w:rFonts w:ascii="Times New Roman" w:hAnsi="Times New Roman" w:cs="Times New Roman"/>
+        </w:rPr>
+      </w:pPr>
+      <w:r>
+        <w:rPr>
+          <w:rFonts w:ascii="Times New Roman" w:hAnsi="Times New Roman" w:cs="Times New Roman"/>
+        </w:rPr>
+        <w:t>Projekt rendszerezése</w:t>
+      </w:r>
+    </w:p>
+    <w:p>
+      <w:pPr>
+        <w:ind w:left="705"/>
+        <w:jc w:val="both"/>
+        <w:rPr>
+          <w:rFonts w:ascii="Times New Roman" w:hAnsi="Times New Roman" w:cs="Times New Roman"/>
+          <w:b/>
+          <w:bCs/>
+          <w:sz w:val="28"/>
+          <w:szCs w:val="28"/>
+        </w:rPr>
+      </w:pPr>
+      <w:r>
+        <w:rPr>
+          <w:rFonts w:ascii="Times New Roman" w:hAnsi="Times New Roman" w:cs="Times New Roman"/>
+          <w:b/>
+          <w:bCs/>
+          <w:sz w:val="28"/>
+          <w:szCs w:val="28"/>
+        </w:rPr>
+        <w:t>Rebe Dániel:</w:t>
+      </w:r>
+    </w:p>
+    <w:p>
+      <w:pPr>
+        <w:pStyle w:val="ListParagraph"/>
+        <w:numPr>
+          <w:ilvl w:val="0"/>
+          <w:numId w:val="4"/>
+        </w:numPr>
+        <w:jc w:val="both"/>
+        <w:rPr>
+          <w:rFonts w:ascii="Times New Roman" w:hAnsi="Times New Roman" w:cs="Times New Roman"/>
+        </w:rPr>
+      </w:pPr>
+      <w:r>
+        <w:rPr>
+          <w:rFonts w:ascii="Times New Roman" w:hAnsi="Times New Roman" w:cs="Times New Roman"/>
+        </w:rPr>
+        <w:t>Alap API létrehozása, mindent külön kezelve (nem Generic API-t használva)</w:t>
+      </w:r>
+    </w:p>
+    <w:p>
+      <w:pPr>
+        <w:pStyle w:val="ListParagraph"/>
+        <w:numPr>
+          <w:ilvl w:val="0"/>
+          <w:numId w:val="4"/>
+        </w:numPr>
+        <w:jc w:val="both"/>
+        <w:rPr>
+          <w:rFonts w:ascii="Times New Roman" w:hAnsi="Times New Roman" w:cs="Times New Roman"/>
+        </w:rPr>
+      </w:pPr>
+      <w:r>
+        <w:rPr>
+          <w:rFonts w:ascii="Times New Roman" w:hAnsi="Times New Roman" w:cs="Times New Roman"/>
+        </w:rPr>
+        <w:t>Frontend összekötése a Backend-del</w:t>
+      </w:r>
+    </w:p>
+    <w:p>
+      <w:pPr>
+        <w:pStyle w:val="ListParagraph"/>
+        <w:numPr>
+          <w:ilvl w:val="0"/>
+          <w:numId w:val="4"/>
+        </w:numPr>
+        <w:jc w:val="both"/>
+        <w:rPr>
+          <w:rFonts w:ascii="Times New Roman" w:hAnsi="Times New Roman" w:cs="Times New Roman"/>
+        </w:rPr>
+      </w:pPr>
+      <w:r>
+        <w:rPr>
+          <w:rFonts w:ascii="Times New Roman" w:hAnsi="Times New Roman" w:cs="Times New Roman"/>
+        </w:rPr>
+        <w:t>Frontend design kialakítása</w:t>
+      </w:r>
+    </w:p>
+    <w:p>
+      <w:pPr>
+        <w:pStyle w:val="ListParagraph"/>
+        <w:numPr>
+          <w:ilvl w:val="0"/>
+          <w:numId w:val="4"/>
+        </w:numPr>
+        <w:jc w:val="both"/>
+        <w:rPr>
+          <w:rFonts w:ascii="Times New Roman" w:hAnsi="Times New Roman" w:cs="Times New Roman"/>
+        </w:rPr>
+      </w:pPr>
+      <w:r>
+        <w:rPr>
+          <w:rFonts w:ascii="Times New Roman" w:hAnsi="Times New Roman" w:cs="Times New Roman"/>
+        </w:rPr>
+        <w:t>Frontend összes oldalának átültetése C-Sharp környezetbe</w:t>
+      </w:r>
+    </w:p>
+    <w:p>
+      <w:pPr>
+        <w:pStyle w:val="ListParagraph"/>
+        <w:numPr>
+          <w:ilvl w:val="0"/>
+          <w:numId w:val="4"/>
+        </w:numPr>
+        <w:jc w:val="both"/>
+        <w:rPr>
+          <w:rFonts w:ascii="Times New Roman" w:hAnsi="Times New Roman" w:cs="Times New Roman"/>
+        </w:rPr>
+      </w:pPr>
+      <w:r>
+        <w:rPr>
+          <w:rFonts w:ascii="Times New Roman" w:hAnsi="Times New Roman" w:cs="Times New Roman"/>
+        </w:rPr>
+        <w:t>Adatbázis szerkezet rendszerezése</w:t>
+      </w:r>
+    </w:p>
+    <w:p>
+      <w:pPr>
+        <w:pStyle w:val="ListParagraph"/>
+        <w:numPr>
+          <w:ilvl w:val="0"/>
+          <w:numId w:val="4"/>
+        </w:numPr>
+        <w:jc w:val="both"/>
+        <w:rPr>
+          <w:rFonts w:ascii="Times New Roman" w:hAnsi="Times New Roman" w:cs="Times New Roman"/>
+        </w:rPr>
+      </w:pPr>
+      <w:r>
+        <w:rPr>
+          <w:rFonts w:ascii="Times New Roman" w:hAnsi="Times New Roman" w:cs="Times New Roman"/>
+        </w:rPr>
+        <w:t>Alap projekt létrehozása</w:t>
+      </w:r>
+    </w:p>
+    <w:p>
+      <w:pPr>
+        <w:spacing w:before="8160"/>
+        <w:jc w:val="both"/>
+        <w:rPr>
+          <w:rFonts w:ascii="Times New Roman" w:hAnsi="Times New Roman" w:cs="Times New Roman"/>
+          <w:b/>
+          <w:bCs/>
+          <w:sz w:val="32"/>
+          <w:szCs w:val="32"/>
+        </w:rPr>
+      </w:pPr>
+      <w:r>
+        <w:rPr>
+          <w:rFonts w:ascii="Times New Roman" w:hAnsi="Times New Roman" w:cs="Times New Roman"/>
+          <w:b/>
+          <w:bCs/>
+          <w:sz w:val="32"/>
+          <w:szCs w:val="32"/>
+        </w:rPr>
+        <w:lastRenderedPageBreak/>
+        <w:t>Drótváz</w:t>
+      </w:r>
+      <w:r>
+        <w:rPr>
+          <w:rFonts w:ascii="Times New Roman" w:hAnsi="Times New Roman" w:cs="Times New Roman"/>
+          <w:b/>
+          <w:bCs/>
+          <w:sz w:val="32"/>
+          <w:szCs w:val="32"/>
+        </w:rPr>
+        <w:t>ak</w:t>
+      </w:r>
+      <w:r>
+        <w:rPr>
+          <w:rFonts w:ascii="Times New Roman" w:hAnsi="Times New Roman" w:cs="Times New Roman"/>
+          <w:b/>
+          <w:bCs/>
+          <w:sz w:val="32"/>
+          <w:szCs w:val="32"/>
+        </w:rPr>
+        <w:t>, valamint a design</w:t>
+      </w:r>
+      <w:r>
+        <w:rPr>
+          <w:rFonts w:ascii="Times New Roman" w:hAnsi="Times New Roman" w:cs="Times New Roman"/>
+          <w:b/>
+          <w:bCs/>
+          <w:sz w:val="32"/>
+          <w:szCs w:val="32"/>
+        </w:rPr>
+        <w:t>-ok</w:t>
+      </w:r>
+      <w:r>
+        <w:rPr>
+          <w:rFonts w:ascii="Times New Roman" w:hAnsi="Times New Roman" w:cs="Times New Roman"/>
+          <w:b/>
+          <w:bCs/>
+          <w:sz w:val="32"/>
+          <w:szCs w:val="32"/>
+        </w:rPr>
+        <w:t xml:space="preserve"> kép</w:t>
+      </w:r>
+      <w:r>
+        <w:rPr>
+          <w:rFonts w:ascii="Times New Roman" w:hAnsi="Times New Roman" w:cs="Times New Roman"/>
+          <w:b/>
+          <w:bCs/>
+          <w:sz w:val="32"/>
+          <w:szCs w:val="32"/>
+        </w:rPr>
+        <w:t>ekben</w:t>
+      </w:r>
+    </w:p>
+    <w:p>
+      <w:pPr>
+        <w:ind w:left="708"/>
+        <w:jc w:val="both"/>
+        <w:rPr>
+          <w:rFonts w:ascii="Times New Roman" w:hAnsi="Times New Roman" w:cs="Times New Roman"/>
+        </w:rPr>
+      </w:pPr>
+      <w:r>
+        <w:rPr>
+          <w:rFonts w:ascii="Times New Roman" w:hAnsi="Times New Roman" w:cs="Times New Roman"/>
+        </w:rPr>
+        <w:t>Weboldalunk drótvázáról, valamint design-járól készült kép is, amit itt láthat</w:t>
+      </w:r>
+      <w:r>
+        <w:rPr>
+          <w:rFonts w:ascii="Times New Roman" w:hAnsi="Times New Roman" w:cs="Times New Roman"/>
+        </w:rPr>
+        <w:t>. Oldalunk nem egyszer változott design-ját értve, valamint mivel a később elkészült oldalakról még nem készült sem kép, sem drótváz, így több oldalról készült kép és drótváz került beszúrásra</w:t>
+      </w:r>
+      <w:r>
+        <w:rPr>
+          <w:rFonts w:ascii="Times New Roman" w:hAnsi="Times New Roman" w:cs="Times New Roman"/>
+        </w:rPr>
+        <w:t>:</w:t>
+      </w:r>
+    </w:p>
+    <w:p>
+      <w:pPr>
+        <w:ind w:left="708"/>
+        <w:rPr>
+          <w:rFonts w:ascii="Times New Roman" w:hAnsi="Times New Roman" w:cs="Times New Roman"/>
+          <w:i/>
+          <w:iCs/>
+        </w:rPr>
+      </w:pPr>
+      <w:r>
+        <w:rPr>
+          <w:rFonts w:ascii="Times New Roman" w:hAnsi="Times New Roman" w:cs="Times New Roman"/>
+          <w:i/>
+          <w:iCs/>
+        </w:rPr>
+        <w:t>Főoldal design:</w:t>
+      </w:r>
+      <w:r>
+        <w:rPr>
+          <w:rFonts w:ascii="Times New Roman" w:hAnsi="Times New Roman" w:cs="Times New Roman"/>
+          <w:i/>
+          <w:iCs/>
+          <w:noProof/>
+        </w:rPr>
+        <w:drawing>
+          <wp:inline distT="0" distB="0" distL="0" distR="0" wp14:anchorId="76889183" wp14:editId="335D48A5">
+            <wp:extent cx="4607933" cy="3219450"/>
+            <wp:effectExtent l="0" t="0" r="2540" b="0"/>
+            <wp:docPr id="1960346288" name="Picture 5"/>
+            <wp:cNvGraphicFramePr>
+              <a:graphicFrameLocks xmlns:a="http://schemas.openxmlformats.org/drawingml/2006/main" noChangeAspect="1"/>
+            </wp:cNvGraphicFramePr>
+            <a:graphic xmlns:a="http://schemas.openxmlformats.org/drawingml/2006/main">
+              <a:graphicData uri="http://schemas.openxmlformats.org/drawingml/2006/picture">
+                <pic:pic xmlns:pic="http://schemas.openxmlformats.org/drawingml/2006/picture">
+                  <pic:nvPicPr>
+                    <pic:cNvPr id="0" name="Picture 5"/>
+                    <pic:cNvPicPr>
+                      <a:picLocks noChangeAspect="1" noChangeArrowheads="1"/>
+                    </pic:cNvPicPr>
+                  </pic:nvPicPr>
+                  <pic:blipFill>
+                    <a:blip r:embed="rId22" cstate="print">
+                      <a:extLst>
+                        <a:ext uri="{28A0092B-C50C-407E-A947-70E740481C1C}">
+                          <a14:useLocalDpi xmlns:a14="http://schemas.microsoft.com/office/drawing/2010/main" val="0"/>
+                        </a:ext>
+                      </a:extLst>
+                    </a:blip>
+                    <a:srcRect/>
+                    <a:stretch>
+                      <a:fillRect/>
+                    </a:stretch>
+                  </pic:blipFill>
+                  <pic:spPr bwMode="auto">
+                    <a:xfrm>
+                      <a:off x="0" y="0"/>
+                      <a:ext cx="4627641" cy="3233219"/>
+                    </a:xfrm>
+                    <a:prstGeom prst="rect">
+                      <a:avLst/>
+                    </a:prstGeom>
+                    <a:noFill/>
+                    <a:ln>
+                      <a:noFill/>
+                    </a:ln>
+                  </pic:spPr>
+                </pic:pic>
+              </a:graphicData>
+            </a:graphic>
+          </wp:inline>
+        </w:drawing>
+      </w:r>
+    </w:p>
+    <w:p>
+      <w:pPr>
+        <w:ind w:firstLine="708"/>
+        <w:rPr>
+          <w:rFonts w:ascii="Times New Roman" w:hAnsi="Times New Roman" w:cs="Times New Roman"/>
+          <w:i/>
+          <w:iCs/>
+        </w:rPr>
+      </w:pPr>
+      <w:r>
+        <w:rPr>
+          <w:rFonts w:ascii="Times New Roman" w:hAnsi="Times New Roman" w:cs="Times New Roman"/>
+          <w:i/>
+          <w:iCs/>
+        </w:rPr>
+        <w:t>Főoldal d</w:t>
+      </w:r>
+      <w:r>
+        <w:rPr>
+          <w:rFonts w:ascii="Times New Roman" w:hAnsi="Times New Roman" w:cs="Times New Roman"/>
+          <w:i/>
+          <w:iCs/>
+        </w:rPr>
+        <w:t>rótváz:</w:t>
+      </w:r>
+    </w:p>
+    <w:p>
+      <w:pPr>
+        <w:ind w:firstLine="708"/>
+        <w:rPr>
+          <w:rFonts w:ascii="Times New Roman" w:hAnsi="Times New Roman" w:cs="Times New Roman"/>
+          <w:noProof/>
+        </w:rPr>
+      </w:pPr>
+      <w:r>
+        <w:rPr>
+          <w:rFonts w:ascii="Times New Roman" w:hAnsi="Times New Roman" w:cs="Times New Roman"/>
+          <w:noProof/>
+        </w:rPr>
+        <w:t xml:space="preserve"> </w:t>
+      </w:r>
+      <w:r>
+        <w:rPr>
+          <w:rFonts w:ascii="Times New Roman" w:hAnsi="Times New Roman" w:cs="Times New Roman"/>
+          <w:i/>
+          <w:iCs/>
+          <w:noProof/>
+        </w:rPr>
+        <w:drawing>
+          <wp:inline distT="0" distB="0" distL="0" distR="0" wp14:anchorId="06C87502" wp14:editId="5F6DC57E">
+            <wp:extent cx="4562475" cy="3036614"/>
+            <wp:effectExtent l="0" t="0" r="0" b="0"/>
+            <wp:docPr id="528591981" name="Picture 2"/>
+            <wp:cNvGraphicFramePr>
+              <a:graphicFrameLocks xmlns:a="http://schemas.openxmlformats.org/drawingml/2006/main" noChangeAspect="1"/>
+            </wp:cNvGraphicFramePr>
+            <a:graphic xmlns:a="http://schemas.openxmlformats.org/drawingml/2006/main">
+              <a:graphicData uri="http://schemas.openxmlformats.org/drawingml/2006/picture">
+                <pic:pic xmlns:pic="http://schemas.openxmlformats.org/drawingml/2006/picture">
+                  <pic:nvPicPr>
+                    <pic:cNvPr id="0" name="Picture 2"/>
+                    <pic:cNvPicPr>
+                      <a:picLocks noChangeAspect="1" noChangeArrowheads="1"/>
+                    </pic:cNvPicPr>
+                  </pic:nvPicPr>
+                  <pic:blipFill>
+                    <a:blip r:embed="rId23" cstate="print">
+                      <a:extLst>
+                        <a:ext uri="{28A0092B-C50C-407E-A947-70E740481C1C}">
+                          <a14:useLocalDpi xmlns:a14="http://schemas.microsoft.com/office/drawing/2010/main" val="0"/>
+                        </a:ext>
+                      </a:extLst>
+                    </a:blip>
+                    <a:srcRect/>
+                    <a:stretch>
+                      <a:fillRect/>
+                    </a:stretch>
+                  </pic:blipFill>
+                  <pic:spPr bwMode="auto">
+                    <a:xfrm>
+                      <a:off x="0" y="0"/>
+                      <a:ext cx="4570269" cy="3041801"/>
+                    </a:xfrm>
+                    <a:prstGeom prst="rect">
+                      <a:avLst/>
+                    </a:prstGeom>
+                    <a:noFill/>
+                    <a:ln>
+                      <a:noFill/>
+                    </a:ln>
+                  </pic:spPr>
+                </pic:pic>
+              </a:graphicData>
+            </a:graphic>
+          </wp:inline>
+        </w:drawing>
+      </w:r>
+    </w:p>
+    <w:p>
+      <w:pPr>
+        <w:spacing w:before="480"/>
+        <w:ind w:left="708"/>
+        <w:rPr>
+          <w:rFonts w:ascii="Times New Roman" w:hAnsi="Times New Roman" w:cs="Times New Roman"/>
+          <w:i/>
+          <w:iCs/>
+          <w:noProof/>
+        </w:rPr>
+      </w:pPr>
+      <w:r>
+        <w:rPr>
+          <w:rFonts w:ascii="Times New Roman" w:hAnsi="Times New Roman" w:cs="Times New Roman"/>
+          <w:i/>
+          <w:iCs/>
+          <w:noProof/>
+        </w:rPr>
+        <w:lastRenderedPageBreak/>
+        <w:t>Konfiguráció összeállító design:</w:t>
+      </w:r>
+      <w:r>
+        <w:rPr>
+          <w:rFonts w:ascii="Times New Roman" w:hAnsi="Times New Roman" w:cs="Times New Roman"/>
+          <w:i/>
+          <w:iCs/>
+          <w:noProof/>
+        </w:rPr>
+        <w:drawing>
+          <wp:inline distT="0" distB="0" distL="0" distR="0" wp14:anchorId="6EDFEE80" wp14:editId="37903C12">
+            <wp:extent cx="4714079" cy="2333625"/>
+            <wp:effectExtent l="0" t="0" r="0" b="0"/>
+            <wp:docPr id="1621173440" name="Picture 3"/>
+            <wp:cNvGraphicFramePr>
+              <a:graphicFrameLocks xmlns:a="http://schemas.openxmlformats.org/drawingml/2006/main" noChangeAspect="1"/>
+            </wp:cNvGraphicFramePr>
+            <a:graphic xmlns:a="http://schemas.openxmlformats.org/drawingml/2006/main">
+              <a:graphicData uri="http://schemas.openxmlformats.org/drawingml/2006/picture">
+                <pic:pic xmlns:pic="http://schemas.openxmlformats.org/drawingml/2006/picture">
+                  <pic:nvPicPr>
+                    <pic:cNvPr id="0" name="Picture 3"/>
+                    <pic:cNvPicPr>
+                      <a:picLocks noChangeAspect="1" noChangeArrowheads="1"/>
+                    </pic:cNvPicPr>
+                  </pic:nvPicPr>
+                  <pic:blipFill>
+                    <a:blip r:embed="rId24" cstate="print">
+                      <a:extLst>
+                        <a:ext uri="{28A0092B-C50C-407E-A947-70E740481C1C}">
+                          <a14:useLocalDpi xmlns:a14="http://schemas.microsoft.com/office/drawing/2010/main" val="0"/>
+                        </a:ext>
+                      </a:extLst>
+                    </a:blip>
+                    <a:srcRect/>
+                    <a:stretch>
+                      <a:fillRect/>
+                    </a:stretch>
+                  </pic:blipFill>
+                  <pic:spPr bwMode="auto">
+                    <a:xfrm>
+                      <a:off x="0" y="0"/>
+                      <a:ext cx="4725580" cy="2339318"/>
+                    </a:xfrm>
+                    <a:prstGeom prst="rect">
+                      <a:avLst/>
+                    </a:prstGeom>
+                    <a:noFill/>
+                    <a:ln>
+                      <a:noFill/>
+                    </a:ln>
+                  </pic:spPr>
+                </pic:pic>
+              </a:graphicData>
+            </a:graphic>
+          </wp:inline>
+        </w:drawing>
+      </w:r>
+    </w:p>
+    <w:p>
+      <w:pPr>
+        <w:spacing w:before="240"/>
+        <w:ind w:left="708"/>
+        <w:rPr>
+          <w:rFonts w:ascii="Times New Roman" w:hAnsi="Times New Roman" w:cs="Times New Roman"/>
+          <w:i/>
+          <w:iCs/>
+          <w:noProof/>
+        </w:rPr>
+      </w:pPr>
+      <w:r>
+        <w:rPr>
+          <w:rFonts w:ascii="Times New Roman" w:hAnsi="Times New Roman" w:cs="Times New Roman"/>
+          <w:i/>
+          <w:iCs/>
+          <w:noProof/>
+        </w:rPr>
+        <w:t>Konfiguráció összeállító drótváz:</w:t>
+      </w:r>
+      <w:r>
+        <w:rPr>
+          <w:rFonts w:ascii="Times New Roman" w:hAnsi="Times New Roman" w:cs="Times New Roman"/>
+          <w:i/>
+          <w:iCs/>
+          <w:noProof/>
+        </w:rPr>
+        <w:drawing>
+          <wp:inline distT="0" distB="0" distL="0" distR="0" wp14:anchorId="2A0F94DA" wp14:editId="4CD8E32E">
+            <wp:extent cx="4737005" cy="3152775"/>
+            <wp:effectExtent l="0" t="0" r="6985" b="0"/>
+            <wp:docPr id="838833452" name="Picture 4"/>
+            <wp:cNvGraphicFramePr>
+              <a:graphicFrameLocks xmlns:a="http://schemas.openxmlformats.org/drawingml/2006/main" noChangeAspect="1"/>
+            </wp:cNvGraphicFramePr>
+            <a:graphic xmlns:a="http://schemas.openxmlformats.org/drawingml/2006/main">
+              <a:graphicData uri="http://schemas.openxmlformats.org/drawingml/2006/picture">
+                <pic:pic xmlns:pic="http://schemas.openxmlformats.org/drawingml/2006/picture">
+                  <pic:nvPicPr>
+                    <pic:cNvPr id="0" name="Picture 4"/>
+                    <pic:cNvPicPr>
+                      <a:picLocks noChangeAspect="1" noChangeArrowheads="1"/>
+                    </pic:cNvPicPr>
+                  </pic:nvPicPr>
+                  <pic:blipFill>
+                    <a:blip r:embed="rId25" cstate="print">
+                      <a:extLst>
+                        <a:ext uri="{28A0092B-C50C-407E-A947-70E740481C1C}">
+                          <a14:useLocalDpi xmlns:a14="http://schemas.microsoft.com/office/drawing/2010/main" val="0"/>
+                        </a:ext>
+                      </a:extLst>
+                    </a:blip>
+                    <a:srcRect/>
+                    <a:stretch>
+                      <a:fillRect/>
+                    </a:stretch>
+                  </pic:blipFill>
+                  <pic:spPr bwMode="auto">
+                    <a:xfrm>
+                      <a:off x="0" y="0"/>
+                      <a:ext cx="4744624" cy="3157846"/>
+                    </a:xfrm>
+                    <a:prstGeom prst="rect">
+                      <a:avLst/>
+                    </a:prstGeom>
+                    <a:noFill/>
+                    <a:ln>
+                      <a:noFill/>
+                    </a:ln>
+                  </pic:spPr>
+                </pic:pic>
+              </a:graphicData>
+            </a:graphic>
+          </wp:inline>
+        </w:drawing>
+      </w:r>
+    </w:p>
+    <w:p>
+      <w:pPr>
+        <w:spacing w:before="4200"/>
+        <w:ind w:left="708"/>
+        <w:rPr>
+          <w:rFonts w:ascii="Times New Roman" w:hAnsi="Times New Roman" w:cs="Times New Roman"/>
+          <w:i/>
+          <w:iCs/>
+          <w:noProof/>
+        </w:rPr>
+      </w:pPr>
+      <w:r>
+        <w:rPr>
+          <w:rFonts w:ascii="Times New Roman" w:hAnsi="Times New Roman" w:cs="Times New Roman"/>
+          <w:i/>
+          <w:iCs/>
+          <w:noProof/>
+        </w:rPr>
+        <w:lastRenderedPageBreak/>
+        <w:t>Regisztációs oldal design:</w:t>
+      </w:r>
+      <w:r>
+        <w:rPr>
+          <w:rFonts w:ascii="Times New Roman" w:hAnsi="Times New Roman" w:cs="Times New Roman"/>
+          <w:i/>
+          <w:iCs/>
+          <w:noProof/>
+        </w:rPr>
+        <w:drawing>
+          <wp:inline distT="0" distB="0" distL="0" distR="0" wp14:anchorId="07738045" wp14:editId="22E8823B">
+            <wp:extent cx="4868008" cy="2409825"/>
+            <wp:effectExtent l="0" t="0" r="8890" b="0"/>
+            <wp:docPr id="1351300380" name="Picture 6"/>
+            <wp:cNvGraphicFramePr>
+              <a:graphicFrameLocks xmlns:a="http://schemas.openxmlformats.org/drawingml/2006/main" noChangeAspect="1"/>
+            </wp:cNvGraphicFramePr>
+            <a:graphic xmlns:a="http://schemas.openxmlformats.org/drawingml/2006/main">
+              <a:graphicData uri="http://schemas.openxmlformats.org/drawingml/2006/picture">
+                <pic:pic xmlns:pic="http://schemas.openxmlformats.org/drawingml/2006/picture">
+                  <pic:nvPicPr>
+                    <pic:cNvPr id="0" name="Picture 6"/>
+                    <pic:cNvPicPr>
+                      <a:picLocks noChangeAspect="1" noChangeArrowheads="1"/>
+                    </pic:cNvPicPr>
+                  </pic:nvPicPr>
+                  <pic:blipFill>
+                    <a:blip r:embed="rId26" cstate="print">
+                      <a:extLst>
+                        <a:ext uri="{28A0092B-C50C-407E-A947-70E740481C1C}">
+                          <a14:useLocalDpi xmlns:a14="http://schemas.microsoft.com/office/drawing/2010/main" val="0"/>
+                        </a:ext>
+                      </a:extLst>
+                    </a:blip>
+                    <a:srcRect/>
+                    <a:stretch>
+                      <a:fillRect/>
+                    </a:stretch>
+                  </pic:blipFill>
+                  <pic:spPr bwMode="auto">
+                    <a:xfrm>
+                      <a:off x="0" y="0"/>
+                      <a:ext cx="4877715" cy="2414630"/>
+                    </a:xfrm>
+                    <a:prstGeom prst="rect">
+                      <a:avLst/>
+                    </a:prstGeom>
+                    <a:noFill/>
+                    <a:ln>
+                      <a:noFill/>
+                    </a:ln>
+                  </pic:spPr>
+                </pic:pic>
+              </a:graphicData>
+            </a:graphic>
+          </wp:inline>
+        </w:drawing>
+      </w:r>
+    </w:p>
+    <w:p>
+      <w:pPr>
+        <w:spacing w:before="240"/>
+        <w:ind w:left="708"/>
+        <w:rPr>
+          <w:rFonts w:ascii="Times New Roman" w:hAnsi="Times New Roman" w:cs="Times New Roman"/>
+          <w:i/>
+          <w:iCs/>
+          <w:noProof/>
+        </w:rPr>
+      </w:pPr>
+      <w:r>
+        <w:rPr>
+          <w:rFonts w:ascii="Times New Roman" w:hAnsi="Times New Roman" w:cs="Times New Roman"/>
+          <w:i/>
+          <w:iCs/>
+          <w:noProof/>
+        </w:rPr>
+        <w:t>Regisztrációs oldal drótváz:</w:t>
+      </w:r>
+    </w:p>
+    <w:p>
+      <w:pPr>
+        <w:spacing w:before="240"/>
+        <w:ind w:left="708"/>
+        <w:rPr>
+          <w:rFonts w:ascii="Times New Roman" w:hAnsi="Times New Roman" w:cs="Times New Roman"/>
+          <w:i/>
+          <w:iCs/>
+        </w:rPr>
+      </w:pPr>
+      <w:r>
+        <w:rPr>
+          <w:rFonts w:ascii="Times New Roman" w:hAnsi="Times New Roman" w:cs="Times New Roman"/>
+          <w:i/>
+          <w:iCs/>
+          <w:noProof/>
+        </w:rPr>
+        <w:drawing>
+          <wp:inline distT="0" distB="0" distL="0" distR="0" wp14:anchorId="7C053275" wp14:editId="6E508AC4">
+            <wp:extent cx="4851495" cy="3228975"/>
+            <wp:effectExtent l="0" t="0" r="6350" b="0"/>
+            <wp:docPr id="298633383" name="Picture 7"/>
+            <wp:cNvGraphicFramePr>
+              <a:graphicFrameLocks xmlns:a="http://schemas.openxmlformats.org/drawingml/2006/main" noChangeAspect="1"/>
+            </wp:cNvGraphicFramePr>
+            <a:graphic xmlns:a="http://schemas.openxmlformats.org/drawingml/2006/main">
+              <a:graphicData uri="http://schemas.openxmlformats.org/drawingml/2006/picture">
+                <pic:pic xmlns:pic="http://schemas.openxmlformats.org/drawingml/2006/picture">
+                  <pic:nvPicPr>
+                    <pic:cNvPr id="0" name="Picture 7"/>
+                    <pic:cNvPicPr>
+                      <a:picLocks noChangeAspect="1" noChangeArrowheads="1"/>
+                    </pic:cNvPicPr>
+                  </pic:nvPicPr>
+                  <pic:blipFill>
+                    <a:blip r:embed="rId27" cstate="print">
+                      <a:extLst>
+                        <a:ext uri="{28A0092B-C50C-407E-A947-70E740481C1C}">
+                          <a14:useLocalDpi xmlns:a14="http://schemas.microsoft.com/office/drawing/2010/main" val="0"/>
+                        </a:ext>
+                      </a:extLst>
+                    </a:blip>
+                    <a:srcRect/>
+                    <a:stretch>
+                      <a:fillRect/>
+                    </a:stretch>
+                  </pic:blipFill>
+                  <pic:spPr bwMode="auto">
+                    <a:xfrm>
+                      <a:off x="0" y="0"/>
+                      <a:ext cx="4858436" cy="3233595"/>
+                    </a:xfrm>
+                    <a:prstGeom prst="rect">
+                      <a:avLst/>
+                    </a:prstGeom>
+                    <a:noFill/>
+                    <a:ln>
+                      <a:noFill/>
+                    </a:ln>
+                  </pic:spPr>
+                </pic:pic>
+              </a:graphicData>
+            </a:graphic>
+          </wp:inline>
+        </w:drawing>
+      </w:r>
+    </w:p>
+    <w:p>
+      <w:pPr>
+        <w:spacing w:before="240"/>
+        <w:ind w:left="708"/>
+        <w:jc w:val="both"/>
+        <w:rPr>
+          <w:rFonts w:ascii="Times New Roman" w:hAnsi="Times New Roman" w:cs="Times New Roman"/>
+          <w:i/>
+          <w:iCs/>
+        </w:rPr>
+      </w:pPr>
+      <w:r>
+        <w:rPr>
+          <w:rFonts w:ascii="Times New Roman" w:hAnsi="Times New Roman" w:cs="Times New Roman"/>
+          <w:i/>
+          <w:iCs/>
+        </w:rPr>
+        <w:t>Megjegyzés: az oldalak design-jairól készült képek a Windows-ba épített képmetszővel készültek, a drótváz képek generatív AI-t használva jöhettek létre, azonban a mesterséges intelligencia nem változtatott a</w:t>
+      </w:r>
+      <w:r>
+        <w:rPr>
+          <w:rFonts w:ascii="Times New Roman" w:hAnsi="Times New Roman" w:cs="Times New Roman"/>
+          <w:i/>
+          <w:iCs/>
+        </w:rPr>
+        <w:t xml:space="preserve"> drótvázakon</w:t>
+      </w:r>
+      <w:r>
+        <w:rPr>
+          <w:rFonts w:ascii="Times New Roman" w:hAnsi="Times New Roman" w:cs="Times New Roman"/>
+          <w:i/>
+          <w:iCs/>
+        </w:rPr>
+        <w:t xml:space="preserve"> tartalm</w:t>
+      </w:r>
+      <w:r>
+        <w:rPr>
+          <w:rFonts w:ascii="Times New Roman" w:hAnsi="Times New Roman" w:cs="Times New Roman"/>
+          <w:i/>
+          <w:iCs/>
+        </w:rPr>
+        <w:t>a</w:t>
+      </w:r>
+      <w:r>
+        <w:rPr>
+          <w:rFonts w:ascii="Times New Roman" w:hAnsi="Times New Roman" w:cs="Times New Roman"/>
+          <w:i/>
+          <w:iCs/>
+        </w:rPr>
+        <w:t>t</w:t>
+      </w:r>
+      <w:r>
+        <w:rPr>
+          <w:rFonts w:ascii="Times New Roman" w:hAnsi="Times New Roman" w:cs="Times New Roman"/>
+          <w:i/>
+          <w:iCs/>
+        </w:rPr>
+        <w:t xml:space="preserve"> tekintve.</w:t>
+      </w:r>
+    </w:p>
+    <w:p>
+      <w:pPr>
+        <w:spacing w:before="8160"/>
+        <w:jc w:val="both"/>
+        <w:rPr>
+          <w:rFonts w:ascii="Times New Roman" w:hAnsi="Times New Roman" w:cs="Times New Roman"/>
+          <w:b/>
+          <w:bCs/>
+          <w:sz w:val="32"/>
+          <w:szCs w:val="32"/>
+        </w:rPr>
+      </w:pPr>
+      <w:r>
+        <w:rPr>
+          <w:rFonts w:ascii="Times New Roman" w:hAnsi="Times New Roman" w:cs="Times New Roman"/>
+          <w:b/>
+          <w:bCs/>
+          <w:sz w:val="32"/>
+          <w:szCs w:val="32"/>
+        </w:rPr>
+        <w:lastRenderedPageBreak/>
+        <w:t>Tesztelés leírása, tesztdokumentáció</w:t>
+      </w:r>
+    </w:p>
+    <w:p>
+      <w:pPr>
+        <w:spacing w:before="240"/>
+        <w:ind w:left="708"/>
+        <w:jc w:val="both"/>
+        <w:rPr>
+          <w:rFonts w:ascii="Times New Roman" w:hAnsi="Times New Roman" w:cs="Times New Roman"/>
+        </w:rPr>
+      </w:pPr>
+      <w:r>
+        <w:rPr>
+          <w:rFonts w:ascii="Times New Roman" w:hAnsi="Times New Roman" w:cs="Times New Roman"/>
+        </w:rPr>
+        <w:t xml:space="preserve">A tesztelés során több, különböző környezetben, operációs rendszeren, böngészőben és képfelbontásban lett kipróbálva annak érdekében, hogy bebizonyosdjunk arról, hogy a programunk bármilyen környezetben zökkenőmentesen, reszponzívan működjön a teljes program. A tesztelést legfőképp Windows 10 és Windows 11-es környezetben teszteltük, aminek egyszerű oka, hogy ezen az operációs rendszeren készült weboldalunk fejlesztése, azonban mobil eszközön, Android rendszeren is tesztelésre került, ahhol </w:t>
+      </w:r>
+      <w:r>
+        <w:rPr>
+          <w:rFonts w:ascii="Times New Roman" w:hAnsi="Times New Roman" w:cs="Times New Roman"/>
+        </w:rPr>
+        <w:t xml:space="preserve">a reszponzivitás, valamint funkcionalítás szintén tökéletesen működött. Oldalunk reszponzivitásáért bootstrap.css stíluslap felel, ennek használatával értük el, hogy weboldalunk navigációs sávja (ún. Navbar-ja) kisebb felbontásokon, vagy jobban össze nyomott kijelzőkön is zökkenő mentesen működjön, lenyíló menüként, valamint az oldal összes szekciója, leírása, gombja és felülete is igazodni tudjon a különböző képernyő méretekhez és felbontásokhoz. </w:t>
+      </w:r>
+    </w:p>
+    <w:p>
+      <w:pPr>
+        <w:spacing w:before="240"/>
+        <w:ind w:left="708"/>
+        <w:jc w:val="both"/>
+        <w:rPr>
+          <w:rFonts w:ascii="Times New Roman" w:hAnsi="Times New Roman" w:cs="Times New Roman"/>
+          <w:i/>
+          <w:iCs/>
+          <w:noProof/>
+        </w:rPr>
+      </w:pPr>
+      <w:r>
+        <w:rPr>
+          <w:rFonts w:ascii="Times New Roman" w:hAnsi="Times New Roman" w:cs="Times New Roman"/>
+          <w:i/>
+          <w:iCs/>
+          <w:noProof/>
+        </w:rPr>
+        <w:t>Navigációs sáv kódja, bootsrap elemeket tartalmazva:</w:t>
+      </w:r>
+    </w:p>
+    <w:p>
+      <w:pPr>
+        <w:spacing w:before="240"/>
+        <w:ind w:left="708"/>
+        <w:jc w:val="both"/>
+        <w:rPr>
+          <w:rFonts w:ascii="Times New Roman" w:hAnsi="Times New Roman" w:cs="Times New Roman"/>
+        </w:rPr>
+      </w:pPr>
+      <w:r>
+        <w:rPr>
+          <w:rFonts w:ascii="Times New Roman" w:hAnsi="Times New Roman" w:cs="Times New Roman"/>
+          <w:i/>
+          <w:iCs/>
+          <w:noProof/>
+        </w:rPr>
+        <w:drawing>
+          <wp:inline distT="0" distB="0" distL="0" distR="0" wp14:anchorId="683630AE" wp14:editId="55393BBC">
+            <wp:extent cx="5324475" cy="1057843"/>
+            <wp:effectExtent l="0" t="0" r="0" b="9525"/>
+            <wp:docPr id="538343945" name="Picture 1"/>
+            <wp:cNvGraphicFramePr>
+              <a:graphicFrameLocks xmlns:a="http://schemas.openxmlformats.org/drawingml/2006/main" noChangeAspect="1"/>
+            </wp:cNvGraphicFramePr>
+            <a:graphic xmlns:a="http://schemas.openxmlformats.org/drawingml/2006/main">
+              <a:graphicData uri="http://schemas.openxmlformats.org/drawingml/2006/picture">
+                <pic:pic xmlns:pic="http://schemas.openxmlformats.org/drawingml/2006/picture">
+                  <pic:nvPicPr>
+                    <pic:cNvPr id="0" name="Picture 1"/>
+                    <pic:cNvPicPr>
+                      <a:picLocks noChangeAspect="1" noChangeArrowheads="1"/>
+                    </pic:cNvPicPr>
+                  </pic:nvPicPr>
+                  <pic:blipFill>
+                    <a:blip r:embed="rId28">
+                      <a:extLst>
+                        <a:ext uri="{28A0092B-C50C-407E-A947-70E740481C1C}">
+                          <a14:useLocalDpi xmlns:a14="http://schemas.microsoft.com/office/drawing/2010/main" val="0"/>
+                        </a:ext>
+                      </a:extLst>
+                    </a:blip>
+                    <a:srcRect/>
+                    <a:stretch>
+                      <a:fillRect/>
+                    </a:stretch>
+                  </pic:blipFill>
+                  <pic:spPr bwMode="auto">
+                    <a:xfrm>
+                      <a:off x="0" y="0"/>
+                      <a:ext cx="5352823" cy="1063475"/>
+                    </a:xfrm>
+                    <a:prstGeom prst="rect">
+                      <a:avLst/>
+                    </a:prstGeom>
+                    <a:noFill/>
+                    <a:ln>
+                      <a:noFill/>
+                    </a:ln>
+                  </pic:spPr>
+                </pic:pic>
+              </a:graphicData>
+            </a:graphic>
+          </wp:inline>
+        </w:drawing>
+      </w:r>
+    </w:p>
+    <w:p>
+      <w:pPr>
+        <w:spacing w:before="240"/>
+        <w:ind w:left="708"/>
+        <w:jc w:val="both"/>
+        <w:rPr>
+          <w:rFonts w:ascii="Times New Roman" w:hAnsi="Times New Roman" w:cs="Times New Roman"/>
+          <w:i/>
+          <w:iCs/>
+          <w:noProof/>
+        </w:rPr>
+      </w:pPr>
+      <w:r>
+        <w:rPr>
+          <w:rFonts w:ascii="Times New Roman" w:hAnsi="Times New Roman" w:cs="Times New Roman"/>
+          <w:i/>
+          <w:iCs/>
+          <w:noProof/>
+        </w:rPr>
+        <w:t>Navigációs sáv, teljes képátlóban, Windows 11 op. rendszeren:</w:t>
+      </w:r>
+    </w:p>
+    <w:p>
+      <w:pPr>
+        <w:spacing w:before="240"/>
+        <w:ind w:left="708"/>
+        <w:jc w:val="both"/>
+        <w:rPr>
+          <w:rFonts w:ascii="Times New Roman" w:hAnsi="Times New Roman" w:cs="Times New Roman"/>
+          <w:i/>
+          <w:iCs/>
+          <w:noProof/>
+        </w:rPr>
+      </w:pPr>
+      <w:r>
+        <w:rPr>
+          <w:rFonts w:ascii="Times New Roman" w:hAnsi="Times New Roman" w:cs="Times New Roman"/>
+          <w:i/>
+          <w:iCs/>
+          <w:noProof/>
+        </w:rPr>
+        <w:drawing>
+          <wp:inline distT="0" distB="0" distL="0" distR="0" wp14:anchorId="59FE6278" wp14:editId="7C15B8E2">
+            <wp:extent cx="5324475" cy="1192047"/>
+            <wp:effectExtent l="0" t="0" r="0" b="8255"/>
+            <wp:docPr id="1274581401" name="Picture 3"/>
+            <wp:cNvGraphicFramePr>
+              <a:graphicFrameLocks xmlns:a="http://schemas.openxmlformats.org/drawingml/2006/main" noChangeAspect="1"/>
+            </wp:cNvGraphicFramePr>
+            <a:graphic xmlns:a="http://schemas.openxmlformats.org/drawingml/2006/main">
+              <a:graphicData uri="http://schemas.openxmlformats.org/drawingml/2006/picture">
+                <pic:pic xmlns:pic="http://schemas.openxmlformats.org/drawingml/2006/picture">
+                  <pic:nvPicPr>
+                    <pic:cNvPr id="0" name="Picture 3"/>
+                    <pic:cNvPicPr>
+                      <a:picLocks noChangeAspect="1" noChangeArrowheads="1"/>
+                    </pic:cNvPicPr>
+                  </pic:nvPicPr>
+                  <pic:blipFill>
+                    <a:blip r:embed="rId29" cstate="print">
+                      <a:extLst>
+                        <a:ext uri="{28A0092B-C50C-407E-A947-70E740481C1C}">
+                          <a14:useLocalDpi xmlns:a14="http://schemas.microsoft.com/office/drawing/2010/main" val="0"/>
+                        </a:ext>
+                      </a:extLst>
+                    </a:blip>
+                    <a:srcRect/>
+                    <a:stretch>
+                      <a:fillRect/>
+                    </a:stretch>
+                  </pic:blipFill>
+                  <pic:spPr bwMode="auto">
+                    <a:xfrm>
+                      <a:off x="0" y="0"/>
+                      <a:ext cx="5340615" cy="1195660"/>
+                    </a:xfrm>
+                    <a:prstGeom prst="rect">
+                      <a:avLst/>
+                    </a:prstGeom>
+                    <a:noFill/>
+                    <a:ln>
+                      <a:noFill/>
+                    </a:ln>
+                  </pic:spPr>
+                </pic:pic>
+              </a:graphicData>
+            </a:graphic>
+          </wp:inline>
+        </w:drawing>
+      </w:r>
+    </w:p>
+    <w:p>
+      <w:pPr>
+        <w:spacing w:before="240"/>
+        <w:ind w:left="708"/>
+        <w:jc w:val="both"/>
+        <w:rPr>
+          <w:rFonts w:ascii="Times New Roman" w:hAnsi="Times New Roman" w:cs="Times New Roman"/>
+          <w:i/>
+          <w:iCs/>
+          <w:noProof/>
+        </w:rPr>
+      </w:pPr>
+      <w:r>
+        <w:rPr>
+          <w:rFonts w:ascii="Times New Roman" w:hAnsi="Times New Roman" w:cs="Times New Roman"/>
+          <w:i/>
+          <w:iCs/>
+          <w:noProof/>
+        </w:rPr>
+        <w:t>Navigációs sáv, teljes képátlóban, Android op. rendszeren</w:t>
+      </w:r>
+      <w:r>
+        <w:rPr>
+          <w:rFonts w:ascii="Times New Roman" w:hAnsi="Times New Roman" w:cs="Times New Roman"/>
+          <w:i/>
+          <w:iCs/>
+          <w:noProof/>
+        </w:rPr>
+        <w:t>, nav. sáv nyitva és csukva</w:t>
+      </w:r>
+      <w:r>
+        <w:rPr>
+          <w:rFonts w:ascii="Times New Roman" w:hAnsi="Times New Roman" w:cs="Times New Roman"/>
+          <w:i/>
+          <w:iCs/>
+          <w:noProof/>
+        </w:rPr>
+        <w:t>:</w:t>
+      </w:r>
+      <w:r>
+        <w:rPr>
+          <w:rFonts w:ascii="Times New Roman" w:hAnsi="Times New Roman" w:cs="Times New Roman"/>
+          <w:i/>
+          <w:iCs/>
+          <w:noProof/>
+        </w:rPr>
+        <w:t xml:space="preserve"> </w:t>
+      </w:r>
+      <w:r>
+        <w:rPr>
+          <w:rFonts w:ascii="Times New Roman" w:hAnsi="Times New Roman" w:cs="Times New Roman"/>
+          <w:i/>
+          <w:iCs/>
+          <w:noProof/>
+        </w:rPr>
+        <w:drawing>
+          <wp:anchor distT="0" distB="0" distL="114300" distR="114300" simplePos="0" relativeHeight="251658240" behindDoc="0" locked="0" layoutInCell="1" allowOverlap="1" wp14:anchorId="1C113B72" wp14:editId="232169D5">
+            <wp:simplePos x="0" y="0"/>
+            <wp:positionH relativeFrom="column">
+              <wp:posOffset>452755</wp:posOffset>
+            </wp:positionH>
+            <wp:positionV relativeFrom="paragraph">
+              <wp:posOffset>250190</wp:posOffset>
+            </wp:positionV>
+            <wp:extent cx="2004695" cy="2181225"/>
+            <wp:effectExtent l="0" t="0" r="0" b="9525"/>
+            <wp:wrapSquare wrapText="bothSides"/>
+            <wp:docPr id="1304631499" name="Picture 5"/>
+            <wp:cNvGraphicFramePr>
+              <a:graphicFrameLocks xmlns:a="http://schemas.openxmlformats.org/drawingml/2006/main" noChangeAspect="1"/>
+            </wp:cNvGraphicFramePr>
+            <a:graphic xmlns:a="http://schemas.openxmlformats.org/drawingml/2006/main">
+              <a:graphicData uri="http://schemas.openxmlformats.org/drawingml/2006/picture">
+                <pic:pic xmlns:pic="http://schemas.openxmlformats.org/drawingml/2006/picture">
+                  <pic:nvPicPr>
+                    <pic:cNvPr id="0" name="Picture 5"/>
+                    <pic:cNvPicPr>
+                      <a:picLocks noChangeAspect="1" noChangeArrowheads="1"/>
+                    </pic:cNvPicPr>
+                  </pic:nvPicPr>
+                  <pic:blipFill>
+                    <a:blip r:embed="rId30" cstate="print">
+                      <a:extLst>
+                        <a:ext uri="{28A0092B-C50C-407E-A947-70E740481C1C}">
+                          <a14:useLocalDpi xmlns:a14="http://schemas.microsoft.com/office/drawing/2010/main" val="0"/>
+                        </a:ext>
+                      </a:extLst>
+                    </a:blip>
+                    <a:srcRect/>
+                    <a:stretch>
+                      <a:fillRect/>
+                    </a:stretch>
+                  </pic:blipFill>
+                  <pic:spPr bwMode="auto">
+                    <a:xfrm>
+                      <a:off x="0" y="0"/>
+                      <a:ext cx="2004695" cy="2181225"/>
+                    </a:xfrm>
+                    <a:prstGeom prst="rect">
+                      <a:avLst/>
+                    </a:prstGeom>
+                    <a:noFill/>
+                    <a:ln>
+                      <a:noFill/>
+                    </a:ln>
+                  </pic:spPr>
+                </pic:pic>
+              </a:graphicData>
+            </a:graphic>
+            <wp14:sizeRelH relativeFrom="page">
+              <wp14:pctWidth>0</wp14:pctWidth>
+            </wp14:sizeRelH>
+            <wp14:sizeRelV relativeFrom="page">
+              <wp14:pctHeight>0</wp14:pctHeight>
+            </wp14:sizeRelV>
+          </wp:anchor>
+        </w:drawing>
+      </w:r>
+    </w:p>
+    <w:p>
+      <w:pPr>
+        <w:spacing w:before="240"/>
+        <w:ind w:left="708"/>
+        <w:jc w:val="both"/>
+        <w:rPr>
+          <w:rFonts w:ascii="Times New Roman" w:hAnsi="Times New Roman" w:cs="Times New Roman"/>
+          <w:i/>
+          <w:iCs/>
+          <w:noProof/>
+        </w:rPr>
+      </w:pPr>
+      <w:r>
+        <w:rPr>
+          <w:rFonts w:ascii="Times New Roman" w:hAnsi="Times New Roman" w:cs="Times New Roman"/>
+          <w:i/>
+          <w:iCs/>
+          <w:noProof/>
+        </w:rPr>
+        <w:drawing>
+          <wp:anchor distT="0" distB="0" distL="114300" distR="114300" simplePos="0" relativeHeight="251659264" behindDoc="0" locked="0" layoutInCell="1" allowOverlap="1" wp14:anchorId="5821371C" wp14:editId="37FC044E">
+            <wp:simplePos x="0" y="0"/>
+            <wp:positionH relativeFrom="column">
+              <wp:posOffset>2567305</wp:posOffset>
+            </wp:positionH>
+            <wp:positionV relativeFrom="paragraph">
+              <wp:posOffset>46990</wp:posOffset>
+            </wp:positionV>
+            <wp:extent cx="3152775" cy="1662373"/>
+            <wp:effectExtent l="0" t="0" r="0" b="0"/>
+            <wp:wrapSquare wrapText="bothSides"/>
+            <wp:docPr id="2042665808" name="Picture 7"/>
+            <wp:cNvGraphicFramePr>
+              <a:graphicFrameLocks xmlns:a="http://schemas.openxmlformats.org/drawingml/2006/main" noChangeAspect="1"/>
+            </wp:cNvGraphicFramePr>
+            <a:graphic xmlns:a="http://schemas.openxmlformats.org/drawingml/2006/main">
+              <a:graphicData uri="http://schemas.openxmlformats.org/drawingml/2006/picture">
+                <pic:pic xmlns:pic="http://schemas.openxmlformats.org/drawingml/2006/picture">
+                  <pic:nvPicPr>
+                    <pic:cNvPr id="0" name="Picture 7"/>
+                    <pic:cNvPicPr>
+                      <a:picLocks noChangeAspect="1" noChangeArrowheads="1"/>
+                    </pic:cNvPicPr>
+                  </pic:nvPicPr>
+                  <pic:blipFill>
+                    <a:blip r:embed="rId31">
+                      <a:extLst>
+                        <a:ext uri="{28A0092B-C50C-407E-A947-70E740481C1C}">
+                          <a14:useLocalDpi xmlns:a14="http://schemas.microsoft.com/office/drawing/2010/main" val="0"/>
+                        </a:ext>
+                      </a:extLst>
+                    </a:blip>
+                    <a:srcRect/>
+                    <a:stretch>
+                      <a:fillRect/>
+                    </a:stretch>
+                  </pic:blipFill>
+                  <pic:spPr bwMode="auto">
+                    <a:xfrm>
+                      <a:off x="0" y="0"/>
+                      <a:ext cx="3152775" cy="1662373"/>
+                    </a:xfrm>
+                    <a:prstGeom prst="rect">
+                      <a:avLst/>
+                    </a:prstGeom>
+                    <a:noFill/>
+                    <a:ln>
+                      <a:noFill/>
+                    </a:ln>
+                  </pic:spPr>
+                </pic:pic>
+              </a:graphicData>
+            </a:graphic>
+            <wp14:sizeRelH relativeFrom="page">
+              <wp14:pctWidth>0</wp14:pctWidth>
+            </wp14:sizeRelH>
+            <wp14:sizeRelV relativeFrom="page">
+              <wp14:pctHeight>0</wp14:pctHeight>
+            </wp14:sizeRelV>
+          </wp:anchor>
+        </w:drawing>
+      </w:r>
+    </w:p>
+    <w:p>
+      <w:pPr>
+        <w:spacing w:before="240"/>
+        <w:ind w:left="708"/>
+        <w:jc w:val="both"/>
+        <w:rPr>
+          <w:rFonts w:ascii="Times New Roman" w:hAnsi="Times New Roman" w:cs="Times New Roman"/>
+        </w:rPr>
+      </w:pPr>
+      <w:r>
+        <w:rPr>
+          <w:rFonts w:ascii="Times New Roman" w:hAnsi="Times New Roman" w:cs="Times New Roman"/>
+        </w:rPr>
+        <w:lastRenderedPageBreak/>
+        <w:t xml:space="preserve">Maga a navigációs sáv egy nagyon egyszerű módon működik: a felhasználónak szimplán kattintással kell kiválasztania, melyik oldalat szeretné elérni, a rendszer pedig automatikusan átirányítja a keresett oldalra. Ezen a fülön találja a felhasználó a profil gombot is, amin meg tudja tekinteni a már mentett </w:t>
+      </w:r>
+      <w:r>
+        <w:rPr>
+          <w:rFonts w:ascii="Times New Roman" w:hAnsi="Times New Roman" w:cs="Times New Roman"/>
+        </w:rPr>
+        <w:t>konfigurációit, valamint ki is tud jelentkezi fiókjából.</w:t>
+      </w:r>
+    </w:p>
+    <w:p>
+      <w:pPr>
+        <w:spacing w:before="240"/>
+        <w:ind w:left="708"/>
+        <w:jc w:val="both"/>
+        <w:rPr>
+          <w:rFonts w:ascii="Times New Roman" w:hAnsi="Times New Roman" w:cs="Times New Roman"/>
+        </w:rPr>
+      </w:pPr>
+      <w:r>
+        <w:rPr>
+          <w:rFonts w:ascii="Times New Roman" w:hAnsi="Times New Roman" w:cs="Times New Roman"/>
+          <w:noProof/>
+        </w:rPr>
+        <w:drawing>
+          <wp:inline distT="0" distB="0" distL="0" distR="0" wp14:anchorId="19578A58" wp14:editId="5914DE94">
+            <wp:extent cx="4884709" cy="2571750"/>
+            <wp:effectExtent l="0" t="0" r="0" b="0"/>
+            <wp:docPr id="945496137" name="Picture 2"/>
+            <wp:cNvGraphicFramePr>
+              <a:graphicFrameLocks xmlns:a="http://schemas.openxmlformats.org/drawingml/2006/main" noChangeAspect="1"/>
+            </wp:cNvGraphicFramePr>
+            <a:graphic xmlns:a="http://schemas.openxmlformats.org/drawingml/2006/main">
+              <a:graphicData uri="http://schemas.openxmlformats.org/drawingml/2006/picture">
+                <pic:pic xmlns:pic="http://schemas.openxmlformats.org/drawingml/2006/picture">
+                  <pic:nvPicPr>
+                    <pic:cNvPr id="0" name="Picture 2"/>
+                    <pic:cNvPicPr>
+                      <a:picLocks noChangeAspect="1" noChangeArrowheads="1"/>
+                    </pic:cNvPicPr>
+                  </pic:nvPicPr>
+                  <pic:blipFill>
+                    <a:blip r:embed="rId32" cstate="print">
+                      <a:extLst>
+                        <a:ext uri="{28A0092B-C50C-407E-A947-70E740481C1C}">
+                          <a14:useLocalDpi xmlns:a14="http://schemas.microsoft.com/office/drawing/2010/main" val="0"/>
+                        </a:ext>
+                      </a:extLst>
+                    </a:blip>
+                    <a:srcRect/>
+                    <a:stretch>
+                      <a:fillRect/>
+                    </a:stretch>
+                  </pic:blipFill>
+                  <pic:spPr bwMode="auto">
+                    <a:xfrm>
+                      <a:off x="0" y="0"/>
+                      <a:ext cx="4897194" cy="2578323"/>
+                    </a:xfrm>
+                    <a:prstGeom prst="rect">
+                      <a:avLst/>
+                    </a:prstGeom>
+                    <a:noFill/>
+                    <a:ln>
+                      <a:noFill/>
+                    </a:ln>
+                  </pic:spPr>
+                </pic:pic>
+              </a:graphicData>
+            </a:graphic>
+          </wp:inline>
+        </w:drawing>
+      </w:r>
+    </w:p>
+    <w:p>
+      <w:pPr>
+        <w:spacing w:before="240"/>
+        <w:ind w:left="708"/>
+        <w:jc w:val="both"/>
+        <w:rPr>
+          <w:rFonts w:ascii="Times New Roman" w:hAnsi="Times New Roman" w:cs="Times New Roman"/>
+        </w:rPr>
+      </w:pPr>
+      <w:r>
+        <w:rPr>
+          <w:rFonts w:ascii="Times New Roman" w:hAnsi="Times New Roman" w:cs="Times New Roman"/>
+        </w:rPr>
+        <w:t>A bejelentkező és regisztrációs oldal esetében a navigációs sávot illetve footer-t először meg kellett akadályozni, hogy ezeken az oldalakon megjelenhessen. Ezt azzal oldottuk meg, hogy a „NavMenu.razor” file-ban létrehoztunk egy olyan feltételvizsgáló metódust („predicate method”), amely azt vizsgálja, egy adott oldalon megjelenhet-e a navigációs sáv, illetve a footer.</w:t>
+      </w:r>
+    </w:p>
+    <w:p>
+      <w:pPr>
+        <w:spacing w:before="240"/>
+        <w:ind w:left="708"/>
+        <w:jc w:val="both"/>
+        <w:rPr>
+          <w:rFonts w:ascii="Times New Roman" w:hAnsi="Times New Roman" w:cs="Times New Roman"/>
+          <w:i/>
+          <w:iCs/>
+          <w:noProof/>
+        </w:rPr>
+      </w:pPr>
+      <w:r>
+        <w:rPr>
+          <w:rFonts w:ascii="Times New Roman" w:hAnsi="Times New Roman" w:cs="Times New Roman"/>
+          <w:i/>
+          <w:iCs/>
+          <w:noProof/>
+        </w:rPr>
+        <w:t>Navigációs sáv és footer megjelenítési „engedélyező” kódja:</w:t>
+      </w:r>
+    </w:p>
+    <w:p>
+      <w:pPr>
+        <w:spacing w:before="240"/>
+        <w:ind w:left="708"/>
+        <w:jc w:val="both"/>
+        <w:rPr>
+          <w:rFonts w:ascii="Times New Roman" w:hAnsi="Times New Roman" w:cs="Times New Roman"/>
+          <w:i/>
+          <w:iCs/>
+          <w:noProof/>
+        </w:rPr>
+      </w:pPr>
+      <w:r>
+        <w:rPr>
+          <w:rFonts w:ascii="Times New Roman" w:hAnsi="Times New Roman" w:cs="Times New Roman"/>
+          <w:i/>
+          <w:iCs/>
+          <w:noProof/>
+        </w:rPr>
+        <w:drawing>
+          <wp:inline distT="0" distB="0" distL="0" distR="0" wp14:anchorId="131F9B59" wp14:editId="181DF61E">
+            <wp:extent cx="5305425" cy="1343025"/>
+            <wp:effectExtent l="0" t="0" r="9525" b="9525"/>
+            <wp:docPr id="77808308" name="Picture 8"/>
+            <wp:cNvGraphicFramePr>
+              <a:graphicFrameLocks xmlns:a="http://schemas.openxmlformats.org/drawingml/2006/main" noChangeAspect="1"/>
+            </wp:cNvGraphicFramePr>
+            <a:graphic xmlns:a="http://schemas.openxmlformats.org/drawingml/2006/main">
+              <a:graphicData uri="http://schemas.openxmlformats.org/drawingml/2006/picture">
+                <pic:pic xmlns:pic="http://schemas.openxmlformats.org/drawingml/2006/picture">
+                  <pic:nvPicPr>
+                    <pic:cNvPr id="0" name="Picture 8"/>
+                    <pic:cNvPicPr>
+                      <a:picLocks noChangeAspect="1" noChangeArrowheads="1"/>
+                    </pic:cNvPicPr>
+                  </pic:nvPicPr>
+                  <pic:blipFill>
+                    <a:blip r:embed="rId33">
+                      <a:extLst>
+                        <a:ext uri="{28A0092B-C50C-407E-A947-70E740481C1C}">
+                          <a14:useLocalDpi xmlns:a14="http://schemas.microsoft.com/office/drawing/2010/main" val="0"/>
+                        </a:ext>
+                      </a:extLst>
+                    </a:blip>
+                    <a:srcRect/>
+                    <a:stretch>
+                      <a:fillRect/>
+                    </a:stretch>
+                  </pic:blipFill>
+                  <pic:spPr bwMode="auto">
+                    <a:xfrm>
+                      <a:off x="0" y="0"/>
+                      <a:ext cx="5305425" cy="1343025"/>
+                    </a:xfrm>
+                    <a:prstGeom prst="rect">
+                      <a:avLst/>
+                    </a:prstGeom>
+                    <a:noFill/>
+                    <a:ln>
+                      <a:noFill/>
+                    </a:ln>
+                  </pic:spPr>
+                </pic:pic>
+              </a:graphicData>
+            </a:graphic>
+          </wp:inline>
+        </w:drawing>
+      </w:r>
+    </w:p>
+    <w:p>
+      <w:pPr>
+        <w:spacing w:before="240"/>
+        <w:ind w:left="708"/>
+        <w:jc w:val="both"/>
+        <w:rPr>
+          <w:rFonts w:ascii="Times New Roman" w:hAnsi="Times New Roman" w:cs="Times New Roman"/>
+        </w:rPr>
+      </w:pPr>
+      <w:r>
+        <w:rPr>
+          <w:rFonts w:ascii="Times New Roman" w:hAnsi="Times New Roman" w:cs="Times New Roman"/>
+        </w:rPr>
+        <w:t xml:space="preserve">A regisztrációs oldalon </w:t>
+      </w:r>
+      <w:r>
+        <w:rPr>
+          <w:rFonts w:ascii="Times New Roman" w:hAnsi="Times New Roman" w:cs="Times New Roman"/>
+        </w:rPr>
+        <w:t xml:space="preserve">több, különböző adatot is ellenőriz a rendszer, ezek közé tartozik, hogy a felhasználó adott-e kereszt- és vezetéknevet, email címet, jelszót és megerősítette-e a jelszavát, avagy kétszer megadta-e a jelszavát regisztrációkor, emellett külön ellenőrzés történik, hogy a felhasználó által megadott jelszó legalább nyolc (8) karakter hosszú. Ha valamelyik ezek közül hiányzik, nem egyezik vagy nincs meg a megfelelő minimum hossz, a rendszer különböző hibaüzenetekkel jelzi, ha valami nem megfelelő. Ha mindent rendben talál, akkor a felhasználót rövid késleltetéssel a rendszer átirányítja </w:t>
+      </w:r>
+      <w:r>
+        <w:rPr>
+          <w:rFonts w:ascii="Times New Roman" w:hAnsi="Times New Roman" w:cs="Times New Roman"/>
+        </w:rPr>
+        <w:t>a bejelentkező felületre, ahhol a felhasználónak már csak az email címét vagy felhasználónevét, illetve jelszavát kell megadnia, amivel megtörtént a regisztáció.</w:t>
+      </w:r>
+    </w:p>
+    <w:p>
+      <w:pPr>
+        <w:spacing w:before="240"/>
+        <w:ind w:left="708"/>
+        <w:jc w:val="both"/>
+        <w:rPr>
+          <w:rFonts w:ascii="Times New Roman" w:hAnsi="Times New Roman" w:cs="Times New Roman"/>
+        </w:rPr>
+      </w:pPr>
+      <w:r>
+        <w:rPr>
+          <w:rFonts w:ascii="Times New Roman" w:hAnsi="Times New Roman" w:cs="Times New Roman"/>
+          <w:noProof/>
+        </w:rPr>
+        <w:lastRenderedPageBreak/>
+        <w:drawing>
+          <wp:inline distT="0" distB="0" distL="0" distR="0" wp14:anchorId="7B856138" wp14:editId="7986F8D9">
+            <wp:extent cx="3933825" cy="3797052"/>
+            <wp:effectExtent l="0" t="0" r="0" b="0"/>
+            <wp:docPr id="411030549" name="Picture 16"/>
+            <wp:cNvGraphicFramePr>
+              <a:graphicFrameLocks xmlns:a="http://schemas.openxmlformats.org/drawingml/2006/main" noChangeAspect="1"/>
+            </wp:cNvGraphicFramePr>
+            <a:graphic xmlns:a="http://schemas.openxmlformats.org/drawingml/2006/main">
+              <a:graphicData uri="http://schemas.openxmlformats.org/drawingml/2006/picture">
+                <pic:pic xmlns:pic="http://schemas.openxmlformats.org/drawingml/2006/picture">
+                  <pic:nvPicPr>
+                    <pic:cNvPr id="0" name="Picture 16"/>
+                    <pic:cNvPicPr>
+                      <a:picLocks noChangeAspect="1" noChangeArrowheads="1"/>
+                    </pic:cNvPicPr>
+                  </pic:nvPicPr>
+                  <pic:blipFill>
+                    <a:blip r:embed="rId34" cstate="print">
+                      <a:extLst>
+                        <a:ext uri="{28A0092B-C50C-407E-A947-70E740481C1C}">
+                          <a14:useLocalDpi xmlns:a14="http://schemas.microsoft.com/office/drawing/2010/main" val="0"/>
+                        </a:ext>
+                      </a:extLst>
+                    </a:blip>
+                    <a:srcRect/>
+                    <a:stretch>
+                      <a:fillRect/>
+                    </a:stretch>
+                  </pic:blipFill>
+                  <pic:spPr bwMode="auto">
+                    <a:xfrm>
+                      <a:off x="0" y="0"/>
+                      <a:ext cx="3944590" cy="3807443"/>
+                    </a:xfrm>
+                    <a:prstGeom prst="rect">
+                      <a:avLst/>
+                    </a:prstGeom>
+                    <a:noFill/>
+                    <a:ln>
+                      <a:noFill/>
+                    </a:ln>
+                  </pic:spPr>
+                </pic:pic>
+              </a:graphicData>
+            </a:graphic>
+          </wp:inline>
+        </w:drawing>
+      </w:r>
+    </w:p>
+    <w:p>
+      <w:pPr>
+        <w:spacing w:before="240"/>
+        <w:ind w:left="708"/>
+        <w:jc w:val="both"/>
+        <w:rPr>
+          <w:rFonts w:ascii="Times New Roman" w:hAnsi="Times New Roman" w:cs="Times New Roman"/>
+        </w:rPr>
+      </w:pPr>
+      <w:r>
+        <w:rPr>
+          <w:rFonts w:ascii="Times New Roman" w:hAnsi="Times New Roman" w:cs="Times New Roman"/>
+          <w:noProof/>
+        </w:rPr>
+        <w:drawing>
+          <wp:inline distT="0" distB="0" distL="0" distR="0" wp14:anchorId="3B364D76" wp14:editId="508642E7">
+            <wp:extent cx="4533900" cy="3265309"/>
+            <wp:effectExtent l="0" t="0" r="0" b="0"/>
+            <wp:docPr id="2088166382" name="Picture 17"/>
+            <wp:cNvGraphicFramePr>
+              <a:graphicFrameLocks xmlns:a="http://schemas.openxmlformats.org/drawingml/2006/main" noChangeAspect="1"/>
+            </wp:cNvGraphicFramePr>
+            <a:graphic xmlns:a="http://schemas.openxmlformats.org/drawingml/2006/main">
+              <a:graphicData uri="http://schemas.openxmlformats.org/drawingml/2006/picture">
+                <pic:pic xmlns:pic="http://schemas.openxmlformats.org/drawingml/2006/picture">
+                  <pic:nvPicPr>
+                    <pic:cNvPr id="0" name="Picture 17"/>
+                    <pic:cNvPicPr>
+                      <a:picLocks noChangeAspect="1" noChangeArrowheads="1"/>
+                    </pic:cNvPicPr>
+                  </pic:nvPicPr>
+                  <pic:blipFill>
+                    <a:blip r:embed="rId35">
+                      <a:extLst>
+                        <a:ext uri="{28A0092B-C50C-407E-A947-70E740481C1C}">
+                          <a14:useLocalDpi xmlns:a14="http://schemas.microsoft.com/office/drawing/2010/main" val="0"/>
+                        </a:ext>
+                      </a:extLst>
+                    </a:blip>
+                    <a:srcRect/>
+                    <a:stretch>
+                      <a:fillRect/>
+                    </a:stretch>
+                  </pic:blipFill>
+                  <pic:spPr bwMode="auto">
+                    <a:xfrm>
+                      <a:off x="0" y="0"/>
+                      <a:ext cx="4544624" cy="3273032"/>
+                    </a:xfrm>
+                    <a:prstGeom prst="rect">
+                      <a:avLst/>
+                    </a:prstGeom>
+                    <a:noFill/>
+                    <a:ln>
+                      <a:noFill/>
+                    </a:ln>
+                  </pic:spPr>
+                </pic:pic>
+              </a:graphicData>
+            </a:graphic>
+          </wp:inline>
+        </w:drawing>
+      </w:r>
+    </w:p>
+    <w:p>
+      <w:pPr>
+        <w:spacing w:before="2040"/>
+        <w:ind w:left="708"/>
+        <w:jc w:val="both"/>
+        <w:rPr>
+          <w:rFonts w:ascii="Times New Roman" w:hAnsi="Times New Roman" w:cs="Times New Roman"/>
+        </w:rPr>
+      </w:pPr>
+      <w:r>
+        <w:rPr>
+          <w:rFonts w:ascii="Times New Roman" w:hAnsi="Times New Roman" w:cs="Times New Roman"/>
+        </w:rPr>
+        <w:lastRenderedPageBreak/>
+        <w:t xml:space="preserve">Onnantól, hogy megtörtént a regisztráció és a rendszer automatikusan átírányította a felhasználót a bejelentkező oldalra, mint fentebb is írtuk, már csak a regisztrációkor megadott felhasználónév vagy email cím, és jelszó párost kell megadni, így a felhasználó már teljes egészében elérheti az oldal által nyújtott funkciókat. A bejelentkező oldal itt már csak a megadott email címet vagy felhasználónevet, illetve a hozzá tartozó jelszót fogja ellenőrizni API segítségével az adatbázisból. Ha ezek közül valamelyik nem egyezik meg egyikkel sem, ami megtalálható az adatbázison, azt az alábbi képen/képeken látható hibaüzenetekkel fogja a felhasználó tudomására adni. </w:t>
+      </w:r>
+      <w:r>
+        <w:rPr>
+          <w:rFonts w:ascii="Times New Roman" w:hAnsi="Times New Roman" w:cs="Times New Roman"/>
+          <w:i/>
+          <w:iCs/>
+        </w:rPr>
+        <w:t>Megjegyzés: az oldal bejelentkezés nélkül is használható, egyes egyedül a regisztrációhoz kötött funkciókat, mint a felhasználó által összerakott konfiguráció mentése, illetve a mentett konfigok megtekintése nem lesz elérhető.</w:t>
+      </w:r>
+    </w:p>
+    <w:p>
+      <w:pPr>
+        <w:spacing w:before="240"/>
+        <w:ind w:left="708"/>
+        <w:jc w:val="both"/>
+        <w:rPr>
+          <w:rFonts w:ascii="Times New Roman" w:hAnsi="Times New Roman" w:cs="Times New Roman"/>
+        </w:rPr>
+      </w:pPr>
+      <w:r>
+        <w:rPr>
+          <w:rFonts w:ascii="Times New Roman" w:hAnsi="Times New Roman" w:cs="Times New Roman"/>
+          <w:noProof/>
+        </w:rPr>
+        <w:drawing>
+          <wp:inline distT="0" distB="0" distL="0" distR="0" wp14:anchorId="73CA53BE" wp14:editId="19010F64">
+            <wp:extent cx="4580551" cy="2952750"/>
+            <wp:effectExtent l="0" t="0" r="0" b="0"/>
+            <wp:docPr id="708167881" name="Picture 18"/>
+            <wp:cNvGraphicFramePr>
+              <a:graphicFrameLocks xmlns:a="http://schemas.openxmlformats.org/drawingml/2006/main" noChangeAspect="1"/>
+            </wp:cNvGraphicFramePr>
+            <a:graphic xmlns:a="http://schemas.openxmlformats.org/drawingml/2006/main">
+              <a:graphicData uri="http://schemas.openxmlformats.org/drawingml/2006/picture">
+                <pic:pic xmlns:pic="http://schemas.openxmlformats.org/drawingml/2006/picture">
+                  <pic:nvPicPr>
+                    <pic:cNvPr id="0" name="Picture 18"/>
+                    <pic:cNvPicPr>
+                      <a:picLocks noChangeAspect="1" noChangeArrowheads="1"/>
+                    </pic:cNvPicPr>
+                  </pic:nvPicPr>
+                  <pic:blipFill>
+                    <a:blip r:embed="rId36">
+                      <a:extLst>
+                        <a:ext uri="{28A0092B-C50C-407E-A947-70E740481C1C}">
+                          <a14:useLocalDpi xmlns:a14="http://schemas.microsoft.com/office/drawing/2010/main" val="0"/>
+                        </a:ext>
+                      </a:extLst>
+                    </a:blip>
+                    <a:srcRect/>
+                    <a:stretch>
+                      <a:fillRect/>
+                    </a:stretch>
+                  </pic:blipFill>
+                  <pic:spPr bwMode="auto">
+                    <a:xfrm>
+                      <a:off x="0" y="0"/>
+                      <a:ext cx="4618390" cy="2977142"/>
+                    </a:xfrm>
+                    <a:prstGeom prst="rect">
+                      <a:avLst/>
+                    </a:prstGeom>
+                    <a:noFill/>
+                    <a:ln>
+                      <a:noFill/>
+                    </a:ln>
+                  </pic:spPr>
+                </pic:pic>
+              </a:graphicData>
+            </a:graphic>
+          </wp:inline>
+        </w:drawing>
+      </w:r>
+    </w:p>
+    <w:p>
+      <w:pPr>
+        <w:spacing w:before="240"/>
+        <w:ind w:left="708"/>
+        <w:jc w:val="both"/>
+        <w:rPr>
+          <w:rFonts w:ascii="Times New Roman" w:hAnsi="Times New Roman" w:cs="Times New Roman"/>
+        </w:rPr>
+      </w:pPr>
+      <w:r>
+        <w:rPr>
+          <w:rFonts w:ascii="Times New Roman" w:hAnsi="Times New Roman" w:cs="Times New Roman"/>
+          <w:noProof/>
+        </w:rPr>
+        <w:drawing>
+          <wp:inline distT="0" distB="0" distL="0" distR="0" wp14:anchorId="677473EE" wp14:editId="097BED74">
+            <wp:extent cx="4191000" cy="2854039"/>
+            <wp:effectExtent l="0" t="0" r="0" b="3810"/>
+            <wp:docPr id="78647889" name="Picture 19"/>
+            <wp:cNvGraphicFramePr>
+              <a:graphicFrameLocks xmlns:a="http://schemas.openxmlformats.org/drawingml/2006/main" noChangeAspect="1"/>
+            </wp:cNvGraphicFramePr>
+            <a:graphic xmlns:a="http://schemas.openxmlformats.org/drawingml/2006/main">
+              <a:graphicData uri="http://schemas.openxmlformats.org/drawingml/2006/picture">
+                <pic:pic xmlns:pic="http://schemas.openxmlformats.org/drawingml/2006/picture">
+                  <pic:nvPicPr>
+                    <pic:cNvPr id="0" name="Picture 19"/>
+                    <pic:cNvPicPr>
+                      <a:picLocks noChangeAspect="1" noChangeArrowheads="1"/>
+                    </pic:cNvPicPr>
+                  </pic:nvPicPr>
+                  <pic:blipFill>
+                    <a:blip r:embed="rId37">
+                      <a:extLst>
+                        <a:ext uri="{28A0092B-C50C-407E-A947-70E740481C1C}">
+                          <a14:useLocalDpi xmlns:a14="http://schemas.microsoft.com/office/drawing/2010/main" val="0"/>
+                        </a:ext>
+                      </a:extLst>
+                    </a:blip>
+                    <a:srcRect/>
+                    <a:stretch>
+                      <a:fillRect/>
+                    </a:stretch>
+                  </pic:blipFill>
+                  <pic:spPr bwMode="auto">
+                    <a:xfrm>
+                      <a:off x="0" y="0"/>
+                      <a:ext cx="4228378" cy="2879493"/>
+                    </a:xfrm>
+                    <a:prstGeom prst="rect">
+                      <a:avLst/>
+                    </a:prstGeom>
+                    <a:noFill/>
+                    <a:ln>
+                      <a:noFill/>
+                    </a:ln>
+                  </pic:spPr>
+                </pic:pic>
+              </a:graphicData>
+            </a:graphic>
+          </wp:inline>
+        </w:drawing>
+      </w:r>
+    </w:p>
+    <w:p>
+      <w:pPr>
+        <w:spacing w:before="240"/>
+        <w:ind w:left="708"/>
+        <w:jc w:val="both"/>
+        <w:rPr>
+          <w:rFonts w:ascii="Times New Roman" w:hAnsi="Times New Roman" w:cs="Times New Roman"/>
+          <w:i/>
+          <w:iCs/>
+        </w:rPr>
+      </w:pPr>
+      <w:r>
+        <w:rPr>
+          <w:rFonts w:ascii="Times New Roman" w:hAnsi="Times New Roman" w:cs="Times New Roman"/>
+        </w:rPr>
+        <w:lastRenderedPageBreak/>
+        <w:t xml:space="preserve">Oldalunk fő funkciója, a konfiguráció összeállító ez után elérhetővé válik, akár ha regisztrál és bejelentkezik a felhasználó, akár ha csak „vendégként”, saját felhasználói fiók nélkül szeretné használni az oldalunkat. Ekkor tárul elé a főoldalunk, valamint a teljes navigációs sáv, amin a különböző, többi oldal tartalmát és funkcióját éri el a felhasználó. Ezek közé tartozik az „Alkatrészek” összegyűjtő oldala </w:t>
+      </w:r>
+      <w:r>
+        <w:rPr>
+          <w:rFonts w:ascii="Times New Roman" w:hAnsi="Times New Roman" w:cs="Times New Roman"/>
+          <w:i/>
+          <w:iCs/>
+        </w:rPr>
+        <w:t>(kizárólag azokkal, amelyek megtalálhatóak adatbázisunkban)</w:t>
+      </w:r>
+      <w:r>
+        <w:rPr>
+          <w:rFonts w:ascii="Times New Roman" w:hAnsi="Times New Roman" w:cs="Times New Roman"/>
+        </w:rPr>
+        <w:t>, az „Ajánlatok” fül, ahhol a különböző, kiemelt ajánlatok, promóciók vagy kedvezményes áron elérhető termék vagy termék csomagok jelennek meg, valamint a „PC Összerakót”, ami oldalunk jelenlegi fő funkciója. Itt a felhasználó összeállíthatja a számára megfelelő PC konfigurációt, processzortól kezdve videókártyán és memórián át, tárkapacitáson, gépházon keresztül, egészen processzor hűtőig és tápegységig mindent</w:t>
+      </w:r>
+      <w:r>
+        <w:rPr>
+          <w:rFonts w:ascii="Times New Roman" w:hAnsi="Times New Roman" w:cs="Times New Roman"/>
+        </w:rPr>
+        <w:t>.</w:t>
+      </w:r>
+      <w:r>
+        <w:rPr>
+          <w:rFonts w:ascii="Times New Roman" w:hAnsi="Times New Roman" w:cs="Times New Roman"/>
+        </w:rPr>
+        <w:t xml:space="preserve"> Mindegyik alkatrésznél lenyíló menü szerű választó van, ha pedig a felhasználó kiválasztja tegyük fel a neki megfelelő videókártyát </w:t>
+      </w:r>
+      <w:r>
+        <w:rPr>
+          <w:rFonts w:ascii="Times New Roman" w:hAnsi="Times New Roman" w:cs="Times New Roman"/>
+          <w:i/>
+          <w:iCs/>
+        </w:rPr>
+        <w:t>(GPU</w:t>
+      </w:r>
+      <w:r>
+        <w:rPr>
+          <w:rFonts w:ascii="Times New Roman" w:hAnsi="Times New Roman" w:cs="Times New Roman"/>
+          <w:i/>
+          <w:iCs/>
+        </w:rPr>
+        <w:t>-t</w:t>
+      </w:r>
+      <w:r>
+        <w:rPr>
+          <w:rFonts w:ascii="Times New Roman" w:hAnsi="Times New Roman" w:cs="Times New Roman"/>
+          <w:i/>
+          <w:iCs/>
+        </w:rPr>
+        <w:t>)</w:t>
+      </w:r>
+      <w:r>
+        <w:rPr>
+          <w:rFonts w:ascii="Times New Roman" w:hAnsi="Times New Roman" w:cs="Times New Roman"/>
+        </w:rPr>
+        <w:t>, az a jobb oldali kisebb ablakon meg fog jelenni, a termék árával együtt. Ha a felhasználó egy teljes konfigurációt állít össze, a rendszer automatikusan össze adja a termékek árait</w:t>
+      </w:r>
+      <w:r>
+        <w:rPr>
+          <w:rFonts w:ascii="Times New Roman" w:hAnsi="Times New Roman" w:cs="Times New Roman"/>
+        </w:rPr>
+        <w:t xml:space="preserve">. </w:t>
+      </w:r>
+      <w:r>
+        <w:rPr>
+          <w:rFonts w:ascii="Times New Roman" w:hAnsi="Times New Roman" w:cs="Times New Roman"/>
+          <w:i/>
+          <w:iCs/>
+        </w:rPr>
+        <w:t>Megjegyzés: az adatbáziunkban megtalálható árak kizárólag átlagárak, a különböző webáruházakon eltérhetnek az árak.</w:t>
+      </w:r>
+    </w:p>
+    <w:p>
+      <w:pPr>
+        <w:spacing w:before="240"/>
+        <w:ind w:left="708"/>
+        <w:jc w:val="both"/>
+        <w:rPr>
+          <w:rFonts w:ascii="Times New Roman" w:hAnsi="Times New Roman" w:cs="Times New Roman"/>
+          <w:i/>
+          <w:iCs/>
+        </w:rPr>
+      </w:pPr>
+      <w:r>
+        <w:rPr>
+          <w:rFonts w:ascii="Times New Roman" w:hAnsi="Times New Roman" w:cs="Times New Roman"/>
+          <w:i/>
+          <w:iCs/>
+          <w:noProof/>
+        </w:rPr>
+        <w:drawing>
+          <wp:inline distT="0" distB="0" distL="0" distR="0" wp14:anchorId="5BE3DBE2" wp14:editId="63A2D9B6">
+            <wp:extent cx="3886200" cy="1984990"/>
+            <wp:effectExtent l="0" t="0" r="0" b="0"/>
+            <wp:docPr id="2085036067" name="Picture 1"/>
+            <wp:cNvGraphicFramePr>
+              <a:graphicFrameLocks xmlns:a="http://schemas.openxmlformats.org/drawingml/2006/main" noChangeAspect="1"/>
+            </wp:cNvGraphicFramePr>
+            <a:graphic xmlns:a="http://schemas.openxmlformats.org/drawingml/2006/main">
+              <a:graphicData uri="http://schemas.openxmlformats.org/drawingml/2006/picture">
+                <pic:pic xmlns:pic="http://schemas.openxmlformats.org/drawingml/2006/picture">
+                  <pic:nvPicPr>
+                    <pic:cNvPr id="0" name="Picture 1"/>
+                    <pic:cNvPicPr>
+                      <a:picLocks noChangeAspect="1" noChangeArrowheads="1"/>
+                    </pic:cNvPicPr>
+                  </pic:nvPicPr>
+                  <pic:blipFill>
+                    <a:blip r:embed="rId38" cstate="print">
+                      <a:extLst>
+                        <a:ext uri="{28A0092B-C50C-407E-A947-70E740481C1C}">
+                          <a14:useLocalDpi xmlns:a14="http://schemas.microsoft.com/office/drawing/2010/main" val="0"/>
+                        </a:ext>
+                      </a:extLst>
+                    </a:blip>
+                    <a:srcRect/>
+                    <a:stretch>
+                      <a:fillRect/>
+                    </a:stretch>
+                  </pic:blipFill>
+                  <pic:spPr bwMode="auto">
+                    <a:xfrm>
+                      <a:off x="0" y="0"/>
+                      <a:ext cx="3899462" cy="1991764"/>
+                    </a:xfrm>
+                    <a:prstGeom prst="rect">
+                      <a:avLst/>
+                    </a:prstGeom>
+                    <a:noFill/>
+                    <a:ln>
+                      <a:noFill/>
+                    </a:ln>
+                  </pic:spPr>
+                </pic:pic>
+              </a:graphicData>
+            </a:graphic>
+          </wp:inline>
+        </w:drawing>
+      </w:r>
+    </w:p>
+    <w:p>
+      <w:pPr>
+        <w:spacing w:before="240"/>
+        <w:ind w:left="708"/>
+        <w:jc w:val="both"/>
+        <w:rPr>
+          <w:rFonts w:ascii="Times New Roman" w:hAnsi="Times New Roman" w:cs="Times New Roman"/>
+        </w:rPr>
+      </w:pPr>
+      <w:r>
+        <w:rPr>
+          <w:rFonts w:ascii="Times New Roman" w:hAnsi="Times New Roman" w:cs="Times New Roman"/>
+        </w:rPr>
+        <w:t>Főoldalunkon az aktuálisan elérhető összes termék típus jelenik meg, valamint lejjebb görgetve néhány kiemelt termék, ezeknek a leírása, valamint az árazása. A kategóriák ablakai mind külön-külön div-ekként kerültek megjelenítésre egy egyszerű „ForEach” loop-ot alkalmazva jeleníti meg ahelyett, hogy egyesével, teljes egészében legyenek a kódsorok megírva. Jelen pillanatban mindegyik kategória két-két terméket tartalmaz, a megjelenítést pedig az alábbi kód részlet végzi:</w:t>
+      </w:r>
+    </w:p>
+    <w:p>
+      <w:pPr>
+        <w:spacing w:before="240"/>
+        <w:ind w:left="708"/>
+        <w:jc w:val="both"/>
+        <w:rPr>
+          <w:rFonts w:ascii="Times New Roman" w:hAnsi="Times New Roman" w:cs="Times New Roman"/>
+        </w:rPr>
+      </w:pPr>
+      <w:r>
+        <w:rPr>
+          <w:rFonts w:ascii="Times New Roman" w:hAnsi="Times New Roman" w:cs="Times New Roman"/>
+          <w:noProof/>
+        </w:rPr>
+        <w:drawing>
+          <wp:inline distT="0" distB="0" distL="0" distR="0" wp14:anchorId="3501160E" wp14:editId="346CF996">
+            <wp:extent cx="5305425" cy="1607438"/>
+            <wp:effectExtent l="0" t="0" r="0" b="0"/>
+            <wp:docPr id="381982873" name="Picture 3"/>
+            <wp:cNvGraphicFramePr>
+              <a:graphicFrameLocks xmlns:a="http://schemas.openxmlformats.org/drawingml/2006/main" noChangeAspect="1"/>
+            </wp:cNvGraphicFramePr>
+            <a:graphic xmlns:a="http://schemas.openxmlformats.org/drawingml/2006/main">
+              <a:graphicData uri="http://schemas.openxmlformats.org/drawingml/2006/picture">
+                <pic:pic xmlns:pic="http://schemas.openxmlformats.org/drawingml/2006/picture">
+                  <pic:nvPicPr>
+                    <pic:cNvPr id="0" name="Picture 3"/>
+                    <pic:cNvPicPr>
+                      <a:picLocks noChangeAspect="1" noChangeArrowheads="1"/>
+                    </pic:cNvPicPr>
+                  </pic:nvPicPr>
+                  <pic:blipFill>
+                    <a:blip r:embed="rId39">
+                      <a:extLst>
+                        <a:ext uri="{28A0092B-C50C-407E-A947-70E740481C1C}">
+                          <a14:useLocalDpi xmlns:a14="http://schemas.microsoft.com/office/drawing/2010/main" val="0"/>
+                        </a:ext>
+                      </a:extLst>
+                    </a:blip>
+                    <a:srcRect/>
+                    <a:stretch>
+                      <a:fillRect/>
+                    </a:stretch>
+                  </pic:blipFill>
+                  <pic:spPr bwMode="auto">
+                    <a:xfrm>
+                      <a:off x="0" y="0"/>
+                      <a:ext cx="5324997" cy="1613368"/>
+                    </a:xfrm>
+                    <a:prstGeom prst="rect">
+                      <a:avLst/>
+                    </a:prstGeom>
+                    <a:noFill/>
+                    <a:ln>
+                      <a:noFill/>
+                    </a:ln>
+                  </pic:spPr>
+                </pic:pic>
+              </a:graphicData>
+            </a:graphic>
+          </wp:inline>
+        </w:drawing>
+      </w:r>
+    </w:p>
+    <w:p>
+      <w:pPr>
+        <w:spacing w:before="240"/>
+        <w:ind w:left="708"/>
+        <w:jc w:val="both"/>
+        <w:rPr>
+          <w:rFonts w:ascii="Times New Roman" w:hAnsi="Times New Roman" w:cs="Times New Roman"/>
+        </w:rPr>
+      </w:pPr>
+    </w:p>
+    <w:p>
+      <w:pPr>
+        <w:spacing w:before="13320"/>
+        <w:jc w:val="both"/>
+        <w:rPr>
+          <w:rFonts w:ascii="Times New Roman" w:hAnsi="Times New Roman" w:cs="Times New Roman"/>
+          <w:sz w:val="32"/>
+          <w:szCs w:val="32"/>
+        </w:rPr>
+      </w:pPr>
+      <w:r>
+        <w:rPr>
+          <w:rFonts w:ascii="Times New Roman" w:hAnsi="Times New Roman" w:cs="Times New Roman"/>
+          <w:sz w:val="32"/>
+          <w:szCs w:val="32"/>
+        </w:rPr>
+        <w:lastRenderedPageBreak/>
+        <w:t>#</w:t>
+      </w:r>
+      <w:r>
+        <w:rPr>
+          <w:rFonts w:ascii="Times New Roman" w:hAnsi="Times New Roman" w:cs="Times New Roman"/>
+          <w:sz w:val="32"/>
+          <w:szCs w:val="32"/>
+        </w:rPr>
+        <w:t>3</w:t>
+      </w:r>
+      <w:r>
+        <w:rPr>
+          <w:rFonts w:ascii="Times New Roman" w:hAnsi="Times New Roman" w:cs="Times New Roman"/>
+          <w:sz w:val="32"/>
+          <w:szCs w:val="32"/>
+        </w:rPr>
+        <w:t xml:space="preserve"> – Fe</w:t>
+      </w:r>
+      <w:r>
+        <w:rPr>
+          <w:rFonts w:ascii="Times New Roman" w:hAnsi="Times New Roman" w:cs="Times New Roman"/>
+          <w:sz w:val="32"/>
+          <w:szCs w:val="32"/>
+        </w:rPr>
+        <w:t>lhasználói</w:t>
+      </w:r>
+      <w:r>
+        <w:rPr>
+          <w:rFonts w:ascii="Times New Roman" w:hAnsi="Times New Roman" w:cs="Times New Roman"/>
+          <w:sz w:val="32"/>
+          <w:szCs w:val="32"/>
+        </w:rPr>
+        <w:t xml:space="preserve"> dokumentáció</w:t>
+      </w:r>
+      <w:r>
+        <w:rPr>
+          <w:rFonts w:ascii="Times New Roman" w:hAnsi="Times New Roman" w:cs="Times New Roman"/>
+          <w:sz w:val="32"/>
+          <w:szCs w:val="32"/>
+        </w:rPr>
+        <w:t xml:space="preserve"> </w:t>
+      </w:r>
+    </w:p>
+    <w:p>
+      <w:pPr>
+        <w:spacing w:before="240"/>
+        <w:jc w:val="both"/>
+        <w:rPr>
+          <w:rFonts w:ascii="Times New Roman" w:hAnsi="Times New Roman" w:cs="Times New Roman"/>
+          <w:sz w:val="32"/>
+          <w:szCs w:val="32"/>
+        </w:rPr>
+      </w:pPr>
+      <w:r>
+        <w:rPr>
+          <w:rFonts w:ascii="Times New Roman" w:hAnsi="Times New Roman" w:cs="Times New Roman"/>
+        </w:rPr>
+        <w:t>Oldalunk fő funkciója,</w:t>
+      </w:r>
+    </w:p>
+    <w:p>
+      <w:pPr>
+        <w:spacing w:before="360"/>
+        <w:jc w:val="both"/>
+        <w:rPr>
+          <w:rFonts w:ascii="Times New Roman" w:hAnsi="Times New Roman" w:cs="Times New Roman"/>
+          <w:sz w:val="32"/>
+          <w:szCs w:val="32"/>
+        </w:rPr>
+      </w:pPr>
+    </w:p>
+    <w:p>
+      <w:pPr>
+        <w:spacing w:before="13320"/>
+        <w:jc w:val="both"/>
+        <w:rPr>
+          <w:rFonts w:ascii="Times New Roman" w:hAnsi="Times New Roman" w:cs="Times New Roman"/>
+          <w:sz w:val="32"/>
+          <w:szCs w:val="32"/>
+        </w:rPr>
+      </w:pPr>
+      <w:r>
+        <w:rPr>
+          <w:rFonts w:ascii="Times New Roman" w:hAnsi="Times New Roman" w:cs="Times New Roman"/>
+          <w:sz w:val="32"/>
+          <w:szCs w:val="32"/>
+        </w:rPr>
+        <w:lastRenderedPageBreak/>
+        <w:t>#2 – Fejlesztői dokumentáció</w:t>
+      </w:r>
+    </w:p>
+    <w:p>
+      <w:pPr>
+        <w:spacing w:before="10560"/>
+        <w:jc w:val="both"/>
+        <w:rPr>
+          <w:rFonts w:ascii="Times New Roman" w:hAnsi="Times New Roman" w:cs="Times New Roman"/>
+          <w:sz w:val="32"/>
+          <w:szCs w:val="32"/>
+        </w:rPr>
+      </w:pPr>
+    </w:p>
+    <w:p>
+      <w:pPr>
+        <w:spacing w:before="240"/>
+        <w:ind w:left="708"/>
+        <w:jc w:val="both"/>
+        <w:rPr>
+          <w:rFonts w:ascii="Times New Roman" w:hAnsi="Times New Roman" w:cs="Times New Roman"/>
+        </w:rPr>
+      </w:pPr>
+    </w:p>
     <w:sectPr>
-      <w:headerReference w:type="default" r:id="rId11"/>
+      <w:headerReference w:type="default" r:id="rId40"/>
       <w:pgSz w:w="11906" w:h="16838"/>
       <w:pgMar w:top="1417" w:right="1417" w:bottom="1417" w:left="1417" w:header="708" w:footer="708" w:gutter="0"/>
       <w:pgNumType w:start="1"/>
@@ -2387,7 +5194,7 @@
         <w:ind w:left="1785" w:hanging="360"/>
       </w:pPr>
     </w:lvl>
-    <w:lvl w:ilvl="2" w:tplc="040E001B" w:tentative="1">
+    <w:lvl w:ilvl="2" w:tplc="040E001B">
       <w:start w:val="1"/>
       <w:numFmt w:val="lowerRoman"/>
       <w:lvlText w:val="%3."/>
@@ -3341,6 +6148,7 @@
   <w:style w:type="paragraph" w:default="1" w:styleId="Normal">
     <w:name w:val="Normal"/>
     <w:qFormat/>
+    <w:rsid w:val="00E65001"/>
   </w:style>
   <w:style w:type="paragraph" w:styleId="Heading1">
     <w:name w:val="heading 1"/>

--- a/UserFiles/ComputerParts_Documentation_V02.06(MCS_és_RDZS).docx
+++ b/UserFiles/ComputerParts_Documentation_V02.06(MCS_és_RDZS).docx
@@ -1573,7 +1573,7 @@
           <w:noProof/>
         </w:rPr>
         <w:drawing>
-          <wp:inline distT="0" distB="0" distL="0" distR="0" wp14:anchorId="4B2C968C" wp14:editId="4A05A5F3">
+          <wp:inline distT="0" distB="0" distL="0" distR="0" wp14:anchorId="4B2C968C" wp14:editId="2AA2EE87">
             <wp:extent cx="5324475" cy="2900252"/>
             <wp:effectExtent l="0" t="0" r="0" b="0"/>
             <wp:docPr id="1327806629" name="Picture 14"/>
@@ -4210,7 +4210,7 @@
           <w:noProof/>
         </w:rPr>
         <w:drawing>
-          <wp:inline distT="0" distB="0" distL="0" distR="0" wp14:anchorId="19578A58" wp14:editId="5914DE94">
+          <wp:inline distT="0" distB="0" distL="0" distR="0" wp14:anchorId="19578A58" wp14:editId="75A734D6">
             <wp:extent cx="4884709" cy="2571750"/>
             <wp:effectExtent l="0" t="0" r="0" b="0"/>
             <wp:docPr id="945496137" name="Picture 2"/>
@@ -4385,7 +4385,19 @@
         <w:rPr>
           <w:rFonts w:ascii="Times New Roman" w:hAnsi="Times New Roman" w:cs="Times New Roman"/>
         </w:rPr>
-        <w:t xml:space="preserve">több, különböző adatot is ellenőriz a rendszer, ezek közé tartozik, hogy a felhasználó adott-e kereszt- és vezetéknevet, email címet, jelszót és megerősítette-e a jelszavát, avagy kétszer megadta-e a jelszavát regisztrációkor, emellett külön ellenőrzés történik, hogy a felhasználó által megadott jelszó legalább nyolc (8) karakter hosszú. Ha valamelyik ezek közül hiányzik, nem egyezik vagy nincs meg a megfelelő minimum hossz, a rendszer különböző hibaüzenetekkel jelzi, ha valami nem megfelelő. Ha mindent rendben talál, akkor a felhasználót rövid késleltetéssel a rendszer átirányítja </w:t>
+        <w:t xml:space="preserve">több, különböző adatot is ellenőriz a rendszer, ezek közé tartozik, hogy a felhasználó adott-e </w:t>
+      </w:r>
+      <w:r>
+        <w:rPr>
+          <w:rFonts w:ascii="Times New Roman" w:hAnsi="Times New Roman" w:cs="Times New Roman"/>
+        </w:rPr>
+        <w:t>felhasználónevet</w:t>
+      </w:r>
+      <w:r>
+        <w:rPr>
+          <w:rFonts w:ascii="Times New Roman" w:hAnsi="Times New Roman" w:cs="Times New Roman"/>
+        </w:rPr>
+        <w:t xml:space="preserve">, email címet, jelszót és megerősítette-e a jelszavát, avagy kétszer megadta-e a jelszavát regisztrációkor, emellett külön ellenőrzés történik, hogy a felhasználó által megadott jelszó legalább nyolc (8) karakter hosszú. Ha valamelyik ezek közül hiányzik, nem egyezik vagy nincs meg a megfelelő minimum hossz, a rendszer különböző hibaüzenetekkel jelzi, ha valami nem megfelelő. Ha mindent rendben talál, akkor a felhasználót rövid késleltetéssel a rendszer átirányítja </w:t>
       </w:r>
       <w:r>
         <w:rPr>
@@ -4410,7 +4422,7 @@
         </w:rPr>
         <w:lastRenderedPageBreak/>
         <w:drawing>
-          <wp:inline distT="0" distB="0" distL="0" distR="0" wp14:anchorId="7B856138" wp14:editId="7986F8D9">
+          <wp:inline distT="0" distB="0" distL="0" distR="0" wp14:anchorId="7B856138" wp14:editId="50EB8056">
             <wp:extent cx="3933825" cy="3797052"/>
             <wp:effectExtent l="0" t="0" r="0" b="0"/>
             <wp:docPr id="411030549" name="Picture 16"/>
@@ -4922,6 +4934,169 @@
           <w:rFonts w:ascii="Times New Roman" w:hAnsi="Times New Roman" w:cs="Times New Roman"/>
         </w:rPr>
       </w:pPr>
+      <w:r>
+        <w:rPr>
+          <w:rFonts w:ascii="Times New Roman" w:hAnsi="Times New Roman" w:cs="Times New Roman"/>
+        </w:rPr>
+        <w:lastRenderedPageBreak/>
+        <w:t xml:space="preserve">Adminisztrátor jogokkal rendelkező felhasználóknak is készült felület, ha a programban, főként az adatbázisban valamilyen módosításra lenne szükség. Ez arra szolgál, hogy az admin jogokkal rendelkező felhasználók </w:t>
+      </w:r>
+      <w:r>
+        <w:rPr>
+          <w:rFonts w:ascii="Times New Roman" w:hAnsi="Times New Roman" w:cs="Times New Roman"/>
+          <w:i/>
+          <w:iCs/>
+        </w:rPr>
+        <w:t>(a rendszer által ellenőrizve)</w:t>
+      </w:r>
+      <w:r>
+        <w:rPr>
+          <w:rFonts w:ascii="Times New Roman" w:hAnsi="Times New Roman" w:cs="Times New Roman"/>
+        </w:rPr>
+        <w:t xml:space="preserve"> a különböző alkatrészeket, kategóriákat, ajánlatokat, ezeknek pedig a tulajdonságait, így az árát, nevét, Id-ját </w:t>
+      </w:r>
+      <w:r>
+        <w:rPr>
+          <w:rFonts w:ascii="Times New Roman" w:hAnsi="Times New Roman" w:cs="Times New Roman"/>
+          <w:i/>
+          <w:iCs/>
+        </w:rPr>
+        <w:t>(ha szükséges, kategória</w:t>
+      </w:r>
+      <w:r>
+        <w:rPr>
+          <w:rFonts w:ascii="Times New Roman" w:hAnsi="Times New Roman" w:cs="Times New Roman"/>
+          <w:i/>
+          <w:iCs/>
+        </w:rPr>
+        <w:t xml:space="preserve"> Id-ját is)</w:t>
+      </w:r>
+      <w:r>
+        <w:rPr>
+          <w:rFonts w:ascii="Times New Roman" w:hAnsi="Times New Roman" w:cs="Times New Roman"/>
+        </w:rPr>
+        <w:t xml:space="preserve">, „raktári egységét” </w:t>
+      </w:r>
+      <w:r>
+        <w:rPr>
+          <w:rFonts w:ascii="Times New Roman" w:hAnsi="Times New Roman" w:cs="Times New Roman"/>
+          <w:i/>
+          <w:iCs/>
+        </w:rPr>
+        <w:t>(Ún. „SKU” vagy „Stock Keeping Unit”)</w:t>
+      </w:r>
+      <w:r>
+        <w:rPr>
+          <w:rFonts w:ascii="Times New Roman" w:hAnsi="Times New Roman" w:cs="Times New Roman"/>
+        </w:rPr>
+        <w:t xml:space="preserve"> </w:t>
+      </w:r>
+      <w:r>
+        <w:rPr>
+          <w:rFonts w:ascii="Times New Roman" w:hAnsi="Times New Roman" w:cs="Times New Roman"/>
+        </w:rPr>
+        <w:t xml:space="preserve">tudja módosítani, újat hozzá adni vagy meglévőt törölni, emellett kezelheti az aktív, regisztrált fiókok </w:t>
+      </w:r>
+      <w:r>
+        <w:rPr>
+          <w:rFonts w:ascii="Times New Roman" w:hAnsi="Times New Roman" w:cs="Times New Roman"/>
+        </w:rPr>
+        <w:t xml:space="preserve">felhasználónevét, Email címét és felhasználói jogkörét </w:t>
+      </w:r>
+      <w:r>
+        <w:rPr>
+          <w:rFonts w:ascii="Times New Roman" w:hAnsi="Times New Roman" w:cs="Times New Roman"/>
+          <w:i/>
+          <w:iCs/>
+        </w:rPr>
+        <w:t>(pl. Admin, User, stb.)</w:t>
+      </w:r>
+      <w:r>
+        <w:rPr>
+          <w:rFonts w:ascii="Times New Roman" w:hAnsi="Times New Roman" w:cs="Times New Roman"/>
+        </w:rPr>
+        <w:t xml:space="preserve">, azonban egy adminisztrátor sem fér hozzá a felhasználók jelszavához, így ha a felhasználó elfelejti a jelszavát és egy újat kér, azt sem adminok fogják végre hajtani. Az alábbi kód részlet végzi az egyes adatok kezelését. </w:t>
+      </w:r>
+      <w:r>
+        <w:rPr>
+          <w:rFonts w:ascii="Times New Roman" w:hAnsi="Times New Roman" w:cs="Times New Roman"/>
+          <w:i/>
+          <w:iCs/>
+        </w:rPr>
+        <w:t>Megjegyzés: ez a kód részlet csak egy adott admin kezelő módosítási kezelő felület mögötti kód, viszont az összes többi, így a termékek („products”), az ajánlatok („deals”) és a felhasználók („users”) menüpontban is ugyan így, vagy hasonlóan néz ki, egyedül a felhasználóknál van kisebb eltérés.</w:t>
+      </w:r>
+    </w:p>
+    <w:p>
+      <w:pPr>
+        <w:spacing w:before="240"/>
+        <w:ind w:left="708"/>
+        <w:jc w:val="both"/>
+        <w:rPr>
+          <w:rFonts w:ascii="Times New Roman" w:hAnsi="Times New Roman" w:cs="Times New Roman"/>
+        </w:rPr>
+      </w:pPr>
+      <w:r>
+        <w:rPr>
+          <w:rFonts w:ascii="Times New Roman" w:hAnsi="Times New Roman" w:cs="Times New Roman"/>
+          <w:noProof/>
+        </w:rPr>
+        <w:drawing>
+          <wp:inline distT="0" distB="0" distL="0" distR="0" wp14:anchorId="59B7EB8B" wp14:editId="66581672">
+            <wp:extent cx="5334000" cy="1713238"/>
+            <wp:effectExtent l="0" t="0" r="0" b="1270"/>
+            <wp:docPr id="2046977901" name="Picture 1"/>
+            <wp:cNvGraphicFramePr>
+              <a:graphicFrameLocks xmlns:a="http://schemas.openxmlformats.org/drawingml/2006/main" noChangeAspect="1"/>
+            </wp:cNvGraphicFramePr>
+            <a:graphic xmlns:a="http://schemas.openxmlformats.org/drawingml/2006/main">
+              <a:graphicData uri="http://schemas.openxmlformats.org/drawingml/2006/picture">
+                <pic:pic xmlns:pic="http://schemas.openxmlformats.org/drawingml/2006/picture">
+                  <pic:nvPicPr>
+                    <pic:cNvPr id="0" name="Picture 1"/>
+                    <pic:cNvPicPr>
+                      <a:picLocks noChangeAspect="1" noChangeArrowheads="1"/>
+                    </pic:cNvPicPr>
+                  </pic:nvPicPr>
+                  <pic:blipFill>
+                    <a:blip r:embed="rId40">
+                      <a:extLst>
+                        <a:ext uri="{28A0092B-C50C-407E-A947-70E740481C1C}">
+                          <a14:useLocalDpi xmlns:a14="http://schemas.microsoft.com/office/drawing/2010/main" val="0"/>
+                        </a:ext>
+                      </a:extLst>
+                    </a:blip>
+                    <a:srcRect/>
+                    <a:stretch>
+                      <a:fillRect/>
+                    </a:stretch>
+                  </pic:blipFill>
+                  <pic:spPr bwMode="auto">
+                    <a:xfrm>
+                      <a:off x="0" y="0"/>
+                      <a:ext cx="5346314" cy="1717193"/>
+                    </a:xfrm>
+                    <a:prstGeom prst="rect">
+                      <a:avLst/>
+                    </a:prstGeom>
+                    <a:noFill/>
+                    <a:ln>
+                      <a:noFill/>
+                    </a:ln>
+                  </pic:spPr>
+                </pic:pic>
+              </a:graphicData>
+            </a:graphic>
+          </wp:inline>
+        </w:drawing>
+      </w:r>
+      <w:r>
+        <w:rPr>
+          <w:rFonts w:ascii="Times New Roman" w:hAnsi="Times New Roman" w:cs="Times New Roman"/>
+          <w:i/>
+          <w:iCs/>
+        </w:rPr>
+        <w:t xml:space="preserve"> </w:t>
+      </w:r>
     </w:p>
     <w:p>
       <w:pPr>
@@ -4940,7 +5115,7 @@
           <w:szCs w:val="32"/>
         </w:rPr>
         <w:lastRenderedPageBreak/>
-        <w:t>#</w:t>
+        <w:t>#3 – Felhasználói dokumentáció</w:t>
       </w:r>
       <w:r>
         <w:rPr>
@@ -4948,31 +5123,606 @@
           <w:sz w:val="32"/>
           <w:szCs w:val="32"/>
         </w:rPr>
-        <w:t>3</w:t>
-      </w:r>
-      <w:r>
+        <w:t xml:space="preserve"> </w:t>
+      </w:r>
+    </w:p>
+    <w:p>
+      <w:pPr>
+        <w:spacing w:before="240"/>
+        <w:jc w:val="both"/>
+        <w:rPr>
+          <w:rFonts w:ascii="Times New Roman" w:hAnsi="Times New Roman" w:cs="Times New Roman"/>
+          <w:i/>
+          <w:iCs/>
+        </w:rPr>
+      </w:pPr>
+      <w:r>
+        <w:rPr>
+          <w:rFonts w:ascii="Times New Roman" w:hAnsi="Times New Roman" w:cs="Times New Roman"/>
+          <w:i/>
+          <w:iCs/>
+        </w:rPr>
+        <w:t>Biztosított Felhasználói és admin</w:t>
+      </w:r>
+      <w:r>
+        <w:rPr>
+          <w:rFonts w:ascii="Times New Roman" w:hAnsi="Times New Roman" w:cs="Times New Roman"/>
+          <w:i/>
+          <w:iCs/>
+        </w:rPr>
+        <w:t>isztrátori</w:t>
+      </w:r>
+      <w:r>
+        <w:rPr>
+          <w:rFonts w:ascii="Times New Roman" w:hAnsi="Times New Roman" w:cs="Times New Roman"/>
+          <w:i/>
+          <w:iCs/>
+        </w:rPr>
+        <w:t xml:space="preserve"> bejelentkezési adatok:</w:t>
+      </w:r>
+    </w:p>
+    <w:p>
+      <w:pPr>
+        <w:spacing w:before="240"/>
+        <w:jc w:val="both"/>
+        <w:rPr>
+          <w:rFonts w:ascii="Times New Roman" w:hAnsi="Times New Roman" w:cs="Times New Roman"/>
+          <w:i/>
+          <w:iCs/>
+        </w:rPr>
+      </w:pPr>
+      <w:r>
+        <w:rPr>
+          <w:rFonts w:ascii="Times New Roman" w:hAnsi="Times New Roman" w:cs="Times New Roman"/>
+          <w:i/>
+          <w:iCs/>
+        </w:rPr>
+        <w:t xml:space="preserve">Felhasználói fiók felh.név és jelszó páros: </w:t>
+      </w:r>
+      <w:r>
+        <w:rPr>
+          <w:rFonts w:ascii="Times New Roman" w:hAnsi="Times New Roman" w:cs="Times New Roman"/>
+        </w:rPr>
+        <w:t>TesztElek123, TesztElek123</w:t>
+      </w:r>
+    </w:p>
+    <w:p>
+      <w:pPr>
+        <w:spacing w:before="240"/>
+        <w:jc w:val="both"/>
+        <w:rPr>
+          <w:rFonts w:ascii="Times New Roman" w:hAnsi="Times New Roman" w:cs="Times New Roman"/>
+        </w:rPr>
+      </w:pPr>
+      <w:r>
+        <w:rPr>
+          <w:rFonts w:ascii="Times New Roman" w:hAnsi="Times New Roman" w:cs="Times New Roman"/>
+          <w:i/>
+          <w:iCs/>
+        </w:rPr>
+        <w:t>Admin</w:t>
+      </w:r>
+      <w:r>
+        <w:rPr>
+          <w:rFonts w:ascii="Times New Roman" w:hAnsi="Times New Roman" w:cs="Times New Roman"/>
+          <w:i/>
+          <w:iCs/>
+        </w:rPr>
+        <w:t>isztrátori</w:t>
+      </w:r>
+      <w:r>
+        <w:rPr>
+          <w:rFonts w:ascii="Times New Roman" w:hAnsi="Times New Roman" w:cs="Times New Roman"/>
+          <w:i/>
+          <w:iCs/>
+        </w:rPr>
+        <w:t xml:space="preserve"> fiók felh.név és jelszó páros: </w:t>
+      </w:r>
+      <w:r>
+        <w:rPr>
+          <w:rFonts w:ascii="Times New Roman" w:hAnsi="Times New Roman" w:cs="Times New Roman"/>
+        </w:rPr>
+        <w:t>AdminTeszt, 12345678</w:t>
+      </w:r>
+    </w:p>
+    <w:p>
+      <w:pPr>
+        <w:spacing w:before="240"/>
+        <w:jc w:val="both"/>
+        <w:rPr>
+          <w:rFonts w:ascii="Times New Roman" w:hAnsi="Times New Roman" w:cs="Times New Roman"/>
+        </w:rPr>
+      </w:pPr>
+      <w:r>
+        <w:rPr>
+          <w:rFonts w:ascii="Times New Roman" w:hAnsi="Times New Roman" w:cs="Times New Roman"/>
+        </w:rPr>
+        <w:t>Oldalunk fő funkciója,</w:t>
+      </w:r>
+      <w:r>
+        <w:rPr>
+          <w:rFonts w:ascii="Times New Roman" w:hAnsi="Times New Roman" w:cs="Times New Roman"/>
+        </w:rPr>
+        <w:t xml:space="preserve"> a saját konfiguráció összeállítása és mentése </w:t>
+      </w:r>
+      <w:r>
+        <w:rPr>
+          <w:rFonts w:ascii="Times New Roman" w:hAnsi="Times New Roman" w:cs="Times New Roman"/>
+        </w:rPr>
+        <w:t xml:space="preserve">a lehető legegyszerűbben zajlik le a kódolás oldalán is, de mi a helyzet a felhasználói oldalon? Nos, itt sem különb a helyzet: a felhasználónak egyáltalán nincsen szüksége házi atomerőművekre, Nasa-s technológiákra a használatához, ráadásul sok esetben, főként mobil környezetben, még csak telepítésre sincs szüksége ahhoz, hogy használni tudja az oldalunk nyújtotta előnyöket, funkciókat. A felhasználónak nincs más dolga, mint hogy megkeresi a </w:t>
+      </w:r>
+      <w:r>
+        <w:rPr>
+          <w:rFonts w:ascii="Times New Roman" w:hAnsi="Times New Roman" w:cs="Times New Roman"/>
+        </w:rPr>
+        <w:t xml:space="preserve"> „</w:t>
+      </w:r>
+      <w:hyperlink r:id="rId41" w:history="1">
+        <w:r>
+          <w:rPr>
+            <w:rStyle w:val="Hyperlink"/>
+            <w:rFonts w:ascii="Times New Roman" w:hAnsi="Times New Roman" w:cs="Times New Roman"/>
+          </w:rPr>
+          <w:t>www.computerpartstest.com</w:t>
+        </w:r>
+      </w:hyperlink>
+      <w:r>
+        <w:rPr>
+          <w:rFonts w:ascii="Times New Roman" w:hAnsi="Times New Roman" w:cs="Times New Roman"/>
+        </w:rPr>
+        <w:t xml:space="preserve">„ oldalat a telefonjára már gyárilag telepített </w:t>
+      </w:r>
+      <w:r>
+        <w:rPr>
+          <w:rFonts w:ascii="Times New Roman" w:hAnsi="Times New Roman" w:cs="Times New Roman"/>
+          <w:i/>
+          <w:iCs/>
+        </w:rPr>
+        <w:t>böngészőben (főként Google Chrome lehet, de elképzelhető „Samsung Internet” a kóreai cég telefonjainál, vagy ha a felhasználó a saját igényeinek megfelelő böngészőt telepített, akkor valószínűleg „Firefox”, „Brave”, „Opera” vagy „DuckDuckGo” lelhető fel eszközén, iOS esetén pedig a „Safari” elérhető opció)</w:t>
+      </w:r>
+      <w:r>
+        <w:rPr>
+          <w:rFonts w:ascii="Times New Roman" w:hAnsi="Times New Roman" w:cs="Times New Roman"/>
+        </w:rPr>
+        <w:t>, és már is a főoldalunkon találja magát a felhasználó.</w:t>
+      </w:r>
+      <w:r>
+        <w:rPr>
+          <w:rFonts w:ascii="Times New Roman" w:hAnsi="Times New Roman" w:cs="Times New Roman"/>
+        </w:rPr>
+        <w:t xml:space="preserve"> Innentől pedig a felhasználó két dolgot tehet: használhatja már az oldal szinte összes elérhető funkcióját </w:t>
+      </w:r>
+      <w:r>
+        <w:rPr>
+          <w:rFonts w:ascii="Times New Roman" w:hAnsi="Times New Roman" w:cs="Times New Roman"/>
+          <w:i/>
+          <w:iCs/>
+        </w:rPr>
+        <w:t>(leszámítva azokat, amik regisztrációt és bejelentkezést igényelnek, a többi funkció leírása lentebb olvasható)</w:t>
+      </w:r>
+      <w:r>
+        <w:rPr>
+          <w:rFonts w:ascii="Times New Roman" w:hAnsi="Times New Roman" w:cs="Times New Roman"/>
+        </w:rPr>
+        <w:t xml:space="preserve">, vagy pedig megteszi a szükséges regisztrációt, ha még nincs fiókja, vagy bejelentkezik a már meglévőbe </w:t>
+      </w:r>
+      <w:r>
+        <w:rPr>
+          <w:rFonts w:ascii="Times New Roman" w:hAnsi="Times New Roman" w:cs="Times New Roman"/>
+          <w:i/>
+          <w:iCs/>
+        </w:rPr>
+        <w:t>(általában előbbi szükséges utóbbihoz, ha ezen sorok olvasása előtt még sosem járt oldalunkon és nem regisztrált be)</w:t>
+      </w:r>
+      <w:r>
+        <w:rPr>
+          <w:rFonts w:ascii="Times New Roman" w:hAnsi="Times New Roman" w:cs="Times New Roman"/>
+        </w:rPr>
+        <w:t xml:space="preserve">. </w:t>
+      </w:r>
+      <w:r>
+        <w:rPr>
+          <w:rFonts w:ascii="Times New Roman" w:hAnsi="Times New Roman" w:cs="Times New Roman"/>
+        </w:rPr>
+        <w:t>A regisztrációhoz és onnan a bejelentkezéshez az alábbi útvonalat kell követni:</w:t>
+      </w:r>
+    </w:p>
+    <w:p>
+      <w:pPr>
+        <w:spacing w:before="240"/>
+        <w:jc w:val="both"/>
+        <w:rPr>
+          <w:rFonts w:ascii="Times New Roman" w:hAnsi="Times New Roman" w:cs="Times New Roman"/>
+        </w:rPr>
+      </w:pPr>
+      <w:r>
+        <w:rPr>
+          <w:rFonts w:ascii="Times New Roman" w:hAnsi="Times New Roman" w:cs="Times New Roman"/>
+        </w:rPr>
+        <w:t>A webhely betöltődése utána jobb fent a profilkép ikonra kattintva megjelenik egy lenyíló menü, itt a „Regisztráció” gombra kattintsunk.</w:t>
+      </w:r>
+    </w:p>
+    <w:p>
+      <w:pPr>
+        <w:spacing w:before="240"/>
+        <w:jc w:val="both"/>
         <w:rPr>
           <w:rFonts w:ascii="Times New Roman" w:hAnsi="Times New Roman" w:cs="Times New Roman"/>
           <w:sz w:val="32"/>
           <w:szCs w:val="32"/>
         </w:rPr>
-        <w:t xml:space="preserve"> – Fe</w:t>
-      </w:r>
-      <w:r>
+      </w:pPr>
+      <w:r>
+        <w:rPr>
+          <w:rFonts w:ascii="Times New Roman" w:hAnsi="Times New Roman" w:cs="Times New Roman"/>
+          <w:noProof/>
+        </w:rPr>
+        <w:drawing>
+          <wp:inline distT="0" distB="0" distL="0" distR="0" wp14:anchorId="58DA0011" wp14:editId="44940C72">
+            <wp:extent cx="5753100" cy="2752725"/>
+            <wp:effectExtent l="0" t="0" r="0" b="9525"/>
+            <wp:docPr id="837608897" name="Picture 2"/>
+            <wp:cNvGraphicFramePr>
+              <a:graphicFrameLocks xmlns:a="http://schemas.openxmlformats.org/drawingml/2006/main" noChangeAspect="1"/>
+            </wp:cNvGraphicFramePr>
+            <a:graphic xmlns:a="http://schemas.openxmlformats.org/drawingml/2006/main">
+              <a:graphicData uri="http://schemas.openxmlformats.org/drawingml/2006/picture">
+                <pic:pic xmlns:pic="http://schemas.openxmlformats.org/drawingml/2006/picture">
+                  <pic:nvPicPr>
+                    <pic:cNvPr id="0" name="Picture 2"/>
+                    <pic:cNvPicPr>
+                      <a:picLocks noChangeAspect="1" noChangeArrowheads="1"/>
+                    </pic:cNvPicPr>
+                  </pic:nvPicPr>
+                  <pic:blipFill>
+                    <a:blip r:embed="rId42" cstate="print">
+                      <a:extLst>
+                        <a:ext uri="{28A0092B-C50C-407E-A947-70E740481C1C}">
+                          <a14:useLocalDpi xmlns:a14="http://schemas.microsoft.com/office/drawing/2010/main" val="0"/>
+                        </a:ext>
+                      </a:extLst>
+                    </a:blip>
+                    <a:srcRect/>
+                    <a:stretch>
+                      <a:fillRect/>
+                    </a:stretch>
+                  </pic:blipFill>
+                  <pic:spPr bwMode="auto">
+                    <a:xfrm>
+                      <a:off x="0" y="0"/>
+                      <a:ext cx="5753100" cy="2752725"/>
+                    </a:xfrm>
+                    <a:prstGeom prst="rect">
+                      <a:avLst/>
+                    </a:prstGeom>
+                    <a:noFill/>
+                    <a:ln>
+                      <a:noFill/>
+                    </a:ln>
+                  </pic:spPr>
+                </pic:pic>
+              </a:graphicData>
+            </a:graphic>
+          </wp:inline>
+        </w:drawing>
+      </w:r>
+    </w:p>
+    <w:p>
+      <w:pPr>
+        <w:spacing w:before="240"/>
+        <w:jc w:val="both"/>
+        <w:rPr>
+          <w:rFonts w:ascii="Times New Roman" w:hAnsi="Times New Roman" w:cs="Times New Roman"/>
+        </w:rPr>
+      </w:pPr>
+      <w:r>
+        <w:rPr>
+          <w:rFonts w:ascii="Times New Roman" w:hAnsi="Times New Roman" w:cs="Times New Roman"/>
+        </w:rPr>
+        <w:lastRenderedPageBreak/>
+        <w:t xml:space="preserve">Miután megjelenik a regisztrációs oldal, a felhasználónak meg kell adnia </w:t>
+      </w:r>
+      <w:r>
+        <w:rPr>
+          <w:rFonts w:ascii="Times New Roman" w:hAnsi="Times New Roman" w:cs="Times New Roman"/>
+        </w:rPr>
+        <w:t xml:space="preserve">egy kitalált felhasználó nevet </w:t>
+      </w:r>
+      <w:r>
+        <w:rPr>
+          <w:rFonts w:ascii="Times New Roman" w:hAnsi="Times New Roman" w:cs="Times New Roman"/>
+          <w:i/>
+          <w:iCs/>
+        </w:rPr>
+        <w:t>(ha szeretné, lehet a valódi neve is)</w:t>
+      </w:r>
+      <w:r>
+        <w:rPr>
+          <w:rFonts w:ascii="Times New Roman" w:hAnsi="Times New Roman" w:cs="Times New Roman"/>
+        </w:rPr>
+        <w:t xml:space="preserve">, ehhez egy email címet </w:t>
+      </w:r>
+      <w:r>
+        <w:rPr>
+          <w:rFonts w:ascii="Times New Roman" w:hAnsi="Times New Roman" w:cs="Times New Roman"/>
+          <w:i/>
+          <w:iCs/>
+        </w:rPr>
+        <w:t>(tesztelés esetén érdemes a @example.com véget használi)</w:t>
+      </w:r>
+      <w:r>
+        <w:rPr>
+          <w:rFonts w:ascii="Times New Roman" w:hAnsi="Times New Roman" w:cs="Times New Roman"/>
+        </w:rPr>
+        <w:t xml:space="preserve">, és a jelszavát kétszer </w:t>
+      </w:r>
+      <w:r>
+        <w:rPr>
+          <w:rFonts w:ascii="Times New Roman" w:hAnsi="Times New Roman" w:cs="Times New Roman"/>
+          <w:i/>
+          <w:iCs/>
+        </w:rPr>
+        <w:t>(a rendszer ellenőrzi, hogy jól írta-e be a felhasználó mindkétszer a jelszavát, más különben hibát fog dobni)</w:t>
+      </w:r>
+      <w:r>
+        <w:rPr>
+          <w:rFonts w:ascii="Times New Roman" w:hAnsi="Times New Roman" w:cs="Times New Roman"/>
+        </w:rPr>
+        <w:t>, végül pedig a lenti nagy „Regisztrálás” gombra kell kattintania.</w:t>
+      </w:r>
+    </w:p>
+    <w:p>
+      <w:pPr>
+        <w:spacing w:before="240"/>
+        <w:jc w:val="both"/>
+        <w:rPr>
+          <w:rFonts w:ascii="Times New Roman" w:hAnsi="Times New Roman" w:cs="Times New Roman"/>
+        </w:rPr>
+      </w:pPr>
+      <w:r>
+        <w:rPr>
+          <w:rFonts w:ascii="Times New Roman" w:hAnsi="Times New Roman" w:cs="Times New Roman"/>
+          <w:noProof/>
+        </w:rPr>
+        <w:drawing>
+          <wp:inline distT="0" distB="0" distL="0" distR="0" wp14:anchorId="4F9E485D" wp14:editId="1FB808D2">
+            <wp:extent cx="2173797" cy="2495550"/>
+            <wp:effectExtent l="0" t="0" r="0" b="0"/>
+            <wp:docPr id="703497460" name="Picture 3"/>
+            <wp:cNvGraphicFramePr>
+              <a:graphicFrameLocks xmlns:a="http://schemas.openxmlformats.org/drawingml/2006/main" noChangeAspect="1"/>
+            </wp:cNvGraphicFramePr>
+            <a:graphic xmlns:a="http://schemas.openxmlformats.org/drawingml/2006/main">
+              <a:graphicData uri="http://schemas.openxmlformats.org/drawingml/2006/picture">
+                <pic:pic xmlns:pic="http://schemas.openxmlformats.org/drawingml/2006/picture">
+                  <pic:nvPicPr>
+                    <pic:cNvPr id="0" name="Picture 3"/>
+                    <pic:cNvPicPr>
+                      <a:picLocks noChangeAspect="1" noChangeArrowheads="1"/>
+                    </pic:cNvPicPr>
+                  </pic:nvPicPr>
+                  <pic:blipFill>
+                    <a:blip r:embed="rId43" cstate="print">
+                      <a:extLst>
+                        <a:ext uri="{28A0092B-C50C-407E-A947-70E740481C1C}">
+                          <a14:useLocalDpi xmlns:a14="http://schemas.microsoft.com/office/drawing/2010/main" val="0"/>
+                        </a:ext>
+                      </a:extLst>
+                    </a:blip>
+                    <a:srcRect/>
+                    <a:stretch>
+                      <a:fillRect/>
+                    </a:stretch>
+                  </pic:blipFill>
+                  <pic:spPr bwMode="auto">
+                    <a:xfrm>
+                      <a:off x="0" y="0"/>
+                      <a:ext cx="2186510" cy="2510145"/>
+                    </a:xfrm>
+                    <a:prstGeom prst="rect">
+                      <a:avLst/>
+                    </a:prstGeom>
+                    <a:noFill/>
+                    <a:ln>
+                      <a:noFill/>
+                    </a:ln>
+                  </pic:spPr>
+                </pic:pic>
+              </a:graphicData>
+            </a:graphic>
+          </wp:inline>
+        </w:drawing>
+      </w:r>
+    </w:p>
+    <w:p>
+      <w:pPr>
+        <w:spacing w:before="240"/>
+        <w:jc w:val="both"/>
+        <w:rPr>
+          <w:rFonts w:ascii="Times New Roman" w:hAnsi="Times New Roman" w:cs="Times New Roman"/>
+        </w:rPr>
+      </w:pPr>
+      <w:r>
+        <w:rPr>
+          <w:rFonts w:ascii="Times New Roman" w:hAnsi="Times New Roman" w:cs="Times New Roman"/>
+        </w:rPr>
+        <w:t>Miután a felhasználó rá kattintott a „Regisztrálás” gombra, a rendszer automatikusan át fogja irányítani a bejelenkező oldalra</w:t>
+      </w:r>
+      <w:r>
+        <w:rPr>
+          <w:rFonts w:ascii="Times New Roman" w:hAnsi="Times New Roman" w:cs="Times New Roman"/>
+        </w:rPr>
+        <w:t xml:space="preserve"> </w:t>
+      </w:r>
+      <w:r>
+        <w:rPr>
+          <w:rFonts w:ascii="Times New Roman" w:hAnsi="Times New Roman" w:cs="Times New Roman"/>
+          <w:i/>
+          <w:iCs/>
+        </w:rPr>
+        <w:t>(ha nem történik meg, akkor a felhasználónak rá kell kattintani a fentebbi képen látható „Térj vissza a bejelentkezéshez...” szövegre, ami szintén átirányítja a bejelentkező oldalra)</w:t>
+      </w:r>
+      <w:r>
+        <w:rPr>
+          <w:rFonts w:ascii="Times New Roman" w:hAnsi="Times New Roman" w:cs="Times New Roman"/>
+        </w:rPr>
+        <w:t>, ahhol már csak</w:t>
+      </w:r>
+      <w:r>
+        <w:rPr>
+          <w:rFonts w:ascii="Times New Roman" w:hAnsi="Times New Roman" w:cs="Times New Roman"/>
+        </w:rPr>
+        <w:t xml:space="preserve"> az imént beregisztrált felhasználónevet és jelszót kell beírnia </w:t>
+      </w:r>
+      <w:r>
+        <w:rPr>
+          <w:rFonts w:ascii="Times New Roman" w:hAnsi="Times New Roman" w:cs="Times New Roman"/>
+          <w:i/>
+          <w:iCs/>
+        </w:rPr>
+        <w:t>(ezt érdemes valahova felírni, ne hogy elfelejtsük! :P)</w:t>
+      </w:r>
+      <w:r>
+        <w:rPr>
+          <w:rFonts w:ascii="Times New Roman" w:hAnsi="Times New Roman" w:cs="Times New Roman"/>
+        </w:rPr>
+        <w:t>, majd a „Bejelentkezés” gombra kattintva a rendszer átirányítja a felhasználót ismét a főoldalra.</w:t>
+      </w:r>
+    </w:p>
+    <w:p>
+      <w:pPr>
+        <w:spacing w:before="240"/>
+        <w:jc w:val="both"/>
+        <w:rPr>
+          <w:rFonts w:ascii="Times New Roman" w:hAnsi="Times New Roman" w:cs="Times New Roman"/>
+        </w:rPr>
+      </w:pPr>
+      <w:r>
+        <w:rPr>
+          <w:rFonts w:ascii="Times New Roman" w:hAnsi="Times New Roman" w:cs="Times New Roman"/>
+          <w:noProof/>
+        </w:rPr>
+        <w:drawing>
+          <wp:inline distT="0" distB="0" distL="0" distR="0" wp14:anchorId="55F72C09" wp14:editId="52503608">
+            <wp:extent cx="2162175" cy="2547285"/>
+            <wp:effectExtent l="0" t="0" r="0" b="5715"/>
+            <wp:docPr id="1904801478" name="Picture 4"/>
+            <wp:cNvGraphicFramePr>
+              <a:graphicFrameLocks xmlns:a="http://schemas.openxmlformats.org/drawingml/2006/main" noChangeAspect="1"/>
+            </wp:cNvGraphicFramePr>
+            <a:graphic xmlns:a="http://schemas.openxmlformats.org/drawingml/2006/main">
+              <a:graphicData uri="http://schemas.openxmlformats.org/drawingml/2006/picture">
+                <pic:pic xmlns:pic="http://schemas.openxmlformats.org/drawingml/2006/picture">
+                  <pic:nvPicPr>
+                    <pic:cNvPr id="0" name="Picture 4"/>
+                    <pic:cNvPicPr>
+                      <a:picLocks noChangeAspect="1" noChangeArrowheads="1"/>
+                    </pic:cNvPicPr>
+                  </pic:nvPicPr>
+                  <pic:blipFill>
+                    <a:blip r:embed="rId44">
+                      <a:extLst>
+                        <a:ext uri="{28A0092B-C50C-407E-A947-70E740481C1C}">
+                          <a14:useLocalDpi xmlns:a14="http://schemas.microsoft.com/office/drawing/2010/main" val="0"/>
+                        </a:ext>
+                      </a:extLst>
+                    </a:blip>
+                    <a:srcRect/>
+                    <a:stretch>
+                      <a:fillRect/>
+                    </a:stretch>
+                  </pic:blipFill>
+                  <pic:spPr bwMode="auto">
+                    <a:xfrm>
+                      <a:off x="0" y="0"/>
+                      <a:ext cx="2169738" cy="2556195"/>
+                    </a:xfrm>
+                    <a:prstGeom prst="rect">
+                      <a:avLst/>
+                    </a:prstGeom>
+                    <a:noFill/>
+                    <a:ln>
+                      <a:noFill/>
+                    </a:ln>
+                  </pic:spPr>
+                </pic:pic>
+              </a:graphicData>
+            </a:graphic>
+          </wp:inline>
+        </w:drawing>
+      </w:r>
+    </w:p>
+    <w:p>
+      <w:pPr>
+        <w:spacing w:before="240"/>
+        <w:jc w:val="both"/>
+        <w:rPr>
+          <w:rFonts w:ascii="Times New Roman" w:hAnsi="Times New Roman" w:cs="Times New Roman"/>
+        </w:rPr>
+      </w:pPr>
+    </w:p>
+    <w:p>
+      <w:pPr>
+        <w:spacing w:before="960"/>
+        <w:jc w:val="both"/>
+        <w:rPr>
+          <w:rFonts w:ascii="Times New Roman" w:hAnsi="Times New Roman" w:cs="Times New Roman"/>
+        </w:rPr>
+      </w:pPr>
+      <w:r>
+        <w:rPr>
+          <w:rFonts w:ascii="Times New Roman" w:hAnsi="Times New Roman" w:cs="Times New Roman"/>
+        </w:rPr>
+        <w:lastRenderedPageBreak/>
+        <w:t xml:space="preserve">És ezzel a felhasználó létre hozta fiókját és be is jelentkezett abba, így innentől már </w:t>
+      </w:r>
+      <w:r>
+        <w:rPr>
+          <w:rFonts w:ascii="Times New Roman" w:hAnsi="Times New Roman" w:cs="Times New Roman"/>
+        </w:rPr>
+        <w:t xml:space="preserve">az oldal összes funkcióját használhatja a felhasználó </w:t>
+      </w:r>
+      <w:r>
+        <w:rPr>
+          <w:rFonts w:ascii="Times New Roman" w:hAnsi="Times New Roman" w:cs="Times New Roman"/>
+          <w:i/>
+          <w:iCs/>
+        </w:rPr>
+        <w:t>(azokat is, amelyek regisztrációhoz kötöttek, ezeket lentebb szintén említettük, mely funkciók kötöttek regisztrációhoz</w:t>
+      </w:r>
+      <w:r>
+        <w:rPr>
+          <w:rFonts w:ascii="Times New Roman" w:hAnsi="Times New Roman" w:cs="Times New Roman"/>
+          <w:i/>
+          <w:iCs/>
+        </w:rPr>
+        <w:t>)</w:t>
+      </w:r>
+      <w:r>
+        <w:rPr>
+          <w:rFonts w:ascii="Times New Roman" w:hAnsi="Times New Roman" w:cs="Times New Roman"/>
+        </w:rPr>
+        <w:t>.</w:t>
+      </w:r>
+    </w:p>
+    <w:p>
+      <w:pPr>
+        <w:spacing w:before="13320"/>
+        <w:jc w:val="both"/>
         <w:rPr>
           <w:rFonts w:ascii="Times New Roman" w:hAnsi="Times New Roman" w:cs="Times New Roman"/>
           <w:sz w:val="32"/>
           <w:szCs w:val="32"/>
         </w:rPr>
-        <w:t>lhasználói</w:t>
-      </w:r>
+      </w:pPr>
       <w:r>
         <w:rPr>
           <w:rFonts w:ascii="Times New Roman" w:hAnsi="Times New Roman" w:cs="Times New Roman"/>
           <w:sz w:val="32"/>
           <w:szCs w:val="32"/>
         </w:rPr>
-        <w:t xml:space="preserve"> dokumentáció</w:t>
+        <w:lastRenderedPageBreak/>
+        <w:t>#</w:t>
       </w:r>
       <w:r>
         <w:rPr>
@@ -4980,80 +5730,377 @@
           <w:sz w:val="32"/>
           <w:szCs w:val="32"/>
         </w:rPr>
-        <w:t xml:space="preserve"> </w:t>
-      </w:r>
-    </w:p>
-    <w:p>
-      <w:pPr>
-        <w:spacing w:before="240"/>
-        <w:jc w:val="both"/>
+        <w:t>4</w:t>
+      </w:r>
+      <w:r>
         <w:rPr>
           <w:rFonts w:ascii="Times New Roman" w:hAnsi="Times New Roman" w:cs="Times New Roman"/>
           <w:sz w:val="32"/>
           <w:szCs w:val="32"/>
         </w:rPr>
-      </w:pPr>
-      <w:r>
-        <w:rPr>
-          <w:rFonts w:ascii="Times New Roman" w:hAnsi="Times New Roman" w:cs="Times New Roman"/>
-        </w:rPr>
-        <w:t>Oldalunk fő funkciója,</w:t>
-      </w:r>
-    </w:p>
-    <w:p>
-      <w:pPr>
-        <w:spacing w:before="360"/>
-        <w:jc w:val="both"/>
+        <w:t xml:space="preserve"> </w:t>
+      </w:r>
+      <w:r>
         <w:rPr>
           <w:rFonts w:ascii="Times New Roman" w:hAnsi="Times New Roman" w:cs="Times New Roman"/>
           <w:sz w:val="32"/>
           <w:szCs w:val="32"/>
         </w:rPr>
-      </w:pPr>
-    </w:p>
-    <w:p>
-      <w:pPr>
-        <w:spacing w:before="13320"/>
-        <w:jc w:val="both"/>
+        <w:t>–</w:t>
+      </w:r>
+      <w:r>
         <w:rPr>
           <w:rFonts w:ascii="Times New Roman" w:hAnsi="Times New Roman" w:cs="Times New Roman"/>
           <w:sz w:val="32"/>
           <w:szCs w:val="32"/>
         </w:rPr>
-      </w:pPr>
+        <w:t xml:space="preserve"> </w:t>
+      </w:r>
       <w:r>
         <w:rPr>
           <w:rFonts w:ascii="Times New Roman" w:hAnsi="Times New Roman" w:cs="Times New Roman"/>
           <w:sz w:val="32"/>
           <w:szCs w:val="32"/>
         </w:rPr>
-        <w:lastRenderedPageBreak/>
-        <w:t>#2 – Fejlesztői dokumentáció</w:t>
-      </w:r>
-    </w:p>
-    <w:p>
-      <w:pPr>
-        <w:spacing w:before="10560"/>
-        <w:jc w:val="both"/>
+        <w:t>Köszönet nyilvánítás</w:t>
+      </w:r>
+      <w:r>
         <w:rPr>
           <w:rFonts w:ascii="Times New Roman" w:hAnsi="Times New Roman" w:cs="Times New Roman"/>
           <w:sz w:val="32"/>
           <w:szCs w:val="32"/>
         </w:rPr>
-      </w:pPr>
+        <w:t xml:space="preserve"> és Projekt értékelése</w:t>
+      </w:r>
     </w:p>
     <w:p>
       <w:pPr>
         <w:spacing w:before="240"/>
-        <w:ind w:left="708"/>
-        <w:jc w:val="both"/>
-        <w:rPr>
-          <w:rFonts w:ascii="Times New Roman" w:hAnsi="Times New Roman" w:cs="Times New Roman"/>
-        </w:rPr>
-      </w:pPr>
+        <w:jc w:val="both"/>
+        <w:rPr>
+          <w:rFonts w:ascii="Times New Roman" w:hAnsi="Times New Roman" w:cs="Times New Roman"/>
+        </w:rPr>
+      </w:pPr>
+      <w:r>
+        <w:rPr>
+          <w:rFonts w:ascii="Times New Roman" w:hAnsi="Times New Roman" w:cs="Times New Roman"/>
+        </w:rPr>
+        <w:t>Köszönet nyilvánításunkat úgy igazán nem is tudjuk, hol kezdhetnénk, viszont úgy igazából minden szerettünknek, ismerősünknek, családtagunknak, tanárunknak szeretnénk megköszönni, hogy a projekt során végig támogató, megértő magatartást tanúsítottak annak érdekében, hogy a lehető legjobb végeredményt tehessük le az asztalra a mi vizsgaremekünkként</w:t>
+      </w:r>
+      <w:r>
+        <w:rPr>
+          <w:rFonts w:ascii="Times New Roman" w:hAnsi="Times New Roman" w:cs="Times New Roman"/>
+        </w:rPr>
+        <w:t>, viszont azért még is vannak néhányan, akiknek külön meg szeretnénk köszönni az egész éves, vagy akár hat éves, vagy még annál is hosszabb közreműködését a projektben vagy életünkben.</w:t>
+      </w:r>
+    </w:p>
+    <w:p>
+      <w:pPr>
+        <w:spacing w:before="240"/>
+        <w:jc w:val="both"/>
+        <w:rPr>
+          <w:rFonts w:ascii="Times New Roman" w:hAnsi="Times New Roman" w:cs="Times New Roman"/>
+        </w:rPr>
+      </w:pPr>
+      <w:r>
+        <w:rPr>
+          <w:rFonts w:ascii="Times New Roman" w:hAnsi="Times New Roman" w:cs="Times New Roman"/>
+        </w:rPr>
+        <w:t xml:space="preserve">Külön köszönet </w:t>
+      </w:r>
+      <w:r>
+        <w:rPr>
+          <w:rFonts w:ascii="Times New Roman" w:hAnsi="Times New Roman" w:cs="Times New Roman"/>
+          <w:b/>
+          <w:bCs/>
+        </w:rPr>
+        <w:t>szüleink</w:t>
+      </w:r>
+      <w:r>
+        <w:rPr>
+          <w:rFonts w:ascii="Times New Roman" w:hAnsi="Times New Roman" w:cs="Times New Roman"/>
+          <w:b/>
+          <w:bCs/>
+        </w:rPr>
+        <w:t>nek</w:t>
+      </w:r>
+      <w:r>
+        <w:rPr>
+          <w:rFonts w:ascii="Times New Roman" w:hAnsi="Times New Roman" w:cs="Times New Roman"/>
+        </w:rPr>
+        <w:t xml:space="preserve"> a folyamatos támogatásért a nehezebb időkben, amikor valamiért nem volt hajlandó egy nagyon apró hiba miatt működni egy apróbb, alapabb metódus, amit már több órája próbálunk megoldani, de végül kiderült, hogy rossz helyen van egy nyitó- vagy záró tag</w:t>
+      </w:r>
+      <w:r>
+        <w:rPr>
+          <w:rFonts w:ascii="Times New Roman" w:hAnsi="Times New Roman" w:cs="Times New Roman"/>
+        </w:rPr>
+        <w:t>, valamint a projekt minden egyes pillanatában, amíg dolgozhattunk rajta</w:t>
+      </w:r>
+      <w:r>
+        <w:rPr>
+          <w:rFonts w:ascii="Times New Roman" w:hAnsi="Times New Roman" w:cs="Times New Roman"/>
+        </w:rPr>
+        <w:t>.</w:t>
+      </w:r>
+    </w:p>
+    <w:p>
+      <w:pPr>
+        <w:spacing w:before="240"/>
+        <w:jc w:val="both"/>
+        <w:rPr>
+          <w:rFonts w:ascii="Times New Roman" w:hAnsi="Times New Roman" w:cs="Times New Roman"/>
+        </w:rPr>
+      </w:pPr>
+      <w:r>
+        <w:rPr>
+          <w:rFonts w:ascii="Times New Roman" w:hAnsi="Times New Roman" w:cs="Times New Roman"/>
+        </w:rPr>
+        <w:t xml:space="preserve">Külön köszönet </w:t>
+      </w:r>
+      <w:r>
+        <w:rPr>
+          <w:rFonts w:ascii="Times New Roman" w:hAnsi="Times New Roman" w:cs="Times New Roman"/>
+          <w:b/>
+          <w:bCs/>
+        </w:rPr>
+        <w:t>Török Edit</w:t>
+      </w:r>
+      <w:r>
+        <w:rPr>
+          <w:rFonts w:ascii="Times New Roman" w:hAnsi="Times New Roman" w:cs="Times New Roman"/>
+        </w:rPr>
+        <w:t xml:space="preserve"> tanárnőnek, aki nem csak, mint projekt-vezető volt jelen a projekt fejlesztése során, hanem mint tanár rengeteget segített nekünk a projekt témájának részletes kidolgozásában, az órán</w:t>
+      </w:r>
+      <w:r>
+        <w:rPr>
+          <w:rFonts w:ascii="Times New Roman" w:hAnsi="Times New Roman" w:cs="Times New Roman"/>
+        </w:rPr>
+        <w:t xml:space="preserve"> </w:t>
+      </w:r>
+      <w:r>
+        <w:rPr>
+          <w:rFonts w:ascii="Times New Roman" w:hAnsi="Times New Roman" w:cs="Times New Roman"/>
+        </w:rPr>
+        <w:t>tanított, hasznos példákra, mind a vizsgaremek projektben, mind pedig az elméleti vizsga modulra, valamint a folyamatos motiváló, ösztönző szavaiért!</w:t>
+      </w:r>
+    </w:p>
+    <w:p>
+      <w:pPr>
+        <w:spacing w:before="240"/>
+        <w:jc w:val="both"/>
+        <w:rPr>
+          <w:rFonts w:ascii="Times New Roman" w:hAnsi="Times New Roman" w:cs="Times New Roman"/>
+        </w:rPr>
+      </w:pPr>
+      <w:r>
+        <w:rPr>
+          <w:rFonts w:ascii="Times New Roman" w:hAnsi="Times New Roman" w:cs="Times New Roman"/>
+        </w:rPr>
+        <w:t xml:space="preserve">Szintén külön köszönet </w:t>
+      </w:r>
+      <w:r>
+        <w:rPr>
+          <w:rFonts w:ascii="Times New Roman" w:hAnsi="Times New Roman" w:cs="Times New Roman"/>
+          <w:b/>
+          <w:bCs/>
+        </w:rPr>
+        <w:t>Méhes József</w:t>
+      </w:r>
+      <w:r>
+        <w:rPr>
+          <w:rFonts w:ascii="Times New Roman" w:hAnsi="Times New Roman" w:cs="Times New Roman"/>
+        </w:rPr>
+        <w:t xml:space="preserve"> tanár úrnak is, aki számunkra nem csak egy egyszerű tanár volt az elmúlt egy tanévben, aki csak leadja a tananyagot és csak valamit éppen, hogy magyaráz, hanem sokkal inkább szívügyének tekintette, hogy segíthessen minket a projekt, főként Backend oldali </w:t>
+      </w:r>
+      <w:r>
+        <w:rPr>
+          <w:rFonts w:ascii="Times New Roman" w:hAnsi="Times New Roman" w:cs="Times New Roman"/>
+        </w:rPr>
+        <w:t>kódok tökéletesre csiszolásában, egy bonyolultnak tűnő adatbázis tökéletes átlátásában, valamint a Frontend és a Backend összekötésében.</w:t>
+      </w:r>
+    </w:p>
+    <w:p>
+      <w:pPr>
+        <w:spacing w:before="240"/>
+        <w:jc w:val="both"/>
+        <w:rPr>
+          <w:rFonts w:ascii="Times New Roman" w:hAnsi="Times New Roman" w:cs="Times New Roman"/>
+        </w:rPr>
+      </w:pPr>
+      <w:r>
+        <w:rPr>
+          <w:rFonts w:ascii="Times New Roman" w:hAnsi="Times New Roman" w:cs="Times New Roman"/>
+        </w:rPr>
+        <w:t xml:space="preserve">Egyúttal külön köszönet </w:t>
+      </w:r>
+      <w:r>
+        <w:rPr>
+          <w:rFonts w:ascii="Times New Roman" w:hAnsi="Times New Roman" w:cs="Times New Roman"/>
+          <w:b/>
+          <w:bCs/>
+        </w:rPr>
+        <w:t>Szabó Rózsa</w:t>
+      </w:r>
+      <w:r>
+        <w:rPr>
+          <w:rFonts w:ascii="Times New Roman" w:hAnsi="Times New Roman" w:cs="Times New Roman"/>
+        </w:rPr>
+        <w:t xml:space="preserve"> tanárnőnek is, akit ugyan jól megszívattak azzal</w:t>
+      </w:r>
+      <w:r>
+        <w:rPr>
+          <w:rFonts w:ascii="Times New Roman" w:hAnsi="Times New Roman" w:cs="Times New Roman"/>
+        </w:rPr>
+        <w:t xml:space="preserve"> a heti</w:t>
+      </w:r>
+      <w:r>
+        <w:rPr>
+          <w:rFonts w:ascii="Times New Roman" w:hAnsi="Times New Roman" w:cs="Times New Roman"/>
+        </w:rPr>
+        <w:t xml:space="preserve"> egyetlen szerencséntel órával, amivel megáldották és velünk kellett töltenie, de az igyekezete, hogy mindenben segítsen nekünk, amiben csak tud, ha kérdeztünk tőle, számunkra felbecsülhetetlen értékkel bír.</w:t>
+      </w:r>
+    </w:p>
+    <w:p>
+      <w:pPr>
+        <w:spacing w:before="240"/>
+        <w:jc w:val="both"/>
+        <w:rPr>
+          <w:rFonts w:ascii="Times New Roman" w:hAnsi="Times New Roman" w:cs="Times New Roman"/>
+        </w:rPr>
+      </w:pPr>
+      <w:r>
+        <w:rPr>
+          <w:rFonts w:ascii="Times New Roman" w:hAnsi="Times New Roman" w:cs="Times New Roman"/>
+        </w:rPr>
+        <w:t xml:space="preserve">Köszönjük </w:t>
+      </w:r>
+      <w:r>
+        <w:rPr>
+          <w:rFonts w:ascii="Times New Roman" w:hAnsi="Times New Roman" w:cs="Times New Roman"/>
+          <w:b/>
+          <w:bCs/>
+        </w:rPr>
+        <w:t>Csukárdi Rajmund</w:t>
+      </w:r>
+      <w:r>
+        <w:rPr>
+          <w:rFonts w:ascii="Times New Roman" w:hAnsi="Times New Roman" w:cs="Times New Roman"/>
+        </w:rPr>
+        <w:t xml:space="preserve"> tanár úrnak is a segítséget, aki fiatalos, így hozzánk közel álló lendületével egyértelműen nem csak tanítani próbált, hanem meg is értetni velünk a talán túlságosan is túlbonyolított Javascript-Node párost, amit bár nagy részünk nem szeret, de a tanár úr igyekezetével egy igen is megsüvegelendő példát mutathat az előtte, valamint utána járó tanároknak is.</w:t>
+      </w:r>
+    </w:p>
+    <w:p>
+      <w:pPr>
+        <w:spacing w:before="240"/>
+        <w:jc w:val="both"/>
+        <w:rPr>
+          <w:rFonts w:ascii="Times New Roman" w:hAnsi="Times New Roman" w:cs="Times New Roman"/>
+        </w:rPr>
+      </w:pPr>
+    </w:p>
+    <w:p>
+      <w:pPr>
+        <w:spacing w:before="240"/>
+        <w:jc w:val="both"/>
+        <w:rPr>
+          <w:rFonts w:ascii="Times New Roman" w:hAnsi="Times New Roman" w:cs="Times New Roman"/>
+          <w:i/>
+          <w:iCs/>
+        </w:rPr>
+      </w:pPr>
+      <w:r>
+        <w:rPr>
+          <w:rFonts w:ascii="Times New Roman" w:hAnsi="Times New Roman" w:cs="Times New Roman"/>
+        </w:rPr>
+        <w:t xml:space="preserve">És természetesen hogyan is feledkezhetnénk meg kedvelt osztályfőnökünkről, </w:t>
+      </w:r>
+      <w:r>
+        <w:rPr>
+          <w:rFonts w:ascii="Times New Roman" w:hAnsi="Times New Roman" w:cs="Times New Roman"/>
+          <w:b/>
+          <w:bCs/>
+        </w:rPr>
+        <w:t>Dr. Újj Anna</w:t>
+      </w:r>
+      <w:r>
+        <w:rPr>
+          <w:rFonts w:ascii="Times New Roman" w:hAnsi="Times New Roman" w:cs="Times New Roman"/>
+        </w:rPr>
+        <w:t xml:space="preserve"> tanárnőről, aki nem csak az ebben az évben, de a teljes hat évében</w:t>
+      </w:r>
+      <w:r>
+        <w:rPr>
+          <w:rFonts w:ascii="Times New Roman" w:hAnsi="Times New Roman" w:cs="Times New Roman"/>
+        </w:rPr>
+        <w:t xml:space="preserve"> értünk tett munkájáért</w:t>
+      </w:r>
+      <w:r>
+        <w:rPr>
+          <w:rFonts w:ascii="Times New Roman" w:hAnsi="Times New Roman" w:cs="Times New Roman"/>
+        </w:rPr>
+        <w:t xml:space="preserve">, amíg a mi osztályunkat terelte a jó útra és végig kitartott mellettünk, habár sokszor nem is érdemeltük volna meg... </w:t>
+      </w:r>
+      <w:r>
+        <w:rPr>
+          <w:rFonts w:ascii="Times New Roman" w:hAnsi="Times New Roman" w:cs="Times New Roman"/>
+          <w:i/>
+          <w:iCs/>
+        </w:rPr>
+        <w:t xml:space="preserve">További jó egészséget kívánunk </w:t>
+      </w:r>
+      <w:r>
+        <w:rPr>
+          <w:rFonts w:ascii="Times New Roman" w:hAnsi="Times New Roman" w:cs="Times New Roman"/>
+          <w:b/>
+          <w:bCs/>
+          <w:i/>
+          <w:iCs/>
+        </w:rPr>
+        <w:t>Dr. Újj Anna</w:t>
+      </w:r>
+      <w:r>
+        <w:rPr>
+          <w:rFonts w:ascii="Times New Roman" w:hAnsi="Times New Roman" w:cs="Times New Roman"/>
+          <w:i/>
+          <w:iCs/>
+        </w:rPr>
+        <w:t xml:space="preserve"> tanárnőnek</w:t>
+      </w:r>
+      <w:r>
+        <w:rPr>
+          <w:rFonts w:ascii="Times New Roman" w:hAnsi="Times New Roman" w:cs="Times New Roman"/>
+          <w:i/>
+          <w:iCs/>
+        </w:rPr>
+        <w:t>, reméljük, még láthatjuk a közeljövőben, újra ugyan annak az élettel teli, vidám embernek, amilyennek megismertük</w:t>
+      </w:r>
+      <w:r>
+        <w:rPr>
+          <w:rFonts w:ascii="Times New Roman" w:hAnsi="Times New Roman" w:cs="Times New Roman"/>
+          <w:i/>
+          <w:iCs/>
+        </w:rPr>
+        <w:t xml:space="preserve"> 2020. szeptemberében</w:t>
+      </w:r>
+      <w:r>
+        <w:rPr>
+          <w:rFonts w:ascii="Times New Roman" w:hAnsi="Times New Roman" w:cs="Times New Roman"/>
+          <w:i/>
+          <w:iCs/>
+        </w:rPr>
+        <w:t xml:space="preserve"> az elmúlt, nehézségekkel teli időszaka után</w:t>
+      </w:r>
+      <w:r>
+        <w:rPr>
+          <w:rFonts w:ascii="Times New Roman" w:hAnsi="Times New Roman" w:cs="Times New Roman"/>
+          <w:i/>
+          <w:iCs/>
+        </w:rPr>
+        <w:t>!</w:t>
+      </w:r>
     </w:p>
     <w:sectPr>
-      <w:headerReference w:type="default" r:id="rId40"/>
+      <w:headerReference w:type="default" r:id="rId45"/>
       <w:pgSz w:w="11906" w:h="16838"/>
       <w:pgMar w:top="1417" w:right="1417" w:bottom="1417" w:left="1417" w:header="708" w:footer="708" w:gutter="0"/>
       <w:pgNumType w:start="1"/>
@@ -6710,6 +7757,29 @@
     <w:uiPriority w:val="99"/>
     <w:rsid w:val="001624D0"/>
   </w:style>
+  <w:style w:type="character" w:styleId="Hyperlink">
+    <w:name w:val="Hyperlink"/>
+    <w:basedOn w:val="DefaultParagraphFont"/>
+    <w:uiPriority w:val="99"/>
+    <w:unhideWhenUsed/>
+    <w:rsid w:val="00711700"/>
+    <w:rPr>
+      <w:color w:val="467886" w:themeColor="hyperlink"/>
+      <w:u w:val="single"/>
+    </w:rPr>
+  </w:style>
+  <w:style w:type="character" w:styleId="UnresolvedMention">
+    <w:name w:val="Unresolved Mention"/>
+    <w:basedOn w:val="DefaultParagraphFont"/>
+    <w:uiPriority w:val="99"/>
+    <w:semiHidden/>
+    <w:unhideWhenUsed/>
+    <w:rsid w:val="00711700"/>
+    <w:rPr>
+      <w:color w:val="605E5C"/>
+      <w:shd w:val="clear" w:color="auto" w:fill="E1DFDD"/>
+    </w:rPr>
+  </w:style>
 </w:styles>
 </file>
 

--- a/UserFiles/ComputerParts_Documentation_V02.06(MCS_és_RDZS).docx
+++ b/UserFiles/ComputerParts_Documentation_V02.06(MCS_és_RDZS).docx
@@ -185,6 +185,205 @@
     </w:p>
     <w:p>
       <w:pPr>
+        <w:jc w:val="both"/>
+        <w:rPr>
+          <w:rFonts w:ascii="Times New Roman" w:hAnsi="Times New Roman" w:cs="Times New Roman"/>
+        </w:rPr>
+      </w:pPr>
+      <w:r>
+        <w:rPr>
+          <w:rFonts w:ascii="Times New Roman" w:hAnsi="Times New Roman" w:cs="Times New Roman"/>
+        </w:rPr>
+        <w:tab/>
+        <w:t>3 Miért minket válasszon...?</w:t>
+      </w:r>
+    </w:p>
+    <w:p>
+      <w:pPr>
+        <w:jc w:val="both"/>
+        <w:rPr>
+          <w:rFonts w:ascii="Times New Roman" w:hAnsi="Times New Roman" w:cs="Times New Roman"/>
+        </w:rPr>
+      </w:pPr>
+      <w:r>
+        <w:rPr>
+          <w:rFonts w:ascii="Times New Roman" w:hAnsi="Times New Roman" w:cs="Times New Roman"/>
+        </w:rPr>
+        <w:tab/>
+        <w:t>4 Fejlesztői környezet</w:t>
+      </w:r>
+    </w:p>
+    <w:p>
+      <w:pPr>
+        <w:jc w:val="both"/>
+        <w:rPr>
+          <w:rFonts w:ascii="Times New Roman" w:hAnsi="Times New Roman" w:cs="Times New Roman"/>
+        </w:rPr>
+      </w:pPr>
+      <w:r>
+        <w:rPr>
+          <w:rFonts w:ascii="Times New Roman" w:hAnsi="Times New Roman" w:cs="Times New Roman"/>
+        </w:rPr>
+        <w:tab/>
+        <w:t>5 Fejlesztési tervek</w:t>
+      </w:r>
+    </w:p>
+    <w:p>
+      <w:pPr>
+        <w:jc w:val="both"/>
+        <w:rPr>
+          <w:rFonts w:ascii="Times New Roman" w:hAnsi="Times New Roman" w:cs="Times New Roman"/>
+        </w:rPr>
+      </w:pPr>
+      <w:r>
+        <w:rPr>
+          <w:rFonts w:ascii="Times New Roman" w:hAnsi="Times New Roman" w:cs="Times New Roman"/>
+        </w:rPr>
+        <w:tab/>
+        <w:t>7 Adatbázis terv</w:t>
+      </w:r>
+    </w:p>
+    <w:p>
+      <w:pPr>
+        <w:jc w:val="both"/>
+        <w:rPr>
+          <w:rFonts w:ascii="Times New Roman" w:hAnsi="Times New Roman" w:cs="Times New Roman"/>
+        </w:rPr>
+      </w:pPr>
+      <w:r>
+        <w:rPr>
+          <w:rFonts w:ascii="Times New Roman" w:hAnsi="Times New Roman" w:cs="Times New Roman"/>
+        </w:rPr>
+        <w:tab/>
+        <w:t>11 Feladatok felosztása</w:t>
+      </w:r>
+    </w:p>
+    <w:p>
+      <w:pPr>
+        <w:jc w:val="both"/>
+        <w:rPr>
+          <w:rFonts w:ascii="Times New Roman" w:hAnsi="Times New Roman" w:cs="Times New Roman"/>
+        </w:rPr>
+      </w:pPr>
+      <w:r>
+        <w:rPr>
+          <w:rFonts w:ascii="Times New Roman" w:hAnsi="Times New Roman" w:cs="Times New Roman"/>
+        </w:rPr>
+        <w:tab/>
+        <w:t>12 Drótvázak, Design-ok</w:t>
+      </w:r>
+    </w:p>
+    <w:p>
+      <w:pPr>
+        <w:jc w:val="both"/>
+        <w:rPr>
+          <w:rFonts w:ascii="Times New Roman" w:hAnsi="Times New Roman" w:cs="Times New Roman"/>
+        </w:rPr>
+      </w:pPr>
+      <w:r>
+        <w:rPr>
+          <w:rFonts w:ascii="Times New Roman" w:hAnsi="Times New Roman" w:cs="Times New Roman"/>
+        </w:rPr>
+        <w:tab/>
+        <w:t>15 Tesztelés leírása</w:t>
+      </w:r>
+    </w:p>
+    <w:p>
+      <w:pPr>
+        <w:jc w:val="both"/>
+        <w:rPr>
+          <w:rFonts w:ascii="Times New Roman" w:hAnsi="Times New Roman" w:cs="Times New Roman"/>
+        </w:rPr>
+      </w:pPr>
+      <w:r>
+        <w:rPr>
+          <w:rFonts w:ascii="Times New Roman" w:hAnsi="Times New Roman" w:cs="Times New Roman"/>
+        </w:rPr>
+        <w:t>21 Felhasználói dokumentáció</w:t>
+      </w:r>
+    </w:p>
+    <w:p>
+      <w:pPr>
+        <w:jc w:val="both"/>
+        <w:rPr>
+          <w:rFonts w:ascii="Times New Roman" w:hAnsi="Times New Roman" w:cs="Times New Roman"/>
+        </w:rPr>
+      </w:pPr>
+      <w:r>
+        <w:rPr>
+          <w:rFonts w:ascii="Times New Roman" w:hAnsi="Times New Roman" w:cs="Times New Roman"/>
+        </w:rPr>
+        <w:tab/>
+        <w:t>21 Felhasználói felületek</w:t>
+      </w:r>
+    </w:p>
+    <w:p>
+      <w:pPr>
+        <w:jc w:val="both"/>
+        <w:rPr>
+          <w:rFonts w:ascii="Times New Roman" w:hAnsi="Times New Roman" w:cs="Times New Roman"/>
+        </w:rPr>
+      </w:pPr>
+      <w:r>
+        <w:rPr>
+          <w:rFonts w:ascii="Times New Roman" w:hAnsi="Times New Roman" w:cs="Times New Roman"/>
+        </w:rPr>
+        <w:tab/>
+        <w:t>29 Adminisztrátor felületek</w:t>
+      </w:r>
+    </w:p>
+    <w:p>
+      <w:pPr>
+        <w:jc w:val="both"/>
+        <w:rPr>
+          <w:rFonts w:ascii="Times New Roman" w:hAnsi="Times New Roman" w:cs="Times New Roman"/>
+        </w:rPr>
+      </w:pPr>
+      <w:r>
+        <w:rPr>
+          <w:rFonts w:ascii="Times New Roman" w:hAnsi="Times New Roman" w:cs="Times New Roman"/>
+        </w:rPr>
+        <w:t>32 Köszönetnyilvánítás</w:t>
+      </w:r>
+      <w:r>
+        <w:rPr>
+          <w:rFonts w:ascii="Times New Roman" w:hAnsi="Times New Roman" w:cs="Times New Roman"/>
+        </w:rPr>
+        <w:t xml:space="preserve"> és Projekt értékelése</w:t>
+      </w:r>
+    </w:p>
+    <w:p>
+      <w:pPr>
+        <w:jc w:val="both"/>
+        <w:rPr>
+          <w:rFonts w:ascii="Times New Roman" w:hAnsi="Times New Roman" w:cs="Times New Roman"/>
+        </w:rPr>
+      </w:pPr>
+      <w:r>
+        <w:rPr>
+          <w:rFonts w:ascii="Times New Roman" w:hAnsi="Times New Roman" w:cs="Times New Roman"/>
+        </w:rPr>
+        <w:tab/>
+        <w:t>32 Köszönetnyilvánítás</w:t>
+      </w:r>
+    </w:p>
+    <w:p>
+      <w:pPr>
+        <w:jc w:val="both"/>
+        <w:rPr>
+          <w:rFonts w:ascii="Times New Roman" w:hAnsi="Times New Roman" w:cs="Times New Roman"/>
+        </w:rPr>
+      </w:pPr>
+      <w:r>
+        <w:rPr>
+          <w:rFonts w:ascii="Times New Roman" w:hAnsi="Times New Roman" w:cs="Times New Roman"/>
+        </w:rPr>
+        <w:tab/>
+        <w:t>33 Projekt értékelése</w:t>
+      </w:r>
+    </w:p>
+    <w:p>
+      <w:pPr>
         <w:spacing w:before="11640"/>
         <w:jc w:val="both"/>
         <w:rPr>
@@ -1422,6 +1621,57 @@
         <w:rPr>
           <w:rFonts w:ascii="Times New Roman" w:hAnsi="Times New Roman" w:cs="Times New Roman"/>
         </w:rPr>
+        <w:t xml:space="preserve">Vannak oldalak, amelyek rendelkeznek olyan gombokkal, amik vagy csak egy üzenetet dobnak fel, amin az áll, hogy az adott gomb funkciója fejlesztés alatt áll </w:t>
+      </w:r>
+      <w:r>
+        <w:rPr>
+          <w:rFonts w:ascii="Times New Roman" w:hAnsi="Times New Roman" w:cs="Times New Roman"/>
+          <w:i/>
+          <w:iCs/>
+        </w:rPr>
+        <w:t>(mint a főoldalon lejjebb görgetve, bármelyik gombra kattintva a „Kiemelt Termékek” alatt található ablakokon)</w:t>
+      </w:r>
+      <w:r>
+        <w:rPr>
+          <w:rFonts w:ascii="Times New Roman" w:hAnsi="Times New Roman" w:cs="Times New Roman"/>
+        </w:rPr>
+        <w:t xml:space="preserve">, vagy egyáltalán nem rendelkeznek egyelőre semmilyen funkcióval </w:t>
+      </w:r>
+      <w:r>
+        <w:rPr>
+          <w:rFonts w:ascii="Times New Roman" w:hAnsi="Times New Roman" w:cs="Times New Roman"/>
+          <w:i/>
+          <w:iCs/>
+        </w:rPr>
+        <w:t>(mint</w:t>
+      </w:r>
+      <w:r>
+        <w:rPr>
+          <w:rFonts w:ascii="Times New Roman" w:hAnsi="Times New Roman" w:cs="Times New Roman"/>
+          <w:i/>
+          <w:iCs/>
+        </w:rPr>
+        <w:t xml:space="preserve"> az „Ajánlatok” oldalon bármelyik kisebb ablak gombja)</w:t>
+      </w:r>
+      <w:r>
+        <w:rPr>
+          <w:rFonts w:ascii="Times New Roman" w:hAnsi="Times New Roman" w:cs="Times New Roman"/>
+        </w:rPr>
+        <w:t>. A jövőben ezek a gombok is megkapják a szükséges funkciót, viszont ezekhez a fentebb említett webshoppá alakítás is követelmény, anélkül ezek a gombok nem használhatóak.</w:t>
+      </w:r>
+    </w:p>
+    <w:p>
+      <w:pPr>
+        <w:ind w:left="705"/>
+        <w:jc w:val="both"/>
+        <w:rPr>
+          <w:rFonts w:ascii="Times New Roman" w:hAnsi="Times New Roman" w:cs="Times New Roman"/>
+        </w:rPr>
+      </w:pPr>
+      <w:r>
+        <w:rPr>
+          <w:rFonts w:ascii="Times New Roman" w:hAnsi="Times New Roman" w:cs="Times New Roman"/>
+        </w:rPr>
         <w:t xml:space="preserve">A legnagyobb </w:t>
       </w:r>
       <w:r>
@@ -1573,7 +1823,7 @@
           <w:noProof/>
         </w:rPr>
         <w:drawing>
-          <wp:inline distT="0" distB="0" distL="0" distR="0" wp14:anchorId="4B2C968C" wp14:editId="2AA2EE87">
+          <wp:inline distT="0" distB="0" distL="0" distR="0" wp14:anchorId="4B2C968C" wp14:editId="0A2B782C">
             <wp:extent cx="5324475" cy="2900252"/>
             <wp:effectExtent l="0" t="0" r="0" b="0"/>
             <wp:docPr id="1327806629" name="Picture 14"/>
@@ -4210,7 +4460,7 @@
           <w:noProof/>
         </w:rPr>
         <w:drawing>
-          <wp:inline distT="0" distB="0" distL="0" distR="0" wp14:anchorId="19578A58" wp14:editId="75A734D6">
+          <wp:inline distT="0" distB="0" distL="0" distR="0" wp14:anchorId="19578A58" wp14:editId="750634FB">
             <wp:extent cx="4884709" cy="2571750"/>
             <wp:effectExtent l="0" t="0" r="0" b="0"/>
             <wp:docPr id="945496137" name="Picture 2"/>
@@ -4422,7 +4672,7 @@
         </w:rPr>
         <w:lastRenderedPageBreak/>
         <w:drawing>
-          <wp:inline distT="0" distB="0" distL="0" distR="0" wp14:anchorId="7B856138" wp14:editId="50EB8056">
+          <wp:inline distT="0" distB="0" distL="0" distR="0" wp14:anchorId="7B856138" wp14:editId="0D8CFE58">
             <wp:extent cx="3933825" cy="3797052"/>
             <wp:effectExtent l="0" t="0" r="0" b="0"/>
             <wp:docPr id="411030549" name="Picture 16"/>
@@ -5117,13 +5367,24 @@
         <w:lastRenderedPageBreak/>
         <w:t>#3 – Felhasználói dokumentáció</w:t>
       </w:r>
-      <w:r>
+    </w:p>
+    <w:p>
+      <w:pPr>
+        <w:spacing w:before="360"/>
+        <w:jc w:val="both"/>
         <w:rPr>
           <w:rFonts w:ascii="Times New Roman" w:hAnsi="Times New Roman" w:cs="Times New Roman"/>
           <w:sz w:val="32"/>
           <w:szCs w:val="32"/>
         </w:rPr>
-        <w:t xml:space="preserve"> </w:t>
+      </w:pPr>
+      <w:r>
+        <w:rPr>
+          <w:rFonts w:ascii="Times New Roman" w:hAnsi="Times New Roman" w:cs="Times New Roman"/>
+          <w:sz w:val="32"/>
+          <w:szCs w:val="32"/>
+        </w:rPr>
+        <w:t>Felhasználói felületek</w:t>
       </w:r>
     </w:p>
     <w:p>
@@ -5184,45 +5445,6 @@
           <w:rFonts w:ascii="Times New Roman" w:hAnsi="Times New Roman" w:cs="Times New Roman"/>
         </w:rPr>
         <w:t>TesztElek123, TesztElek123</w:t>
-      </w:r>
-    </w:p>
-    <w:p>
-      <w:pPr>
-        <w:spacing w:before="240"/>
-        <w:jc w:val="both"/>
-        <w:rPr>
-          <w:rFonts w:ascii="Times New Roman" w:hAnsi="Times New Roman" w:cs="Times New Roman"/>
-        </w:rPr>
-      </w:pPr>
-      <w:r>
-        <w:rPr>
-          <w:rFonts w:ascii="Times New Roman" w:hAnsi="Times New Roman" w:cs="Times New Roman"/>
-          <w:i/>
-          <w:iCs/>
-        </w:rPr>
-        <w:t>Admin</w:t>
-      </w:r>
-      <w:r>
-        <w:rPr>
-          <w:rFonts w:ascii="Times New Roman" w:hAnsi="Times New Roman" w:cs="Times New Roman"/>
-          <w:i/>
-          <w:iCs/>
-        </w:rPr>
-        <w:t>isztrátori</w:t>
-      </w:r>
-      <w:r>
-        <w:rPr>
-          <w:rFonts w:ascii="Times New Roman" w:hAnsi="Times New Roman" w:cs="Times New Roman"/>
-          <w:i/>
-          <w:iCs/>
-        </w:rPr>
-        <w:t xml:space="preserve"> fiók felh.név és jelszó páros: </w:t>
-      </w:r>
-      <w:r>
-        <w:rPr>
-          <w:rFonts w:ascii="Times New Roman" w:hAnsi="Times New Roman" w:cs="Times New Roman"/>
-        </w:rPr>
-        <w:t>AdminTeszt, 12345678</w:t>
       </w:r>
     </w:p>
     <w:p>
@@ -5485,7 +5707,7 @@
           <w:noProof/>
         </w:rPr>
         <w:drawing>
-          <wp:inline distT="0" distB="0" distL="0" distR="0" wp14:anchorId="4F9E485D" wp14:editId="1FB808D2">
+          <wp:inline distT="0" distB="0" distL="0" distR="0" wp14:anchorId="4F9E485D" wp14:editId="68BBF403">
             <wp:extent cx="2173797" cy="2495550"/>
             <wp:effectExtent l="0" t="0" r="0" b="0"/>
             <wp:docPr id="703497460" name="Picture 3"/>
@@ -5704,10 +5926,1022 @@
         </w:rPr>
         <w:t>.</w:t>
       </w:r>
-    </w:p>
-    <w:p>
-      <w:pPr>
-        <w:spacing w:before="13320"/>
+      <w:r>
+        <w:rPr>
+          <w:rFonts w:ascii="Times New Roman" w:hAnsi="Times New Roman" w:cs="Times New Roman"/>
+        </w:rPr>
+        <w:t xml:space="preserve"> Windows környezetben legfeljebb annyi a különbség, hogy vagy az előre telepített Microsoft Edge nevű böngészőt használja a felhasználó, vagy pedig a saját igényeinek megfelelőt, mint Google Chrome, Brave, stb. A felhasználónak innentől, hogy vissza tért a főoldalra, több lehetősége is van</w:t>
+      </w:r>
+      <w:r>
+        <w:rPr>
+          <w:rFonts w:ascii="Times New Roman" w:hAnsi="Times New Roman" w:cs="Times New Roman"/>
+        </w:rPr>
+        <w:t>: akár egyből maradhat is a főoldalon, ahhol körül tud nézni a különböző kategóriáink aktuálisan elérhető termékei között. Processzorra van szükség? Esetleg megunta a jelenlegi gépház kinézetét vagy nem fér bele valami? Netán nincs már megelégedve a játék vagy munka közben tapasztalható videókártya teljesítménnyel? Bármelyik is legyen, a főoldalon egyetlen egy kattintással megtekintheti valamelyik kategória elérhető darabjait! A felhasználónak nincs más dolga, csak valamelyik kisebb ablak gombjára kell kattintania a „Népszerű alkatrész kategóriák” alatt és már el is kezdhet böngészni a termékek között. Ha már egy adott kategóriában, például RAM-ok között már megtalálta az ideális választást, a felugró ablakon, amin az adott kategória termékei megjelennek, csak a jobb alsó sarokban megjelenő „Bezár” gombra kell kattintania és pontosan ugyan onnan eléri az összes többi kategóriát a főoldalon, mint a példában említettét.</w:t>
+      </w:r>
+    </w:p>
+    <w:p>
+      <w:pPr>
+        <w:spacing w:before="120"/>
+        <w:jc w:val="both"/>
+        <w:rPr>
+          <w:rFonts w:ascii="Times New Roman" w:hAnsi="Times New Roman" w:cs="Times New Roman"/>
+        </w:rPr>
+      </w:pPr>
+      <w:r>
+        <w:rPr>
+          <w:rFonts w:ascii="Times New Roman" w:hAnsi="Times New Roman" w:cs="Times New Roman"/>
+          <w:noProof/>
+        </w:rPr>
+        <w:drawing>
+          <wp:inline distT="0" distB="0" distL="0" distR="0" wp14:anchorId="3E8DDD16" wp14:editId="48580190">
+            <wp:extent cx="5105400" cy="2548481"/>
+            <wp:effectExtent l="0" t="0" r="0" b="4445"/>
+            <wp:docPr id="1556160318" name="Picture 2"/>
+            <wp:cNvGraphicFramePr>
+              <a:graphicFrameLocks xmlns:a="http://schemas.openxmlformats.org/drawingml/2006/main" noChangeAspect="1"/>
+            </wp:cNvGraphicFramePr>
+            <a:graphic xmlns:a="http://schemas.openxmlformats.org/drawingml/2006/main">
+              <a:graphicData uri="http://schemas.openxmlformats.org/drawingml/2006/picture">
+                <pic:pic xmlns:pic="http://schemas.openxmlformats.org/drawingml/2006/picture">
+                  <pic:nvPicPr>
+                    <pic:cNvPr id="0" name="Picture 2"/>
+                    <pic:cNvPicPr>
+                      <a:picLocks noChangeAspect="1" noChangeArrowheads="1"/>
+                    </pic:cNvPicPr>
+                  </pic:nvPicPr>
+                  <pic:blipFill>
+                    <a:blip r:embed="rId45" cstate="print">
+                      <a:extLst>
+                        <a:ext uri="{28A0092B-C50C-407E-A947-70E740481C1C}">
+                          <a14:useLocalDpi xmlns:a14="http://schemas.microsoft.com/office/drawing/2010/main" val="0"/>
+                        </a:ext>
+                      </a:extLst>
+                    </a:blip>
+                    <a:srcRect/>
+                    <a:stretch>
+                      <a:fillRect/>
+                    </a:stretch>
+                  </pic:blipFill>
+                  <pic:spPr bwMode="auto">
+                    <a:xfrm>
+                      <a:off x="0" y="0"/>
+                      <a:ext cx="5114881" cy="2553213"/>
+                    </a:xfrm>
+                    <a:prstGeom prst="rect">
+                      <a:avLst/>
+                    </a:prstGeom>
+                    <a:noFill/>
+                    <a:ln>
+                      <a:noFill/>
+                    </a:ln>
+                  </pic:spPr>
+                </pic:pic>
+              </a:graphicData>
+            </a:graphic>
+          </wp:inline>
+        </w:drawing>
+      </w:r>
+    </w:p>
+    <w:p>
+      <w:pPr>
+        <w:spacing w:before="120"/>
+        <w:jc w:val="both"/>
+        <w:rPr>
+          <w:rFonts w:ascii="Times New Roman" w:hAnsi="Times New Roman" w:cs="Times New Roman"/>
+          <w:i/>
+          <w:iCs/>
+        </w:rPr>
+      </w:pPr>
+      <w:r>
+        <w:rPr>
+          <w:rFonts w:ascii="Times New Roman" w:hAnsi="Times New Roman" w:cs="Times New Roman"/>
+          <w:i/>
+          <w:iCs/>
+        </w:rPr>
+        <w:t>Jelen esetben a példa ablak a processzoré.</w:t>
+      </w:r>
+    </w:p>
+    <w:p>
+      <w:pPr>
+        <w:spacing w:before="120"/>
+        <w:jc w:val="both"/>
+        <w:rPr>
+          <w:rFonts w:ascii="Times New Roman" w:hAnsi="Times New Roman" w:cs="Times New Roman"/>
+        </w:rPr>
+      </w:pPr>
+      <w:r>
+        <w:rPr>
+          <w:rFonts w:ascii="Times New Roman" w:hAnsi="Times New Roman" w:cs="Times New Roman"/>
+          <w:noProof/>
+        </w:rPr>
+        <w:drawing>
+          <wp:inline distT="0" distB="0" distL="0" distR="0" wp14:anchorId="278F70C6" wp14:editId="2EEC7B3A">
+            <wp:extent cx="4543425" cy="2485742"/>
+            <wp:effectExtent l="0" t="0" r="0" b="0"/>
+            <wp:docPr id="1885384037" name="Picture 3"/>
+            <wp:cNvGraphicFramePr>
+              <a:graphicFrameLocks xmlns:a="http://schemas.openxmlformats.org/drawingml/2006/main" noChangeAspect="1"/>
+            </wp:cNvGraphicFramePr>
+            <a:graphic xmlns:a="http://schemas.openxmlformats.org/drawingml/2006/main">
+              <a:graphicData uri="http://schemas.openxmlformats.org/drawingml/2006/picture">
+                <pic:pic xmlns:pic="http://schemas.openxmlformats.org/drawingml/2006/picture">
+                  <pic:nvPicPr>
+                    <pic:cNvPr id="0" name="Picture 3"/>
+                    <pic:cNvPicPr>
+                      <a:picLocks noChangeAspect="1" noChangeArrowheads="1"/>
+                    </pic:cNvPicPr>
+                  </pic:nvPicPr>
+                  <pic:blipFill>
+                    <a:blip r:embed="rId46">
+                      <a:extLst>
+                        <a:ext uri="{28A0092B-C50C-407E-A947-70E740481C1C}">
+                          <a14:useLocalDpi xmlns:a14="http://schemas.microsoft.com/office/drawing/2010/main" val="0"/>
+                        </a:ext>
+                      </a:extLst>
+                    </a:blip>
+                    <a:srcRect/>
+                    <a:stretch>
+                      <a:fillRect/>
+                    </a:stretch>
+                  </pic:blipFill>
+                  <pic:spPr bwMode="auto">
+                    <a:xfrm>
+                      <a:off x="0" y="0"/>
+                      <a:ext cx="4549617" cy="2489129"/>
+                    </a:xfrm>
+                    <a:prstGeom prst="rect">
+                      <a:avLst/>
+                    </a:prstGeom>
+                    <a:noFill/>
+                    <a:ln>
+                      <a:noFill/>
+                    </a:ln>
+                  </pic:spPr>
+                </pic:pic>
+              </a:graphicData>
+            </a:graphic>
+          </wp:inline>
+        </w:drawing>
+      </w:r>
+    </w:p>
+    <w:p>
+      <w:pPr>
+        <w:spacing w:before="120"/>
+        <w:jc w:val="both"/>
+        <w:rPr>
+          <w:rFonts w:ascii="Times New Roman" w:hAnsi="Times New Roman" w:cs="Times New Roman"/>
+        </w:rPr>
+      </w:pPr>
+      <w:r>
+        <w:rPr>
+          <w:rFonts w:ascii="Times New Roman" w:hAnsi="Times New Roman" w:cs="Times New Roman"/>
+        </w:rPr>
+        <w:lastRenderedPageBreak/>
+        <w:t xml:space="preserve">Ha pedig a felhasználó lejjebb görget, </w:t>
+      </w:r>
+      <w:r>
+        <w:rPr>
+          <w:rFonts w:ascii="Times New Roman" w:hAnsi="Times New Roman" w:cs="Times New Roman"/>
+        </w:rPr>
+        <w:t>néhány</w:t>
+      </w:r>
+      <w:r>
+        <w:rPr>
+          <w:rFonts w:ascii="Times New Roman" w:hAnsi="Times New Roman" w:cs="Times New Roman"/>
+        </w:rPr>
+        <w:t xml:space="preserve"> aktuálisan </w:t>
+      </w:r>
+      <w:r>
+        <w:rPr>
+          <w:rFonts w:ascii="Times New Roman" w:hAnsi="Times New Roman" w:cs="Times New Roman"/>
+        </w:rPr>
+        <w:t xml:space="preserve">elérhető promóciót találhat meg, azonban fontos megjegyezni, hogy itt még csak az ajánlat egy rövidített leírását olvashatja el a felhasználó, ha a „Hozzáadás Kosárhoz” gombra kattint a felhasználó, a felugró ablakon csak egy üzenetet fog tudni olvasni, ami azt írja, hogy jelenleg ez a funkció még nem készült el, viszont ez már fel lett véve a korábban is írt </w:t>
+      </w:r>
+      <w:r>
+        <w:rPr>
+          <w:rFonts w:ascii="Times New Roman" w:hAnsi="Times New Roman" w:cs="Times New Roman"/>
+          <w:b/>
+          <w:bCs/>
+        </w:rPr>
+        <w:t>Fejlesztési Ötletek</w:t>
+      </w:r>
+      <w:r>
+        <w:rPr>
+          <w:rFonts w:ascii="Times New Roman" w:hAnsi="Times New Roman" w:cs="Times New Roman"/>
+        </w:rPr>
+        <w:t xml:space="preserve"> fejezetébe. A főoldal, emellett pedig minden oldal alján </w:t>
+      </w:r>
+      <w:r>
+        <w:rPr>
+          <w:rFonts w:ascii="Times New Roman" w:hAnsi="Times New Roman" w:cs="Times New Roman"/>
+          <w:i/>
+          <w:iCs/>
+        </w:rPr>
+        <w:t>(leszámítva a regisztrációs- és bejelentkező oldalakat)</w:t>
+      </w:r>
+      <w:r>
+        <w:rPr>
+          <w:rFonts w:ascii="Times New Roman" w:hAnsi="Times New Roman" w:cs="Times New Roman"/>
+        </w:rPr>
+        <w:t xml:space="preserve"> megjelenik a lábléc, ahhol a felhasználó szintén eléri a bejelentkező oldalt, az „Alkatrészek”, a „PC Összerakó” és az ajánlatok oldalt, amik már a navigációs sávon is jelen vannak, valamint itt, a „Támogatás” gombra kattintva kérhet a felhasználó közvetlenül az oldalon segítséget, illetve itt találja a „Kapcsolat” gombot is, amire kattintva oldalunk kapcsolattartási módjait éri el. </w:t>
+      </w:r>
+      <w:r>
+        <w:rPr>
+          <w:rFonts w:ascii="Times New Roman" w:hAnsi="Times New Roman" w:cs="Times New Roman"/>
+          <w:i/>
+          <w:iCs/>
+        </w:rPr>
+        <w:t>(Megjegyzés: a footer-en található gombokról szintén készül használati leírás, ez alól a „Bejelentkezés” képez kivételt, mivel ez már fentebb el lett magyarázva. Azon gombok, amelyek szerepelnek mind a navigációs sávon, mind pedig a footer-en, csak egyszer lesznek elmagyarázva, ezek közé tartozik az „Alkatrészek”, a „PC Összerakó” és az „Ajánlatok” gomb.)</w:t>
+      </w:r>
+    </w:p>
+    <w:p>
+      <w:pPr>
+        <w:spacing w:before="120"/>
+        <w:jc w:val="both"/>
+        <w:rPr>
+          <w:rFonts w:ascii="Times New Roman" w:hAnsi="Times New Roman" w:cs="Times New Roman"/>
+        </w:rPr>
+      </w:pPr>
+      <w:r>
+        <w:rPr>
+          <w:rFonts w:ascii="Times New Roman" w:hAnsi="Times New Roman" w:cs="Times New Roman"/>
+          <w:noProof/>
+        </w:rPr>
+        <w:drawing>
+          <wp:inline distT="0" distB="0" distL="0" distR="0" wp14:anchorId="7C69CC93" wp14:editId="6C4C69BB">
+            <wp:extent cx="4848225" cy="2408059"/>
+            <wp:effectExtent l="0" t="0" r="0" b="0"/>
+            <wp:docPr id="2085966450" name="Picture 4"/>
+            <wp:cNvGraphicFramePr>
+              <a:graphicFrameLocks xmlns:a="http://schemas.openxmlformats.org/drawingml/2006/main" noChangeAspect="1"/>
+            </wp:cNvGraphicFramePr>
+            <a:graphic xmlns:a="http://schemas.openxmlformats.org/drawingml/2006/main">
+              <a:graphicData uri="http://schemas.openxmlformats.org/drawingml/2006/picture">
+                <pic:pic xmlns:pic="http://schemas.openxmlformats.org/drawingml/2006/picture">
+                  <pic:nvPicPr>
+                    <pic:cNvPr id="0" name="Picture 4"/>
+                    <pic:cNvPicPr>
+                      <a:picLocks noChangeAspect="1" noChangeArrowheads="1"/>
+                    </pic:cNvPicPr>
+                  </pic:nvPicPr>
+                  <pic:blipFill>
+                    <a:blip r:embed="rId47" cstate="print">
+                      <a:extLst>
+                        <a:ext uri="{28A0092B-C50C-407E-A947-70E740481C1C}">
+                          <a14:useLocalDpi xmlns:a14="http://schemas.microsoft.com/office/drawing/2010/main" val="0"/>
+                        </a:ext>
+                      </a:extLst>
+                    </a:blip>
+                    <a:srcRect/>
+                    <a:stretch>
+                      <a:fillRect/>
+                    </a:stretch>
+                  </pic:blipFill>
+                  <pic:spPr bwMode="auto">
+                    <a:xfrm>
+                      <a:off x="0" y="0"/>
+                      <a:ext cx="4857364" cy="2412598"/>
+                    </a:xfrm>
+                    <a:prstGeom prst="rect">
+                      <a:avLst/>
+                    </a:prstGeom>
+                    <a:noFill/>
+                    <a:ln>
+                      <a:noFill/>
+                    </a:ln>
+                  </pic:spPr>
+                </pic:pic>
+              </a:graphicData>
+            </a:graphic>
+          </wp:inline>
+        </w:drawing>
+      </w:r>
+    </w:p>
+    <w:p>
+      <w:pPr>
+        <w:spacing w:before="120"/>
+        <w:jc w:val="both"/>
+        <w:rPr>
+          <w:rFonts w:ascii="Times New Roman" w:hAnsi="Times New Roman" w:cs="Times New Roman"/>
+          <w:i/>
+          <w:iCs/>
+        </w:rPr>
+      </w:pPr>
+      <w:r>
+        <w:rPr>
+          <w:rFonts w:ascii="Times New Roman" w:hAnsi="Times New Roman" w:cs="Times New Roman"/>
+          <w:i/>
+          <w:iCs/>
+        </w:rPr>
+        <w:t>Példa ablak az „Office Desktop”-hoz tartozó „Hozzáadás Kosárhoz” gombra kattintva, viszont bármelyikre kattint a felhasználó, ugyanezt az üzenetet olvashatja.</w:t>
+      </w:r>
+    </w:p>
+    <w:p>
+      <w:pPr>
+        <w:spacing w:before="120"/>
+        <w:jc w:val="both"/>
+        <w:rPr>
+          <w:rFonts w:ascii="Times New Roman" w:hAnsi="Times New Roman" w:cs="Times New Roman"/>
+        </w:rPr>
+      </w:pPr>
+      <w:r>
+        <w:rPr>
+          <w:rFonts w:ascii="Times New Roman" w:hAnsi="Times New Roman" w:cs="Times New Roman"/>
+          <w:noProof/>
+        </w:rPr>
+        <w:drawing>
+          <wp:inline distT="0" distB="0" distL="0" distR="0" wp14:anchorId="4290FC79" wp14:editId="651185F1">
+            <wp:extent cx="4876800" cy="1122310"/>
+            <wp:effectExtent l="0" t="0" r="0" b="1905"/>
+            <wp:docPr id="103236865" name="Picture 5"/>
+            <wp:cNvGraphicFramePr>
+              <a:graphicFrameLocks xmlns:a="http://schemas.openxmlformats.org/drawingml/2006/main" noChangeAspect="1"/>
+            </wp:cNvGraphicFramePr>
+            <a:graphic xmlns:a="http://schemas.openxmlformats.org/drawingml/2006/main">
+              <a:graphicData uri="http://schemas.openxmlformats.org/drawingml/2006/picture">
+                <pic:pic xmlns:pic="http://schemas.openxmlformats.org/drawingml/2006/picture">
+                  <pic:nvPicPr>
+                    <pic:cNvPr id="0" name="Picture 5"/>
+                    <pic:cNvPicPr>
+                      <a:picLocks noChangeAspect="1" noChangeArrowheads="1"/>
+                    </pic:cNvPicPr>
+                  </pic:nvPicPr>
+                  <pic:blipFill>
+                    <a:blip r:embed="rId48">
+                      <a:extLst>
+                        <a:ext uri="{28A0092B-C50C-407E-A947-70E740481C1C}">
+                          <a14:useLocalDpi xmlns:a14="http://schemas.microsoft.com/office/drawing/2010/main" val="0"/>
+                        </a:ext>
+                      </a:extLst>
+                    </a:blip>
+                    <a:srcRect/>
+                    <a:stretch>
+                      <a:fillRect/>
+                    </a:stretch>
+                  </pic:blipFill>
+                  <pic:spPr bwMode="auto">
+                    <a:xfrm>
+                      <a:off x="0" y="0"/>
+                      <a:ext cx="4896285" cy="1126794"/>
+                    </a:xfrm>
+                    <a:prstGeom prst="rect">
+                      <a:avLst/>
+                    </a:prstGeom>
+                    <a:noFill/>
+                    <a:ln>
+                      <a:noFill/>
+                    </a:ln>
+                  </pic:spPr>
+                </pic:pic>
+              </a:graphicData>
+            </a:graphic>
+          </wp:inline>
+        </w:drawing>
+      </w:r>
+    </w:p>
+    <w:p>
+      <w:pPr>
+        <w:spacing w:before="1920"/>
+        <w:jc w:val="both"/>
+        <w:rPr>
+          <w:rFonts w:ascii="Times New Roman" w:hAnsi="Times New Roman" w:cs="Times New Roman"/>
+          <w:i/>
+          <w:iCs/>
+        </w:rPr>
+      </w:pPr>
+      <w:r>
+        <w:rPr>
+          <w:rFonts w:ascii="Times New Roman" w:hAnsi="Times New Roman" w:cs="Times New Roman"/>
+        </w:rPr>
+        <w:lastRenderedPageBreak/>
+        <w:t xml:space="preserve">Viszont rátérve az „Alkatrészek” oldalra, ami </w:t>
+      </w:r>
+      <w:r>
+        <w:rPr>
+          <w:rFonts w:ascii="Times New Roman" w:hAnsi="Times New Roman" w:cs="Times New Roman"/>
+        </w:rPr>
+        <w:t>jelen pillanatban sokkal inkább egy leírásként szolgál</w:t>
+      </w:r>
+      <w:r>
+        <w:rPr>
+          <w:rFonts w:ascii="Times New Roman" w:hAnsi="Times New Roman" w:cs="Times New Roman"/>
+        </w:rPr>
+        <w:t xml:space="preserve"> a különböző, elérhető kategóriákhoz, egyes egyedül a lap alsó felén látható két, nagyobb teret magáénak tevő ablaknak vannak saját, teljes mértékben működő gombjaik. Az első, az „Építés-kész szűrők” alján található gomb egyből átirányítja a felhasználót a navigációs sávban is látható „PC Összerakó” oldalra, míg a „Segítségre van szükséged?” gombja a láblécen látható „Támogatás” oldalra fogja átvezetni a felhasználót. Az alábbi képeken vizualizáltuk, hogyan juthat el a felhasználó </w:t>
+      </w:r>
+      <w:r>
+        <w:rPr>
+          <w:rFonts w:ascii="Times New Roman" w:hAnsi="Times New Roman" w:cs="Times New Roman"/>
+          <w:b/>
+          <w:bCs/>
+        </w:rPr>
+        <w:t>bármely</w:t>
+      </w:r>
+      <w:r>
+        <w:rPr>
+          <w:rFonts w:ascii="Times New Roman" w:hAnsi="Times New Roman" w:cs="Times New Roman"/>
+        </w:rPr>
+        <w:t xml:space="preserve"> oldalról az „Alkatrészek” oldalra. </w:t>
+      </w:r>
+      <w:r>
+        <w:rPr>
+          <w:rFonts w:ascii="Times New Roman" w:hAnsi="Times New Roman" w:cs="Times New Roman"/>
+          <w:i/>
+          <w:iCs/>
+        </w:rPr>
+        <w:t>(Megjegyzés: minden esetben illusztrációként a főoldalról készült képet szúrtuk be, mivel a navigációs sáv mindegyik oldalon megegyezik, így megítélésünk szerint nincs szükség több, különböző kép beszúrására.</w:t>
+      </w:r>
+      <w:r>
+        <w:rPr>
+          <w:rFonts w:ascii="Times New Roman" w:hAnsi="Times New Roman" w:cs="Times New Roman"/>
+          <w:i/>
+          <w:iCs/>
+        </w:rPr>
+        <w:t xml:space="preserve"> Az „Alkatrészek oldalon” látható két, működő gombja, a”Konfigurátor megnyitása” és a „Segítségkérés” később kerül bemutatásra, amikor épp annál az oldalnál járunk, viszont ezekre a gombokra kattintva ugyan arra az oldalra jutunk el, mintha a navigációs sávon nyomjuk meg a „PC Összerakó” gombot, vagy a footer-en a „Konfigurátor” vagy „Támogatás” gombot.</w:t>
+      </w:r>
+      <w:r>
+        <w:rPr>
+          <w:rFonts w:ascii="Times New Roman" w:hAnsi="Times New Roman" w:cs="Times New Roman"/>
+          <w:i/>
+          <w:iCs/>
+        </w:rPr>
+        <w:t>)</w:t>
+      </w:r>
+    </w:p>
+    <w:p>
+      <w:pPr>
+        <w:spacing w:before="120"/>
+        <w:jc w:val="both"/>
+        <w:rPr>
+          <w:rFonts w:ascii="Times New Roman" w:hAnsi="Times New Roman" w:cs="Times New Roman"/>
+        </w:rPr>
+      </w:pPr>
+      <w:r>
+        <w:rPr>
+          <w:rFonts w:ascii="Times New Roman" w:hAnsi="Times New Roman" w:cs="Times New Roman"/>
+          <w:noProof/>
+        </w:rPr>
+        <w:drawing>
+          <wp:inline distT="0" distB="0" distL="0" distR="0" wp14:anchorId="65BB43E5" wp14:editId="09C3BD42">
+            <wp:extent cx="5743575" cy="2733675"/>
+            <wp:effectExtent l="0" t="0" r="9525" b="9525"/>
+            <wp:docPr id="767123205" name="Picture 6"/>
+            <wp:cNvGraphicFramePr>
+              <a:graphicFrameLocks xmlns:a="http://schemas.openxmlformats.org/drawingml/2006/main" noChangeAspect="1"/>
+            </wp:cNvGraphicFramePr>
+            <a:graphic xmlns:a="http://schemas.openxmlformats.org/drawingml/2006/main">
+              <a:graphicData uri="http://schemas.openxmlformats.org/drawingml/2006/picture">
+                <pic:pic xmlns:pic="http://schemas.openxmlformats.org/drawingml/2006/picture">
+                  <pic:nvPicPr>
+                    <pic:cNvPr id="0" name="Picture 6"/>
+                    <pic:cNvPicPr>
+                      <a:picLocks noChangeAspect="1" noChangeArrowheads="1"/>
+                    </pic:cNvPicPr>
+                  </pic:nvPicPr>
+                  <pic:blipFill>
+                    <a:blip r:embed="rId49" cstate="print">
+                      <a:extLst>
+                        <a:ext uri="{28A0092B-C50C-407E-A947-70E740481C1C}">
+                          <a14:useLocalDpi xmlns:a14="http://schemas.microsoft.com/office/drawing/2010/main" val="0"/>
+                        </a:ext>
+                      </a:extLst>
+                    </a:blip>
+                    <a:srcRect/>
+                    <a:stretch>
+                      <a:fillRect/>
+                    </a:stretch>
+                  </pic:blipFill>
+                  <pic:spPr bwMode="auto">
+                    <a:xfrm>
+                      <a:off x="0" y="0"/>
+                      <a:ext cx="5743575" cy="2733675"/>
+                    </a:xfrm>
+                    <a:prstGeom prst="rect">
+                      <a:avLst/>
+                    </a:prstGeom>
+                    <a:noFill/>
+                    <a:ln>
+                      <a:noFill/>
+                    </a:ln>
+                  </pic:spPr>
+                </pic:pic>
+              </a:graphicData>
+            </a:graphic>
+          </wp:inline>
+        </w:drawing>
+      </w:r>
+    </w:p>
+    <w:p>
+      <w:pPr>
+        <w:spacing w:before="120"/>
+        <w:jc w:val="both"/>
+        <w:rPr>
+          <w:rFonts w:ascii="Times New Roman" w:hAnsi="Times New Roman" w:cs="Times New Roman"/>
+        </w:rPr>
+      </w:pPr>
+      <w:r>
+        <w:rPr>
+          <w:rFonts w:ascii="Times New Roman" w:hAnsi="Times New Roman" w:cs="Times New Roman"/>
+        </w:rPr>
+        <w:t xml:space="preserve">Oldalunk fő funkciója pedig itt kerül bemutatásra. A „PC Összerakó”, vagy szakmaibb nyelven „Konfigurátor” </w:t>
+      </w:r>
+      <w:r>
+        <w:rPr>
+          <w:rFonts w:ascii="Times New Roman" w:hAnsi="Times New Roman" w:cs="Times New Roman"/>
+          <w:i/>
+          <w:iCs/>
+        </w:rPr>
+        <w:t>(„Configurator”)</w:t>
+      </w:r>
+      <w:r>
+        <w:rPr>
+          <w:rFonts w:ascii="Times New Roman" w:hAnsi="Times New Roman" w:cs="Times New Roman"/>
+        </w:rPr>
+        <w:t xml:space="preserve"> szolgál arra, hogy a felhasználó egy átlátható, egyszerű, letisztult kezelőfelületen tudja megépíteni az álom számítógépét, amin nem csak az alkatrészeket válogathatja össze, hanem a konfigurációja árát is pontosan láthatja </w:t>
+      </w:r>
+      <w:r>
+        <w:rPr>
+          <w:rFonts w:ascii="Times New Roman" w:hAnsi="Times New Roman" w:cs="Times New Roman"/>
+          <w:i/>
+          <w:iCs/>
+        </w:rPr>
+        <w:t>(továbbra is átlagárakat használunk!)</w:t>
+      </w:r>
+      <w:r>
+        <w:rPr>
+          <w:rFonts w:ascii="Times New Roman" w:hAnsi="Times New Roman" w:cs="Times New Roman"/>
+        </w:rPr>
+        <w:t xml:space="preserve">, valamint a saját fiókjába akár el is mentheti a kész álomgépet. Itt jön igazán jól a korábban bemutatott regisztráció és saját fiók használata, ugyan is regisztált fiók nélkül a felhasználó nem tudja elmenteni az összerakott konfigot. A „PC Összerakó” oldal elérésének, a konfig összeállításának és mentésének, valamint a mentett konfig megtekintésének a menete így néz ki: a felhasználónak a navigációs sávon a „PC Összerakó” gombra kell kattintania </w:t>
+      </w:r>
+      <w:r>
+        <w:rPr>
+          <w:rFonts w:ascii="Times New Roman" w:hAnsi="Times New Roman" w:cs="Times New Roman"/>
+          <w:i/>
+          <w:iCs/>
+        </w:rPr>
+        <w:t>(ha nem a footer „Konfigurátor” gombjára kattintva jutott el ide)</w:t>
+      </w:r>
+      <w:r>
+        <w:rPr>
+          <w:rFonts w:ascii="Times New Roman" w:hAnsi="Times New Roman" w:cs="Times New Roman"/>
+        </w:rPr>
+        <w:t>. Ekkor elé tárul a konfigurátor oldala, ahhol két, nagy helyet igénylő ablak fogja várni: a bal oldalin</w:t>
+      </w:r>
+      <w:r>
+        <w:rPr>
+          <w:rFonts w:ascii="Times New Roman" w:hAnsi="Times New Roman" w:cs="Times New Roman"/>
+        </w:rPr>
+        <w:t xml:space="preserve"> </w:t>
+      </w:r>
+      <w:r>
+        <w:rPr>
+          <w:rFonts w:ascii="Times New Roman" w:hAnsi="Times New Roman" w:cs="Times New Roman"/>
+          <w:i/>
+          <w:iCs/>
+        </w:rPr>
+        <w:t>(„Válaszd ki a megfelelő alkatrészeket”)</w:t>
+      </w:r>
+      <w:r>
+        <w:rPr>
+          <w:rFonts w:ascii="Times New Roman" w:hAnsi="Times New Roman" w:cs="Times New Roman"/>
+        </w:rPr>
+        <w:t xml:space="preserve"> nyolc (8) lenyíló menü található, a hozzájuk kapcsolódó termék kategória nevével felette. A felhasználónak nincsen egy adott összeállítási sorrend megszabva, tetszőleges sorrendben válogathatja ki a neki megfelelő alkatrészeket.</w:t>
+      </w:r>
+      <w:r>
+        <w:rPr>
+          <w:rFonts w:ascii="Times New Roman" w:hAnsi="Times New Roman" w:cs="Times New Roman"/>
+        </w:rPr>
+        <w:t xml:space="preserve"> Minden egyes komponens kiválasztása után a jobb oldali ablakon </w:t>
+      </w:r>
+      <w:r>
+        <w:rPr>
+          <w:rFonts w:ascii="Times New Roman" w:hAnsi="Times New Roman" w:cs="Times New Roman"/>
+          <w:i/>
+          <w:iCs/>
+        </w:rPr>
+        <w:t>(„Várható végösszeg”)</w:t>
+      </w:r>
+    </w:p>
+    <w:p>
+      <w:pPr>
+        <w:spacing w:before="120"/>
+        <w:jc w:val="both"/>
+        <w:rPr>
+          <w:rFonts w:ascii="Times New Roman" w:hAnsi="Times New Roman" w:cs="Times New Roman"/>
+        </w:rPr>
+      </w:pPr>
+      <w:r>
+        <w:rPr>
+          <w:rFonts w:ascii="Times New Roman" w:hAnsi="Times New Roman" w:cs="Times New Roman"/>
+        </w:rPr>
+        <w:lastRenderedPageBreak/>
+        <w:t xml:space="preserve">lista szerűen megjelenik az összes választott termék, a legalsó sorban pedig kiemelt színnel a listán szereplő összes termék ára összeadva. A felhasználó nincsen arra kötelezve, hogy mindegyik alkatrésznél válasszon egyet, akár egyetlen egy alkatrész kiválasztásával el tudja menteni az összeállított konfigurációt. Ha megtörtént a mentés, miután a felhasználó ellenőrizte, mindenhol annak az alkatrésznek a neve szerepel, amit szeretne és egyiknél sem kattintott mellé, a bal oldali ablakon </w:t>
+      </w:r>
+      <w:r>
+        <w:rPr>
+          <w:rFonts w:ascii="Times New Roman" w:hAnsi="Times New Roman" w:cs="Times New Roman"/>
+          <w:i/>
+          <w:iCs/>
+        </w:rPr>
+        <w:t>(„Válaszd ki a...”)</w:t>
+      </w:r>
+      <w:r>
+        <w:rPr>
+          <w:rFonts w:ascii="Times New Roman" w:hAnsi="Times New Roman" w:cs="Times New Roman"/>
+        </w:rPr>
+        <w:t xml:space="preserve"> a lent található „Konfiguráció mentése” gombra kattintva mentésre kerül fiókjába a megálmodott konfig. Innen már csak a megtekintéshez annyit kell tennie, hogy a jobb felső sarokban található profil ikonra kattint, majd a lenyíló menün a „Profil megtekintése” gombra kattint. A felugró ablakon megjelenik néhány profil adat, így a neve és email címe, valamint a mentett konfigurációk </w:t>
+      </w:r>
+      <w:r>
+        <w:rPr>
+          <w:rFonts w:ascii="Times New Roman" w:hAnsi="Times New Roman" w:cs="Times New Roman"/>
+          <w:i/>
+          <w:iCs/>
+        </w:rPr>
+        <w:t>(ha vannak)</w:t>
+      </w:r>
+      <w:r>
+        <w:rPr>
+          <w:rFonts w:ascii="Times New Roman" w:hAnsi="Times New Roman" w:cs="Times New Roman"/>
+        </w:rPr>
+        <w:t>. Itt a felhasználónak három lehetősége van a mentett konfigurációkkal kapcsolatban: ha a „Megnyit” gombra kattint, akkor a mentés dátuma és a konfig ára mellett részletesebben jelenik meg a konfig, tartalmazva a hozzá adott alkatrészeket. Ha a „Megnyit a konfigurátorban” gombra kattint, akkor</w:t>
+      </w:r>
+      <w:r>
+        <w:rPr>
+          <w:rFonts w:ascii="Times New Roman" w:hAnsi="Times New Roman" w:cs="Times New Roman"/>
+        </w:rPr>
+        <w:t xml:space="preserve"> a rendszer vissza vezeti a felhasználót a „PC Összerakó” oldalra annyi különbséggel, hogy a mentett konfigban szereplő alkatrészek már előre ki lesznek választva az adott kategóriának megfelelően </w:t>
+      </w:r>
+      <w:r>
+        <w:rPr>
+          <w:rFonts w:ascii="Times New Roman" w:hAnsi="Times New Roman" w:cs="Times New Roman"/>
+          <w:i/>
+          <w:iCs/>
+        </w:rPr>
+        <w:t>(például kiválasztja a processzort és tápegységet, majd menti a konfigot és megnyitja újra a konfigurátorban, a processzor és tápegység már ki lesz választva)</w:t>
+      </w:r>
+      <w:r>
+        <w:rPr>
+          <w:rFonts w:ascii="Times New Roman" w:hAnsi="Times New Roman" w:cs="Times New Roman"/>
+        </w:rPr>
+        <w:t xml:space="preserve">¸így a felhasználónak már csak hozzá kell tennie azokat az alkatrészeket, amire szüksége van. A harmadik gomb, „Törlés” pedig értelem szerűen törölni fogja a mentett konfigurációt. Emellett a felugró ablakon még három gomb szerepel: a jobb alul lévő „Bezár”-ra vagy jobb fent található „X”-re kattintva a felugró ablakot zárhatja be a felhasználó, a „Kijelentkezés” gombbal pedig értelem szerűen kijelentkezhet </w:t>
+      </w:r>
+      <w:r>
+        <w:rPr>
+          <w:rFonts w:ascii="Times New Roman" w:hAnsi="Times New Roman" w:cs="Times New Roman"/>
+        </w:rPr>
+        <w:t>fiókjából</w:t>
+      </w:r>
+      <w:r>
+        <w:rPr>
+          <w:rFonts w:ascii="Times New Roman" w:hAnsi="Times New Roman" w:cs="Times New Roman"/>
+        </w:rPr>
+        <w:t>. Az alábbi képek segítenek tájékozódni ebben.</w:t>
+      </w:r>
+    </w:p>
+    <w:p>
+      <w:pPr>
+        <w:spacing w:before="120"/>
+        <w:jc w:val="both"/>
+        <w:rPr>
+          <w:rFonts w:ascii="Times New Roman" w:hAnsi="Times New Roman" w:cs="Times New Roman"/>
+        </w:rPr>
+      </w:pPr>
+      <w:r>
+        <w:rPr>
+          <w:rFonts w:ascii="Times New Roman" w:hAnsi="Times New Roman" w:cs="Times New Roman"/>
+          <w:noProof/>
+        </w:rPr>
+        <w:drawing>
+          <wp:inline distT="0" distB="0" distL="0" distR="0" wp14:anchorId="25ECECFF" wp14:editId="6332B23E">
+            <wp:extent cx="4838700" cy="2302996"/>
+            <wp:effectExtent l="0" t="0" r="0" b="2540"/>
+            <wp:docPr id="1799414321" name="Picture 7"/>
+            <wp:cNvGraphicFramePr>
+              <a:graphicFrameLocks xmlns:a="http://schemas.openxmlformats.org/drawingml/2006/main" noChangeAspect="1"/>
+            </wp:cNvGraphicFramePr>
+            <a:graphic xmlns:a="http://schemas.openxmlformats.org/drawingml/2006/main">
+              <a:graphicData uri="http://schemas.openxmlformats.org/drawingml/2006/picture">
+                <pic:pic xmlns:pic="http://schemas.openxmlformats.org/drawingml/2006/picture">
+                  <pic:nvPicPr>
+                    <pic:cNvPr id="0" name="Picture 7"/>
+                    <pic:cNvPicPr>
+                      <a:picLocks noChangeAspect="1" noChangeArrowheads="1"/>
+                    </pic:cNvPicPr>
+                  </pic:nvPicPr>
+                  <pic:blipFill>
+                    <a:blip r:embed="rId50" cstate="print">
+                      <a:extLst>
+                        <a:ext uri="{28A0092B-C50C-407E-A947-70E740481C1C}">
+                          <a14:useLocalDpi xmlns:a14="http://schemas.microsoft.com/office/drawing/2010/main" val="0"/>
+                        </a:ext>
+                      </a:extLst>
+                    </a:blip>
+                    <a:srcRect/>
+                    <a:stretch>
+                      <a:fillRect/>
+                    </a:stretch>
+                  </pic:blipFill>
+                  <pic:spPr bwMode="auto">
+                    <a:xfrm>
+                      <a:off x="0" y="0"/>
+                      <a:ext cx="4848724" cy="2307767"/>
+                    </a:xfrm>
+                    <a:prstGeom prst="rect">
+                      <a:avLst/>
+                    </a:prstGeom>
+                    <a:noFill/>
+                    <a:ln>
+                      <a:noFill/>
+                    </a:ln>
+                  </pic:spPr>
+                </pic:pic>
+              </a:graphicData>
+            </a:graphic>
+          </wp:inline>
+        </w:drawing>
+      </w:r>
+    </w:p>
+    <w:p>
+      <w:pPr>
+        <w:spacing w:before="120"/>
+        <w:jc w:val="both"/>
+        <w:rPr>
+          <w:rFonts w:ascii="Times New Roman" w:hAnsi="Times New Roman" w:cs="Times New Roman"/>
+        </w:rPr>
+      </w:pPr>
+      <w:r>
+        <w:rPr>
+          <w:rFonts w:ascii="Times New Roman" w:hAnsi="Times New Roman" w:cs="Times New Roman"/>
+          <w:noProof/>
+        </w:rPr>
+        <w:lastRenderedPageBreak/>
+        <w:drawing>
+          <wp:inline distT="0" distB="0" distL="0" distR="0" wp14:anchorId="38D673C1" wp14:editId="6CC1D5C4">
+            <wp:extent cx="4876800" cy="2337639"/>
+            <wp:effectExtent l="0" t="0" r="0" b="5715"/>
+            <wp:docPr id="746506935" name="Picture 8"/>
+            <wp:cNvGraphicFramePr>
+              <a:graphicFrameLocks xmlns:a="http://schemas.openxmlformats.org/drawingml/2006/main" noChangeAspect="1"/>
+            </wp:cNvGraphicFramePr>
+            <a:graphic xmlns:a="http://schemas.openxmlformats.org/drawingml/2006/main">
+              <a:graphicData uri="http://schemas.openxmlformats.org/drawingml/2006/picture">
+                <pic:pic xmlns:pic="http://schemas.openxmlformats.org/drawingml/2006/picture">
+                  <pic:nvPicPr>
+                    <pic:cNvPr id="0" name="Picture 8"/>
+                    <pic:cNvPicPr>
+                      <a:picLocks noChangeAspect="1" noChangeArrowheads="1"/>
+                    </pic:cNvPicPr>
+                  </pic:nvPicPr>
+                  <pic:blipFill>
+                    <a:blip r:embed="rId51" cstate="print">
+                      <a:extLst>
+                        <a:ext uri="{28A0092B-C50C-407E-A947-70E740481C1C}">
+                          <a14:useLocalDpi xmlns:a14="http://schemas.microsoft.com/office/drawing/2010/main" val="0"/>
+                        </a:ext>
+                      </a:extLst>
+                    </a:blip>
+                    <a:srcRect/>
+                    <a:stretch>
+                      <a:fillRect/>
+                    </a:stretch>
+                  </pic:blipFill>
+                  <pic:spPr bwMode="auto">
+                    <a:xfrm>
+                      <a:off x="0" y="0"/>
+                      <a:ext cx="4889965" cy="2343950"/>
+                    </a:xfrm>
+                    <a:prstGeom prst="rect">
+                      <a:avLst/>
+                    </a:prstGeom>
+                    <a:noFill/>
+                    <a:ln>
+                      <a:noFill/>
+                    </a:ln>
+                  </pic:spPr>
+                </pic:pic>
+              </a:graphicData>
+            </a:graphic>
+          </wp:inline>
+        </w:drawing>
+      </w:r>
+    </w:p>
+    <w:p>
+      <w:pPr>
+        <w:spacing w:before="120"/>
+        <w:jc w:val="both"/>
+        <w:rPr>
+          <w:rFonts w:ascii="Times New Roman" w:hAnsi="Times New Roman" w:cs="Times New Roman"/>
+        </w:rPr>
+      </w:pPr>
+      <w:r>
+        <w:rPr>
+          <w:rFonts w:ascii="Times New Roman" w:hAnsi="Times New Roman" w:cs="Times New Roman"/>
+          <w:noProof/>
+        </w:rPr>
+        <w:drawing>
+          <wp:inline distT="0" distB="0" distL="0" distR="0" wp14:anchorId="10E1A843" wp14:editId="61265F27">
+            <wp:extent cx="3562350" cy="1760567"/>
+            <wp:effectExtent l="0" t="0" r="0" b="0"/>
+            <wp:docPr id="825366417" name="Picture 9"/>
+            <wp:cNvGraphicFramePr>
+              <a:graphicFrameLocks xmlns:a="http://schemas.openxmlformats.org/drawingml/2006/main" noChangeAspect="1"/>
+            </wp:cNvGraphicFramePr>
+            <a:graphic xmlns:a="http://schemas.openxmlformats.org/drawingml/2006/main">
+              <a:graphicData uri="http://schemas.openxmlformats.org/drawingml/2006/picture">
+                <pic:pic xmlns:pic="http://schemas.openxmlformats.org/drawingml/2006/picture">
+                  <pic:nvPicPr>
+                    <pic:cNvPr id="0" name="Picture 9"/>
+                    <pic:cNvPicPr>
+                      <a:picLocks noChangeAspect="1" noChangeArrowheads="1"/>
+                    </pic:cNvPicPr>
+                  </pic:nvPicPr>
+                  <pic:blipFill>
+                    <a:blip r:embed="rId52">
+                      <a:extLst>
+                        <a:ext uri="{28A0092B-C50C-407E-A947-70E740481C1C}">
+                          <a14:useLocalDpi xmlns:a14="http://schemas.microsoft.com/office/drawing/2010/main" val="0"/>
+                        </a:ext>
+                      </a:extLst>
+                    </a:blip>
+                    <a:srcRect/>
+                    <a:stretch>
+                      <a:fillRect/>
+                    </a:stretch>
+                  </pic:blipFill>
+                  <pic:spPr bwMode="auto">
+                    <a:xfrm>
+                      <a:off x="0" y="0"/>
+                      <a:ext cx="3578453" cy="1768526"/>
+                    </a:xfrm>
+                    <a:prstGeom prst="rect">
+                      <a:avLst/>
+                    </a:prstGeom>
+                    <a:noFill/>
+                    <a:ln>
+                      <a:noFill/>
+                    </a:ln>
+                  </pic:spPr>
+                </pic:pic>
+              </a:graphicData>
+            </a:graphic>
+          </wp:inline>
+        </w:drawing>
+      </w:r>
+    </w:p>
+    <w:p>
+      <w:pPr>
+        <w:spacing w:before="120"/>
+        <w:jc w:val="both"/>
+        <w:rPr>
+          <w:rFonts w:ascii="Times New Roman" w:hAnsi="Times New Roman" w:cs="Times New Roman"/>
+        </w:rPr>
+      </w:pPr>
+      <w:r>
+        <w:rPr>
+          <w:rFonts w:ascii="Times New Roman" w:hAnsi="Times New Roman" w:cs="Times New Roman"/>
+        </w:rPr>
+        <w:t xml:space="preserve">Az utolsó főbb oldal pedig, ami mind a </w:t>
+      </w:r>
+      <w:r>
+        <w:rPr>
+          <w:rFonts w:ascii="Times New Roman" w:hAnsi="Times New Roman" w:cs="Times New Roman"/>
+        </w:rPr>
+        <w:t>navigációs sávon, mind pedig a láblécen megtalálható, az „Ajánlatok” gomb és oldal</w:t>
+      </w:r>
+      <w:r>
+        <w:rPr>
+          <w:rFonts w:ascii="Times New Roman" w:hAnsi="Times New Roman" w:cs="Times New Roman"/>
+        </w:rPr>
+        <w:t>. Ezen az oldalon az éppen megtalálható promóciók, termék csomagok és akciók láthatók. Három kisebb ablak foglal helyet, ezek viszont csak illusztrációs céllal készültek el, a gombjaiknak egyelőre nincsen funkciója. Az oldal a képen látható módon érhető el.</w:t>
+      </w:r>
+    </w:p>
+    <w:p>
+      <w:pPr>
+        <w:spacing w:before="120"/>
+        <w:jc w:val="both"/>
+        <w:rPr>
+          <w:rFonts w:ascii="Times New Roman" w:hAnsi="Times New Roman" w:cs="Times New Roman"/>
+        </w:rPr>
+      </w:pPr>
+      <w:r>
+        <w:rPr>
+          <w:rFonts w:ascii="Times New Roman" w:hAnsi="Times New Roman" w:cs="Times New Roman"/>
+          <w:noProof/>
+        </w:rPr>
+        <w:drawing>
+          <wp:inline distT="0" distB="0" distL="0" distR="0" wp14:anchorId="3179D180" wp14:editId="58CCEE83">
+            <wp:extent cx="5223251" cy="2486025"/>
+            <wp:effectExtent l="0" t="0" r="0" b="0"/>
+            <wp:docPr id="742678224" name="Picture 10"/>
+            <wp:cNvGraphicFramePr>
+              <a:graphicFrameLocks xmlns:a="http://schemas.openxmlformats.org/drawingml/2006/main" noChangeAspect="1"/>
+            </wp:cNvGraphicFramePr>
+            <a:graphic xmlns:a="http://schemas.openxmlformats.org/drawingml/2006/main">
+              <a:graphicData uri="http://schemas.openxmlformats.org/drawingml/2006/picture">
+                <pic:pic xmlns:pic="http://schemas.openxmlformats.org/drawingml/2006/picture">
+                  <pic:nvPicPr>
+                    <pic:cNvPr id="0" name="Picture 10"/>
+                    <pic:cNvPicPr>
+                      <a:picLocks noChangeAspect="1" noChangeArrowheads="1"/>
+                    </pic:cNvPicPr>
+                  </pic:nvPicPr>
+                  <pic:blipFill>
+                    <a:blip r:embed="rId53" cstate="print">
+                      <a:extLst>
+                        <a:ext uri="{28A0092B-C50C-407E-A947-70E740481C1C}">
+                          <a14:useLocalDpi xmlns:a14="http://schemas.microsoft.com/office/drawing/2010/main" val="0"/>
+                        </a:ext>
+                      </a:extLst>
+                    </a:blip>
+                    <a:srcRect/>
+                    <a:stretch>
+                      <a:fillRect/>
+                    </a:stretch>
+                  </pic:blipFill>
+                  <pic:spPr bwMode="auto">
+                    <a:xfrm>
+                      <a:off x="0" y="0"/>
+                      <a:ext cx="5225848" cy="2487261"/>
+                    </a:xfrm>
+                    <a:prstGeom prst="rect">
+                      <a:avLst/>
+                    </a:prstGeom>
+                    <a:noFill/>
+                    <a:ln>
+                      <a:noFill/>
+                    </a:ln>
+                  </pic:spPr>
+                </pic:pic>
+              </a:graphicData>
+            </a:graphic>
+          </wp:inline>
+        </w:drawing>
+      </w:r>
+    </w:p>
+    <w:p>
+      <w:pPr>
+        <w:spacing w:before="120"/>
+        <w:jc w:val="both"/>
+        <w:rPr>
+          <w:rFonts w:ascii="Times New Roman" w:hAnsi="Times New Roman" w:cs="Times New Roman"/>
+        </w:rPr>
+      </w:pPr>
+      <w:r>
+        <w:rPr>
+          <w:rFonts w:ascii="Times New Roman" w:hAnsi="Times New Roman" w:cs="Times New Roman"/>
+        </w:rPr>
+        <w:lastRenderedPageBreak/>
+        <w:t>A gombokra kattintva egyelőre semmi nem történik, viszont ezeknek a beprogramozása szintén fel lett írva a fejlesztési tervek közé, így a megvalósítás egyáltalán nincsen messze!</w:t>
+      </w:r>
+      <w:r>
+        <w:rPr>
+          <w:rFonts w:ascii="Times New Roman" w:hAnsi="Times New Roman" w:cs="Times New Roman"/>
+        </w:rPr>
+        <w:br/>
+      </w:r>
+      <w:r>
+        <w:rPr>
+          <w:rFonts w:ascii="Times New Roman" w:hAnsi="Times New Roman" w:cs="Times New Roman"/>
+        </w:rPr>
+        <w:drawing>
+          <wp:inline distT="0" distB="0" distL="0" distR="0" wp14:anchorId="086FF764" wp14:editId="6D470663">
+            <wp:extent cx="5760720" cy="2747010"/>
+            <wp:effectExtent l="0" t="0" r="0" b="0"/>
+            <wp:docPr id="196490881" name="Picture 1"/>
+            <wp:cNvGraphicFramePr>
+              <a:graphicFrameLocks xmlns:a="http://schemas.openxmlformats.org/drawingml/2006/main" noChangeAspect="1"/>
+            </wp:cNvGraphicFramePr>
+            <a:graphic xmlns:a="http://schemas.openxmlformats.org/drawingml/2006/main">
+              <a:graphicData uri="http://schemas.openxmlformats.org/drawingml/2006/picture">
+                <pic:pic xmlns:pic="http://schemas.openxmlformats.org/drawingml/2006/picture">
+                  <pic:nvPicPr>
+                    <pic:cNvPr id="196490881" name=""/>
+                    <pic:cNvPicPr/>
+                  </pic:nvPicPr>
+                  <pic:blipFill>
+                    <a:blip r:embed="rId54"/>
+                    <a:stretch>
+                      <a:fillRect/>
+                    </a:stretch>
+                  </pic:blipFill>
+                  <pic:spPr>
+                    <a:xfrm>
+                      <a:off x="0" y="0"/>
+                      <a:ext cx="5760720" cy="2747010"/>
+                    </a:xfrm>
+                    <a:prstGeom prst="rect">
+                      <a:avLst/>
+                    </a:prstGeom>
+                  </pic:spPr>
+                </pic:pic>
+              </a:graphicData>
+            </a:graphic>
+          </wp:inline>
+        </w:drawing>
+      </w:r>
+    </w:p>
+    <w:p>
+      <w:pPr>
+        <w:spacing w:before="8640"/>
         <w:jc w:val="both"/>
         <w:rPr>
           <w:rFonts w:ascii="Times New Roman" w:hAnsi="Times New Roman" w:cs="Times New Roman"/>
@@ -5722,7 +6956,7 @@
           <w:szCs w:val="32"/>
         </w:rPr>
         <w:lastRenderedPageBreak/>
-        <w:t>#</w:t>
+        <w:t>Adminisztrátor</w:t>
       </w:r>
       <w:r>
         <w:rPr>
@@ -5730,23 +6964,595 @@
           <w:sz w:val="32"/>
           <w:szCs w:val="32"/>
         </w:rPr>
-        <w:t>4</w:t>
-      </w:r>
-      <w:r>
+        <w:t xml:space="preserve"> felületek</w:t>
+      </w:r>
+    </w:p>
+    <w:p>
+      <w:pPr>
+        <w:spacing w:before="240"/>
+        <w:jc w:val="both"/>
+        <w:rPr>
+          <w:rFonts w:ascii="Times New Roman" w:hAnsi="Times New Roman" w:cs="Times New Roman"/>
+        </w:rPr>
+      </w:pPr>
+      <w:r>
+        <w:rPr>
+          <w:rFonts w:ascii="Times New Roman" w:hAnsi="Times New Roman" w:cs="Times New Roman"/>
+          <w:i/>
+          <w:iCs/>
+        </w:rPr>
+        <w:t xml:space="preserve">Adminisztrátori fiók felh.név és jelszó páros: </w:t>
+      </w:r>
+      <w:r>
+        <w:rPr>
+          <w:rFonts w:ascii="Times New Roman" w:hAnsi="Times New Roman" w:cs="Times New Roman"/>
+        </w:rPr>
+        <w:t>Admin, 12345678</w:t>
+      </w:r>
+    </w:p>
+    <w:p>
+      <w:pPr>
+        <w:spacing w:before="120"/>
+        <w:jc w:val="both"/>
+        <w:rPr>
+          <w:rFonts w:ascii="Times New Roman" w:hAnsi="Times New Roman" w:cs="Times New Roman"/>
+        </w:rPr>
+      </w:pPr>
+      <w:r>
+        <w:rPr>
+          <w:rFonts w:ascii="Times New Roman" w:hAnsi="Times New Roman" w:cs="Times New Roman"/>
+        </w:rPr>
+        <w:t xml:space="preserve">Adminisztrátori felülettel is rendelkezik oldalunk, ez viszont kizárólag a megfelelő besoroltsággal rendelkező személyek érhetik el </w:t>
+      </w:r>
+      <w:r>
+        <w:rPr>
+          <w:rFonts w:ascii="Times New Roman" w:hAnsi="Times New Roman" w:cs="Times New Roman"/>
+          <w:i/>
+          <w:iCs/>
+        </w:rPr>
+        <w:t>(ehhez hoztunk létre egy külön adminisztrátor fiókot, amivel megtekinthető</w:t>
+      </w:r>
+      <w:r>
+        <w:rPr>
+          <w:rFonts w:ascii="Times New Roman" w:hAnsi="Times New Roman" w:cs="Times New Roman"/>
+          <w:i/>
+          <w:iCs/>
+        </w:rPr>
+        <w:t xml:space="preserve"> az Admin oldal, a hozzá szükséges bejelentkezési adatok megtalálhatóak a „Felhasználói dokumentáció” e</w:t>
+      </w:r>
+      <w:r>
+        <w:rPr>
+          <w:rFonts w:ascii="Times New Roman" w:hAnsi="Times New Roman" w:cs="Times New Roman"/>
+          <w:i/>
+          <w:iCs/>
+        </w:rPr>
+        <w:t>zen</w:t>
+      </w:r>
+      <w:r>
+        <w:rPr>
+          <w:rFonts w:ascii="Times New Roman" w:hAnsi="Times New Roman" w:cs="Times New Roman"/>
+          <w:i/>
+          <w:iCs/>
+        </w:rPr>
+        <w:t xml:space="preserve"> oldalának tetején)</w:t>
+      </w:r>
+      <w:r>
+        <w:rPr>
+          <w:rFonts w:ascii="Times New Roman" w:hAnsi="Times New Roman" w:cs="Times New Roman"/>
+        </w:rPr>
+        <w:t>, itt pedig több különböző feladatot láthat el egy adminisztrátori jogokkal rendelkező felhasználó.</w:t>
+      </w:r>
+      <w:r>
+        <w:rPr>
+          <w:rFonts w:ascii="Times New Roman" w:hAnsi="Times New Roman" w:cs="Times New Roman"/>
+        </w:rPr>
+        <w:t xml:space="preserve"> A bejelentkezés pontosan ugyan úgy zajlik, mint egy normál felhasználó esetén: a jobb felső sarokban található profil ikonra kattintva lenyílik a már korábban is említett menü, itt viszont a „Regisztráció” gomb helyett egyből a „Bejelentkezés” gombra kell kattintani. Itt az adminnak meg kell adnia az admin fiók felhasználónevét és jelszavát, majd amint a rendszer visszairányította a főoldalra, egyből kattinthat is az admin ismét a profil ikonra, ahhol a normál felhasználói fiók opciói mellett megjelenik az „Admin oldal” gomb is, erre kell kattintani. A képek vizuálisan is bemutatják, mit kell tenni.</w:t>
+      </w:r>
+      <w:r>
+        <w:rPr>
+          <w:rFonts w:ascii="Times New Roman" w:hAnsi="Times New Roman" w:cs="Times New Roman"/>
+        </w:rPr>
+        <w:t xml:space="preserve"> </w:t>
+      </w:r>
+    </w:p>
+    <w:p>
+      <w:pPr>
+        <w:spacing w:before="120"/>
+        <w:jc w:val="both"/>
+        <w:rPr>
+          <w:rFonts w:ascii="Times New Roman" w:hAnsi="Times New Roman" w:cs="Times New Roman"/>
+        </w:rPr>
+      </w:pPr>
+      <w:r>
+        <w:rPr>
+          <w:rFonts w:ascii="Times New Roman" w:hAnsi="Times New Roman" w:cs="Times New Roman"/>
+          <w:noProof/>
+        </w:rPr>
+        <w:drawing>
+          <wp:inline distT="0" distB="0" distL="0" distR="0" wp14:anchorId="1330BB26" wp14:editId="229C6F59">
+            <wp:extent cx="4848225" cy="2319763"/>
+            <wp:effectExtent l="0" t="0" r="0" b="4445"/>
+            <wp:docPr id="628524913" name="Picture 12"/>
+            <wp:cNvGraphicFramePr>
+              <a:graphicFrameLocks xmlns:a="http://schemas.openxmlformats.org/drawingml/2006/main" noChangeAspect="1"/>
+            </wp:cNvGraphicFramePr>
+            <a:graphic xmlns:a="http://schemas.openxmlformats.org/drawingml/2006/main">
+              <a:graphicData uri="http://schemas.openxmlformats.org/drawingml/2006/picture">
+                <pic:pic xmlns:pic="http://schemas.openxmlformats.org/drawingml/2006/picture">
+                  <pic:nvPicPr>
+                    <pic:cNvPr id="0" name="Picture 12"/>
+                    <pic:cNvPicPr>
+                      <a:picLocks noChangeAspect="1" noChangeArrowheads="1"/>
+                    </pic:cNvPicPr>
+                  </pic:nvPicPr>
+                  <pic:blipFill>
+                    <a:blip r:embed="rId55" cstate="print">
+                      <a:extLst>
+                        <a:ext uri="{28A0092B-C50C-407E-A947-70E740481C1C}">
+                          <a14:useLocalDpi xmlns:a14="http://schemas.microsoft.com/office/drawing/2010/main" val="0"/>
+                        </a:ext>
+                      </a:extLst>
+                    </a:blip>
+                    <a:srcRect/>
+                    <a:stretch>
+                      <a:fillRect/>
+                    </a:stretch>
+                  </pic:blipFill>
+                  <pic:spPr bwMode="auto">
+                    <a:xfrm>
+                      <a:off x="0" y="0"/>
+                      <a:ext cx="4854892" cy="2322953"/>
+                    </a:xfrm>
+                    <a:prstGeom prst="rect">
+                      <a:avLst/>
+                    </a:prstGeom>
+                    <a:noFill/>
+                    <a:ln>
+                      <a:noFill/>
+                    </a:ln>
+                  </pic:spPr>
+                </pic:pic>
+              </a:graphicData>
+            </a:graphic>
+          </wp:inline>
+        </w:drawing>
+      </w:r>
+    </w:p>
+    <w:p>
+      <w:pPr>
+        <w:spacing w:before="120"/>
+        <w:jc w:val="both"/>
+        <w:rPr>
+          <w:rFonts w:ascii="Times New Roman" w:hAnsi="Times New Roman" w:cs="Times New Roman"/>
+        </w:rPr>
+      </w:pPr>
+      <w:r>
+        <w:rPr>
+          <w:rFonts w:ascii="Times New Roman" w:hAnsi="Times New Roman" w:cs="Times New Roman"/>
+          <w:noProof/>
+        </w:rPr>
+        <w:drawing>
+          <wp:inline distT="0" distB="0" distL="0" distR="0" wp14:anchorId="4E780509" wp14:editId="700BD1DE">
+            <wp:extent cx="2609850" cy="3007376"/>
+            <wp:effectExtent l="0" t="0" r="0" b="2540"/>
+            <wp:docPr id="1014687062" name="Picture 13"/>
+            <wp:cNvGraphicFramePr>
+              <a:graphicFrameLocks xmlns:a="http://schemas.openxmlformats.org/drawingml/2006/main" noChangeAspect="1"/>
+            </wp:cNvGraphicFramePr>
+            <a:graphic xmlns:a="http://schemas.openxmlformats.org/drawingml/2006/main">
+              <a:graphicData uri="http://schemas.openxmlformats.org/drawingml/2006/picture">
+                <pic:pic xmlns:pic="http://schemas.openxmlformats.org/drawingml/2006/picture">
+                  <pic:nvPicPr>
+                    <pic:cNvPr id="0" name="Picture 13"/>
+                    <pic:cNvPicPr>
+                      <a:picLocks noChangeAspect="1" noChangeArrowheads="1"/>
+                    </pic:cNvPicPr>
+                  </pic:nvPicPr>
+                  <pic:blipFill>
+                    <a:blip r:embed="rId56">
+                      <a:extLst>
+                        <a:ext uri="{28A0092B-C50C-407E-A947-70E740481C1C}">
+                          <a14:useLocalDpi xmlns:a14="http://schemas.microsoft.com/office/drawing/2010/main" val="0"/>
+                        </a:ext>
+                      </a:extLst>
+                    </a:blip>
+                    <a:srcRect/>
+                    <a:stretch>
+                      <a:fillRect/>
+                    </a:stretch>
+                  </pic:blipFill>
+                  <pic:spPr bwMode="auto">
+                    <a:xfrm>
+                      <a:off x="0" y="0"/>
+                      <a:ext cx="2622000" cy="3021377"/>
+                    </a:xfrm>
+                    <a:prstGeom prst="rect">
+                      <a:avLst/>
+                    </a:prstGeom>
+                    <a:noFill/>
+                    <a:ln>
+                      <a:noFill/>
+                    </a:ln>
+                  </pic:spPr>
+                </pic:pic>
+              </a:graphicData>
+            </a:graphic>
+          </wp:inline>
+        </w:drawing>
+      </w:r>
+    </w:p>
+    <w:p>
+      <w:pPr>
+        <w:spacing w:before="120"/>
+        <w:jc w:val="both"/>
+        <w:rPr>
+          <w:rFonts w:ascii="Times New Roman" w:hAnsi="Times New Roman" w:cs="Times New Roman"/>
+        </w:rPr>
+      </w:pPr>
+      <w:r>
+        <w:rPr>
+          <w:rFonts w:ascii="Times New Roman" w:hAnsi="Times New Roman" w:cs="Times New Roman"/>
+          <w:i/>
+          <w:iCs/>
+        </w:rPr>
+        <w:lastRenderedPageBreak/>
+        <w:t>Megjegyzés: ez a kép még az előző oldalhoz tartozik.</w:t>
+      </w:r>
+    </w:p>
+    <w:p>
+      <w:pPr>
+        <w:spacing w:before="120"/>
+        <w:jc w:val="both"/>
+        <w:rPr>
+          <w:rFonts w:ascii="Times New Roman" w:hAnsi="Times New Roman" w:cs="Times New Roman"/>
+        </w:rPr>
+      </w:pPr>
+      <w:r>
+        <w:rPr>
+          <w:rFonts w:ascii="Times New Roman" w:hAnsi="Times New Roman" w:cs="Times New Roman"/>
+          <w:noProof/>
+        </w:rPr>
+        <w:drawing>
+          <wp:inline distT="0" distB="0" distL="0" distR="0" wp14:anchorId="28011810" wp14:editId="4D49C878">
+            <wp:extent cx="4819650" cy="2290132"/>
+            <wp:effectExtent l="0" t="0" r="0" b="0"/>
+            <wp:docPr id="1509530738" name="Picture 14"/>
+            <wp:cNvGraphicFramePr>
+              <a:graphicFrameLocks xmlns:a="http://schemas.openxmlformats.org/drawingml/2006/main" noChangeAspect="1"/>
+            </wp:cNvGraphicFramePr>
+            <a:graphic xmlns:a="http://schemas.openxmlformats.org/drawingml/2006/main">
+              <a:graphicData uri="http://schemas.openxmlformats.org/drawingml/2006/picture">
+                <pic:pic xmlns:pic="http://schemas.openxmlformats.org/drawingml/2006/picture">
+                  <pic:nvPicPr>
+                    <pic:cNvPr id="0" name="Picture 14"/>
+                    <pic:cNvPicPr>
+                      <a:picLocks noChangeAspect="1" noChangeArrowheads="1"/>
+                    </pic:cNvPicPr>
+                  </pic:nvPicPr>
+                  <pic:blipFill>
+                    <a:blip r:embed="rId57" cstate="print">
+                      <a:extLst>
+                        <a:ext uri="{28A0092B-C50C-407E-A947-70E740481C1C}">
+                          <a14:useLocalDpi xmlns:a14="http://schemas.microsoft.com/office/drawing/2010/main" val="0"/>
+                        </a:ext>
+                      </a:extLst>
+                    </a:blip>
+                    <a:srcRect/>
+                    <a:stretch>
+                      <a:fillRect/>
+                    </a:stretch>
+                  </pic:blipFill>
+                  <pic:spPr bwMode="auto">
+                    <a:xfrm>
+                      <a:off x="0" y="0"/>
+                      <a:ext cx="4828326" cy="2294255"/>
+                    </a:xfrm>
+                    <a:prstGeom prst="rect">
+                      <a:avLst/>
+                    </a:prstGeom>
+                    <a:noFill/>
+                    <a:ln>
+                      <a:noFill/>
+                    </a:ln>
+                  </pic:spPr>
+                </pic:pic>
+              </a:graphicData>
+            </a:graphic>
+          </wp:inline>
+        </w:drawing>
+      </w:r>
+    </w:p>
+    <w:p>
+      <w:pPr>
+        <w:spacing w:before="120"/>
+        <w:jc w:val="both"/>
+        <w:rPr>
+          <w:rFonts w:ascii="Times New Roman" w:hAnsi="Times New Roman" w:cs="Times New Roman"/>
+        </w:rPr>
+      </w:pPr>
+      <w:r>
+        <w:rPr>
+          <w:rFonts w:ascii="Times New Roman" w:hAnsi="Times New Roman" w:cs="Times New Roman"/>
+        </w:rPr>
+        <w:t>Itt pedig az Admin több mindent tud csinálni: először az „Alkatrészek” oldalra fogja dobni a rendszer, ahhol adatbázisunkban megtalálható összes, alkatrészként besorolt termék található meg. Itt az Admin tud újat hozzá adni, meglévőt szerkeszteni vagy törölni, valamint a kereső sávot használva név szerint rá tud keresni egy adott termékre. A felület így néz ki:</w:t>
+      </w:r>
+    </w:p>
+    <w:p>
+      <w:pPr>
+        <w:spacing w:before="120"/>
+        <w:jc w:val="both"/>
+        <w:rPr>
+          <w:rFonts w:ascii="Times New Roman" w:hAnsi="Times New Roman" w:cs="Times New Roman"/>
+        </w:rPr>
+      </w:pPr>
+      <w:r>
+        <w:rPr>
+          <w:rFonts w:ascii="Times New Roman" w:hAnsi="Times New Roman" w:cs="Times New Roman"/>
+          <w:noProof/>
+        </w:rPr>
+        <w:drawing>
+          <wp:inline distT="0" distB="0" distL="0" distR="0" wp14:anchorId="4D872F7F" wp14:editId="7C8D2177">
+            <wp:extent cx="4067175" cy="3063849"/>
+            <wp:effectExtent l="0" t="0" r="0" b="3810"/>
+            <wp:docPr id="321175434" name="Picture 15"/>
+            <wp:cNvGraphicFramePr>
+              <a:graphicFrameLocks xmlns:a="http://schemas.openxmlformats.org/drawingml/2006/main" noChangeAspect="1"/>
+            </wp:cNvGraphicFramePr>
+            <a:graphic xmlns:a="http://schemas.openxmlformats.org/drawingml/2006/main">
+              <a:graphicData uri="http://schemas.openxmlformats.org/drawingml/2006/picture">
+                <pic:pic xmlns:pic="http://schemas.openxmlformats.org/drawingml/2006/picture">
+                  <pic:nvPicPr>
+                    <pic:cNvPr id="0" name="Picture 15"/>
+                    <pic:cNvPicPr>
+                      <a:picLocks noChangeAspect="1" noChangeArrowheads="1"/>
+                    </pic:cNvPicPr>
+                  </pic:nvPicPr>
+                  <pic:blipFill>
+                    <a:blip r:embed="rId58" cstate="print">
+                      <a:extLst>
+                        <a:ext uri="{28A0092B-C50C-407E-A947-70E740481C1C}">
+                          <a14:useLocalDpi xmlns:a14="http://schemas.microsoft.com/office/drawing/2010/main" val="0"/>
+                        </a:ext>
+                      </a:extLst>
+                    </a:blip>
+                    <a:srcRect/>
+                    <a:stretch>
+                      <a:fillRect/>
+                    </a:stretch>
+                  </pic:blipFill>
+                  <pic:spPr bwMode="auto">
+                    <a:xfrm>
+                      <a:off x="0" y="0"/>
+                      <a:ext cx="4074572" cy="3069421"/>
+                    </a:xfrm>
+                    <a:prstGeom prst="rect">
+                      <a:avLst/>
+                    </a:prstGeom>
+                    <a:noFill/>
+                    <a:ln>
+                      <a:noFill/>
+                    </a:ln>
+                  </pic:spPr>
+                </pic:pic>
+              </a:graphicData>
+            </a:graphic>
+          </wp:inline>
+        </w:drawing>
+      </w:r>
+    </w:p>
+    <w:p>
+      <w:pPr>
+        <w:spacing w:before="120"/>
+        <w:jc w:val="both"/>
+        <w:rPr>
+          <w:rFonts w:ascii="Times New Roman" w:hAnsi="Times New Roman" w:cs="Times New Roman"/>
+        </w:rPr>
+      </w:pPr>
+      <w:r>
+        <w:rPr>
+          <w:rFonts w:ascii="Times New Roman" w:hAnsi="Times New Roman" w:cs="Times New Roman"/>
+        </w:rPr>
+        <w:t xml:space="preserve">Ha az adminisztrátor valamelyik alkatrészt módosítani szeretné, akkor a „Módosítás gombra kell először kattintania, majd a lap alján megjelenő ablakon megadnia a termék új adatait. </w:t>
+      </w:r>
+      <w:r>
+        <w:rPr>
+          <w:rFonts w:ascii="Times New Roman" w:hAnsi="Times New Roman" w:cs="Times New Roman"/>
+          <w:i/>
+          <w:iCs/>
+        </w:rPr>
+        <w:t>(Megjegyzés: az összes többi adminisztrátori felület leköveti ugyan ezt a sémát,, design-t és működési elvet, emiatt úgy gondoljuk, felesleges lenne egyesével bemutatni mindegyiket, mivel a különböző felületek leírása pontosan ugyan az lenne, maximum eltérő megnevezésekkel és esetlegesen eltérő megfogalmazással. Most csak az „Alkatrészek” lap lesz bemutatva, de mindegyik admin szerkesztői oldal ugyan így fog kinézni és ugyan így is fog működni. Kép a következő oldalon.)</w:t>
+      </w:r>
+    </w:p>
+    <w:p>
+      <w:pPr>
+        <w:spacing w:before="120"/>
+        <w:jc w:val="both"/>
+        <w:rPr>
+          <w:rFonts w:ascii="Times New Roman" w:hAnsi="Times New Roman" w:cs="Times New Roman"/>
+        </w:rPr>
+      </w:pPr>
+      <w:r>
+        <w:rPr>
+          <w:rFonts w:ascii="Times New Roman" w:hAnsi="Times New Roman" w:cs="Times New Roman"/>
+          <w:noProof/>
+        </w:rPr>
+        <w:lastRenderedPageBreak/>
+        <w:drawing>
+          <wp:inline distT="0" distB="0" distL="0" distR="0" wp14:anchorId="1E912DEE" wp14:editId="40AE3BB4">
+            <wp:extent cx="5743575" cy="2743200"/>
+            <wp:effectExtent l="0" t="0" r="9525" b="0"/>
+            <wp:docPr id="576212595" name="Picture 17"/>
+            <wp:cNvGraphicFramePr>
+              <a:graphicFrameLocks xmlns:a="http://schemas.openxmlformats.org/drawingml/2006/main" noChangeAspect="1"/>
+            </wp:cNvGraphicFramePr>
+            <a:graphic xmlns:a="http://schemas.openxmlformats.org/drawingml/2006/main">
+              <a:graphicData uri="http://schemas.openxmlformats.org/drawingml/2006/picture">
+                <pic:pic xmlns:pic="http://schemas.openxmlformats.org/drawingml/2006/picture">
+                  <pic:nvPicPr>
+                    <pic:cNvPr id="0" name="Picture 17"/>
+                    <pic:cNvPicPr>
+                      <a:picLocks noChangeAspect="1" noChangeArrowheads="1"/>
+                    </pic:cNvPicPr>
+                  </pic:nvPicPr>
+                  <pic:blipFill>
+                    <a:blip r:embed="rId59" cstate="print">
+                      <a:extLst>
+                        <a:ext uri="{28A0092B-C50C-407E-A947-70E740481C1C}">
+                          <a14:useLocalDpi xmlns:a14="http://schemas.microsoft.com/office/drawing/2010/main" val="0"/>
+                        </a:ext>
+                      </a:extLst>
+                    </a:blip>
+                    <a:srcRect/>
+                    <a:stretch>
+                      <a:fillRect/>
+                    </a:stretch>
+                  </pic:blipFill>
+                  <pic:spPr bwMode="auto">
+                    <a:xfrm>
+                      <a:off x="0" y="0"/>
+                      <a:ext cx="5743575" cy="2743200"/>
+                    </a:xfrm>
+                    <a:prstGeom prst="rect">
+                      <a:avLst/>
+                    </a:prstGeom>
+                    <a:noFill/>
+                    <a:ln>
+                      <a:noFill/>
+                    </a:ln>
+                  </pic:spPr>
+                </pic:pic>
+              </a:graphicData>
+            </a:graphic>
+          </wp:inline>
+        </w:drawing>
+      </w:r>
+    </w:p>
+    <w:p>
+      <w:pPr>
+        <w:spacing w:before="120"/>
+        <w:jc w:val="both"/>
+        <w:rPr>
+          <w:rFonts w:ascii="Times New Roman" w:hAnsi="Times New Roman" w:cs="Times New Roman"/>
+          <w:i/>
+          <w:iCs/>
+        </w:rPr>
+      </w:pPr>
+      <w:r>
+        <w:rPr>
+          <w:rFonts w:ascii="Times New Roman" w:hAnsi="Times New Roman" w:cs="Times New Roman"/>
+        </w:rPr>
+        <w:t xml:space="preserve">Az adminisztrátoroknak meg van a joguk, hogy egy regisztrált felhasználói fiókot is módosítsanak, ezek közé kizárólag a felhasználónév, email cím és jogkör </w:t>
+      </w:r>
+      <w:r>
+        <w:rPr>
+          <w:rFonts w:ascii="Times New Roman" w:hAnsi="Times New Roman" w:cs="Times New Roman"/>
+          <w:i/>
+          <w:iCs/>
+        </w:rPr>
+        <w:t>(„Role”)</w:t>
+      </w:r>
+      <w:r>
+        <w:rPr>
+          <w:rFonts w:ascii="Times New Roman" w:hAnsi="Times New Roman" w:cs="Times New Roman"/>
+        </w:rPr>
+        <w:t xml:space="preserve"> tartozik bele, jelszó változtatást nem végezhet adminisztrátor.</w:t>
+      </w:r>
+      <w:r>
+        <w:rPr>
+          <w:rFonts w:ascii="Times New Roman" w:hAnsi="Times New Roman" w:cs="Times New Roman"/>
+        </w:rPr>
+        <w:t xml:space="preserve"> </w:t>
+      </w:r>
+      <w:r>
+        <w:rPr>
+          <w:rFonts w:ascii="Times New Roman" w:hAnsi="Times New Roman" w:cs="Times New Roman"/>
+          <w:i/>
+          <w:iCs/>
+        </w:rPr>
+        <w:t>(Megjegyzés: egyszerű felhasználói fiók adminisztrátorivá módosítása esetén az egyetlen megváltozó funkció, hogy eltűnik mellőle a „Töröl” gomb. Ha egy olyan fiókot szeretnénk eltávolítani, ami Admin jogokkal rendelkezik, először meg kell változtatni a jogkörét, „Role”-ját „User”-re, utána lesz csak törölhető ez a fiók.</w:t>
+      </w:r>
+    </w:p>
+    <w:p>
+      <w:pPr>
+        <w:spacing w:before="120"/>
+        <w:jc w:val="both"/>
+        <w:rPr>
+          <w:rFonts w:ascii="Times New Roman" w:hAnsi="Times New Roman" w:cs="Times New Roman"/>
+        </w:rPr>
+      </w:pPr>
+      <w:r>
+        <w:rPr>
+          <w:rFonts w:ascii="Times New Roman" w:hAnsi="Times New Roman" w:cs="Times New Roman"/>
+          <w:noProof/>
+        </w:rPr>
+        <w:drawing>
+          <wp:inline distT="0" distB="0" distL="0" distR="0" wp14:anchorId="1490539D" wp14:editId="6DD2C9F7">
+            <wp:extent cx="5753100" cy="2743200"/>
+            <wp:effectExtent l="0" t="0" r="0" b="0"/>
+            <wp:docPr id="355034229" name="Picture 18"/>
+            <wp:cNvGraphicFramePr>
+              <a:graphicFrameLocks xmlns:a="http://schemas.openxmlformats.org/drawingml/2006/main" noChangeAspect="1"/>
+            </wp:cNvGraphicFramePr>
+            <a:graphic xmlns:a="http://schemas.openxmlformats.org/drawingml/2006/main">
+              <a:graphicData uri="http://schemas.openxmlformats.org/drawingml/2006/picture">
+                <pic:pic xmlns:pic="http://schemas.openxmlformats.org/drawingml/2006/picture">
+                  <pic:nvPicPr>
+                    <pic:cNvPr id="0" name="Picture 18"/>
+                    <pic:cNvPicPr>
+                      <a:picLocks noChangeAspect="1" noChangeArrowheads="1"/>
+                    </pic:cNvPicPr>
+                  </pic:nvPicPr>
+                  <pic:blipFill>
+                    <a:blip r:embed="rId60" cstate="print">
+                      <a:extLst>
+                        <a:ext uri="{28A0092B-C50C-407E-A947-70E740481C1C}">
+                          <a14:useLocalDpi xmlns:a14="http://schemas.microsoft.com/office/drawing/2010/main" val="0"/>
+                        </a:ext>
+                      </a:extLst>
+                    </a:blip>
+                    <a:srcRect/>
+                    <a:stretch>
+                      <a:fillRect/>
+                    </a:stretch>
+                  </pic:blipFill>
+                  <pic:spPr bwMode="auto">
+                    <a:xfrm>
+                      <a:off x="0" y="0"/>
+                      <a:ext cx="5753100" cy="2743200"/>
+                    </a:xfrm>
+                    <a:prstGeom prst="rect">
+                      <a:avLst/>
+                    </a:prstGeom>
+                    <a:noFill/>
+                    <a:ln>
+                      <a:noFill/>
+                    </a:ln>
+                  </pic:spPr>
+                </pic:pic>
+              </a:graphicData>
+            </a:graphic>
+          </wp:inline>
+        </w:drawing>
+      </w:r>
+    </w:p>
+    <w:p>
+      <w:pPr>
+        <w:spacing w:before="13320"/>
+        <w:jc w:val="both"/>
         <w:rPr>
           <w:rFonts w:ascii="Times New Roman" w:hAnsi="Times New Roman" w:cs="Times New Roman"/>
           <w:sz w:val="32"/>
           <w:szCs w:val="32"/>
         </w:rPr>
-        <w:t xml:space="preserve"> </w:t>
-      </w:r>
+      </w:pPr>
       <w:r>
         <w:rPr>
           <w:rFonts w:ascii="Times New Roman" w:hAnsi="Times New Roman" w:cs="Times New Roman"/>
           <w:sz w:val="32"/>
           <w:szCs w:val="32"/>
         </w:rPr>
-        <w:t>–</w:t>
+        <w:lastRenderedPageBreak/>
+        <w:t>#</w:t>
       </w:r>
       <w:r>
         <w:rPr>
@@ -5754,7 +7560,7 @@
           <w:sz w:val="32"/>
           <w:szCs w:val="32"/>
         </w:rPr>
-        <w:t xml:space="preserve"> </w:t>
+        <w:t>4</w:t>
       </w:r>
       <w:r>
         <w:rPr>
@@ -5762,7 +7568,7 @@
           <w:sz w:val="32"/>
           <w:szCs w:val="32"/>
         </w:rPr>
-        <w:t>Köszönet nyilvánítás</w:t>
+        <w:t xml:space="preserve"> </w:t>
       </w:r>
       <w:r>
         <w:rPr>
@@ -5770,7 +7576,50 @@
           <w:sz w:val="32"/>
           <w:szCs w:val="32"/>
         </w:rPr>
+        <w:t>–</w:t>
+      </w:r>
+      <w:r>
+        <w:rPr>
+          <w:rFonts w:ascii="Times New Roman" w:hAnsi="Times New Roman" w:cs="Times New Roman"/>
+          <w:sz w:val="32"/>
+          <w:szCs w:val="32"/>
+        </w:rPr>
+        <w:t xml:space="preserve"> </w:t>
+      </w:r>
+      <w:r>
+        <w:rPr>
+          <w:rFonts w:ascii="Times New Roman" w:hAnsi="Times New Roman" w:cs="Times New Roman"/>
+          <w:sz w:val="32"/>
+          <w:szCs w:val="32"/>
+        </w:rPr>
+        <w:t>Köszönet nyilvánítás</w:t>
+      </w:r>
+      <w:r>
+        <w:rPr>
+          <w:rFonts w:ascii="Times New Roman" w:hAnsi="Times New Roman" w:cs="Times New Roman"/>
+          <w:sz w:val="32"/>
+          <w:szCs w:val="32"/>
+        </w:rPr>
         <w:t xml:space="preserve"> és Projekt értékelése</w:t>
+      </w:r>
+    </w:p>
+    <w:p>
+      <w:pPr>
+        <w:spacing w:before="120"/>
+        <w:jc w:val="both"/>
+        <w:rPr>
+          <w:rFonts w:ascii="Times New Roman" w:hAnsi="Times New Roman" w:cs="Times New Roman"/>
+          <w:sz w:val="32"/>
+          <w:szCs w:val="32"/>
+        </w:rPr>
+      </w:pPr>
+      <w:r>
+        <w:rPr>
+          <w:rFonts w:ascii="Times New Roman" w:hAnsi="Times New Roman" w:cs="Times New Roman"/>
+          <w:sz w:val="32"/>
+          <w:szCs w:val="32"/>
+        </w:rPr>
+        <w:t>Köszönetnyilvánítás</w:t>
       </w:r>
     </w:p>
     <w:p>
@@ -5957,7 +7806,7 @@
         <w:rPr>
           <w:rFonts w:ascii="Times New Roman" w:hAnsi="Times New Roman" w:cs="Times New Roman"/>
         </w:rPr>
-        <w:t xml:space="preserve"> egyetlen szerencséntel órával, amivel megáldották és velünk kellett töltenie, de az igyekezete, hogy mindenben segítsen nekünk, amiben csak tud, ha kérdeztünk tőle, számunkra felbecsülhetetlen értékkel bír.</w:t>
+        <w:t xml:space="preserve"> egyetlen szerencséntel órával, amivel megáldották és velünk kellett töltenie, de az igyekezete, hogy mindenben segítsen nekünk, amiben csak tud, számunkra felbecsülhetetlen értékkel bír.</w:t>
       </w:r>
     </w:p>
     <w:p>
@@ -5986,7 +7835,7 @@
         <w:rPr>
           <w:rFonts w:ascii="Times New Roman" w:hAnsi="Times New Roman" w:cs="Times New Roman"/>
         </w:rPr>
-        <w:t xml:space="preserve"> tanár úrnak is a segítséget, aki fiatalos, így hozzánk közel álló lendületével egyértelműen nem csak tanítani próbált, hanem meg is értetni velünk a talán túlságosan is túlbonyolított Javascript-Node párost, amit bár nagy részünk nem szeret, de a tanár úr igyekezetével egy igen is megsüvegelendő példát mutathat az előtte, valamint utána járó tanároknak is.</w:t>
+        <w:t xml:space="preserve"> tanár úrnak is a segítséget, aki fiatalos, így hozzánk közel álló lendületével egyértelműen nem csak tanítani próbált, hanem meg is értetni velünk a talán túlságosan is túlbonyolított Javascript-Node párost, amit bár nagy részünk nem szeret, de a tanár úr igyekezetével egy igen is példát mutathat az előtte, valamint utána járó tanároknak is.</w:t>
       </w:r>
     </w:p>
     <w:p>
@@ -5995,17 +7844,6 @@
         <w:jc w:val="both"/>
         <w:rPr>
           <w:rFonts w:ascii="Times New Roman" w:hAnsi="Times New Roman" w:cs="Times New Roman"/>
-        </w:rPr>
-      </w:pPr>
-    </w:p>
-    <w:p>
-      <w:pPr>
-        <w:spacing w:before="240"/>
-        <w:jc w:val="both"/>
-        <w:rPr>
-          <w:rFonts w:ascii="Times New Roman" w:hAnsi="Times New Roman" w:cs="Times New Roman"/>
-          <w:i/>
-          <w:iCs/>
         </w:rPr>
       </w:pPr>
       <w:r>
@@ -6038,8 +7876,19 @@
         <w:rPr>
           <w:rFonts w:ascii="Times New Roman" w:hAnsi="Times New Roman" w:cs="Times New Roman"/>
         </w:rPr>
-        <w:t xml:space="preserve">, amíg a mi osztályunkat terelte a jó útra és végig kitartott mellettünk, habár sokszor nem is érdemeltük volna meg... </w:t>
-      </w:r>
+        <w:t>, amíg a mi osztályunkat terelte a jó útra és végig kitartott mellettünk, habár sokszor nem is érdemeltük volna meg.</w:t>
+      </w:r>
+    </w:p>
+    <w:p>
+      <w:pPr>
+        <w:spacing w:before="240"/>
+        <w:jc w:val="both"/>
+        <w:rPr>
+          <w:rFonts w:ascii="Times New Roman" w:hAnsi="Times New Roman" w:cs="Times New Roman"/>
+          <w:i/>
+          <w:iCs/>
+        </w:rPr>
+      </w:pPr>
       <w:r>
         <w:rPr>
           <w:rFonts w:ascii="Times New Roman" w:hAnsi="Times New Roman" w:cs="Times New Roman"/>
@@ -6099,8 +7948,143 @@
         <w:t>!</w:t>
       </w:r>
     </w:p>
+    <w:p>
+      <w:pPr>
+        <w:spacing w:before="480"/>
+        <w:jc w:val="both"/>
+        <w:rPr>
+          <w:rFonts w:ascii="Times New Roman" w:hAnsi="Times New Roman" w:cs="Times New Roman"/>
+          <w:sz w:val="32"/>
+          <w:szCs w:val="32"/>
+        </w:rPr>
+      </w:pPr>
+      <w:r>
+        <w:rPr>
+          <w:rFonts w:ascii="Times New Roman" w:hAnsi="Times New Roman" w:cs="Times New Roman"/>
+          <w:sz w:val="32"/>
+          <w:szCs w:val="32"/>
+        </w:rPr>
+        <w:lastRenderedPageBreak/>
+        <w:t>Projekt értékelése</w:t>
+      </w:r>
+    </w:p>
+    <w:p>
+      <w:pPr>
+        <w:spacing w:before="480"/>
+        <w:jc w:val="both"/>
+        <w:rPr>
+          <w:rFonts w:ascii="Times New Roman" w:hAnsi="Times New Roman" w:cs="Times New Roman"/>
+        </w:rPr>
+      </w:pPr>
+      <w:r>
+        <w:rPr>
+          <w:rFonts w:ascii="Times New Roman" w:hAnsi="Times New Roman" w:cs="Times New Roman"/>
+        </w:rPr>
+        <w:t xml:space="preserve">Úgy gondoljuk, projektünkkel elértük azt, amit szerettünk volna. Ugyan az igazi tervünk az lett volna, hogy egy letisztult, egyszerűen használható, könnyű kezelő felülettel rendelkező webshopot készítsünk, helyette végül egy önmagában sokkal hasznosabb programot sikerült felépítenünk, amire az elektronikai eszközök értékesítésével foglalkozó webshopok túlnyomó többségének igen is hatalmas szüksége lehet a jövőben, nem pusztán azért, mert sikerült egy bárki számára könnyen alkalmazható PC Konfig összállító weboldalat létrehoznunk a saját, önálló adatbázisával </w:t>
+      </w:r>
+      <w:r>
+        <w:rPr>
+          <w:rFonts w:ascii="Times New Roman" w:hAnsi="Times New Roman" w:cs="Times New Roman"/>
+          <w:i/>
+          <w:iCs/>
+        </w:rPr>
+        <w:t>(természetesen csak példa adatokkal)</w:t>
+      </w:r>
+      <w:r>
+        <w:rPr>
+          <w:rFonts w:ascii="Times New Roman" w:hAnsi="Times New Roman" w:cs="Times New Roman"/>
+        </w:rPr>
+        <w:t>, hanem a felhasználók érdekében is, akik egy helyen szeretnék elvégezni az álom gépük alkatrészei összeválogatását és a rendelés leadását. A Webshoppá alakítási fejlesztői ötlet, a kód könnyű újrafelhasználhatósága, az átlátható, nem túlbonyolított programnyelvek és keretrendszerek</w:t>
+      </w:r>
+      <w:r>
+        <w:rPr>
+          <w:rFonts w:ascii="Times New Roman" w:hAnsi="Times New Roman" w:cs="Times New Roman"/>
+        </w:rPr>
+        <w:t xml:space="preserve"> és természetesen a már meglévő, szerintünk minőségi alap</w:t>
+      </w:r>
+      <w:r>
+        <w:rPr>
+          <w:rFonts w:ascii="Times New Roman" w:hAnsi="Times New Roman" w:cs="Times New Roman"/>
+        </w:rPr>
+        <w:t xml:space="preserve"> pedig számunkra pont ezt teszi lehetővé</w:t>
+      </w:r>
+      <w:r>
+        <w:rPr>
+          <w:rFonts w:ascii="Times New Roman" w:hAnsi="Times New Roman" w:cs="Times New Roman"/>
+        </w:rPr>
+        <w:t>: egy olyan webshop létrehozása, ahhol a felhasználó egy helyen tud mindent elvégezni jövő beli gamer vagy munkás gépével kapcsolatban.</w:t>
+      </w:r>
+    </w:p>
+    <w:p>
+      <w:pPr>
+        <w:spacing w:before="480"/>
+        <w:jc w:val="both"/>
+        <w:rPr>
+          <w:rFonts w:ascii="Times New Roman" w:hAnsi="Times New Roman" w:cs="Times New Roman"/>
+        </w:rPr>
+      </w:pPr>
+      <w:r>
+        <w:rPr>
+          <w:rFonts w:ascii="Times New Roman" w:hAnsi="Times New Roman" w:cs="Times New Roman"/>
+        </w:rPr>
+        <w:t>Projektünket sikeresnek tekintjük, több okból is:</w:t>
+      </w:r>
+    </w:p>
+    <w:p>
+      <w:pPr>
+        <w:spacing w:before="480"/>
+        <w:ind w:left="708"/>
+        <w:jc w:val="both"/>
+        <w:rPr>
+          <w:rFonts w:ascii="Times New Roman" w:hAnsi="Times New Roman" w:cs="Times New Roman"/>
+        </w:rPr>
+      </w:pPr>
+      <w:r>
+        <w:rPr>
+          <w:rFonts w:ascii="Times New Roman" w:hAnsi="Times New Roman" w:cs="Times New Roman"/>
+        </w:rPr>
+        <w:t>-</w:t>
+      </w:r>
+      <w:r>
+        <w:rPr>
+          <w:rFonts w:ascii="Times New Roman" w:hAnsi="Times New Roman" w:cs="Times New Roman"/>
+        </w:rPr>
+        <w:t xml:space="preserve"> Az oldal készítése során nem csak egy adott programnyelvet tanultunk meg jól használni, hanem több, különböző programnyelvet tudunk most már egymással működtetni, ami nem csak ezen projekt készítése, kódolása, design-olása végett egy hatalmas plusz pont, hanem a jövőre nézve is, amikor már hivatásos munkaként végezhetjük a szoftver fejlesztést és -tesztelést.</w:t>
+      </w:r>
+    </w:p>
+    <w:p>
+      <w:pPr>
+        <w:spacing w:before="480"/>
+        <w:ind w:left="708"/>
+        <w:jc w:val="both"/>
+        <w:rPr>
+          <w:rFonts w:ascii="Times New Roman" w:hAnsi="Times New Roman" w:cs="Times New Roman"/>
+        </w:rPr>
+      </w:pPr>
+      <w:r>
+        <w:rPr>
+          <w:rFonts w:ascii="Times New Roman" w:hAnsi="Times New Roman" w:cs="Times New Roman"/>
+        </w:rPr>
+        <w:t>- Megtanultunk igazán csapatban dolgozni, megtudtuk, milyen az, amikor két embernek össze hangoltan kell dolgoznia ahhoz, hogy a végtermék ne csak elfogadható legyen, hanem törekedjünk arra, hogy a nagyvilágban is megállja a helyét, mint hivatásos programozók által készített szoftver vagy weboldal.</w:t>
+      </w:r>
+    </w:p>
+    <w:p>
+      <w:pPr>
+        <w:spacing w:before="480"/>
+        <w:jc w:val="both"/>
+        <w:rPr>
+          <w:rFonts w:ascii="Times New Roman" w:hAnsi="Times New Roman" w:cs="Times New Roman"/>
+        </w:rPr>
+      </w:pPr>
+      <w:r>
+        <w:rPr>
+          <w:rFonts w:ascii="Times New Roman" w:hAnsi="Times New Roman" w:cs="Times New Roman"/>
+        </w:rPr>
+        <w:t>Számunkra egy élvezetes, kalandos, sokszor talán nehézségekkel teli utazás volt projektünket fejleszteni, viszont mi úgy gondoljuk, sikerült pontosan azt létrehoznunk, amit megálmodtunk akkor, amikor még azt sem tudtuk, mi is pontosan az „EntityFrameworkCore”, vagy hogy miért szükséges „Swagger” az adatbázis lekérdezéséhez C-Sharp programnyelvben, vagy amikor egy borzasztó egyszerű, néhány billentyű lenyomásával orvosolható hiba miatt szinte az egész rendszer az összeomlás szélén táncolt, de végül sikerült megjavítanunk és sok hónappal később elérni a végeredményt.</w:t>
+      </w:r>
+    </w:p>
     <w:sectPr>
-      <w:headerReference w:type="default" r:id="rId45"/>
+      <w:headerReference w:type="default" r:id="rId61"/>
       <w:pgSz w:w="11906" w:h="16838"/>
       <w:pgMar w:top="1417" w:right="1417" w:bottom="1417" w:left="1417" w:header="708" w:footer="708" w:gutter="0"/>
       <w:pgNumType w:start="1"/>
@@ -7195,7 +9179,7 @@
   <w:style w:type="paragraph" w:default="1" w:styleId="Normal">
     <w:name w:val="Normal"/>
     <w:qFormat/>
-    <w:rsid w:val="00E65001"/>
+    <w:rsid w:val="00EC1240"/>
   </w:style>
   <w:style w:type="paragraph" w:styleId="Heading1">
     <w:name w:val="heading 1"/>
